--- a/flow/20230914_vu_template/drafts/2024-12-u/28-СБ-20000_мчч.docx
+++ b/flow/20230914_vu_template/drafts/2024-12-u/28-СБ-20000_мчч.docx
@@ -139,6 +139,7 @@
           <w:i/>
           <w:color w:val="FF0000"/>
           <w:sz w:val="24"/>
+          <w:lang w:val="ru-MD"/>
         </w:rPr>
         <w:t>Священник:</w:t>
       </w:r>
@@ -146,6 +147,7 @@
         <w:rPr>
           <w:rFonts w:ascii="Times New Roman" w:hAnsi="Times New Roman"/>
           <w:sz w:val="24"/>
+          <w:lang w:val="ru-MD"/>
         </w:rPr>
         <w:t xml:space="preserve"> Благословенний Бог наш завжди, нині і повсякчас, і на віки віків.</w:t>
       </w:r>
@@ -248,16 +250,7 @@
           <w:szCs w:val="24"/>
           <w:lang w:val="ru-MD"/>
         </w:rPr>
-        <w:t>Святи́й Бо́же, святи́й Крі́пкий, святи́й Без</w:t>
-      </w:r>
-      <w:r>
-        <w:rPr>
-          <w:rFonts w:ascii="Times New Roman" w:eastAsia="Times New Roman" w:hAnsi="Times New Roman" w:cs="Times New Roman"/>
-          <w:sz w:val="24"/>
-          <w:szCs w:val="24"/>
-          <w:lang w:val="ru-MD"/>
-        </w:rPr>
-        <w:t xml:space="preserve">сме́ртний, поми́луй нас. </w:t>
+        <w:t xml:space="preserve">Святи́й Бо́же, святи́й Крі́пкий, святи́й Безсме́ртний, поми́луй нас. </w:t>
       </w:r>
       <w:r>
         <w:rPr>
@@ -308,16 +301,7 @@
           <w:szCs w:val="24"/>
           <w:lang w:val="ru-MD"/>
         </w:rPr>
-        <w:t>Пресвята́ Тро́йце, поми́луй нас; Го́споди, очи́сти гріхи́ на́ші; Влади́ко, прости́ беззако́ння на́ші; Святи́й, завіта́й і зціли́ н</w:t>
-      </w:r>
-      <w:r>
-        <w:rPr>
-          <w:rFonts w:ascii="Times New Roman" w:eastAsia="Times New Roman" w:hAnsi="Times New Roman" w:cs="Times New Roman"/>
-          <w:sz w:val="24"/>
-          <w:szCs w:val="24"/>
-          <w:lang w:val="ru-MD"/>
-        </w:rPr>
-        <w:t>е́мочі на́ші, І́мени Твого́ ра́ди.</w:t>
+        <w:t>Пресвята́ Тро́йце, поми́луй нас; Го́споди, очи́сти гріхи́ на́ші; Влади́ко, прости́ беззако́ння на́ші; Святи́й, завіта́й і зціли́ не́мочі на́ші, І́мени Твого́ ра́ди.</w:t>
       </w:r>
     </w:p>
     <w:p>
@@ -388,16 +372,7 @@
           <w:szCs w:val="24"/>
           <w:lang w:val="ru-MD"/>
         </w:rPr>
-        <w:t>О́тче наш, що єси́ на небеса́х,* неха́й святи́ться ім’я́ Твоє́,* неха́й при́йде ца́рство Твоє́,* нех</w:t>
-      </w:r>
-      <w:r>
-        <w:rPr>
-          <w:rFonts w:ascii="Times New Roman" w:eastAsia="Times New Roman" w:hAnsi="Times New Roman" w:cs="Times New Roman"/>
-          <w:sz w:val="24"/>
-          <w:szCs w:val="24"/>
-          <w:lang w:val="ru-MD"/>
-        </w:rPr>
-        <w:t>а́й бу́де во́ля Твоя́, як на не́бі, так і на землі́.* Хліб наш насу́щний дай нам сього́дні;* і прости́ нам прови́ни на́ші,* як і ми проща́ємо винува́тцям на́шим;* і не введи́ нас у споку́су,* але́ ви́зволи нас від лука́вого.</w:t>
+        <w:t>О́тче наш, що єси́ на небеса́х,* неха́й святи́ться ім’я́ Твоє́,* неха́й при́йде ца́рство Твоє́,* неха́й бу́де во́ля Твоя́, як на не́бі, так і на землі́.* Хліб наш насу́щний дай нам сього́дні;* і прости́ нам прови́ни на́ші,* як і ми проща́ємо винува́тцям на́шим;* і не введи́ нас у споку́су,* але́ ви́зволи нас від лука́вого.</w:t>
       </w:r>
     </w:p>
     <w:p>
@@ -416,6 +391,7 @@
           <w:i/>
           <w:color w:val="FF0000"/>
           <w:sz w:val="24"/>
+          <w:lang w:val="ru-MD"/>
         </w:rPr>
         <w:t>Священник:</w:t>
       </w:r>
@@ -423,6 +399,7 @@
         <w:rPr>
           <w:rFonts w:ascii="Times New Roman" w:hAnsi="Times New Roman"/>
           <w:sz w:val="24"/>
+          <w:lang w:val="ru-MD"/>
         </w:rPr>
         <w:t xml:space="preserve"> Бо Твоє є царство, і сила, і слава, Отця, і Сина, і Святого Духа, нині, і повсякчас, і на віки віків.</w:t>
       </w:r>
@@ -516,16 +493,7 @@
           <w:szCs w:val="24"/>
           <w:lang w:val="ru-MD"/>
         </w:rPr>
-        <w:t>Прийді́те, поклоні́мся* царе́ві на́шо</w:t>
-      </w:r>
-      <w:r>
-        <w:rPr>
-          <w:rFonts w:ascii="Times New Roman" w:eastAsia="Times New Roman" w:hAnsi="Times New Roman" w:cs="Times New Roman"/>
-          <w:sz w:val="24"/>
-          <w:szCs w:val="24"/>
-          <w:lang w:val="ru-MD"/>
-        </w:rPr>
-        <w:t>му – Бо́гу.</w:t>
+        <w:t>Прийді́те, поклоні́мся* царе́ві на́шому – Бо́гу.</w:t>
       </w:r>
     </w:p>
     <w:p>
@@ -641,16 +609,7 @@
           <w:szCs w:val="24"/>
           <w:lang w:val="ru-MD"/>
         </w:rPr>
-        <w:t>Ти одягну́вся ве́личчю і красо́ю,* Ти сві́тлом, на́че ри́зою, покри́вс</w:t>
-      </w:r>
-      <w:r>
-        <w:rPr>
-          <w:rFonts w:ascii="Times New Roman" w:eastAsia="Times New Roman" w:hAnsi="Times New Roman" w:cs="Times New Roman"/>
-          <w:sz w:val="24"/>
-          <w:szCs w:val="24"/>
-          <w:lang w:val="ru-MD"/>
-        </w:rPr>
-        <w:t>я.</w:t>
+        <w:t>Ти одягну́вся ве́личчю і красо́ю,* Ти сві́тлом, на́че ри́зою, покри́вся.</w:t>
       </w:r>
     </w:p>
     <w:p>
@@ -779,32 +738,25 @@
           <w:szCs w:val="24"/>
           <w:lang w:val="ru-MD"/>
         </w:rPr>
-        <w:t>Пе́ред погро́зою Твоє́ю вони́ тік</w:t>
-      </w:r>
-      <w:r>
-        <w:rPr>
-          <w:rFonts w:ascii="Times New Roman" w:eastAsia="Times New Roman" w:hAnsi="Times New Roman" w:cs="Times New Roman"/>
-          <w:sz w:val="24"/>
-          <w:szCs w:val="24"/>
-          <w:lang w:val="ru-MD"/>
-        </w:rPr>
-        <w:t>а́ли,* пе́ред го́лосом гро́му Твого́ тремті́ли.</w:t>
-      </w:r>
-    </w:p>
-    <w:p>
-      <w:pPr>
-        <w:spacing w:after="120" w:line="240" w:lineRule="auto"/>
-        <w:rPr>
-          <w:rFonts w:ascii="Times New Roman" w:eastAsia="Times New Roman" w:hAnsi="Times New Roman" w:cs="Times New Roman"/>
-          <w:sz w:val="24"/>
-          <w:szCs w:val="24"/>
-        </w:rPr>
-      </w:pPr>
-      <w:r>
-        <w:rPr>
-          <w:rFonts w:ascii="Times New Roman" w:eastAsia="Times New Roman" w:hAnsi="Times New Roman" w:cs="Times New Roman"/>
-          <w:sz w:val="24"/>
-          <w:szCs w:val="24"/>
+        <w:t>Пе́ред погро́зою Твоє́ю вони́ тіка́ли,* пе́ред го́лосом гро́му Твого́ тремті́ли.</w:t>
+      </w:r>
+    </w:p>
+    <w:p>
+      <w:pPr>
+        <w:spacing w:after="120" w:line="240" w:lineRule="auto"/>
+        <w:rPr>
+          <w:rFonts w:ascii="Times New Roman" w:eastAsia="Times New Roman" w:hAnsi="Times New Roman" w:cs="Times New Roman"/>
+          <w:sz w:val="24"/>
+          <w:szCs w:val="24"/>
+          <w:lang w:val="ru-MD"/>
+        </w:rPr>
+      </w:pPr>
+      <w:r>
+        <w:rPr>
+          <w:rFonts w:ascii="Times New Roman" w:eastAsia="Times New Roman" w:hAnsi="Times New Roman" w:cs="Times New Roman"/>
+          <w:sz w:val="24"/>
+          <w:szCs w:val="24"/>
+          <w:lang w:val="ru-MD"/>
         </w:rPr>
         <w:t>Підвели́ся го́ри, зійшли́ доли́ни до мі́сця,* що Ти їм призна́чив.</w:t>
       </w:r>
@@ -816,13 +768,15 @@
           <w:rFonts w:ascii="Times New Roman" w:eastAsia="Times New Roman" w:hAnsi="Times New Roman" w:cs="Times New Roman"/>
           <w:sz w:val="24"/>
           <w:szCs w:val="24"/>
-        </w:rPr>
-      </w:pPr>
-      <w:r>
-        <w:rPr>
-          <w:rFonts w:ascii="Times New Roman" w:eastAsia="Times New Roman" w:hAnsi="Times New Roman" w:cs="Times New Roman"/>
-          <w:sz w:val="24"/>
-          <w:szCs w:val="24"/>
+          <w:lang w:val="ru-MD"/>
+        </w:rPr>
+      </w:pPr>
+      <w:r>
+        <w:rPr>
+          <w:rFonts w:ascii="Times New Roman" w:eastAsia="Times New Roman" w:hAnsi="Times New Roman" w:cs="Times New Roman"/>
+          <w:sz w:val="24"/>
+          <w:szCs w:val="24"/>
+          <w:lang w:val="ru-MD"/>
         </w:rPr>
         <w:t>Поста́вив їм грани́цю, яко́ї не пере́йдуть,* щоб зно́ву покри́ти зе́млю.</w:t>
       </w:r>
@@ -834,13 +788,15 @@
           <w:rFonts w:ascii="Times New Roman" w:eastAsia="Times New Roman" w:hAnsi="Times New Roman" w:cs="Times New Roman"/>
           <w:sz w:val="24"/>
           <w:szCs w:val="24"/>
-        </w:rPr>
-      </w:pPr>
-      <w:r>
-        <w:rPr>
-          <w:rFonts w:ascii="Times New Roman" w:eastAsia="Times New Roman" w:hAnsi="Times New Roman" w:cs="Times New Roman"/>
-          <w:sz w:val="24"/>
-          <w:szCs w:val="24"/>
+          <w:lang w:val="ru-MD"/>
+        </w:rPr>
+      </w:pPr>
+      <w:r>
+        <w:rPr>
+          <w:rFonts w:ascii="Times New Roman" w:eastAsia="Times New Roman" w:hAnsi="Times New Roman" w:cs="Times New Roman"/>
+          <w:sz w:val="24"/>
+          <w:szCs w:val="24"/>
+          <w:lang w:val="ru-MD"/>
         </w:rPr>
         <w:t>Джере́ла посила́єш у рі́ки,* які́ течу́ть по́між го́рами.</w:t>
       </w:r>
@@ -852,39 +808,35 @@
           <w:rFonts w:ascii="Times New Roman" w:eastAsia="Times New Roman" w:hAnsi="Times New Roman" w:cs="Times New Roman"/>
           <w:sz w:val="24"/>
           <w:szCs w:val="24"/>
-        </w:rPr>
-      </w:pPr>
-      <w:r>
-        <w:rPr>
-          <w:rFonts w:ascii="Times New Roman" w:eastAsia="Times New Roman" w:hAnsi="Times New Roman" w:cs="Times New Roman"/>
-          <w:sz w:val="24"/>
-          <w:szCs w:val="24"/>
-        </w:rPr>
-        <w:t>Усю́ звіри</w:t>
-      </w:r>
-      <w:r>
-        <w:rPr>
-          <w:rFonts w:ascii="Times New Roman" w:eastAsia="Times New Roman" w:hAnsi="Times New Roman" w:cs="Times New Roman"/>
-          <w:sz w:val="24"/>
-          <w:szCs w:val="24"/>
-        </w:rPr>
-        <w:t>ну́, що в по́лі, вони́ напува́ють,* ди́кі осли́ там га́сять свою́ спра́гу.</w:t>
-      </w:r>
-    </w:p>
-    <w:p>
-      <w:pPr>
-        <w:spacing w:after="120" w:line="240" w:lineRule="auto"/>
-        <w:rPr>
-          <w:rFonts w:ascii="Times New Roman" w:eastAsia="Times New Roman" w:hAnsi="Times New Roman" w:cs="Times New Roman"/>
-          <w:sz w:val="24"/>
-          <w:szCs w:val="24"/>
-        </w:rPr>
-      </w:pPr>
-      <w:r>
-        <w:rPr>
-          <w:rFonts w:ascii="Times New Roman" w:eastAsia="Times New Roman" w:hAnsi="Times New Roman" w:cs="Times New Roman"/>
-          <w:sz w:val="24"/>
-          <w:szCs w:val="24"/>
+          <w:lang w:val="ru-MD"/>
+        </w:rPr>
+      </w:pPr>
+      <w:r>
+        <w:rPr>
+          <w:rFonts w:ascii="Times New Roman" w:eastAsia="Times New Roman" w:hAnsi="Times New Roman" w:cs="Times New Roman"/>
+          <w:sz w:val="24"/>
+          <w:szCs w:val="24"/>
+          <w:lang w:val="ru-MD"/>
+        </w:rPr>
+        <w:t>Усю́ звірину́, що в по́лі, вони́ напува́ють,* ди́кі осли́ там га́сять свою́ спра́гу.</w:t>
+      </w:r>
+    </w:p>
+    <w:p>
+      <w:pPr>
+        <w:spacing w:after="120" w:line="240" w:lineRule="auto"/>
+        <w:rPr>
+          <w:rFonts w:ascii="Times New Roman" w:eastAsia="Times New Roman" w:hAnsi="Times New Roman" w:cs="Times New Roman"/>
+          <w:sz w:val="24"/>
+          <w:szCs w:val="24"/>
+          <w:lang w:val="ru-MD"/>
+        </w:rPr>
+      </w:pPr>
+      <w:r>
+        <w:rPr>
+          <w:rFonts w:ascii="Times New Roman" w:eastAsia="Times New Roman" w:hAnsi="Times New Roman" w:cs="Times New Roman"/>
+          <w:sz w:val="24"/>
+          <w:szCs w:val="24"/>
+          <w:lang w:val="ru-MD"/>
         </w:rPr>
         <w:t>Над ни́ми ку́блиться небе́сне пта́ство,* з-по́між гілля́к дає́ свій го́лос.</w:t>
       </w:r>
@@ -896,13 +848,15 @@
           <w:rFonts w:ascii="Times New Roman" w:eastAsia="Times New Roman" w:hAnsi="Times New Roman" w:cs="Times New Roman"/>
           <w:sz w:val="24"/>
           <w:szCs w:val="24"/>
-        </w:rPr>
-      </w:pPr>
-      <w:r>
-        <w:rPr>
-          <w:rFonts w:ascii="Times New Roman" w:eastAsia="Times New Roman" w:hAnsi="Times New Roman" w:cs="Times New Roman"/>
-          <w:sz w:val="24"/>
-          <w:szCs w:val="24"/>
+          <w:lang w:val="ru-MD"/>
+        </w:rPr>
+      </w:pPr>
+      <w:r>
+        <w:rPr>
+          <w:rFonts w:ascii="Times New Roman" w:eastAsia="Times New Roman" w:hAnsi="Times New Roman" w:cs="Times New Roman"/>
+          <w:sz w:val="24"/>
+          <w:szCs w:val="24"/>
+          <w:lang w:val="ru-MD"/>
         </w:rPr>
         <w:t>Ти напува́єш го́ри з Твої́х го́рниць,* земля́ наси́чується пло́дом діл Твої́х.</w:t>
       </w:r>
@@ -914,39 +868,35 @@
           <w:rFonts w:ascii="Times New Roman" w:eastAsia="Times New Roman" w:hAnsi="Times New Roman" w:cs="Times New Roman"/>
           <w:sz w:val="24"/>
           <w:szCs w:val="24"/>
-        </w:rPr>
-      </w:pPr>
-      <w:r>
-        <w:rPr>
-          <w:rFonts w:ascii="Times New Roman" w:eastAsia="Times New Roman" w:hAnsi="Times New Roman" w:cs="Times New Roman"/>
-          <w:sz w:val="24"/>
-          <w:szCs w:val="24"/>
-        </w:rPr>
-        <w:t>Виро́щуєш траву́ для ско́т</w:t>
-      </w:r>
-      <w:r>
-        <w:rPr>
-          <w:rFonts w:ascii="Times New Roman" w:eastAsia="Times New Roman" w:hAnsi="Times New Roman" w:cs="Times New Roman"/>
-          <w:sz w:val="24"/>
-          <w:szCs w:val="24"/>
-        </w:rPr>
-        <w:t>у, зе́ла – на вжи́ток лю́дям,* щоб хліб із землі́ добува́ли:</w:t>
-      </w:r>
-    </w:p>
-    <w:p>
-      <w:pPr>
-        <w:spacing w:after="120" w:line="240" w:lineRule="auto"/>
-        <w:rPr>
-          <w:rFonts w:ascii="Times New Roman" w:eastAsia="Times New Roman" w:hAnsi="Times New Roman" w:cs="Times New Roman"/>
-          <w:sz w:val="24"/>
-          <w:szCs w:val="24"/>
-        </w:rPr>
-      </w:pPr>
-      <w:r>
-        <w:rPr>
-          <w:rFonts w:ascii="Times New Roman" w:eastAsia="Times New Roman" w:hAnsi="Times New Roman" w:cs="Times New Roman"/>
-          <w:sz w:val="24"/>
-          <w:szCs w:val="24"/>
+          <w:lang w:val="ru-MD"/>
+        </w:rPr>
+      </w:pPr>
+      <w:r>
+        <w:rPr>
+          <w:rFonts w:ascii="Times New Roman" w:eastAsia="Times New Roman" w:hAnsi="Times New Roman" w:cs="Times New Roman"/>
+          <w:sz w:val="24"/>
+          <w:szCs w:val="24"/>
+          <w:lang w:val="ru-MD"/>
+        </w:rPr>
+        <w:t>Виро́щуєш траву́ для ско́ту, зе́ла – на вжи́ток лю́дям,* щоб хліб із землі́ добува́ли:</w:t>
+      </w:r>
+    </w:p>
+    <w:p>
+      <w:pPr>
+        <w:spacing w:after="120" w:line="240" w:lineRule="auto"/>
+        <w:rPr>
+          <w:rFonts w:ascii="Times New Roman" w:eastAsia="Times New Roman" w:hAnsi="Times New Roman" w:cs="Times New Roman"/>
+          <w:sz w:val="24"/>
+          <w:szCs w:val="24"/>
+          <w:lang w:val="ru-MD"/>
+        </w:rPr>
+      </w:pPr>
+      <w:r>
+        <w:rPr>
+          <w:rFonts w:ascii="Times New Roman" w:eastAsia="Times New Roman" w:hAnsi="Times New Roman" w:cs="Times New Roman"/>
+          <w:sz w:val="24"/>
+          <w:szCs w:val="24"/>
+          <w:lang w:val="ru-MD"/>
         </w:rPr>
         <w:t>Вино́, що се́рце лю́дське звеселя́є, олі́ю, щоб від не́ї ясні́ло обли́ччя,* і хліб, що скрі́плює се́рце лю́дське.</w:t>
       </w:r>
@@ -958,13 +908,15 @@
           <w:rFonts w:ascii="Times New Roman" w:eastAsia="Times New Roman" w:hAnsi="Times New Roman" w:cs="Times New Roman"/>
           <w:sz w:val="24"/>
           <w:szCs w:val="24"/>
-        </w:rPr>
-      </w:pPr>
-      <w:r>
-        <w:rPr>
-          <w:rFonts w:ascii="Times New Roman" w:eastAsia="Times New Roman" w:hAnsi="Times New Roman" w:cs="Times New Roman"/>
-          <w:sz w:val="24"/>
-          <w:szCs w:val="24"/>
+          <w:lang w:val="ru-MD"/>
+        </w:rPr>
+      </w:pPr>
+      <w:r>
+        <w:rPr>
+          <w:rFonts w:ascii="Times New Roman" w:eastAsia="Times New Roman" w:hAnsi="Times New Roman" w:cs="Times New Roman"/>
+          <w:sz w:val="24"/>
+          <w:szCs w:val="24"/>
+          <w:lang w:val="ru-MD"/>
         </w:rPr>
         <w:t>Наси́чуються дере́ва Госпо́дні,* ке́дри лива́нські, що посади́в їх.</w:t>
       </w:r>
@@ -986,16 +938,7 @@
           <w:szCs w:val="24"/>
           <w:lang w:val="ru-MD"/>
         </w:rPr>
-        <w:t>На них гніздя</w:t>
-      </w:r>
-      <w:r>
-        <w:rPr>
-          <w:rFonts w:ascii="Times New Roman" w:eastAsia="Times New Roman" w:hAnsi="Times New Roman" w:cs="Times New Roman"/>
-          <w:sz w:val="24"/>
-          <w:szCs w:val="24"/>
-          <w:lang w:val="ru-MD"/>
-        </w:rPr>
-        <w:t>́ться пти́ці;* бу́сли – на кипари́сах ї́хнє житло́.</w:t>
+        <w:t>На них гніздя́ться пти́ці;* бу́сли – на кипари́сах ї́хнє житло́.</w:t>
       </w:r>
     </w:p>
     <w:p>
@@ -1064,16 +1007,7 @@
           <w:szCs w:val="24"/>
           <w:lang w:val="ru-MD"/>
         </w:rPr>
-        <w:t>Наво́диш те́мряву, і ніч надхо́дить,* що в ній вору́шаться усі́ зві́рі діб</w:t>
-      </w:r>
-      <w:r>
-        <w:rPr>
-          <w:rFonts w:ascii="Times New Roman" w:eastAsia="Times New Roman" w:hAnsi="Times New Roman" w:cs="Times New Roman"/>
-          <w:sz w:val="24"/>
-          <w:szCs w:val="24"/>
-          <w:lang w:val="ru-MD"/>
-        </w:rPr>
-        <w:t>ро́вні.</w:t>
+        <w:t>Наво́диш те́мряву, і ніч надхо́дить,* що в ній вору́шаться усі́ зві́рі дібро́вні.</w:t>
       </w:r>
     </w:p>
     <w:p>
@@ -1182,16 +1116,7 @@
           <w:szCs w:val="24"/>
           <w:lang w:val="ru-MD"/>
         </w:rPr>
-        <w:t>Ось мо́ре вели́ке, преширо́ке,* у ньо́му плазуні́в без лі́ку, зві́рів мали́х і вел</w:t>
-      </w:r>
-      <w:r>
-        <w:rPr>
-          <w:rFonts w:ascii="Times New Roman" w:eastAsia="Times New Roman" w:hAnsi="Times New Roman" w:cs="Times New Roman"/>
-          <w:sz w:val="24"/>
-          <w:szCs w:val="24"/>
-          <w:lang w:val="ru-MD"/>
-        </w:rPr>
-        <w:t>и́ких.</w:t>
+        <w:t>Ось мо́ре вели́ке, преширо́ке,* у ньо́му плазуні́в без лі́ку, зві́рів мали́х і вели́ких.</w:t>
       </w:r>
     </w:p>
     <w:p>
@@ -1271,16 +1196,7 @@
           <w:szCs w:val="24"/>
           <w:lang w:val="ru-MD"/>
         </w:rPr>
-        <w:t>Вони́ бенте</w:t>
-      </w:r>
-      <w:r>
-        <w:rPr>
-          <w:rFonts w:ascii="Times New Roman" w:eastAsia="Times New Roman" w:hAnsi="Times New Roman" w:cs="Times New Roman"/>
-          <w:sz w:val="24"/>
-          <w:szCs w:val="24"/>
-          <w:lang w:val="ru-MD"/>
-        </w:rPr>
-        <w:t>́жаться, коли́ хова́єш вид Свій;* як забира́єш дух у них, вони́ ги́нуть і поверта́ються у свій по́рох.</w:t>
+        <w:t>Вони́ бенте́жаться, коли́ хова́єш вид Свій;* як забира́єш дух у них, вони́ ги́нуть і поверта́ються у свій по́рох.</w:t>
       </w:r>
     </w:p>
     <w:p>
@@ -1340,16 +1256,7 @@
           <w:szCs w:val="24"/>
           <w:lang w:val="ru-MD"/>
         </w:rPr>
-        <w:t>Спо</w:t>
-      </w:r>
-      <w:r>
-        <w:rPr>
-          <w:rFonts w:ascii="Times New Roman" w:eastAsia="Times New Roman" w:hAnsi="Times New Roman" w:cs="Times New Roman"/>
-          <w:sz w:val="24"/>
-          <w:szCs w:val="24"/>
-          <w:lang w:val="ru-MD"/>
-        </w:rPr>
-        <w:t>гля́не Він на зе́млю, і вона́ стряса́ється,* торкне́ться гір, вони́ диму́ють.</w:t>
+        <w:t>Спогля́не Він на зе́млю, і вона́ стряса́ється,* торкне́ться гір, вони́ диму́ють.</w:t>
       </w:r>
     </w:p>
     <w:p>
@@ -1410,16 +1317,7 @@
           <w:szCs w:val="24"/>
           <w:lang w:val="ru-MD"/>
         </w:rPr>
-        <w:t>Неха́й грі́шники з з</w:t>
-      </w:r>
-      <w:r>
-        <w:rPr>
-          <w:rFonts w:ascii="Times New Roman" w:eastAsia="Times New Roman" w:hAnsi="Times New Roman" w:cs="Times New Roman"/>
-          <w:sz w:val="24"/>
-          <w:szCs w:val="24"/>
-          <w:lang w:val="ru-MD"/>
-        </w:rPr>
-        <w:t>емлі ще́знуть, і беззако́нних бі́льше неха́й не бу́де.* Благослови́, душе́ моя́, Го́спода.</w:t>
+        <w:t>Неха́й грі́шники з землі ще́знуть, і беззако́нних бі́льше неха́й не бу́де.* Благослови́, душе́ моя́, Го́спода.</w:t>
       </w:r>
     </w:p>
     <w:p>
@@ -1479,16 +1377,7 @@
           <w:szCs w:val="24"/>
           <w:lang w:val="ru-MD"/>
         </w:rPr>
-        <w:t>Сла́ва Отцю́, і Си́ну, і Свято́му</w:t>
-      </w:r>
-      <w:r>
-        <w:rPr>
-          <w:rFonts w:ascii="Times New Roman" w:eastAsia="Times New Roman" w:hAnsi="Times New Roman" w:cs="Times New Roman"/>
-          <w:sz w:val="24"/>
-          <w:szCs w:val="24"/>
-          <w:lang w:val="ru-MD"/>
-        </w:rPr>
-        <w:t xml:space="preserve"> Ду́хові,* І ни́ні, і повсякча́с, і на ві́ки вікі́в. Амі́нь.</w:t>
+        <w:t>Сла́ва Отцю́, і Си́ну, і Свято́му Ду́хові,* І ни́ні, і повсякча́с, і на ві́ки вікі́в. Амі́нь.</w:t>
       </w:r>
     </w:p>
     <w:p>
@@ -1609,35 +1498,18 @@
           <w:szCs w:val="24"/>
           <w:lang w:val="ru-MD"/>
         </w:rPr>
-        <w:t xml:space="preserve"> Господи щедрий і милосердний, довготерпеливий і многомилостивий! Вислухай молитви наші і зверни увагу на голос моління нашого і яви нам знак милости Твоєї, наведи нас на дорогу Тв</w:t>
-      </w:r>
-      <w:r>
-        <w:rPr>
-          <w:rFonts w:ascii="Times New Roman" w:eastAsia="Times New Roman" w:hAnsi="Times New Roman" w:cs="Times New Roman"/>
-          <w:sz w:val="24"/>
-          <w:szCs w:val="24"/>
-          <w:lang w:val="ru-MD"/>
-        </w:rPr>
-        <w:t>ою, щоб ходили ми в Твоїй правді. Звесели серця наші, щоб ми боялись імення Твого святого, бо Ти великий і твориш чуда; Ти Бог єдиний і немає подібного Тобі між богами, Господи. Ти сильний у милості і добрий у силі, аби допомагати й утішати, і спасати всіх</w:t>
-      </w:r>
-      <w:r>
-        <w:rPr>
-          <w:rFonts w:ascii="Times New Roman" w:eastAsia="Times New Roman" w:hAnsi="Times New Roman" w:cs="Times New Roman"/>
-          <w:sz w:val="24"/>
-          <w:szCs w:val="24"/>
-          <w:lang w:val="ru-MD"/>
-        </w:rPr>
-        <w:t>, хто на ім'я Твоє святе уповає. Бо Тобі належить усяка слава, честь і поклоніння: Отцю, Сину, і Святому Духові, нині і повсякчас, і на віки віків. Амінь.</w:t>
-      </w:r>
-    </w:p>
-    <w:p>
-      <w:pPr>
-        <w:spacing w:after="120" w:line="240" w:lineRule="auto"/>
-        <w:jc w:val="both"/>
-        <w:rPr>
-          <w:rFonts w:ascii="Times New Roman" w:eastAsia="Times New Roman" w:hAnsi="Times New Roman" w:cs="Times New Roman"/>
-          <w:sz w:val="24"/>
-          <w:szCs w:val="24"/>
+        <w:t xml:space="preserve"> Господи щедрий і милосердний, довготерпеливий і многомилостивий! Вислухай молитви наші і зверни увагу на голос моління нашого і яви нам знак милости Твоєї, наведи нас на дорогу Твою, щоб ходили ми в Твоїй правді. Звесели серця наші, щоб ми боялись імення Твого святого, бо Ти великий і твориш чуда; Ти Бог єдиний і немає подібного Тобі між богами, Господи. Ти сильний у милості і добрий у силі, аби допомагати й утішати, і спасати всіх, хто на ім'я Твоє святе уповає. Бо Тобі належить усяка слава, честь і поклоніння: Отцю, Сину, і Святому Духові, нині і повсякчас, і на віки віків. Амінь.</w:t>
+      </w:r>
+    </w:p>
+    <w:p>
+      <w:pPr>
+        <w:spacing w:after="120" w:line="240" w:lineRule="auto"/>
+        <w:jc w:val="both"/>
+        <w:rPr>
+          <w:rFonts w:ascii="Times New Roman" w:eastAsia="Times New Roman" w:hAnsi="Times New Roman" w:cs="Times New Roman"/>
+          <w:sz w:val="24"/>
+          <w:szCs w:val="24"/>
+          <w:lang w:val="ru-MD"/>
         </w:rPr>
       </w:pPr>
       <w:r>
@@ -1657,50 +1529,36 @@
           <w:szCs w:val="24"/>
           <w:lang w:val="ru-MD"/>
         </w:rPr>
-        <w:t>Господи, в обуренні Твоїм не картай нас, ані в гніві Твоїм нас не карай, але поводься з нами за ми</w:t>
-      </w:r>
-      <w:r>
-        <w:rPr>
-          <w:rFonts w:ascii="Times New Roman" w:eastAsia="Times New Roman" w:hAnsi="Times New Roman" w:cs="Times New Roman"/>
-          <w:sz w:val="24"/>
-          <w:szCs w:val="24"/>
-          <w:lang w:val="ru-MD"/>
-        </w:rPr>
-        <w:t xml:space="preserve">лістю </w:t>
-      </w:r>
-      <w:r>
-        <w:rPr>
-          <w:rFonts w:ascii="Times New Roman" w:eastAsia="Times New Roman" w:hAnsi="Times New Roman" w:cs="Times New Roman"/>
-          <w:sz w:val="24"/>
-          <w:szCs w:val="24"/>
-        </w:rPr>
-        <w:t xml:space="preserve">Твоєю, Лікарю і Зцілителю душ наших. Приведи нас до бажаної пристані Твоєї, просвіти очі сердець наших на пізнання Твоєї правди і дай нам останок теперішнього дня мирний і безгрішний, і ввесь час життя нашого, заради молитов святої Богородиці і всіх </w:t>
-      </w:r>
-      <w:r>
-        <w:rPr>
-          <w:rFonts w:ascii="Times New Roman" w:eastAsia="Times New Roman" w:hAnsi="Times New Roman" w:cs="Times New Roman"/>
-          <w:sz w:val="24"/>
-          <w:szCs w:val="24"/>
-        </w:rPr>
-        <w:t>святих. Бо Твоя влада і Твоє царство, і сила, і слава: Отця, і Сина, і Святого Духа, нині і повсякчас, і на віки віків. Амінь.</w:t>
-      </w:r>
-    </w:p>
-    <w:p>
-      <w:pPr>
-        <w:spacing w:after="120" w:line="240" w:lineRule="auto"/>
-        <w:jc w:val="both"/>
-        <w:rPr>
-          <w:rFonts w:ascii="Times New Roman" w:eastAsia="Times New Roman" w:hAnsi="Times New Roman" w:cs="Times New Roman"/>
-          <w:sz w:val="24"/>
-          <w:szCs w:val="24"/>
-        </w:rPr>
-      </w:pPr>
-      <w:r>
-        <w:rPr>
-          <w:rFonts w:ascii="Times New Roman" w:eastAsia="Times New Roman" w:hAnsi="Times New Roman" w:cs="Times New Roman"/>
-          <w:color w:val="FF0000"/>
-          <w:sz w:val="24"/>
-          <w:szCs w:val="24"/>
+        <w:t xml:space="preserve">Господи, в обуренні Твоїм не картай нас, ані в гніві Твоїм нас не карай, але поводься з нами за милістю </w:t>
+      </w:r>
+      <w:r>
+        <w:rPr>
+          <w:rFonts w:ascii="Times New Roman" w:eastAsia="Times New Roman" w:hAnsi="Times New Roman" w:cs="Times New Roman"/>
+          <w:sz w:val="24"/>
+          <w:szCs w:val="24"/>
+          <w:lang w:val="ru-MD"/>
+        </w:rPr>
+        <w:t>Твоєю, Лікарю і Зцілителю душ наших. Приведи нас до бажаної пристані Твоєї, просвіти очі сердець наших на пізнання Твоєї правди і дай нам останок теперішнього дня мирний і безгрішний, і ввесь час життя нашого, заради молитов святої Богородиці і всіх святих. Бо Твоя влада і Твоє царство, і сила, і слава: Отця, і Сина, і Святого Духа, нині і повсякчас, і на віки віків. Амінь.</w:t>
+      </w:r>
+    </w:p>
+    <w:p>
+      <w:pPr>
+        <w:spacing w:after="120" w:line="240" w:lineRule="auto"/>
+        <w:jc w:val="both"/>
+        <w:rPr>
+          <w:rFonts w:ascii="Times New Roman" w:eastAsia="Times New Roman" w:hAnsi="Times New Roman" w:cs="Times New Roman"/>
+          <w:sz w:val="24"/>
+          <w:szCs w:val="24"/>
+          <w:lang w:val="ru-MD"/>
+        </w:rPr>
+      </w:pPr>
+      <w:r>
+        <w:rPr>
+          <w:rFonts w:ascii="Times New Roman" w:eastAsia="Times New Roman" w:hAnsi="Times New Roman" w:cs="Times New Roman"/>
+          <w:color w:val="FF0000"/>
+          <w:sz w:val="24"/>
+          <w:szCs w:val="24"/>
+          <w:lang w:val="ru-MD"/>
         </w:rPr>
         <w:t>3.</w:t>
       </w:r>
@@ -1709,42 +1567,29 @@
           <w:rFonts w:ascii="Times New Roman" w:eastAsia="Times New Roman" w:hAnsi="Times New Roman" w:cs="Times New Roman"/>
           <w:sz w:val="24"/>
           <w:szCs w:val="24"/>
-        </w:rPr>
-        <w:t xml:space="preserve"> Господи, Боже наш! Згадай нас грішних і недостойних слуг Твоїх, коли призиваємо святе ім'я Твоє, і не осороми нас, коли очікує</w:t>
-      </w:r>
-      <w:r>
-        <w:rPr>
-          <w:rFonts w:ascii="Times New Roman" w:eastAsia="Times New Roman" w:hAnsi="Times New Roman" w:cs="Times New Roman"/>
-          <w:sz w:val="24"/>
-          <w:szCs w:val="24"/>
-        </w:rPr>
-        <w:t>мо милости Твоєї, але вислухай, Господи, усі наші спасенні прохання, і вчини нас достойними любити і боятися Тебе від усього серця нашого і творити в усьому волю Твою. Бо Ти є благий і людинолюбний Бог, і Тобі славу возсилаємо: Отцю, і Сину, і Святому Духо</w:t>
-      </w:r>
-      <w:r>
-        <w:rPr>
-          <w:rFonts w:ascii="Times New Roman" w:eastAsia="Times New Roman" w:hAnsi="Times New Roman" w:cs="Times New Roman"/>
-          <w:sz w:val="24"/>
-          <w:szCs w:val="24"/>
-        </w:rPr>
-        <w:t>ві, нині і повсякчас, і на віки віків. Амінь.</w:t>
-      </w:r>
-    </w:p>
-    <w:p>
-      <w:pPr>
-        <w:spacing w:after="120" w:line="240" w:lineRule="auto"/>
-        <w:jc w:val="both"/>
-        <w:rPr>
-          <w:rFonts w:ascii="Times New Roman" w:eastAsia="Times New Roman" w:hAnsi="Times New Roman" w:cs="Times New Roman"/>
-          <w:sz w:val="24"/>
-          <w:szCs w:val="24"/>
-        </w:rPr>
-      </w:pPr>
-      <w:r>
-        <w:rPr>
-          <w:rFonts w:ascii="Times New Roman" w:eastAsia="Times New Roman" w:hAnsi="Times New Roman" w:cs="Times New Roman"/>
-          <w:color w:val="FF0000"/>
-          <w:sz w:val="24"/>
-          <w:szCs w:val="24"/>
+          <w:lang w:val="ru-MD"/>
+        </w:rPr>
+        <w:t xml:space="preserve"> Господи, Боже наш! Згадай нас грішних і недостойних слуг Твоїх, коли призиваємо святе ім'я Твоє, і не осороми нас, коли очікуємо милости Твоєї, але вислухай, Господи, усі наші спасенні прохання, і вчини нас достойними любити і боятися Тебе від усього серця нашого і творити в усьому волю Твою. Бо Ти є благий і людинолюбний Бог, і Тобі славу возсилаємо: Отцю, і Сину, і Святому Духові, нині і повсякчас, і на віки віків. Амінь.</w:t>
+      </w:r>
+    </w:p>
+    <w:p>
+      <w:pPr>
+        <w:spacing w:after="120" w:line="240" w:lineRule="auto"/>
+        <w:jc w:val="both"/>
+        <w:rPr>
+          <w:rFonts w:ascii="Times New Roman" w:eastAsia="Times New Roman" w:hAnsi="Times New Roman" w:cs="Times New Roman"/>
+          <w:sz w:val="24"/>
+          <w:szCs w:val="24"/>
+          <w:lang w:val="ru-MD"/>
+        </w:rPr>
+      </w:pPr>
+      <w:r>
+        <w:rPr>
+          <w:rFonts w:ascii="Times New Roman" w:eastAsia="Times New Roman" w:hAnsi="Times New Roman" w:cs="Times New Roman"/>
+          <w:color w:val="FF0000"/>
+          <w:sz w:val="24"/>
+          <w:szCs w:val="24"/>
+          <w:lang w:val="ru-MD"/>
         </w:rPr>
         <w:t xml:space="preserve">4. </w:t>
       </w:r>
@@ -1753,35 +1598,29 @@
           <w:rFonts w:ascii="Times New Roman" w:eastAsia="Times New Roman" w:hAnsi="Times New Roman" w:cs="Times New Roman"/>
           <w:sz w:val="24"/>
           <w:szCs w:val="24"/>
-        </w:rPr>
-        <w:t xml:space="preserve">Невмовкаючими піснями і неустанними величаннями святих сил оспівуваний, наповни уста наші хвалінням Твоїм, щоб віддавати шану імені Твоєму святому; і дай нам частку і спадкоємство з усіма, що почитають Тебе </w:t>
-      </w:r>
-      <w:r>
-        <w:rPr>
-          <w:rFonts w:ascii="Times New Roman" w:eastAsia="Times New Roman" w:hAnsi="Times New Roman" w:cs="Times New Roman"/>
-          <w:sz w:val="24"/>
-          <w:szCs w:val="24"/>
-        </w:rPr>
-        <w:t>в правді і зберігають заповіді Твої, молитвами святої Богородиці і всіх святих Твоїх. Бо Тобі належить усяка слава, честь і поклоніння: Отцю, і Сину, і Святому Духові, нині і повсякчас, і на віки віків. Амінь.</w:t>
-      </w:r>
-    </w:p>
-    <w:p>
-      <w:pPr>
-        <w:spacing w:after="120" w:line="240" w:lineRule="auto"/>
-        <w:jc w:val="both"/>
-        <w:rPr>
-          <w:rFonts w:ascii="Times New Roman" w:eastAsia="Times New Roman" w:hAnsi="Times New Roman" w:cs="Times New Roman"/>
-          <w:sz w:val="24"/>
-          <w:szCs w:val="24"/>
-          <w:lang w:val="ru-MD"/>
-        </w:rPr>
-      </w:pPr>
-      <w:r>
-        <w:rPr>
-          <w:rFonts w:ascii="Times New Roman" w:eastAsia="Times New Roman" w:hAnsi="Times New Roman" w:cs="Times New Roman"/>
-          <w:color w:val="FF0000"/>
-          <w:sz w:val="24"/>
-          <w:szCs w:val="24"/>
+          <w:lang w:val="ru-MD"/>
+        </w:rPr>
+        <w:t>Невмовкаючими піснями і неустанними величаннями святих сил оспівуваний, наповни уста наші хвалінням Твоїм, щоб віддавати шану імені Твоєму святому; і дай нам частку і спадкоємство з усіма, що почитають Тебе в правді і зберігають заповіді Твої, молитвами святої Богородиці і всіх святих Твоїх. Бо Тобі належить усяка слава, честь і поклоніння: Отцю, і Сину, і Святому Духові, нині і повсякчас, і на віки віків. Амінь.</w:t>
+      </w:r>
+    </w:p>
+    <w:p>
+      <w:pPr>
+        <w:spacing w:after="120" w:line="240" w:lineRule="auto"/>
+        <w:jc w:val="both"/>
+        <w:rPr>
+          <w:rFonts w:ascii="Times New Roman" w:eastAsia="Times New Roman" w:hAnsi="Times New Roman" w:cs="Times New Roman"/>
+          <w:sz w:val="24"/>
+          <w:szCs w:val="24"/>
+          <w:lang w:val="ru-MD"/>
+        </w:rPr>
+      </w:pPr>
+      <w:r>
+        <w:rPr>
+          <w:rFonts w:ascii="Times New Roman" w:eastAsia="Times New Roman" w:hAnsi="Times New Roman" w:cs="Times New Roman"/>
+          <w:color w:val="FF0000"/>
+          <w:sz w:val="24"/>
+          <w:szCs w:val="24"/>
+          <w:lang w:val="ru-MD"/>
         </w:rPr>
         <w:t>5.</w:t>
       </w:r>
@@ -1790,34 +1629,18 @@
           <w:rFonts w:ascii="Times New Roman" w:eastAsia="Times New Roman" w:hAnsi="Times New Roman" w:cs="Times New Roman"/>
           <w:sz w:val="24"/>
           <w:szCs w:val="24"/>
-        </w:rPr>
-        <w:t xml:space="preserve"> Благословенний Ти, Господи Боже, Вседержите</w:t>
-      </w:r>
-      <w:r>
-        <w:rPr>
-          <w:rFonts w:ascii="Times New Roman" w:eastAsia="Times New Roman" w:hAnsi="Times New Roman" w:cs="Times New Roman"/>
-          <w:sz w:val="24"/>
-          <w:szCs w:val="24"/>
-        </w:rPr>
-        <w:t xml:space="preserve">лю, що знаєш думки людські, що відаєш те, чого ми потребуємо, і багато більше, ніж ми просимо, або розуміємо. </w:t>
-      </w:r>
-      <w:r>
-        <w:rPr>
-          <w:rFonts w:ascii="Times New Roman" w:eastAsia="Times New Roman" w:hAnsi="Times New Roman" w:cs="Times New Roman"/>
-          <w:sz w:val="24"/>
-          <w:szCs w:val="24"/>
-          <w:lang w:val="ru-MD"/>
-        </w:rPr>
-        <w:t>Самий Ти, людинолюбний Царю, у всьому добрий, задовольни нас багатством Твоїх ласк, щоб ми непостидною совістю призивали святе ім'я Твоє; і не вве</w:t>
-      </w:r>
-      <w:r>
-        <w:rPr>
-          <w:rFonts w:ascii="Times New Roman" w:eastAsia="Times New Roman" w:hAnsi="Times New Roman" w:cs="Times New Roman"/>
-          <w:sz w:val="24"/>
-          <w:szCs w:val="24"/>
-          <w:lang w:val="ru-MD"/>
-        </w:rPr>
-        <w:t xml:space="preserve">ди нас у спокусу, але визволь нас від злого, і провидінням Твоїм дай нам усе корисне. Бо Тобі </w:t>
+          <w:lang w:val="ru-MD"/>
+        </w:rPr>
+        <w:t xml:space="preserve"> Благословенний Ти, Господи Боже, Вседержителю, що знаєш думки людські, що відаєш те, чого ми потребуємо, і багато більше, ніж ми просимо, або розуміємо. </w:t>
+      </w:r>
+      <w:r>
+        <w:rPr>
+          <w:rFonts w:ascii="Times New Roman" w:eastAsia="Times New Roman" w:hAnsi="Times New Roman" w:cs="Times New Roman"/>
+          <w:sz w:val="24"/>
+          <w:szCs w:val="24"/>
+          <w:lang w:val="ru-MD"/>
+        </w:rPr>
+        <w:t xml:space="preserve">Самий Ти, людинолюбний Царю, у всьому добрий, задовольни нас багатством Твоїх ласк, щоб ми непостидною совістю призивали святе ім'я Твоє; і не введи нас у спокусу, але визволь нас від злого, і провидінням Твоїм дай нам усе корисне. Бо Тобі </w:t>
       </w:r>
       <w:r>
         <w:rPr>
@@ -1838,6 +1661,7 @@
           <w:rFonts w:ascii="Times New Roman" w:eastAsia="Times New Roman" w:hAnsi="Times New Roman" w:cs="Times New Roman"/>
           <w:sz w:val="24"/>
           <w:szCs w:val="24"/>
+          <w:lang w:val="ru-MD"/>
         </w:rPr>
       </w:pPr>
       <w:r>
@@ -1864,7 +1688,7 @@
               <w:szCs w:val="24"/>
               <w:lang w:val="ru-MD"/>
             </w:rPr>
-            <w:t xml:space="preserve"> Господи, Господи, що пречистою Твоєю долоне</w:t>
+            <w:t xml:space="preserve"> Господи, Господи, що пречистою Твоєю долонею все утримуєш, що довго терпиш нам усім, і жалієшся задля нашої злоби! </w:t>
           </w:r>
           <w:r>
             <w:rPr>
@@ -1873,23 +1697,7 @@
               <w:szCs w:val="24"/>
               <w:lang w:val="ru-MD"/>
             </w:rPr>
-            <w:t xml:space="preserve">ю все утримуєш, що довго терпиш нам усім, і жалієшся задля нашої злоби! </w:t>
-          </w:r>
-          <w:r>
-            <w:rPr>
-              <w:rFonts w:ascii="Gungsuh" w:eastAsia="Gungsuh" w:hAnsi="Gungsuh" w:cs="Gungsuh"/>
-              <w:sz w:val="24"/>
-              <w:szCs w:val="24"/>
-            </w:rPr>
-            <w:t xml:space="preserve">Згадай Твої милості і ласки, відвідай нас у Твоїй доброті і дай нам пройти й останок нинішнього дня вільним від різних затій лукавого, і збережи наше життя без напастувань, благодаттю </w:t>
-          </w:r>
-          <w:r>
-            <w:rPr>
-              <w:rFonts w:ascii="Gungsuh" w:eastAsia="Gungsuh" w:hAnsi="Gungsuh" w:cs="Gungsuh"/>
-              <w:sz w:val="24"/>
-              <w:szCs w:val="24"/>
-            </w:rPr>
-            <w:t>Святого Твого Духа, − милістю, щедротами і людинолюб'ям єдинородного Сина Твого, з яким і Ти є благословенний, з пресвятим, добрим і животворчим Твоїм Духом, нині і повсякчас, і на віки віків. Амінь.</w:t>
+            <w:t>Згадай Твої милості і ласки, відвідай нас у Твоїй доброті і дай нам пройти й останок нинішнього дня вільним від різних затій лукавого, і збережи наше життя без напастувань, благодаттю Святого Твого Духа, − милістю, щедротами і людинолюб'ям єдинородного Сина Твого, з яким і Ти є благословенний, з пресвятим, добрим і животворчим Твоїм Духом, нині і повсякчас, і на віки віків. Амінь.</w:t>
           </w:r>
         </w:sdtContent>
       </w:sdt>
@@ -1911,6 +1719,7 @@
           <w:color w:val="FF0000"/>
           <w:sz w:val="24"/>
           <w:szCs w:val="24"/>
+          <w:lang w:val="ru-MD"/>
         </w:rPr>
         <w:t>7.</w:t>
       </w:r>
@@ -1919,6 +1728,7 @@
           <w:rFonts w:ascii="Times New Roman" w:eastAsia="Times New Roman" w:hAnsi="Times New Roman" w:cs="Times New Roman"/>
           <w:sz w:val="24"/>
           <w:szCs w:val="24"/>
+          <w:lang w:val="ru-MD"/>
         </w:rPr>
         <w:t xml:space="preserve"> Боже великий і дивний, що несказанною добрістю і багатим промислом усім управляєш, і дав нам земні добра й запевнив нам обіцяне царство уділеними ласками впродовж цього дня, остерігши нас від усякого лиха! </w:t>
       </w:r>
@@ -1929,22 +1739,14 @@
           <w:szCs w:val="24"/>
           <w:lang w:val="ru-MD"/>
         </w:rPr>
-        <w:t xml:space="preserve">Дай нам і решту непорочно докінчити перед святою </w:t>
-      </w:r>
-      <w:r>
-        <w:rPr>
-          <w:rFonts w:ascii="Times New Roman" w:eastAsia="Times New Roman" w:hAnsi="Times New Roman" w:cs="Times New Roman"/>
-          <w:sz w:val="24"/>
-          <w:szCs w:val="24"/>
-          <w:lang w:val="ru-MD"/>
-        </w:rPr>
-        <w:t xml:space="preserve">Твоєю славою і величати Тебе одного і доброго, і людинолюбного Бога нашого. </w:t>
-      </w:r>
-      <w:r>
-        <w:rPr>
-          <w:rFonts w:ascii="Times New Roman" w:eastAsia="Times New Roman" w:hAnsi="Times New Roman" w:cs="Times New Roman"/>
-          <w:sz w:val="24"/>
-          <w:szCs w:val="24"/>
+        <w:t xml:space="preserve">Дай нам і решту непорочно докінчити перед святою Твоєю славою і величати Тебе одного і доброго, і людинолюбного Бога нашого. </w:t>
+      </w:r>
+      <w:r>
+        <w:rPr>
+          <w:rFonts w:ascii="Times New Roman" w:eastAsia="Times New Roman" w:hAnsi="Times New Roman" w:cs="Times New Roman"/>
+          <w:sz w:val="24"/>
+          <w:szCs w:val="24"/>
+          <w:lang w:val="ru-MD"/>
         </w:rPr>
         <w:t xml:space="preserve">Бо Ти Бог наш і Тобі славу возсилаємо: Отцю, і Сину, і Святому Духові, нині і повсякчас, і на віки віків. </w:t>
       </w:r>
@@ -1986,52 +1788,7 @@
           <w:szCs w:val="24"/>
           <w:lang w:val="ru-MD"/>
         </w:rPr>
-        <w:t xml:space="preserve"> Боже великий і вишній, в Тебе одного є безсмертність і в світлі </w:t>
-      </w:r>
-      <w:r>
-        <w:rPr>
-          <w:rFonts w:ascii="Times New Roman" w:eastAsia="Times New Roman" w:hAnsi="Times New Roman" w:cs="Times New Roman"/>
-          <w:sz w:val="24"/>
-          <w:szCs w:val="24"/>
-          <w:lang w:val="ru-MD"/>
-        </w:rPr>
-        <w:t>живеш недоступнім. Ти все створіння мудро створив, відокремив світло від темряви і сонце поклав, щоб правити днем, а місяць і зорі, щоб володіли ніччю, нас же грішних вчинив достойними і в теперішню годину стати перед Твоїм обличчям, щоб Тебе визнавати і п</w:t>
-      </w:r>
-      <w:r>
-        <w:rPr>
-          <w:rFonts w:ascii="Times New Roman" w:eastAsia="Times New Roman" w:hAnsi="Times New Roman" w:cs="Times New Roman"/>
-          <w:sz w:val="24"/>
-          <w:szCs w:val="24"/>
-          <w:lang w:val="ru-MD"/>
-        </w:rPr>
-        <w:t>ринести Тобі вечірнє славослов'я. Направ, Людинолюбче, молитву нашу, немов кадило, перед Тобою і прийми її, як благовонний запах. Дай нам мирний цей вечір і близьку вже ніч; зодягни нас у броню світла; визволь нас від нічного страху і всякої речі, що в тем</w:t>
-      </w:r>
-      <w:r>
-        <w:rPr>
-          <w:rFonts w:ascii="Times New Roman" w:eastAsia="Times New Roman" w:hAnsi="Times New Roman" w:cs="Times New Roman"/>
-          <w:sz w:val="24"/>
-          <w:szCs w:val="24"/>
-          <w:lang w:val="ru-MD"/>
-        </w:rPr>
-        <w:t xml:space="preserve">ряві з'являється, і дай сон, що його Ти дарував на відпочинок нашій немічності, вільний від усякого маріння диявольського. Владико, давче добра, хай і на нашій постелі, бувши Тобі милими, згадуємо вночі Твоє ім'я і, просвічувані навчанням Твоїх заповідей, </w:t>
-      </w:r>
-      <w:r>
-        <w:rPr>
-          <w:rFonts w:ascii="Times New Roman" w:eastAsia="Times New Roman" w:hAnsi="Times New Roman" w:cs="Times New Roman"/>
-          <w:sz w:val="24"/>
-          <w:szCs w:val="24"/>
-          <w:lang w:val="ru-MD"/>
-        </w:rPr>
-        <w:t>встанемо в душевній радості до звеличування Твоєї доброти, приносячи твоєму милосердю молитви і моління, за наші і всіх Твоїх людей провини. Відвідай їх задля молитов святої Богородиці. Бо Ти є благий і людиноолюбний Бог, і Тобі возсилаємо славу: Отцю, і С</w:t>
-      </w:r>
-      <w:r>
-        <w:rPr>
-          <w:rFonts w:ascii="Times New Roman" w:eastAsia="Times New Roman" w:hAnsi="Times New Roman" w:cs="Times New Roman"/>
-          <w:sz w:val="24"/>
-          <w:szCs w:val="24"/>
-          <w:lang w:val="ru-MD"/>
-        </w:rPr>
-        <w:t>ину, і Святому Духові, нині і повсякчас, і на віки віків. Амінь.</w:t>
+        <w:t xml:space="preserve"> Боже великий і вишній, в Тебе одного є безсмертність і в світлі живеш недоступнім. Ти все створіння мудро створив, відокремив світло від темряви і сонце поклав, щоб правити днем, а місяць і зорі, щоб володіли ніччю, нас же грішних вчинив достойними і в теперішню годину стати перед Твоїм обличчям, щоб Тебе визнавати і принести Тобі вечірнє славослов'я. Направ, Людинолюбче, молитву нашу, немов кадило, перед Тобою і прийми її, як благовонний запах. Дай нам мирний цей вечір і близьку вже ніч; зодягни нас у броню світла; визволь нас від нічного страху і всякої речі, що в темряві з'являється, і дай сон, що його Ти дарував на відпочинок нашій немічності, вільний від усякого маріння диявольського. Владико, давче добра, хай і на нашій постелі, бувши Тобі милими, згадуємо вночі Твоє ім'я і, просвічувані навчанням Твоїх заповідей, встанемо в душевній радості до звеличування Твоєї доброти, приносячи твоєму милосердю молитви і моління, за наші і всіх Твоїх людей провини. Відвідай їх задля молитов святої Богородиці. Бо Ти є благий і людиноолюбний Бог, і Тобі возсилаємо славу: Отцю, і Сину, і Святому Духові, нині і повсякчас, і на віки віків. Амінь.</w:t>
       </w:r>
     </w:p>
     <w:p>
@@ -2194,17 +1951,7 @@
           <w:szCs w:val="24"/>
           <w:lang w:val="ru-MD"/>
         </w:rPr>
-        <w:t>За мир усього світу, добрий стан свя</w:t>
-      </w:r>
-      <w:r>
-        <w:rPr>
-          <w:rFonts w:ascii="Times New Roman" w:eastAsia="Times New Roman" w:hAnsi="Times New Roman" w:cs="Times New Roman"/>
-          <w:color w:val="000000"/>
-          <w:sz w:val="24"/>
-          <w:szCs w:val="24"/>
-          <w:lang w:val="ru-MD"/>
-        </w:rPr>
-        <w:t>тих Божих церков і з’єднання всіх Господеві помолімся.</w:t>
+        <w:t>За мир усього світу, добрий стан святих Божих церков і з’єднання всіх Господеві помолімся.</w:t>
       </w:r>
     </w:p>
     <w:p>
@@ -2375,7 +2122,29 @@
           <w:szCs w:val="24"/>
           <w:lang w:val="ru-MD"/>
         </w:rPr>
-        <w:t xml:space="preserve"> чесне пресвітерство, у Христі дияконс</w:t>
+        <w:t xml:space="preserve"> чесне пресвітерство, у Христі дияконство, за весь причет і людей Господеві помолімся.</w:t>
+      </w:r>
+    </w:p>
+    <w:p>
+      <w:pPr>
+        <w:spacing w:after="120" w:line="240" w:lineRule="auto"/>
+        <w:rPr>
+          <w:rFonts w:ascii="Times New Roman" w:eastAsia="Times New Roman" w:hAnsi="Times New Roman" w:cs="Times New Roman"/>
+          <w:sz w:val="24"/>
+          <w:szCs w:val="24"/>
+          <w:lang w:val="ru-MD"/>
+        </w:rPr>
+      </w:pPr>
+      <w:r>
+        <w:rPr>
+          <w:rFonts w:ascii="Times New Roman" w:eastAsia="Times New Roman" w:hAnsi="Times New Roman" w:cs="Times New Roman"/>
+          <w:i/>
+          <w:color w:val="FF4400"/>
+          <w:sz w:val="24"/>
+          <w:szCs w:val="24"/>
+          <w:lang w:val="ru-MD"/>
+        </w:rPr>
+        <w:t>Вірні:</w:t>
       </w:r>
       <w:r>
         <w:rPr>
@@ -2385,7 +2154,28 @@
           <w:szCs w:val="24"/>
           <w:lang w:val="ru-MD"/>
         </w:rPr>
-        <w:t>тво, за весь причет і людей Господеві помолімся.</w:t>
+        <w:t xml:space="preserve"> Го́споди, поми́луй.</w:t>
+      </w:r>
+    </w:p>
+    <w:p>
+      <w:pPr>
+        <w:spacing w:after="120" w:line="240" w:lineRule="auto"/>
+        <w:rPr>
+          <w:rFonts w:ascii="Times New Roman" w:eastAsia="Times New Roman" w:hAnsi="Times New Roman" w:cs="Times New Roman"/>
+          <w:sz w:val="24"/>
+          <w:szCs w:val="24"/>
+          <w:lang w:val="ru-MD"/>
+        </w:rPr>
+      </w:pPr>
+      <w:r>
+        <w:rPr>
+          <w:rFonts w:ascii="Times New Roman" w:eastAsia="Times New Roman" w:hAnsi="Times New Roman" w:cs="Times New Roman"/>
+          <w:color w:val="000000"/>
+          <w:sz w:val="24"/>
+          <w:szCs w:val="24"/>
+          <w:lang w:val="ru-MD"/>
+        </w:rPr>
+        <w:t>За Богом бережений народ наш, за правління і все військо Господеві помолімся.</w:t>
       </w:r>
     </w:p>
     <w:p>
@@ -2438,7 +2228,86 @@
           <w:szCs w:val="24"/>
           <w:lang w:val="ru-MD"/>
         </w:rPr>
-        <w:t>За Богом бережений народ наш, за правління і все військо Господеві помолімся.</w:t>
+        <w:t xml:space="preserve">За місто це </w:t>
+      </w:r>
+      <w:r>
+        <w:rPr>
+          <w:rFonts w:ascii="Times New Roman" w:eastAsia="Times New Roman" w:hAnsi="Times New Roman" w:cs="Times New Roman"/>
+          <w:sz w:val="24"/>
+          <w:szCs w:val="24"/>
+          <w:lang w:val="ru-MD"/>
+        </w:rPr>
+        <w:t>(</w:t>
+      </w:r>
+      <w:r>
+        <w:rPr>
+          <w:rFonts w:ascii="Times New Roman" w:eastAsia="Times New Roman" w:hAnsi="Times New Roman" w:cs="Times New Roman"/>
+          <w:i/>
+          <w:color w:val="FF0000"/>
+          <w:sz w:val="24"/>
+          <w:szCs w:val="24"/>
+          <w:lang w:val="ru-MD"/>
+        </w:rPr>
+        <w:t>або</w:t>
+      </w:r>
+      <w:r>
+        <w:rPr>
+          <w:rFonts w:ascii="Times New Roman" w:eastAsia="Times New Roman" w:hAnsi="Times New Roman" w:cs="Times New Roman"/>
+          <w:color w:val="FF0000"/>
+          <w:sz w:val="24"/>
+          <w:szCs w:val="24"/>
+          <w:lang w:val="ru-MD"/>
+        </w:rPr>
+        <w:t xml:space="preserve"> </w:t>
+      </w:r>
+      <w:r>
+        <w:rPr>
+          <w:rFonts w:ascii="Times New Roman" w:eastAsia="Times New Roman" w:hAnsi="Times New Roman" w:cs="Times New Roman"/>
+          <w:sz w:val="24"/>
+          <w:szCs w:val="24"/>
+          <w:lang w:val="ru-MD"/>
+        </w:rPr>
+        <w:t xml:space="preserve">за село це, </w:t>
+      </w:r>
+      <w:r>
+        <w:rPr>
+          <w:rFonts w:ascii="Times New Roman" w:eastAsia="Times New Roman" w:hAnsi="Times New Roman" w:cs="Times New Roman"/>
+          <w:i/>
+          <w:color w:val="FF0000"/>
+          <w:sz w:val="24"/>
+          <w:szCs w:val="24"/>
+          <w:lang w:val="ru-MD"/>
+        </w:rPr>
+        <w:t>або</w:t>
+      </w:r>
+      <w:r>
+        <w:rPr>
+          <w:rFonts w:ascii="Times New Roman" w:eastAsia="Times New Roman" w:hAnsi="Times New Roman" w:cs="Times New Roman"/>
+          <w:color w:val="FF0000"/>
+          <w:sz w:val="24"/>
+          <w:szCs w:val="24"/>
+          <w:lang w:val="ru-MD"/>
+        </w:rPr>
+        <w:t xml:space="preserve"> </w:t>
+      </w:r>
+      <w:r>
+        <w:rPr>
+          <w:rFonts w:ascii="Times New Roman" w:eastAsia="Times New Roman" w:hAnsi="Times New Roman" w:cs="Times New Roman"/>
+          <w:sz w:val="24"/>
+          <w:szCs w:val="24"/>
+          <w:lang w:val="ru-MD"/>
+        </w:rPr>
+        <w:t>за святу обитель цю)</w:t>
+      </w:r>
+      <w:r>
+        <w:rPr>
+          <w:rFonts w:ascii="Times New Roman" w:eastAsia="Times New Roman" w:hAnsi="Times New Roman" w:cs="Times New Roman"/>
+          <w:color w:val="000000"/>
+          <w:sz w:val="24"/>
+          <w:szCs w:val="24"/>
+          <w:lang w:val="ru-MD"/>
+        </w:rPr>
+        <w:t>, і за кожне село, місто, країну, і за тих, що вірою живуть у них, Господеві помолімся.</w:t>
       </w:r>
     </w:p>
     <w:p>
@@ -2491,76 +2360,29 @@
           <w:szCs w:val="24"/>
           <w:lang w:val="ru-MD"/>
         </w:rPr>
-        <w:t xml:space="preserve">За місто це </w:t>
-      </w:r>
-      <w:r>
-        <w:rPr>
-          <w:rFonts w:ascii="Times New Roman" w:eastAsia="Times New Roman" w:hAnsi="Times New Roman" w:cs="Times New Roman"/>
-          <w:sz w:val="24"/>
-          <w:szCs w:val="24"/>
-          <w:lang w:val="ru-MD"/>
-        </w:rPr>
-        <w:t>(</w:t>
-      </w:r>
-      <w:r>
-        <w:rPr>
-          <w:rFonts w:ascii="Times New Roman" w:eastAsia="Times New Roman" w:hAnsi="Times New Roman" w:cs="Times New Roman"/>
-          <w:i/>
-          <w:color w:val="FF0000"/>
-          <w:sz w:val="24"/>
-          <w:szCs w:val="24"/>
-          <w:lang w:val="ru-MD"/>
-        </w:rPr>
-        <w:t>або</w:t>
-      </w:r>
-      <w:r>
-        <w:rPr>
-          <w:rFonts w:ascii="Times New Roman" w:eastAsia="Times New Roman" w:hAnsi="Times New Roman" w:cs="Times New Roman"/>
-          <w:color w:val="FF0000"/>
-          <w:sz w:val="24"/>
-          <w:szCs w:val="24"/>
-          <w:lang w:val="ru-MD"/>
-        </w:rPr>
-        <w:t xml:space="preserve"> </w:t>
-      </w:r>
-      <w:r>
-        <w:rPr>
-          <w:rFonts w:ascii="Times New Roman" w:eastAsia="Times New Roman" w:hAnsi="Times New Roman" w:cs="Times New Roman"/>
-          <w:sz w:val="24"/>
-          <w:szCs w:val="24"/>
-          <w:lang w:val="ru-MD"/>
-        </w:rPr>
-        <w:t xml:space="preserve">за село це, </w:t>
-      </w:r>
-      <w:r>
-        <w:rPr>
-          <w:rFonts w:ascii="Times New Roman" w:eastAsia="Times New Roman" w:hAnsi="Times New Roman" w:cs="Times New Roman"/>
-          <w:i/>
-          <w:color w:val="FF0000"/>
-          <w:sz w:val="24"/>
-          <w:szCs w:val="24"/>
-          <w:lang w:val="ru-MD"/>
-        </w:rPr>
-        <w:t>або</w:t>
-      </w:r>
-      <w:r>
-        <w:rPr>
-          <w:rFonts w:ascii="Times New Roman" w:eastAsia="Times New Roman" w:hAnsi="Times New Roman" w:cs="Times New Roman"/>
-          <w:color w:val="FF0000"/>
-          <w:sz w:val="24"/>
-          <w:szCs w:val="24"/>
-          <w:lang w:val="ru-MD"/>
-        </w:rPr>
-        <w:t xml:space="preserve"> </w:t>
-      </w:r>
-      <w:r>
-        <w:rPr>
-          <w:rFonts w:ascii="Times New Roman" w:eastAsia="Times New Roman" w:hAnsi="Times New Roman" w:cs="Times New Roman"/>
-          <w:sz w:val="24"/>
-          <w:szCs w:val="24"/>
-          <w:lang w:val="ru-MD"/>
-        </w:rPr>
-        <w:t>за святу обитель цю)</w:t>
+        <w:t>За добре поліття, за врожай плодів земних і часи мирні Господеві помолімся.</w:t>
+      </w:r>
+    </w:p>
+    <w:p>
+      <w:pPr>
+        <w:spacing w:after="120" w:line="240" w:lineRule="auto"/>
+        <w:rPr>
+          <w:rFonts w:ascii="Times New Roman" w:eastAsia="Times New Roman" w:hAnsi="Times New Roman" w:cs="Times New Roman"/>
+          <w:sz w:val="24"/>
+          <w:szCs w:val="24"/>
+          <w:lang w:val="ru-MD"/>
+        </w:rPr>
+      </w:pPr>
+      <w:r>
+        <w:rPr>
+          <w:rFonts w:ascii="Times New Roman" w:eastAsia="Times New Roman" w:hAnsi="Times New Roman" w:cs="Times New Roman"/>
+          <w:i/>
+          <w:color w:val="FF4400"/>
+          <w:sz w:val="24"/>
+          <w:szCs w:val="24"/>
+          <w:lang w:val="ru-MD"/>
+        </w:rPr>
+        <w:t>Вірні:</w:t>
       </w:r>
       <w:r>
         <w:rPr>
@@ -2570,8 +2392,19 @@
           <w:szCs w:val="24"/>
           <w:lang w:val="ru-MD"/>
         </w:rPr>
-        <w:t>, і за кожне село, міс</w:t>
-      </w:r>
+        <w:t xml:space="preserve"> Го́споди, поми́луй.</w:t>
+      </w:r>
+    </w:p>
+    <w:p>
+      <w:pPr>
+        <w:spacing w:after="120" w:line="240" w:lineRule="auto"/>
+        <w:rPr>
+          <w:rFonts w:ascii="Times New Roman" w:eastAsia="Times New Roman" w:hAnsi="Times New Roman" w:cs="Times New Roman"/>
+          <w:sz w:val="24"/>
+          <w:szCs w:val="24"/>
+          <w:lang w:val="ru-MD"/>
+        </w:rPr>
+      </w:pPr>
       <w:r>
         <w:rPr>
           <w:rFonts w:ascii="Times New Roman" w:eastAsia="Times New Roman" w:hAnsi="Times New Roman" w:cs="Times New Roman"/>
@@ -2580,7 +2413,7 @@
           <w:szCs w:val="24"/>
           <w:lang w:val="ru-MD"/>
         </w:rPr>
-        <w:t>то, країну, і за тих, що вірою живуть у них, Господеві помолімся.</w:t>
+        <w:t>За тих, що плавають, подорожують, за недужих, страждаючих, полонених – і за спасення їх Господеві помолімся.</w:t>
       </w:r>
     </w:p>
     <w:p>
@@ -2633,7 +2466,7 @@
           <w:szCs w:val="24"/>
           <w:lang w:val="ru-MD"/>
         </w:rPr>
-        <w:t>За добре поліття, за врожай плодів земних і часи мирні Господеві помолімся.</w:t>
+        <w:t>Щоб визволитися нам від усякої скорботи, гніву й нужди, Господеві помолімся.</w:t>
       </w:r>
     </w:p>
     <w:p>
@@ -2681,13 +2514,55 @@
       <w:r>
         <w:rPr>
           <w:rFonts w:ascii="Times New Roman" w:eastAsia="Times New Roman" w:hAnsi="Times New Roman" w:cs="Times New Roman"/>
+          <w:sz w:val="24"/>
+          <w:szCs w:val="24"/>
+          <w:lang w:val="ru-MD"/>
+        </w:rPr>
+        <w:t>Заступи, спаси, помилуй і охорони нас, Боже, Твоєю благодаттю</w:t>
+      </w:r>
+    </w:p>
+    <w:p>
+      <w:pPr>
+        <w:spacing w:after="120" w:line="240" w:lineRule="auto"/>
+        <w:rPr>
+          <w:rFonts w:ascii="Times New Roman" w:eastAsia="Times New Roman" w:hAnsi="Times New Roman" w:cs="Times New Roman"/>
+          <w:sz w:val="24"/>
+          <w:szCs w:val="24"/>
+          <w:lang w:val="ru-MD"/>
+        </w:rPr>
+      </w:pPr>
+      <w:r>
+        <w:rPr>
+          <w:rFonts w:ascii="Times New Roman" w:eastAsia="Times New Roman" w:hAnsi="Times New Roman" w:cs="Times New Roman"/>
+          <w:i/>
+          <w:color w:val="FF4400"/>
+          <w:sz w:val="24"/>
+          <w:szCs w:val="24"/>
+          <w:lang w:val="ru-MD"/>
+        </w:rPr>
+        <w:t>Вірні:</w:t>
+      </w:r>
+      <w:r>
+        <w:rPr>
+          <w:rFonts w:ascii="Times New Roman" w:eastAsia="Times New Roman" w:hAnsi="Times New Roman" w:cs="Times New Roman"/>
           <w:color w:val="000000"/>
           <w:sz w:val="24"/>
           <w:szCs w:val="24"/>
           <w:lang w:val="ru-MD"/>
         </w:rPr>
-        <w:t>За тих, що плавають, подорожують, за недужих, страждаючих, п</w:t>
-      </w:r>
+        <w:t xml:space="preserve"> Го́споди, поми́луй.</w:t>
+      </w:r>
+    </w:p>
+    <w:p>
+      <w:pPr>
+        <w:spacing w:after="120" w:line="240" w:lineRule="auto"/>
+        <w:rPr>
+          <w:rFonts w:ascii="Times New Roman" w:eastAsia="Times New Roman" w:hAnsi="Times New Roman" w:cs="Times New Roman"/>
+          <w:sz w:val="24"/>
+          <w:szCs w:val="24"/>
+          <w:lang w:val="ru-MD"/>
+        </w:rPr>
+      </w:pPr>
       <w:r>
         <w:rPr>
           <w:rFonts w:ascii="Times New Roman" w:eastAsia="Times New Roman" w:hAnsi="Times New Roman" w:cs="Times New Roman"/>
@@ -2696,7 +2571,7 @@
           <w:szCs w:val="24"/>
           <w:lang w:val="ru-MD"/>
         </w:rPr>
-        <w:t>олонених – і за спасення їх Господеві помолімся.</w:t>
+        <w:t>Пресвяту, пречисту, преблагословенну, славну Владичицю нашу Богородицю і приснодіву Марію, з усіма святими пом’янувши, самих себе, і один одного, і все життя наше Христу Богові віддаймо.</w:t>
       </w:r>
     </w:p>
     <w:p>
@@ -2728,164 +2603,6 @@
           <w:szCs w:val="24"/>
           <w:lang w:val="ru-MD"/>
         </w:rPr>
-        <w:t xml:space="preserve"> Го́споди, поми́луй.</w:t>
-      </w:r>
-    </w:p>
-    <w:p>
-      <w:pPr>
-        <w:spacing w:after="120" w:line="240" w:lineRule="auto"/>
-        <w:rPr>
-          <w:rFonts w:ascii="Times New Roman" w:eastAsia="Times New Roman" w:hAnsi="Times New Roman" w:cs="Times New Roman"/>
-          <w:sz w:val="24"/>
-          <w:szCs w:val="24"/>
-          <w:lang w:val="ru-MD"/>
-        </w:rPr>
-      </w:pPr>
-      <w:r>
-        <w:rPr>
-          <w:rFonts w:ascii="Times New Roman" w:eastAsia="Times New Roman" w:hAnsi="Times New Roman" w:cs="Times New Roman"/>
-          <w:color w:val="000000"/>
-          <w:sz w:val="24"/>
-          <w:szCs w:val="24"/>
-          <w:lang w:val="ru-MD"/>
-        </w:rPr>
-        <w:t>Щоб визволитися нам від усякої скорботи, гніву й нужди, Господеві помолімся.</w:t>
-      </w:r>
-    </w:p>
-    <w:p>
-      <w:pPr>
-        <w:spacing w:after="120" w:line="240" w:lineRule="auto"/>
-        <w:rPr>
-          <w:rFonts w:ascii="Times New Roman" w:eastAsia="Times New Roman" w:hAnsi="Times New Roman" w:cs="Times New Roman"/>
-          <w:sz w:val="24"/>
-          <w:szCs w:val="24"/>
-          <w:lang w:val="ru-MD"/>
-        </w:rPr>
-      </w:pPr>
-      <w:r>
-        <w:rPr>
-          <w:rFonts w:ascii="Times New Roman" w:eastAsia="Times New Roman" w:hAnsi="Times New Roman" w:cs="Times New Roman"/>
-          <w:i/>
-          <w:color w:val="FF4400"/>
-          <w:sz w:val="24"/>
-          <w:szCs w:val="24"/>
-          <w:lang w:val="ru-MD"/>
-        </w:rPr>
-        <w:t>Вірні:</w:t>
-      </w:r>
-      <w:r>
-        <w:rPr>
-          <w:rFonts w:ascii="Times New Roman" w:eastAsia="Times New Roman" w:hAnsi="Times New Roman" w:cs="Times New Roman"/>
-          <w:color w:val="000000"/>
-          <w:sz w:val="24"/>
-          <w:szCs w:val="24"/>
-          <w:lang w:val="ru-MD"/>
-        </w:rPr>
-        <w:t xml:space="preserve"> Го́споди, поми́луй.</w:t>
-      </w:r>
-    </w:p>
-    <w:p>
-      <w:pPr>
-        <w:spacing w:after="120" w:line="240" w:lineRule="auto"/>
-        <w:rPr>
-          <w:rFonts w:ascii="Times New Roman" w:eastAsia="Times New Roman" w:hAnsi="Times New Roman" w:cs="Times New Roman"/>
-          <w:sz w:val="24"/>
-          <w:szCs w:val="24"/>
-          <w:lang w:val="ru-MD"/>
-        </w:rPr>
-      </w:pPr>
-      <w:r>
-        <w:rPr>
-          <w:rFonts w:ascii="Times New Roman" w:eastAsia="Times New Roman" w:hAnsi="Times New Roman" w:cs="Times New Roman"/>
-          <w:sz w:val="24"/>
-          <w:szCs w:val="24"/>
-          <w:lang w:val="ru-MD"/>
-        </w:rPr>
-        <w:t>Заступи, спаси, помилуй і охорони нас, Боже, Твоєю благодаттю</w:t>
-      </w:r>
-    </w:p>
-    <w:p>
-      <w:pPr>
-        <w:spacing w:after="120" w:line="240" w:lineRule="auto"/>
-        <w:rPr>
-          <w:rFonts w:ascii="Times New Roman" w:eastAsia="Times New Roman" w:hAnsi="Times New Roman" w:cs="Times New Roman"/>
-          <w:sz w:val="24"/>
-          <w:szCs w:val="24"/>
-          <w:lang w:val="ru-MD"/>
-        </w:rPr>
-      </w:pPr>
-      <w:r>
-        <w:rPr>
-          <w:rFonts w:ascii="Times New Roman" w:eastAsia="Times New Roman" w:hAnsi="Times New Roman" w:cs="Times New Roman"/>
-          <w:i/>
-          <w:color w:val="FF4400"/>
-          <w:sz w:val="24"/>
-          <w:szCs w:val="24"/>
-          <w:lang w:val="ru-MD"/>
-        </w:rPr>
-        <w:t>Вірні:</w:t>
-      </w:r>
-      <w:r>
-        <w:rPr>
-          <w:rFonts w:ascii="Times New Roman" w:eastAsia="Times New Roman" w:hAnsi="Times New Roman" w:cs="Times New Roman"/>
-          <w:color w:val="000000"/>
-          <w:sz w:val="24"/>
-          <w:szCs w:val="24"/>
-          <w:lang w:val="ru-MD"/>
-        </w:rPr>
-        <w:t xml:space="preserve"> Го́споди, поми́луй.</w:t>
-      </w:r>
-    </w:p>
-    <w:p>
-      <w:pPr>
-        <w:spacing w:after="120" w:line="240" w:lineRule="auto"/>
-        <w:rPr>
-          <w:rFonts w:ascii="Times New Roman" w:eastAsia="Times New Roman" w:hAnsi="Times New Roman" w:cs="Times New Roman"/>
-          <w:sz w:val="24"/>
-          <w:szCs w:val="24"/>
-          <w:lang w:val="ru-MD"/>
-        </w:rPr>
-      </w:pPr>
-      <w:r>
-        <w:rPr>
-          <w:rFonts w:ascii="Times New Roman" w:eastAsia="Times New Roman" w:hAnsi="Times New Roman" w:cs="Times New Roman"/>
-          <w:color w:val="000000"/>
-          <w:sz w:val="24"/>
-          <w:szCs w:val="24"/>
-          <w:lang w:val="ru-MD"/>
-        </w:rPr>
-        <w:t>Пресвяту, пречисту, преблагословенну, славну Владичицю нашу Богородицю і приснодіву Марію, з усіма святими пом’янувши, самих себе, і один одного, і все життя наше Христу Богові віддаймо.</w:t>
-      </w:r>
-    </w:p>
-    <w:p>
-      <w:pPr>
-        <w:spacing w:after="120" w:line="240" w:lineRule="auto"/>
-        <w:rPr>
-          <w:rFonts w:ascii="Times New Roman" w:eastAsia="Times New Roman" w:hAnsi="Times New Roman" w:cs="Times New Roman"/>
-          <w:sz w:val="24"/>
-          <w:szCs w:val="24"/>
-          <w:lang w:val="ru-MD"/>
-        </w:rPr>
-      </w:pPr>
-      <w:r>
-        <w:rPr>
-          <w:rFonts w:ascii="Times New Roman" w:eastAsia="Times New Roman" w:hAnsi="Times New Roman" w:cs="Times New Roman"/>
-          <w:i/>
-          <w:color w:val="FF4400"/>
-          <w:sz w:val="24"/>
-          <w:szCs w:val="24"/>
-          <w:lang w:val="ru-MD"/>
-        </w:rPr>
-        <w:t>Вірні:</w:t>
-      </w:r>
-      <w:r>
-        <w:rPr>
-          <w:rFonts w:ascii="Times New Roman" w:eastAsia="Times New Roman" w:hAnsi="Times New Roman" w:cs="Times New Roman"/>
-          <w:color w:val="000000"/>
-          <w:sz w:val="24"/>
-          <w:szCs w:val="24"/>
-          <w:lang w:val="ru-MD"/>
-        </w:rPr>
         <w:t xml:space="preserve"> Тобі́, Го́споди.</w:t>
       </w:r>
     </w:p>
@@ -2908,27 +2625,7 @@
           <w:u w:val="single"/>
           <w:lang w:val="ru-MD"/>
         </w:rPr>
-        <w:t>[Господи щедрий і милосердний, довготерпеливи</w:t>
-      </w:r>
-      <w:r>
-        <w:rPr>
-          <w:rFonts w:ascii="Times New Roman" w:eastAsia="Times New Roman" w:hAnsi="Times New Roman" w:cs="Times New Roman"/>
-          <w:sz w:val="24"/>
-          <w:szCs w:val="24"/>
-          <w:u w:val="single"/>
-          <w:lang w:val="ru-MD"/>
-        </w:rPr>
-        <w:t>й і многомилостивий! Вислухай молитви наші і зверни увагу на голос моління нашого і яви нам знак милости Твоєї, наведи нас на дорогу Твою, щоб ходили ми в Твоїй правді. Звесели серця наші, щоб ми боялись імення Твого святого, бо Ти великий і твориш чуда; Т</w:t>
-      </w:r>
-      <w:r>
-        <w:rPr>
-          <w:rFonts w:ascii="Times New Roman" w:eastAsia="Times New Roman" w:hAnsi="Times New Roman" w:cs="Times New Roman"/>
-          <w:sz w:val="24"/>
-          <w:szCs w:val="24"/>
-          <w:u w:val="single"/>
-          <w:lang w:val="ru-MD"/>
-        </w:rPr>
-        <w:t>и Бог єдиний і немає подібного Тобі між богами, Господи. Ти сильний у милості і добрий у силі, аби допомагати й утішати, і спасати всіх, хто на ім'я Твоє святе уповає.]</w:t>
+        <w:t>[Господи щедрий і милосердний, довготерпеливий і многомилостивий! Вислухай молитви наші і зверни увагу на голос моління нашого і яви нам знак милости Твоєї, наведи нас на дорогу Твою, щоб ходили ми в Твоїй правді. Звесели серця наші, щоб ми боялись імення Твого святого, бо Ти великий і твориш чуда; Ти Бог єдиний і немає подібного Тобі між богами, Господи. Ти сильний у милості і добрий у силі, аби допомагати й утішати, і спасати всіх, хто на ім'я Твоє святе уповає.]</w:t>
       </w:r>
     </w:p>
     <w:p>
@@ -2947,6 +2644,7 @@
           <w:i/>
           <w:color w:val="FF0000"/>
           <w:sz w:val="24"/>
+          <w:lang w:val="ru-MD"/>
         </w:rPr>
         <w:t>Священник:</w:t>
       </w:r>
@@ -2954,6 +2652,7 @@
         <w:rPr>
           <w:rFonts w:ascii="Times New Roman" w:hAnsi="Times New Roman"/>
           <w:sz w:val="24"/>
+          <w:lang w:val="ru-MD"/>
         </w:rPr>
         <w:t xml:space="preserve"> Бо Тобі належить усяка слава, честь і поклоніння, Отцю, і Сину, і Святому Духові, нині, і повсякчас, і на віки віків.</w:t>
       </w:r>
@@ -3067,8 +2766,19 @@
           <w:szCs w:val="24"/>
           <w:lang w:val="ru-MD"/>
         </w:rPr>
-        <w:t xml:space="preserve">Го́споди, взива́ю я до Те́бе, ви́слухай мене́.* Ви́слухай мене́, Го́споди.* Го́споди, взива́ю я до Те́бе, ви́слухай мене́.* Почу́й го́лос молі́ння </w:t>
-      </w:r>
+        <w:t>Го́споди, взива́ю я до Те́бе, ви́слухай мене́.* Ви́слухай мене́, Го́споди.* Го́споди, взива́ю я до Те́бе, ви́слухай мене́.* Почу́й го́лос молі́ння мого́,* коли́ взива́ю до Те́бе.* Ви́слухай мене́, Го́споди.</w:t>
+      </w:r>
+    </w:p>
+    <w:p>
+      <w:pPr>
+        <w:spacing w:after="120" w:line="240" w:lineRule="auto"/>
+        <w:rPr>
+          <w:rFonts w:ascii="Times New Roman" w:eastAsia="Times New Roman" w:hAnsi="Times New Roman" w:cs="Times New Roman"/>
+          <w:sz w:val="24"/>
+          <w:szCs w:val="24"/>
+          <w:lang w:val="ru-MD"/>
+        </w:rPr>
+      </w:pPr>
       <w:r>
         <w:rPr>
           <w:rFonts w:ascii="Times New Roman" w:eastAsia="Times New Roman" w:hAnsi="Times New Roman" w:cs="Times New Roman"/>
@@ -3078,26 +2788,6 @@
           <w:szCs w:val="24"/>
           <w:lang w:val="ru-MD"/>
         </w:rPr>
-        <w:t>мого́,* коли́ взива́ю до Те́бе.* Ви́слухай мене́, Го́споди.</w:t>
-      </w:r>
-    </w:p>
-    <w:p>
-      <w:pPr>
-        <w:spacing w:after="120" w:line="240" w:lineRule="auto"/>
-        <w:rPr>
-          <w:rFonts w:ascii="Times New Roman" w:eastAsia="Times New Roman" w:hAnsi="Times New Roman" w:cs="Times New Roman"/>
-          <w:sz w:val="24"/>
-          <w:szCs w:val="24"/>
-        </w:rPr>
-      </w:pPr>
-      <w:r>
-        <w:rPr>
-          <w:rFonts w:ascii="Times New Roman" w:eastAsia="Times New Roman" w:hAnsi="Times New Roman" w:cs="Times New Roman"/>
-          <w:b/>
-          <w:color w:val="000000"/>
-          <w:sz w:val="24"/>
-          <w:szCs w:val="24"/>
-        </w:rPr>
         <w:t>Неха́й піднесе́ться моли́тва моя́,* мов кади́ло пе́ред Тобо́ю;* підно́шення рук мої́х,* як же́ртва вечі́рня.* Ви́слухай мене́, Го́споди.</w:t>
       </w:r>
     </w:p>
@@ -3108,6 +2798,7 @@
           <w:rFonts w:ascii="Times New Roman" w:eastAsia="Times New Roman" w:hAnsi="Times New Roman" w:cs="Times New Roman"/>
           <w:sz w:val="24"/>
           <w:szCs w:val="24"/>
+          <w:lang w:val="ru-MD"/>
         </w:rPr>
       </w:pPr>
       <w:sdt>
@@ -3122,16 +2813,9 @@
               <w:rFonts w:ascii="Arial Unicode MS" w:eastAsia="Arial Unicode MS" w:hAnsi="Arial Unicode MS" w:cs="Arial Unicode MS"/>
               <w:sz w:val="24"/>
               <w:szCs w:val="24"/>
+              <w:lang w:val="ru-MD"/>
             </w:rPr>
-            <w:t>Поста́в, Го́споди, мої́м уста́м сторо́жу;* до двере́й губ м</w:t>
-          </w:r>
-          <w:r>
-            <w:rPr>
-              <w:rFonts w:ascii="Arial Unicode MS" w:eastAsia="Arial Unicode MS" w:hAnsi="Arial Unicode MS" w:cs="Arial Unicode MS"/>
-              <w:sz w:val="24"/>
-              <w:szCs w:val="24"/>
-            </w:rPr>
-            <w:t>ої́х − ва́рту!</w:t>
+            <w:t>Поста́в, Го́споди, мої́м уста́м сторо́жу;* до двере́й губ мої́х − ва́рту!</w:t>
           </w:r>
         </w:sdtContent>
       </w:sdt>
@@ -3213,16 +2897,7 @@
           <w:szCs w:val="24"/>
           <w:lang w:val="ru-MD"/>
         </w:rPr>
-        <w:t>Я все-таки́ моли́тимусь,* незважа́ючи на ї́хн</w:t>
-      </w:r>
-      <w:r>
-        <w:rPr>
-          <w:rFonts w:ascii="Times New Roman" w:eastAsia="Times New Roman" w:hAnsi="Times New Roman" w:cs="Times New Roman"/>
-          <w:sz w:val="24"/>
-          <w:szCs w:val="24"/>
-          <w:lang w:val="ru-MD"/>
-        </w:rPr>
-        <w:t>і злі вчи́нки.</w:t>
+        <w:t>Я все-таки́ моли́тимусь,* незважа́ючи на ї́хні злі вчи́нки.</w:t>
       </w:r>
     </w:p>
     <w:p>
@@ -3282,16 +2957,7 @@
           <w:szCs w:val="24"/>
           <w:lang w:val="ru-MD"/>
         </w:rPr>
-        <w:t>Бо до Те́бе, Го́споди, мій Бо́же, мої́ о́чі;* до Те́бе прибіга́ю, не губи́ д</w:t>
-      </w:r>
-      <w:r>
-        <w:rPr>
-          <w:rFonts w:ascii="Times New Roman" w:eastAsia="Times New Roman" w:hAnsi="Times New Roman" w:cs="Times New Roman"/>
-          <w:sz w:val="24"/>
-          <w:szCs w:val="24"/>
-          <w:lang w:val="ru-MD"/>
-        </w:rPr>
-        <w:t>уші́ моє́ї.</w:t>
+        <w:t>Бо до Те́бе, Го́споди, мій Бо́же, мої́ о́чі;* до Те́бе прибіга́ю, не губи́ душі́ моє́ї.</w:t>
       </w:r>
     </w:p>
     <w:p>
@@ -3375,16 +3041,7 @@
           <w:szCs w:val="24"/>
           <w:lang w:val="ru-MD"/>
         </w:rPr>
-        <w:t>Я го́лосом мої́м до Го́спода взива́ю,* я го́лосом мої́м</w:t>
-      </w:r>
-      <w:r>
-        <w:rPr>
-          <w:rFonts w:ascii="Times New Roman" w:eastAsia="Times New Roman" w:hAnsi="Times New Roman" w:cs="Times New Roman"/>
-          <w:sz w:val="24"/>
-          <w:szCs w:val="24"/>
-          <w:lang w:val="ru-MD"/>
-        </w:rPr>
-        <w:t xml:space="preserve"> до Го́спода молю́ся.</w:t>
+        <w:t>Я го́лосом мої́м до Го́спода взива́ю,* я го́лосом мої́м до Го́спода молю́ся.</w:t>
       </w:r>
     </w:p>
     <w:p>
@@ -3444,16 +3101,7 @@
           <w:szCs w:val="24"/>
           <w:lang w:val="ru-MD"/>
         </w:rPr>
-        <w:t>Погля́нь право́руч і подиви́ся:* нема́ ніко́</w:t>
-      </w:r>
-      <w:r>
-        <w:rPr>
-          <w:rFonts w:ascii="Times New Roman" w:eastAsia="Times New Roman" w:hAnsi="Times New Roman" w:cs="Times New Roman"/>
-          <w:sz w:val="24"/>
-          <w:szCs w:val="24"/>
-          <w:lang w:val="ru-MD"/>
-        </w:rPr>
-        <w:t>го, хто дбав би за ме́не.</w:t>
+        <w:t>Погля́нь право́руч і подиви́ся:* нема́ ніко́го, хто дбав би за ме́не.</w:t>
       </w:r>
     </w:p>
     <w:p>
@@ -3562,16 +3210,7 @@
           <w:szCs w:val="24"/>
           <w:lang w:val="ru-MD"/>
         </w:rPr>
-        <w:t>Ви́веди з в’язни́ці мою́ ду́шу,* щоб д</w:t>
-      </w:r>
-      <w:r>
-        <w:rPr>
-          <w:rFonts w:ascii="Times New Roman" w:eastAsia="Times New Roman" w:hAnsi="Times New Roman" w:cs="Times New Roman"/>
-          <w:sz w:val="24"/>
-          <w:szCs w:val="24"/>
-          <w:lang w:val="ru-MD"/>
-        </w:rPr>
-        <w:t>я́кувати І́мені Твоє́му.</w:t>
+        <w:t>Ви́веди з в’язни́ці мою́ ду́шу,* щоб дя́кувати І́мені Твоє́му.</w:t>
       </w:r>
     </w:p>
     <w:p>
@@ -3787,25 +3426,7 @@
           <w:szCs w:val="24"/>
           <w:lang w:val="ru-MD"/>
         </w:rPr>
-        <w:t>Прийдіть і радіймо з Господом,* розповідаючи про оце таїнство:* перегороду від раю знищено, вогняний меч зникає,* херувим відступає від дерева життя* і ми</w:t>
-      </w:r>
-      <w:r>
-        <w:rPr>
-          <w:rFonts w:ascii="Times New Roman" w:eastAsia="Times New Roman" w:hAnsi="Times New Roman" w:cs="Times New Roman"/>
-          <w:sz w:val="24"/>
-          <w:szCs w:val="24"/>
-          <w:lang w:val="ru-MD"/>
-        </w:rPr>
-        <w:t>, прогнані з раю задля непослуху, причащаємося райської поживи.* Незмінний образ Отця і відблиск його істоти приймає вигляд слуги;* прийшовши від пречистої матері, він не зазнав жодної зміни.* Бувши правдивим Богом, він зостався тим, чим був,* і приймає те</w:t>
-      </w:r>
-      <w:r>
-        <w:rPr>
-          <w:rFonts w:ascii="Times New Roman" w:eastAsia="Times New Roman" w:hAnsi="Times New Roman" w:cs="Times New Roman"/>
-          <w:sz w:val="24"/>
-          <w:szCs w:val="24"/>
-          <w:lang w:val="ru-MD"/>
-        </w:rPr>
-        <w:t>, чим не був, ставши людиною заради чоловіколюб'я.* Тому до нього закличмо:* Народжений з Діви, Боже, помилуй нас!</w:t>
+        <w:t>Прийдіть і радіймо з Господом,* розповідаючи про оце таїнство:* перегороду від раю знищено, вогняний меч зникає,* херувим відступає від дерева життя* і ми, прогнані з раю задля непослуху, причащаємося райської поживи.* Незмінний образ Отця і відблиск його істоти приймає вигляд слуги;* прийшовши від пречистої матері, він не зазнав жодної зміни.* Бувши правдивим Богом, він зостався тим, чим був,* і приймає те, чим не був, ставши людиною заради чоловіколюб'я.* Тому до нього закличмо:* Народжений з Діви, Боже, помилуй нас!</w:t>
       </w:r>
     </w:p>
     <w:p>
@@ -3860,16 +3481,7 @@
           <w:szCs w:val="24"/>
           <w:lang w:val="ru-MD"/>
         </w:rPr>
-        <w:t>Коли Господь Ісус народив</w:t>
-      </w:r>
-      <w:r>
-        <w:rPr>
-          <w:rFonts w:ascii="Times New Roman" w:eastAsia="Times New Roman" w:hAnsi="Times New Roman" w:cs="Times New Roman"/>
-          <w:sz w:val="24"/>
-          <w:szCs w:val="24"/>
-          <w:lang w:val="ru-MD"/>
-        </w:rPr>
-        <w:t>ся від святої Діви,* усі просвітилися:* пастухи пригравали, мудреці поклонялися, ангели співали,* Ірод же затривожився, бо появився в тілі Бог,* Спаситель душ наших.</w:t>
+        <w:t>Коли Господь Ісус народився від святої Діви,* усі просвітилися:* пастухи пригравали, мудреці поклонялися, ангели співали,* Ірод же затривожився, бо появився в тілі Бог,* Спаситель душ наших.</w:t>
       </w:r>
     </w:p>
     <w:p>
@@ -3941,25 +3553,7 @@
               <w:szCs w:val="24"/>
               <w:lang w:val="ru-MD"/>
             </w:rPr>
-            <w:t>Ца</w:t>
-          </w:r>
-          <w:r>
-            <w:rPr>
-              <w:rFonts w:ascii="Gungsuh" w:eastAsia="Gungsuh" w:hAnsi="Gungsuh" w:cs="Gungsuh"/>
-              <w:sz w:val="24"/>
-              <w:szCs w:val="24"/>
-              <w:lang w:val="ru-MD"/>
-            </w:rPr>
-            <w:t>рство твоє, Христе Боже, царство всіх віків,* влада ж твоя від роду до роду,* бо ти прийняв тіло від Святого Духа* і став людиною від Вседіви Марії.* Світлим розсвітом став нам твій прихід, Христе Боже* – світло від світла, сяйво Отця.* Ти просвітив усе ст</w:t>
-          </w:r>
-          <w:r>
-            <w:rPr>
-              <w:rFonts w:ascii="Gungsuh" w:eastAsia="Gungsuh" w:hAnsi="Gungsuh" w:cs="Gungsuh"/>
-              <w:sz w:val="24"/>
-              <w:szCs w:val="24"/>
-              <w:lang w:val="ru-MD"/>
-            </w:rPr>
-            <w:t>воріння і все живуче прославляє тебе,* бо ти − образ слави Отця,* ти той, хто був і завжди є, і засяяв нам від Діви.* Боже, помилуй нас!</w:t>
+            <w:t>Царство твоє, Христе Боже, царство всіх віків,* влада ж твоя від роду до роду,* бо ти прийняв тіло від Святого Духа* і став людиною від Вседіви Марії.* Світлим розсвітом став нам твій прихід, Христе Боже* – світло від світла, сяйво Отця.* Ти просвітив усе створіння і все живуче прославляє тебе,* бо ти − образ слави Отця,* ти той, хто був і завжди є, і засяяв нам від Діви.* Боже, помилуй нас!</w:t>
           </w:r>
         </w:sdtContent>
       </w:sdt>
@@ -4049,18 +3643,7 @@
           <w:szCs w:val="24"/>
           <w:lang w:val="ru-MD"/>
         </w:rPr>
-        <w:t>8, п</w:t>
-      </w:r>
-      <w:r>
-        <w:rPr>
-          <w:rFonts w:ascii="Times New Roman" w:eastAsia="Times New Roman" w:hAnsi="Times New Roman" w:cs="Times New Roman"/>
-          <w:i/>
-          <w:color w:val="FF0000"/>
-          <w:sz w:val="24"/>
-          <w:szCs w:val="24"/>
-          <w:lang w:val="ru-MD"/>
-        </w:rPr>
-        <w:t>одібний: О, преславне чудо):</w:t>
+        <w:t>8, подібний: О, преславне чудо):</w:t>
       </w:r>
       <w:r>
         <w:rPr>
@@ -4079,16 +3662,7 @@
           <w:szCs w:val="24"/>
           <w:lang w:val="ru-MD"/>
         </w:rPr>
-        <w:t>Мученики Христові преславні!* Ви ні за що мали* напасті гонителів і тяжку смерть,* відважно й хоробро* стали до змагання* та зодяглись у переможну славу,* тому зараховано вас до всіх праведників,* з якими і вас,* завжди прослав</w:t>
-      </w:r>
-      <w:r>
-        <w:rPr>
-          <w:rFonts w:ascii="Times New Roman" w:eastAsia="Times New Roman" w:hAnsi="Times New Roman" w:cs="Times New Roman"/>
-          <w:sz w:val="24"/>
-          <w:szCs w:val="24"/>
-          <w:lang w:val="ru-MD"/>
-        </w:rPr>
-        <w:t>ляємо і ублажаємо.</w:t>
+        <w:t>Мученики Христові преславні!* Ви ні за що мали* напасті гонителів і тяжку смерть,* відважно й хоробро* стали до змагання* та зодяглись у переможну славу,* тому зараховано вас до всіх праведників,* з якими і вас,* завжди прославляємо і ублажаємо.</w:t>
       </w:r>
     </w:p>
     <w:p>
@@ -4224,17 +3798,7 @@
           <w:u w:val="single"/>
           <w:lang w:val="ru-MD"/>
         </w:rPr>
-        <w:t>Велике бо</w:t>
-      </w:r>
-      <w:r>
-        <w:rPr>
-          <w:rFonts w:ascii="Times New Roman" w:eastAsia="Times New Roman" w:hAnsi="Times New Roman" w:cs="Times New Roman"/>
-          <w:sz w:val="24"/>
-          <w:szCs w:val="24"/>
-          <w:u w:val="single"/>
-          <w:lang w:val="ru-MD"/>
-        </w:rPr>
-        <w:t xml:space="preserve"> до нас його милосердя, і вірність Господа повіки.</w:t>
+        <w:t>Велике бо до нас його милосердя, і вірність Господа повіки.</w:t>
       </w:r>
     </w:p>
     <w:p>
@@ -4256,16 +3820,7 @@
           <w:lang w:val="ru-MD"/>
         </w:rPr>
         <w:lastRenderedPageBreak/>
-        <w:t>Мученики Христові непереможні!* Ви жару мук пройшли* без всякої шкоди* росою божественної благодаті* і сподобилися жити на водах відпочинку,* прийнявши вінки перемоги.* Тому нині з радістю* спогадуємо, Свя</w:t>
-      </w:r>
-      <w:r>
-        <w:rPr>
-          <w:rFonts w:ascii="Times New Roman" w:eastAsia="Times New Roman" w:hAnsi="Times New Roman" w:cs="Times New Roman"/>
-          <w:sz w:val="24"/>
-          <w:szCs w:val="24"/>
-          <w:lang w:val="ru-MD"/>
-        </w:rPr>
-        <w:t>ті, вашу пам'ять,* Христа прославляючи.</w:t>
+        <w:t>Мученики Христові непереможні!* Ви жару мук пройшли* без всякої шкоди* росою божественної благодаті* і сподобилися жити на водах відпочинку,* прийнявши вінки перемоги.* Тому нині з радістю* спогадуємо, Святі, вашу пам'ять,* Христа прославляючи.</w:t>
       </w:r>
     </w:p>
     <w:p>
@@ -4285,6 +3840,7 @@
           <w:b/>
           <w:sz w:val="24"/>
           <w:szCs w:val="24"/>
+          <w:lang w:val="ru-MD"/>
         </w:rPr>
         <w:t>Слава: і нині</w:t>
       </w:r>
@@ -4293,6 +3849,7 @@
           <w:rFonts w:ascii="Times New Roman" w:eastAsia="Times New Roman" w:hAnsi="Times New Roman" w:cs="Times New Roman"/>
           <w:sz w:val="24"/>
           <w:szCs w:val="24"/>
+          <w:lang w:val="ru-MD"/>
         </w:rPr>
         <w:t xml:space="preserve"> </w:t>
       </w:r>
@@ -4303,15 +3860,38 @@
           <w:color w:val="FF0000"/>
           <w:sz w:val="24"/>
           <w:szCs w:val="24"/>
-        </w:rPr>
-        <w:t>(г. 2):</w:t>
-      </w:r>
-      <w:r>
-        <w:rPr>
-          <w:rFonts w:ascii="Times New Roman" w:eastAsia="Times New Roman" w:hAnsi="Times New Roman" w:cs="Times New Roman"/>
-          <w:color w:val="FF0000"/>
-          <w:sz w:val="24"/>
-          <w:szCs w:val="24"/>
+          <w:lang w:val="ru-MD"/>
+        </w:rPr>
+        <w:t>(г.</w:t>
+      </w:r>
+      <w:r>
+        <w:rPr>
+          <w:rFonts w:ascii="Times New Roman" w:eastAsia="Times New Roman" w:hAnsi="Times New Roman" w:cs="Times New Roman"/>
+          <w:i/>
+          <w:color w:val="FF0000"/>
+          <w:sz w:val="24"/>
+          <w:szCs w:val="24"/>
+        </w:rPr>
+        <w:t> </w:t>
+      </w:r>
+      <w:r>
+        <w:rPr>
+          <w:rFonts w:ascii="Times New Roman" w:eastAsia="Times New Roman" w:hAnsi="Times New Roman" w:cs="Times New Roman"/>
+          <w:i/>
+          <w:color w:val="FF0000"/>
+          <w:sz w:val="24"/>
+          <w:szCs w:val="24"/>
+          <w:lang w:val="ru-MD"/>
+        </w:rPr>
+        <w:t>2):</w:t>
+      </w:r>
+      <w:r>
+        <w:rPr>
+          <w:rFonts w:ascii="Times New Roman" w:eastAsia="Times New Roman" w:hAnsi="Times New Roman" w:cs="Times New Roman"/>
+          <w:color w:val="FF0000"/>
+          <w:sz w:val="24"/>
+          <w:szCs w:val="24"/>
+          <w:lang w:val="ru-MD"/>
         </w:rPr>
         <w:t xml:space="preserve"> </w:t>
       </w:r>
@@ -4327,6 +3907,7 @@
               <w:rFonts w:ascii="Gungsuh" w:eastAsia="Gungsuh" w:hAnsi="Gungsuh" w:cs="Gungsuh"/>
               <w:sz w:val="24"/>
               <w:szCs w:val="24"/>
+              <w:lang w:val="ru-MD"/>
             </w:rPr>
             <w:t xml:space="preserve">Коли Август єдиний володів землею,* багатовладдя людей скінчилося;* коли ти став людиною з Чистої,* знищене було ідольське багатобожжя.* </w:t>
           </w:r>
@@ -4337,16 +3918,7 @@
               <w:szCs w:val="24"/>
               <w:lang w:val="ru-MD"/>
             </w:rPr>
-            <w:t>Під єдиним мирським царством міста опинились,* а тут наро</w:t>
-          </w:r>
-          <w:r>
-            <w:rPr>
-              <w:rFonts w:ascii="Gungsuh" w:eastAsia="Gungsuh" w:hAnsi="Gungsuh" w:cs="Gungsuh"/>
-              <w:sz w:val="24"/>
-              <w:szCs w:val="24"/>
-              <w:lang w:val="ru-MD"/>
-            </w:rPr>
-            <w:t xml:space="preserve">ди повірили в єдину владу Божу.* З веління цісаря записувались люди,* записались і ми, вірні, в ім'я Бога нашого, що став людиною.* Велика твоя милість, Господи, − слава тобі! </w:t>
+            <w:t xml:space="preserve">Під єдиним мирським царством міста опинились,* а тут народи повірили в єдину владу Божу.* З веління цісаря записувались люди,* записались і ми, вірні, в ім'я Бога нашого, що став людиною.* Велика твоя милість, Господи, − слава тобі! </w:t>
           </w:r>
         </w:sdtContent>
       </w:sdt>
@@ -4456,16 +4028,7 @@
           <w:szCs w:val="24"/>
           <w:lang w:val="ru-MD"/>
         </w:rPr>
-        <w:t>Сві́тло ти́хе свято́ї сла́ви безсме́ртного Отця́ небе́сного, свято́го, блаже́нного, Ісу́се Хри́сте, дожи́вши до за́ходу со́нця, ба́чивши сві́тло вечі́рнє, сла́вимо Отця́, і Си́на, і Свято́г</w:t>
-      </w:r>
-      <w:r>
-        <w:rPr>
-          <w:rFonts w:ascii="Times New Roman" w:eastAsia="Times New Roman" w:hAnsi="Times New Roman" w:cs="Times New Roman"/>
-          <w:sz w:val="24"/>
-          <w:szCs w:val="24"/>
-          <w:lang w:val="ru-MD"/>
-        </w:rPr>
-        <w:t>о Ду́ха – Бо́га. Досто́йно є повсякча́с прославля́ти Тебе́ голоса́ми побо́жними, Си́ну Бо́жий, що життя́ дає́ш усьому́ сві́ту, тому́ світ уве́сь сла́вить Тебе́.</w:t>
+        <w:t>Сві́тло ти́хе свято́ї сла́ви безсме́ртного Отця́ небе́сного, свято́го, блаже́нного, Ісу́се Хри́сте, дожи́вши до за́ходу со́нця, ба́чивши сві́тло вечі́рнє, сла́вимо Отця́, і Си́на, і Свято́го Ду́ха – Бо́га. Досто́йно є повсякча́с прославля́ти Тебе́ голоса́ми побо́жними, Си́ну Бо́жий, що життя́ дає́ш усьому́ сві́ту, тому́ світ уве́сь сла́вить Тебе́.</w:t>
       </w:r>
     </w:p>
     <w:p>
@@ -4506,6 +4069,7 @@
           <w:i/>
           <w:color w:val="FF0000"/>
           <w:sz w:val="24"/>
+          <w:lang w:val="ru-MD"/>
         </w:rPr>
         <w:t>Священник:</w:t>
       </w:r>
@@ -4513,6 +4077,7 @@
         <w:rPr>
           <w:rFonts w:ascii="Times New Roman" w:hAnsi="Times New Roman"/>
           <w:sz w:val="24"/>
+          <w:lang w:val="ru-MD"/>
         </w:rPr>
         <w:t xml:space="preserve"> Мир всім.</w:t>
       </w:r>
@@ -4602,17 +4167,7 @@
           <w:szCs w:val="24"/>
           <w:lang w:val="ru-MD"/>
         </w:rPr>
-        <w:t>Бо́же, Ти мій</w:t>
-      </w:r>
-      <w:r>
-        <w:rPr>
-          <w:rFonts w:ascii="Times New Roman" w:eastAsia="Times New Roman" w:hAnsi="Times New Roman" w:cs="Times New Roman"/>
-          <w:b/>
-          <w:sz w:val="24"/>
-          <w:szCs w:val="24"/>
-          <w:lang w:val="ru-MD"/>
-        </w:rPr>
-        <w:t xml:space="preserve"> засту́пник,* і ми́лість Твоя́ ви́йде мені́ назу́стріч</w:t>
+        <w:t>Бо́же, Ти мій засту́пник,* і ми́лість Твоя́ ви́йде мені́ назу́стріч</w:t>
       </w:r>
       <w:r>
         <w:rPr>
@@ -4781,16 +4336,7 @@
           <w:szCs w:val="24"/>
           <w:lang w:val="ru-MD"/>
         </w:rPr>
-        <w:t>Благослове</w:t>
-      </w:r>
-      <w:r>
-        <w:rPr>
-          <w:rFonts w:ascii="Times New Roman" w:eastAsia="Times New Roman" w:hAnsi="Times New Roman" w:cs="Times New Roman"/>
-          <w:sz w:val="24"/>
-          <w:szCs w:val="24"/>
-          <w:lang w:val="ru-MD"/>
-        </w:rPr>
-        <w:t>́нний Ти, Го́споди,* навчи́ мене́ устано́в Твої́х.</w:t>
+        <w:t>Благослове́нний Ти, Го́споди,* навчи́ мене́ устано́в Твої́х.</w:t>
       </w:r>
     </w:p>
     <w:p>
@@ -4871,16 +4417,7 @@
           <w:szCs w:val="24"/>
           <w:lang w:val="ru-MD"/>
         </w:rPr>
-        <w:t xml:space="preserve">Тобі́ </w:t>
-      </w:r>
-      <w:r>
-        <w:rPr>
-          <w:rFonts w:ascii="Times New Roman" w:eastAsia="Times New Roman" w:hAnsi="Times New Roman" w:cs="Times New Roman"/>
-          <w:sz w:val="24"/>
-          <w:szCs w:val="24"/>
-          <w:lang w:val="ru-MD"/>
-        </w:rPr>
-        <w:t>нале́жить хвала́,* Тобі́ нале́жить пі́сня.</w:t>
+        <w:t>Тобі́ нале́жить хвала́,* Тобі́ нале́жить пі́сня.</w:t>
       </w:r>
     </w:p>
     <w:p>
@@ -5153,16 +4690,7 @@
           <w:szCs w:val="24"/>
           <w:lang w:val="ru-MD"/>
         </w:rPr>
-        <w:t xml:space="preserve">Ангела миру, вірного наставника, охоронця душ і тіл наших у Господа </w:t>
-      </w:r>
-      <w:r>
-        <w:rPr>
-          <w:rFonts w:ascii="Times New Roman" w:eastAsia="Times New Roman" w:hAnsi="Times New Roman" w:cs="Times New Roman"/>
-          <w:sz w:val="24"/>
-          <w:szCs w:val="24"/>
-          <w:lang w:val="ru-MD"/>
-        </w:rPr>
-        <w:t>просім.</w:t>
+        <w:t>Ангела миру, вірного наставника, охоронця душ і тіл наших у Господа просім.</w:t>
       </w:r>
     </w:p>
     <w:p>
@@ -5366,16 +4894,7 @@
           <w:szCs w:val="24"/>
           <w:lang w:val="ru-MD"/>
         </w:rPr>
-        <w:t>Християнської кончини життя нашого – безболізної, бездоганної, мирно</w:t>
-      </w:r>
-      <w:r>
-        <w:rPr>
-          <w:rFonts w:ascii="Times New Roman" w:eastAsia="Times New Roman" w:hAnsi="Times New Roman" w:cs="Times New Roman"/>
-          <w:sz w:val="24"/>
-          <w:szCs w:val="24"/>
-          <w:lang w:val="ru-MD"/>
-        </w:rPr>
-        <w:t>ї – і оправдання на страшному суді Христовому просім.</w:t>
+        <w:t>Християнської кончини життя нашого – безболізної, бездоганної, мирної – і оправдання на страшному суді Христовому просім.</w:t>
       </w:r>
     </w:p>
     <w:p>
@@ -5426,16 +4945,7 @@
           <w:szCs w:val="24"/>
           <w:lang w:val="ru-MD"/>
         </w:rPr>
-        <w:t xml:space="preserve">Пресвяту, пречисту, преблагословенну, славну Владичицю нашу Богородицю і приснодіву Марію, з усіма святими пом’янувши, самих себе, і один одного, і все життя наше Христу Богові </w:t>
-      </w:r>
-      <w:r>
-        <w:rPr>
-          <w:rFonts w:ascii="Times New Roman" w:eastAsia="Times New Roman" w:hAnsi="Times New Roman" w:cs="Times New Roman"/>
-          <w:sz w:val="24"/>
-          <w:szCs w:val="24"/>
-          <w:lang w:val="ru-MD"/>
-        </w:rPr>
-        <w:t>віддаймо.</w:t>
+        <w:t>Пресвяту, пречисту, преблагословенну, славну Владичицю нашу Богородицю і приснодіву Марію, з усіма святими пом’янувши, самих себе, і один одного, і все життя наше Христу Богові віддаймо.</w:t>
       </w:r>
     </w:p>
     <w:p>
@@ -5489,7 +4999,7 @@
           <w:u w:val="single"/>
           <w:lang w:val="ru-MD"/>
         </w:rPr>
-        <w:t>[Боже великий і вишній, в Тебе одного є безсмертність і в світлі живеш недоступнім. Ти все створіння мудро створив, відокремив світло від темряви і сонце поклав, щоб правити днем, а місяць і зорі, щоб володіли ніччю, нас ж</w:t>
+        <w:t xml:space="preserve">[Боже великий і вишній, в Тебе одного є безсмертність і в світлі живеш недоступнім. Ти все створіння мудро створив, відокремив світло від темряви і сонце поклав, щоб правити днем, а місяць і зорі, щоб володіли ніччю, нас же грішних вчинив достойними і в теперішню годину стати перед Твоїм обличчям, щоб Тебе визнавати і принести Тобі вечірнє славослов'я. Направ, Людинолюбче, молитву нашу, немов кадило, перед Тобою і прийми її, як благовонний запах. Дай нам мирний цей вечір і близьку вже ніч; зодягни нас у броню світла; визволь нас від нічного страху і всякої речі, що в темряві з'являється, і дай сон, що його Ти дарував на відпочинок нашій немічності, вільний від усякого маріння диявольського. Владико, давче добра, хай і </w:t>
       </w:r>
       <w:r>
         <w:rPr>
@@ -5499,48 +5009,8 @@
           <w:u w:val="single"/>
           <w:lang w:val="ru-MD"/>
         </w:rPr>
-        <w:t xml:space="preserve">е грішних вчинив достойними і в теперішню годину стати перед Твоїм обличчям, щоб Тебе визнавати і принести Тобі вечірнє славослов'я. Направ, Людинолюбче, молитву нашу, немов кадило, перед Тобою і прийми її, як благовонний запах. Дай нам мирний цей вечір і </w:t>
-      </w:r>
-      <w:r>
-        <w:rPr>
-          <w:rFonts w:ascii="Times New Roman" w:eastAsia="Times New Roman" w:hAnsi="Times New Roman" w:cs="Times New Roman"/>
-          <w:sz w:val="24"/>
-          <w:szCs w:val="24"/>
-          <w:u w:val="single"/>
-          <w:lang w:val="ru-MD"/>
-        </w:rPr>
-        <w:t xml:space="preserve">близьку вже ніч; зодягни нас у броню світла; визволь нас від нічного страху і всякої речі, що в темряві з'являється, і дай сон, що його Ти дарував на відпочинок нашій немічності, вільний від усякого маріння диявольського. Владико, давче добра, хай і </w:t>
-      </w:r>
-      <w:r>
-        <w:rPr>
-          <w:rFonts w:ascii="Times New Roman" w:eastAsia="Times New Roman" w:hAnsi="Times New Roman" w:cs="Times New Roman"/>
-          <w:sz w:val="24"/>
-          <w:szCs w:val="24"/>
-          <w:u w:val="single"/>
-          <w:lang w:val="ru-MD"/>
-        </w:rPr>
         <w:lastRenderedPageBreak/>
-        <w:t>на наш</w:t>
-      </w:r>
-      <w:r>
-        <w:rPr>
-          <w:rFonts w:ascii="Times New Roman" w:eastAsia="Times New Roman" w:hAnsi="Times New Roman" w:cs="Times New Roman"/>
-          <w:sz w:val="24"/>
-          <w:szCs w:val="24"/>
-          <w:u w:val="single"/>
-          <w:lang w:val="ru-MD"/>
-        </w:rPr>
-        <w:t>ій постелі, бувши Тобі милими, згадуємо вночі Твоє ім'я і, просвічувані навчанням Твоїх заповідей, встанемо в душевній радості до звеличування Твоєї доброти, приносячи твоєму милосердю молитви і моління, за наші і всіх Твоїх людей провини. Відвідай їх задл</w:t>
-      </w:r>
-      <w:r>
-        <w:rPr>
-          <w:rFonts w:ascii="Times New Roman" w:eastAsia="Times New Roman" w:hAnsi="Times New Roman" w:cs="Times New Roman"/>
-          <w:sz w:val="24"/>
-          <w:szCs w:val="24"/>
-          <w:u w:val="single"/>
-          <w:lang w:val="ru-MD"/>
-        </w:rPr>
-        <w:t>я молитов святої Богородиці.]</w:t>
+        <w:t>на нашій постелі, бувши Тобі милими, згадуємо вночі Твоє ім'я і, просвічувані навчанням Твоїх заповідей, встанемо в душевній радості до звеличування Твоєї доброти, приносячи твоєму милосердю молитви і моління, за наші і всіх Твоїх людей провини. Відвідай їх задля молитов святої Богородиці.]</w:t>
       </w:r>
     </w:p>
     <w:p>
@@ -5559,6 +5029,7 @@
           <w:i/>
           <w:color w:val="FF0000"/>
           <w:sz w:val="24"/>
+          <w:lang w:val="ru-MD"/>
         </w:rPr>
         <w:t>Священник:</w:t>
       </w:r>
@@ -5566,6 +5037,7 @@
         <w:rPr>
           <w:rFonts w:ascii="Times New Roman" w:hAnsi="Times New Roman"/>
           <w:sz w:val="24"/>
+          <w:lang w:val="ru-MD"/>
         </w:rPr>
         <w:t xml:space="preserve"> Бо Ти – Бог милости, ласк і людинолюбности, і Тобі славу возсилаємо, Отцю, і Сину, і Святому Духові, нині, і повсякчас, і на віки віків.</w:t>
       </w:r>
@@ -5629,6 +5101,7 @@
           <w:i/>
           <w:color w:val="FF0000"/>
           <w:sz w:val="24"/>
+          <w:lang w:val="ru-MD"/>
         </w:rPr>
         <w:t>Священник:</w:t>
       </w:r>
@@ -5636,6 +5109,7 @@
         <w:rPr>
           <w:rFonts w:ascii="Times New Roman" w:hAnsi="Times New Roman"/>
           <w:sz w:val="24"/>
+          <w:lang w:val="ru-MD"/>
         </w:rPr>
         <w:t xml:space="preserve"> Мир всім.</w:t>
       </w:r>
@@ -5700,16 +5174,7 @@
           <w:szCs w:val="24"/>
           <w:lang w:val="ru-MD"/>
         </w:rPr>
-        <w:t>Голови ваші перед Г</w:t>
-      </w:r>
-      <w:r>
-        <w:rPr>
-          <w:rFonts w:ascii="Times New Roman" w:eastAsia="Times New Roman" w:hAnsi="Times New Roman" w:cs="Times New Roman"/>
-          <w:sz w:val="24"/>
-          <w:szCs w:val="24"/>
-          <w:lang w:val="ru-MD"/>
-        </w:rPr>
-        <w:t>осподом схиліть.</w:t>
+        <w:t>Голови ваші перед Господом схиліть.</w:t>
       </w:r>
     </w:p>
     <w:p>
@@ -5783,25 +5248,7 @@
           <w:szCs w:val="24"/>
           <w:lang w:val="ru-MD"/>
         </w:rPr>
-        <w:t xml:space="preserve"> Господи, Боже наш, що прихилив небо і зійшов на спасіння людського роду! Зглянься на слуг Твоїх і на спадкоємство Твоє, бо перед Тобою, страшним і людинолюбним Суддею, слуги Твої схилили свої </w:t>
-      </w:r>
-      <w:r>
-        <w:rPr>
-          <w:rFonts w:ascii="Times New Roman" w:eastAsia="Times New Roman" w:hAnsi="Times New Roman" w:cs="Times New Roman"/>
-          <w:sz w:val="24"/>
-          <w:szCs w:val="24"/>
-          <w:lang w:val="ru-MD"/>
-        </w:rPr>
-        <w:t>голови і зігнули свої шиї, не від людей очікуючи допомоги, але на Твою надіючись милість і Твого очікуючи спасіння; тож оберігай їх повсякчасно, і в цей вечір, і в прийдешню ніч збережи від усякого ворога, і від будь-якого зазіхання диявольського, і від ду</w:t>
-      </w:r>
-      <w:r>
-        <w:rPr>
-          <w:rFonts w:ascii="Times New Roman" w:eastAsia="Times New Roman" w:hAnsi="Times New Roman" w:cs="Times New Roman"/>
-          <w:sz w:val="24"/>
-          <w:szCs w:val="24"/>
-          <w:lang w:val="ru-MD"/>
-        </w:rPr>
-        <w:t>мок марних, і спогадів лукавих.</w:t>
+        <w:t xml:space="preserve"> Господи, Боже наш, що прихилив небо і зійшов на спасіння людського роду! Зглянься на слуг Твоїх і на спадкоємство Твоє, бо перед Тобою, страшним і людинолюбним Суддею, слуги Твої схилили свої голови і зігнули свої шиї, не від людей очікуючи допомоги, але на Твою надіючись милість і Твого очікуючи спасіння; тож оберігай їх повсякчасно, і в цей вечір, і в прийдешню ніч збережи від усякого ворога, і від будь-якого зазіхання диявольського, і від думок марних, і спогадів лукавих.</w:t>
       </w:r>
     </w:p>
     <w:p>
@@ -5820,6 +5267,7 @@
           <w:i/>
           <w:color w:val="FF0000"/>
           <w:sz w:val="24"/>
+          <w:lang w:val="ru-MD"/>
         </w:rPr>
         <w:t>Священник:</w:t>
       </w:r>
@@ -5827,6 +5275,7 @@
         <w:rPr>
           <w:rFonts w:ascii="Times New Roman" w:hAnsi="Times New Roman"/>
           <w:sz w:val="24"/>
+          <w:lang w:val="ru-MD"/>
         </w:rPr>
         <w:t xml:space="preserve"> Нехай буде влада царства Твого благословенна і дуже прославлена: Отця, і Сина, і Святого Духа, нині і повсякчас, і на віки віків.</w:t>
       </w:r>
@@ -5999,17 +5448,7 @@
               <w:u w:val="single"/>
               <w:lang w:val="ru-MD"/>
             </w:rPr>
-            <w:t>Із себе перед зір</w:t>
-          </w:r>
-          <w:r>
-            <w:rPr>
-              <w:rFonts w:ascii="Gungsuh" w:eastAsia="Gungsuh" w:hAnsi="Gungsuh" w:cs="Gungsuh"/>
-              <w:sz w:val="24"/>
-              <w:szCs w:val="24"/>
-              <w:u w:val="single"/>
-              <w:lang w:val="ru-MD"/>
-            </w:rPr>
-            <w:t>ницею породив я тебе* − клявся Господь і каятися не буде.</w:t>
+            <w:t>Із себе перед зірницею породив я тебе* − клявся Господь і каятися не буде.</w:t>
           </w:r>
         </w:sdtContent>
       </w:sdt>
@@ -6081,16 +5520,7 @@
               <w:szCs w:val="24"/>
               <w:lang w:val="ru-MD"/>
             </w:rPr>
-            <w:t>Нині Діва родить Творця всіх,* рай приносить вертеп, зоря показує Христа* − сонце для тих, що в темряві.* Мудреці, просвічені вірою, поклоняються з дарами;* пастирі бачать чудо, ангели ж с</w:t>
-          </w:r>
-          <w:r>
-            <w:rPr>
-              <w:rFonts w:ascii="Gungsuh" w:eastAsia="Gungsuh" w:hAnsi="Gungsuh" w:cs="Gungsuh"/>
-              <w:sz w:val="24"/>
-              <w:szCs w:val="24"/>
-              <w:lang w:val="ru-MD"/>
-            </w:rPr>
-            <w:t>півають, промовляючи:* Слава на висотах Богові!</w:t>
+            <w:t>Нині Діва родить Творця всіх,* рай приносить вертеп, зоря показує Христа* − сонце для тих, що в темряві.* Мудреці, просвічені вірою, поклоняються з дарами;* пастирі бачать чудо, ангели ж співають, промовляючи:* Слава на висотах Богові!</w:t>
           </w:r>
         </w:sdtContent>
       </w:sdt>
@@ -6147,16 +5577,7 @@
           <w:szCs w:val="24"/>
           <w:lang w:val="ru-MD"/>
         </w:rPr>
-        <w:t>Коли Господь Ісус народився у Вифлеємі юдейськім* то зі сходу прийшли мудреці* і поклонилися Богові, що став людиною.* Вони радісно відкрили свої с</w:t>
-      </w:r>
-      <w:r>
-        <w:rPr>
-          <w:rFonts w:ascii="Times New Roman" w:eastAsia="Times New Roman" w:hAnsi="Times New Roman" w:cs="Times New Roman"/>
-          <w:sz w:val="24"/>
-          <w:szCs w:val="24"/>
-          <w:lang w:val="ru-MD"/>
-        </w:rPr>
-        <w:t>карби* і принесли йому цінні дари:* чисте золото, як цареві віків;* ладан, як Богові всіх,* і миро безсмертному, як триденному померлому.* Тому, прийдіть усі народи* і поклонімся Народженому, щоб спас душі наші.</w:t>
+        <w:t>Коли Господь Ісус народився у Вифлеємі юдейськім* то зі сходу прийшли мудреці* і поклонилися Богові, що став людиною.* Вони радісно відкрили свої скарби* і принесли йому цінні дари:* чисте золото, як цареві віків;* ладан, як Богові всіх,* і миро безсмертному, як триденному померлому.* Тому, прийдіть усі народи* і поклонімся Народженому, щоб спас душі наші.</w:t>
       </w:r>
     </w:p>
     <w:p>
@@ -6239,16 +5660,7 @@
           <w:szCs w:val="24"/>
           <w:lang w:val="ru-MD"/>
         </w:rPr>
-        <w:t xml:space="preserve">У вертепі оселився ти, </w:t>
-      </w:r>
-      <w:r>
-        <w:rPr>
-          <w:rFonts w:ascii="Times New Roman" w:eastAsia="Times New Roman" w:hAnsi="Times New Roman" w:cs="Times New Roman"/>
-          <w:sz w:val="24"/>
-          <w:szCs w:val="24"/>
-          <w:lang w:val="ru-MD"/>
-        </w:rPr>
-        <w:t>Христе Боже,* ясла тебе прийняли, пастухи й царі тобі поклонилися.* Тоді здійснилося сповіщення пророче* і ангельські сили здивувались,* виспівуючи і промовляючи:* Слава приходові твоєму, єдиний Чоловіколюбче!</w:t>
+        <w:t>У вертепі оселився ти, Христе Боже,* ясла тебе прийняли, пастухи й царі тобі поклонилися.* Тоді здійснилося сповіщення пророче* і ангельські сили здивувались,* виспівуючи і промовляючи:* Слава приходові твоєму, єдиний Чоловіколюбче!</w:t>
       </w:r>
     </w:p>
     <w:p>
@@ -6384,16 +5796,7 @@
           <w:szCs w:val="24"/>
           <w:lang w:val="ru-MD"/>
         </w:rPr>
-        <w:t>Святи́й Бо́же, святи́й Крі́пкий, св</w:t>
-      </w:r>
-      <w:r>
-        <w:rPr>
-          <w:rFonts w:ascii="Times New Roman" w:eastAsia="Times New Roman" w:hAnsi="Times New Roman" w:cs="Times New Roman"/>
-          <w:sz w:val="24"/>
-          <w:szCs w:val="24"/>
-          <w:lang w:val="ru-MD"/>
-        </w:rPr>
-        <w:t xml:space="preserve">яти́й Безсме́ртний, поми́луй нас. </w:t>
+        <w:t xml:space="preserve">Святи́й Бо́же, святи́й Крі́пкий, святи́й Безсме́ртний, поми́луй нас. </w:t>
       </w:r>
       <w:r>
         <w:rPr>
@@ -6444,16 +5847,7 @@
           <w:szCs w:val="24"/>
           <w:lang w:val="ru-MD"/>
         </w:rPr>
-        <w:t>Пресвята́ Тро́йце, поми́луй нас; Го́споди, очи́сти гріхи́ на́ші; Влади́ко, прости́ беззако́ння на́ші; Святи́й, завіта́й і</w:t>
-      </w:r>
-      <w:r>
-        <w:rPr>
-          <w:rFonts w:ascii="Times New Roman" w:eastAsia="Times New Roman" w:hAnsi="Times New Roman" w:cs="Times New Roman"/>
-          <w:sz w:val="24"/>
-          <w:szCs w:val="24"/>
-          <w:lang w:val="ru-MD"/>
-        </w:rPr>
-        <w:t xml:space="preserve"> зціли́ не́мочі на́ші, І́мени Твого́ ра́ди.</w:t>
+        <w:t>Пресвята́ Тро́йце, поми́луй нас; Го́споди, очи́сти гріхи́ на́ші; Влади́ко, прости́ беззако́ння на́ші; Святи́й, завіта́й і зціли́ не́мочі на́ші, І́мени Твого́ ра́ди.</w:t>
       </w:r>
     </w:p>
     <w:p>
@@ -6524,16 +5918,7 @@
           <w:szCs w:val="24"/>
           <w:lang w:val="ru-MD"/>
         </w:rPr>
-        <w:t>О́тче наш, що єси́ на небеса́х,* неха́й святи́ться ім’я́ Твоє́,* неха́й при́йде ца́рство Тв</w:t>
-      </w:r>
-      <w:r>
-        <w:rPr>
-          <w:rFonts w:ascii="Times New Roman" w:eastAsia="Times New Roman" w:hAnsi="Times New Roman" w:cs="Times New Roman"/>
-          <w:sz w:val="24"/>
-          <w:szCs w:val="24"/>
-          <w:lang w:val="ru-MD"/>
-        </w:rPr>
-        <w:t>оє́,* неха́й бу́де во́ля Твоя́, як на не́бі, так і на землі́.* Хліб наш насу́щний дай нам сього́дні;* і прости́ нам прови́ни на́ші,* як і ми проща́ємо винува́тцям на́шим;* і не введи́ нас у споку́су,* але́ ви́зволи нас від лука́вого.</w:t>
+        <w:t>О́тче наш, що єси́ на небеса́х,* неха́й святи́ться ім’я́ Твоє́,* неха́й при́йде ца́рство Твоє́,* неха́й бу́де во́ля Твоя́, як на не́бі, так і на землі́.* Хліб наш насу́щний дай нам сього́дні;* і прости́ нам прови́ни на́ші,* як і ми проща́ємо винува́тцям на́шим;* і не введи́ нас у споку́су,* але́ ви́зволи нас від лука́вого.</w:t>
       </w:r>
     </w:p>
     <w:p>
@@ -6552,6 +5937,7 @@
           <w:i/>
           <w:color w:val="FF0000"/>
           <w:sz w:val="24"/>
+          <w:lang w:val="ru-MD"/>
         </w:rPr>
         <w:t>Священник:</w:t>
       </w:r>
@@ -6559,6 +5945,7 @@
         <w:rPr>
           <w:rFonts w:ascii="Times New Roman" w:hAnsi="Times New Roman"/>
           <w:sz w:val="24"/>
+          <w:lang w:val="ru-MD"/>
         </w:rPr>
         <w:t xml:space="preserve"> Бо Твоє є царство, і сила, і слава, Отця, і Сина, і Святого Духа, нині, і повсякчас, і на віки віків.</w:t>
       </w:r>
@@ -6722,16 +6109,7 @@
           <w:szCs w:val="24"/>
           <w:lang w:val="ru-MD"/>
         </w:rPr>
-        <w:t xml:space="preserve"> Різ</w:t>
-      </w:r>
-      <w:r>
-        <w:rPr>
-          <w:rFonts w:ascii="Times New Roman" w:eastAsia="Times New Roman" w:hAnsi="Times New Roman" w:cs="Times New Roman"/>
-          <w:sz w:val="24"/>
-          <w:szCs w:val="24"/>
-          <w:lang w:val="ru-MD"/>
-        </w:rPr>
-        <w:t>дво Твоє, Христе Боже наш,* засвітило світові світло розуміння:* в ньому бо ті, що звіздам служили, від звізди навчилися* поклонятися Тобі – Сонцю правди,* і пізнавати Тебе – Схід з висоти.* Господи, слава Тобі.</w:t>
+        <w:t xml:space="preserve"> Різдво Твоє, Христе Боже наш,* засвітило світові світло розуміння:* в ньому бо ті, що звіздам служили, від звізди навчилися* поклонятися Тобі – Сонцю правди,* і пізнавати Тебе – Схід з висоти.* Господи, слава Тобі.</w:t>
       </w:r>
     </w:p>
     <w:p>
@@ -6772,49 +6150,38 @@
     <w:p>
       <w:pPr>
         <w:spacing w:after="120" w:line="240" w:lineRule="auto"/>
-        <w:jc w:val="both"/>
-        <w:rPr>
-          <w:rFonts w:ascii="Times New Roman" w:eastAsia="Times New Roman" w:hAnsi="Times New Roman" w:cs="Times New Roman"/>
-          <w:sz w:val="24"/>
-          <w:szCs w:val="24"/>
-          <w:lang w:val="ru-MD"/>
-        </w:rPr>
-      </w:pPr>
-      <w:r>
-        <w:rPr>
-          <w:rFonts w:ascii="Times New Roman" w:eastAsia="Times New Roman" w:hAnsi="Times New Roman" w:cs="Times New Roman"/>
-          <w:sz w:val="24"/>
-          <w:szCs w:val="24"/>
-          <w:lang w:val="ru-MD"/>
-        </w:rPr>
-        <w:t>Промовмо всі з у</w:t>
-      </w:r>
-      <w:r>
-        <w:rPr>
-          <w:rFonts w:ascii="Times New Roman" w:eastAsia="Times New Roman" w:hAnsi="Times New Roman" w:cs="Times New Roman"/>
-          <w:sz w:val="24"/>
-          <w:szCs w:val="24"/>
-          <w:lang w:val="ru-MD"/>
-        </w:rPr>
-        <w:t>сієї душі і з усієї мислі нашої, промовмо.</w:t>
-      </w:r>
-    </w:p>
-    <w:p>
-      <w:pPr>
-        <w:spacing w:after="120" w:line="240" w:lineRule="auto"/>
-        <w:jc w:val="both"/>
-        <w:rPr>
-          <w:rFonts w:ascii="Times New Roman" w:eastAsia="Times New Roman" w:hAnsi="Times New Roman" w:cs="Times New Roman"/>
-          <w:sz w:val="24"/>
-          <w:szCs w:val="24"/>
-          <w:lang w:val="ru-MD"/>
-        </w:rPr>
-      </w:pPr>
-      <w:r>
-        <w:rPr>
-          <w:rFonts w:ascii="Times New Roman" w:eastAsia="Times New Roman" w:hAnsi="Times New Roman" w:cs="Times New Roman"/>
-          <w:i/>
-          <w:color w:val="FF0000"/>
+        <w:rPr>
+          <w:rFonts w:ascii="Times New Roman" w:eastAsia="Times New Roman" w:hAnsi="Times New Roman" w:cs="Times New Roman"/>
+          <w:sz w:val="24"/>
+          <w:szCs w:val="24"/>
+          <w:lang w:val="ru-MD"/>
+        </w:rPr>
+      </w:pPr>
+      <w:r>
+        <w:rPr>
+          <w:rFonts w:ascii="Times New Roman" w:eastAsia="Times New Roman" w:hAnsi="Times New Roman" w:cs="Times New Roman"/>
+          <w:sz w:val="24"/>
+          <w:szCs w:val="24"/>
+          <w:lang w:val="ru-MD"/>
+        </w:rPr>
+        <w:t>Помилуй нас, Боже, з великої милості Твоєї, молимось Тобі, вислухай і помилуй.</w:t>
+      </w:r>
+    </w:p>
+    <w:p>
+      <w:pPr>
+        <w:spacing w:after="120" w:line="240" w:lineRule="auto"/>
+        <w:rPr>
+          <w:rFonts w:ascii="Times New Roman" w:eastAsia="Times New Roman" w:hAnsi="Times New Roman" w:cs="Times New Roman"/>
+          <w:sz w:val="24"/>
+          <w:szCs w:val="24"/>
+          <w:lang w:val="ru-MD"/>
+        </w:rPr>
+      </w:pPr>
+      <w:r>
+        <w:rPr>
+          <w:rFonts w:ascii="Times New Roman" w:eastAsia="Times New Roman" w:hAnsi="Times New Roman" w:cs="Times New Roman"/>
+          <w:i/>
+          <w:color w:val="FF4400"/>
           <w:sz w:val="24"/>
           <w:szCs w:val="24"/>
           <w:lang w:val="ru-MD"/>
@@ -6824,60 +6191,129 @@
       <w:r>
         <w:rPr>
           <w:rFonts w:ascii="Times New Roman" w:eastAsia="Times New Roman" w:hAnsi="Times New Roman" w:cs="Times New Roman"/>
-          <w:color w:val="FF0000"/>
-          <w:sz w:val="24"/>
-          <w:szCs w:val="24"/>
-          <w:lang w:val="ru-MD"/>
-        </w:rPr>
-        <w:t xml:space="preserve"> </w:t>
-      </w:r>
-      <w:r>
-        <w:rPr>
-          <w:rFonts w:ascii="Times New Roman" w:eastAsia="Times New Roman" w:hAnsi="Times New Roman" w:cs="Times New Roman"/>
-          <w:sz w:val="24"/>
-          <w:szCs w:val="24"/>
-          <w:lang w:val="ru-MD"/>
-        </w:rPr>
-        <w:t>Господи, помилуй.</w:t>
-      </w:r>
-    </w:p>
-    <w:p>
-      <w:pPr>
-        <w:spacing w:after="120" w:line="240" w:lineRule="auto"/>
-        <w:jc w:val="both"/>
-        <w:rPr>
-          <w:rFonts w:ascii="Times New Roman" w:eastAsia="Times New Roman" w:hAnsi="Times New Roman" w:cs="Times New Roman"/>
-          <w:sz w:val="24"/>
-          <w:szCs w:val="24"/>
-          <w:lang w:val="ru-MD"/>
-        </w:rPr>
-      </w:pPr>
-      <w:r>
-        <w:rPr>
-          <w:rFonts w:ascii="Times New Roman" w:eastAsia="Times New Roman" w:hAnsi="Times New Roman" w:cs="Times New Roman"/>
-          <w:sz w:val="24"/>
-          <w:szCs w:val="24"/>
-          <w:lang w:val="ru-MD"/>
-        </w:rPr>
-        <w:t>Господи, Вседержителю, Боже отців наших, молимось тобі, вислухай і помилуй.</w:t>
-      </w:r>
-    </w:p>
-    <w:p>
-      <w:pPr>
-        <w:spacing w:after="120" w:line="240" w:lineRule="auto"/>
-        <w:jc w:val="both"/>
-        <w:rPr>
-          <w:rFonts w:ascii="Times New Roman" w:eastAsia="Times New Roman" w:hAnsi="Times New Roman" w:cs="Times New Roman"/>
-          <w:sz w:val="24"/>
-          <w:szCs w:val="24"/>
-          <w:lang w:val="ru-MD"/>
-        </w:rPr>
-      </w:pPr>
-      <w:r>
-        <w:rPr>
-          <w:rFonts w:ascii="Times New Roman" w:eastAsia="Times New Roman" w:hAnsi="Times New Roman" w:cs="Times New Roman"/>
-          <w:i/>
-          <w:color w:val="FF0000"/>
+          <w:sz w:val="24"/>
+          <w:szCs w:val="24"/>
+          <w:lang w:val="ru-MD"/>
+        </w:rPr>
+        <w:t xml:space="preserve"> Го́споди, поми́луй. </w:t>
+      </w:r>
+      <w:r>
+        <w:rPr>
+          <w:rFonts w:ascii="Times New Roman" w:eastAsia="Times New Roman" w:hAnsi="Times New Roman" w:cs="Times New Roman"/>
+          <w:i/>
+          <w:color w:val="FF4400"/>
+          <w:sz w:val="24"/>
+          <w:szCs w:val="24"/>
+          <w:lang w:val="ru-MD"/>
+        </w:rPr>
+        <w:t>(3 р.)</w:t>
+      </w:r>
+    </w:p>
+    <w:p>
+      <w:pPr>
+        <w:spacing w:after="120" w:line="240" w:lineRule="auto"/>
+        <w:rPr>
+          <w:rFonts w:ascii="Times New Roman" w:eastAsia="Times New Roman" w:hAnsi="Times New Roman" w:cs="Times New Roman"/>
+          <w:sz w:val="24"/>
+          <w:szCs w:val="24"/>
+          <w:lang w:val="ru-MD"/>
+        </w:rPr>
+      </w:pPr>
+      <w:r>
+        <w:rPr>
+          <w:rFonts w:ascii="Times New Roman" w:eastAsia="Times New Roman" w:hAnsi="Times New Roman" w:cs="Times New Roman"/>
+          <w:sz w:val="24"/>
+          <w:szCs w:val="24"/>
+          <w:lang w:val="ru-MD"/>
+        </w:rPr>
+        <w:t xml:space="preserve">Ще молимось за святішого вселенського архиєрея Франциска, папу Римського, і за блаженнішого патріярха нашого Святослава, і за преосвященнішого архиєпископа і митрополита нашого кир </w:t>
+      </w:r>
+      <w:r>
+        <w:rPr>
+          <w:rFonts w:ascii="Times New Roman" w:eastAsia="Times New Roman" w:hAnsi="Times New Roman" w:cs="Times New Roman"/>
+          <w:i/>
+          <w:color w:val="FF4400"/>
+          <w:sz w:val="24"/>
+          <w:szCs w:val="24"/>
+          <w:lang w:val="ru-MD"/>
+        </w:rPr>
+        <w:t>ім’я</w:t>
+      </w:r>
+      <w:r>
+        <w:rPr>
+          <w:rFonts w:ascii="Times New Roman" w:eastAsia="Times New Roman" w:hAnsi="Times New Roman" w:cs="Times New Roman"/>
+          <w:i/>
+          <w:sz w:val="24"/>
+          <w:szCs w:val="24"/>
+          <w:lang w:val="ru-MD"/>
+        </w:rPr>
+        <w:t>,</w:t>
+      </w:r>
+      <w:r>
+        <w:rPr>
+          <w:rFonts w:ascii="Times New Roman" w:eastAsia="Times New Roman" w:hAnsi="Times New Roman" w:cs="Times New Roman"/>
+          <w:sz w:val="24"/>
+          <w:szCs w:val="24"/>
+          <w:lang w:val="ru-MD"/>
+        </w:rPr>
+        <w:t xml:space="preserve"> і за боголюбивого єпископа нашого кир </w:t>
+      </w:r>
+      <w:r>
+        <w:rPr>
+          <w:rFonts w:ascii="Times New Roman" w:eastAsia="Times New Roman" w:hAnsi="Times New Roman" w:cs="Times New Roman"/>
+          <w:i/>
+          <w:color w:val="FF4400"/>
+          <w:sz w:val="24"/>
+          <w:szCs w:val="24"/>
+          <w:lang w:val="ru-MD"/>
+        </w:rPr>
+        <w:t>ім’я</w:t>
+      </w:r>
+      <w:r>
+        <w:rPr>
+          <w:rFonts w:ascii="Times New Roman" w:eastAsia="Times New Roman" w:hAnsi="Times New Roman" w:cs="Times New Roman"/>
+          <w:i/>
+          <w:sz w:val="24"/>
+          <w:szCs w:val="24"/>
+          <w:lang w:val="ru-MD"/>
+        </w:rPr>
+        <w:t>,</w:t>
+      </w:r>
+      <w:r>
+        <w:rPr>
+          <w:rFonts w:ascii="Times New Roman" w:eastAsia="Times New Roman" w:hAnsi="Times New Roman" w:cs="Times New Roman"/>
+          <w:sz w:val="24"/>
+          <w:szCs w:val="24"/>
+          <w:lang w:val="ru-MD"/>
+        </w:rPr>
+        <w:t xml:space="preserve"> за тих, </w:t>
+      </w:r>
+      <w:r>
+        <w:rPr>
+          <w:rFonts w:ascii="Times New Roman" w:eastAsia="Times New Roman" w:hAnsi="Times New Roman" w:cs="Times New Roman"/>
+          <w:sz w:val="24"/>
+          <w:szCs w:val="24"/>
+          <w:lang w:val="ru-MD"/>
+        </w:rPr>
+        <w:lastRenderedPageBreak/>
+        <w:t>що служать і послужили у святім храмі цьому, і за отців наших духовних, і всіх у Христі братів і сестер наших.</w:t>
+      </w:r>
+    </w:p>
+    <w:p>
+      <w:pPr>
+        <w:spacing w:after="120" w:line="240" w:lineRule="auto"/>
+        <w:rPr>
+          <w:rFonts w:ascii="Times New Roman" w:eastAsia="Times New Roman" w:hAnsi="Times New Roman" w:cs="Times New Roman"/>
+          <w:sz w:val="24"/>
+          <w:szCs w:val="24"/>
+          <w:lang w:val="ru-MD"/>
+        </w:rPr>
+      </w:pPr>
+      <w:r>
+        <w:rPr>
+          <w:rFonts w:ascii="Times New Roman" w:eastAsia="Times New Roman" w:hAnsi="Times New Roman" w:cs="Times New Roman"/>
+          <w:i/>
+          <w:color w:val="FF4400"/>
           <w:sz w:val="24"/>
           <w:szCs w:val="24"/>
           <w:lang w:val="ru-MD"/>
@@ -6887,54 +6323,12 @@
       <w:r>
         <w:rPr>
           <w:rFonts w:ascii="Times New Roman" w:eastAsia="Times New Roman" w:hAnsi="Times New Roman" w:cs="Times New Roman"/>
-          <w:color w:val="FF0000"/>
-          <w:sz w:val="24"/>
-          <w:szCs w:val="24"/>
-          <w:lang w:val="ru-MD"/>
-        </w:rPr>
-        <w:t xml:space="preserve"> </w:t>
-      </w:r>
-      <w:r>
-        <w:rPr>
-          <w:rFonts w:ascii="Times New Roman" w:eastAsia="Times New Roman" w:hAnsi="Times New Roman" w:cs="Times New Roman"/>
-          <w:sz w:val="24"/>
-          <w:szCs w:val="24"/>
-          <w:lang w:val="ru-MD"/>
-        </w:rPr>
-        <w:t>Господи, помилуй.</w:t>
-      </w:r>
-    </w:p>
-    <w:p>
-      <w:pPr>
-        <w:spacing w:after="120" w:line="240" w:lineRule="auto"/>
-        <w:rPr>
-          <w:rFonts w:ascii="Times New Roman" w:eastAsia="Times New Roman" w:hAnsi="Times New Roman" w:cs="Times New Roman"/>
-          <w:sz w:val="24"/>
-          <w:szCs w:val="24"/>
-          <w:lang w:val="ru-MD"/>
-        </w:rPr>
-      </w:pPr>
-      <w:r>
-        <w:rPr>
-          <w:rFonts w:ascii="Times New Roman" w:eastAsia="Times New Roman" w:hAnsi="Times New Roman" w:cs="Times New Roman"/>
-          <w:sz w:val="24"/>
-          <w:szCs w:val="24"/>
-          <w:lang w:val="ru-MD"/>
-        </w:rPr>
-        <w:lastRenderedPageBreak/>
-        <w:t>Помилуй нас, Боже, з великої милості Твоєї, молимось Тобі, вислухай і помилуй.</w:t>
-      </w:r>
-    </w:p>
-    <w:p>
-      <w:pPr>
-        <w:spacing w:after="120" w:line="240" w:lineRule="auto"/>
-        <w:rPr>
-          <w:rFonts w:ascii="Times New Roman" w:eastAsia="Times New Roman" w:hAnsi="Times New Roman" w:cs="Times New Roman"/>
-          <w:sz w:val="24"/>
-          <w:szCs w:val="24"/>
-          <w:lang w:val="ru-MD"/>
-        </w:rPr>
-      </w:pPr>
+          <w:sz w:val="24"/>
+          <w:szCs w:val="24"/>
+          <w:lang w:val="ru-MD"/>
+        </w:rPr>
+        <w:t xml:space="preserve"> Го́споди, поми́луй. </w:t>
+      </w:r>
       <w:r>
         <w:rPr>
           <w:rFonts w:ascii="Times New Roman" w:eastAsia="Times New Roman" w:hAnsi="Times New Roman" w:cs="Times New Roman"/>
@@ -6944,6 +6338,48 @@
           <w:szCs w:val="24"/>
           <w:lang w:val="ru-MD"/>
         </w:rPr>
+        <w:t>(3 р.)</w:t>
+      </w:r>
+    </w:p>
+    <w:p>
+      <w:pPr>
+        <w:spacing w:after="120" w:line="240" w:lineRule="auto"/>
+        <w:rPr>
+          <w:rFonts w:ascii="Times New Roman" w:eastAsia="Times New Roman" w:hAnsi="Times New Roman" w:cs="Times New Roman"/>
+          <w:sz w:val="24"/>
+          <w:szCs w:val="24"/>
+          <w:lang w:val="ru-MD"/>
+        </w:rPr>
+      </w:pPr>
+      <w:r>
+        <w:rPr>
+          <w:rFonts w:ascii="Times New Roman" w:eastAsia="Times New Roman" w:hAnsi="Times New Roman" w:cs="Times New Roman"/>
+          <w:sz w:val="24"/>
+          <w:szCs w:val="24"/>
+          <w:lang w:val="ru-MD"/>
+        </w:rPr>
+        <w:t>Ще молимось за Богом бережений народ наш, за правління і за все військо.</w:t>
+      </w:r>
+    </w:p>
+    <w:p>
+      <w:pPr>
+        <w:spacing w:after="120" w:line="240" w:lineRule="auto"/>
+        <w:rPr>
+          <w:rFonts w:ascii="Times New Roman" w:eastAsia="Times New Roman" w:hAnsi="Times New Roman" w:cs="Times New Roman"/>
+          <w:sz w:val="24"/>
+          <w:szCs w:val="24"/>
+          <w:lang w:val="ru-MD"/>
+        </w:rPr>
+      </w:pPr>
+      <w:r>
+        <w:rPr>
+          <w:rFonts w:ascii="Times New Roman" w:eastAsia="Times New Roman" w:hAnsi="Times New Roman" w:cs="Times New Roman"/>
+          <w:i/>
+          <w:color w:val="FF4400"/>
+          <w:sz w:val="24"/>
+          <w:szCs w:val="24"/>
+          <w:lang w:val="ru-MD"/>
+        </w:rPr>
         <w:t>Вірні:</w:t>
       </w:r>
       <w:r>
@@ -6984,17 +6420,19 @@
           <w:szCs w:val="24"/>
           <w:lang w:val="ru-MD"/>
         </w:rPr>
-        <w:t xml:space="preserve">Ще молимось за святішого вселенського архиєрея Франциска, папу Римського, і за блаженнішого патріярха нашого Святослава, і за преосвященнішого </w:t>
-      </w:r>
-      <w:r>
-        <w:rPr>
-          <w:rFonts w:ascii="Times New Roman" w:eastAsia="Times New Roman" w:hAnsi="Times New Roman" w:cs="Times New Roman"/>
-          <w:sz w:val="24"/>
-          <w:szCs w:val="24"/>
-          <w:lang w:val="ru-MD"/>
-        </w:rPr>
-        <w:t xml:space="preserve">архиєпископа і митрополита нашого кир </w:t>
-      </w:r>
+        <w:t>Ще молимось за тут присутніх людей, що очікують від Тебе великої і багатої милости, за тих, що творять нам милостиню, і за всіх православних християн.</w:t>
+      </w:r>
+    </w:p>
+    <w:p>
+      <w:pPr>
+        <w:spacing w:after="120" w:line="240" w:lineRule="auto"/>
+        <w:rPr>
+          <w:rFonts w:ascii="Times New Roman" w:eastAsia="Times New Roman" w:hAnsi="Times New Roman" w:cs="Times New Roman"/>
+          <w:sz w:val="24"/>
+          <w:szCs w:val="24"/>
+          <w:lang w:val="ru-MD"/>
+        </w:rPr>
+      </w:pPr>
       <w:r>
         <w:rPr>
           <w:rFonts w:ascii="Times New Roman" w:eastAsia="Times New Roman" w:hAnsi="Times New Roman" w:cs="Times New Roman"/>
@@ -7004,26 +6442,16 @@
           <w:szCs w:val="24"/>
           <w:lang w:val="ru-MD"/>
         </w:rPr>
-        <w:t>ім’я</w:t>
-      </w:r>
-      <w:r>
-        <w:rPr>
-          <w:rFonts w:ascii="Times New Roman" w:eastAsia="Times New Roman" w:hAnsi="Times New Roman" w:cs="Times New Roman"/>
-          <w:i/>
-          <w:sz w:val="24"/>
-          <w:szCs w:val="24"/>
-          <w:lang w:val="ru-MD"/>
-        </w:rPr>
-        <w:t>,</w:t>
-      </w:r>
-      <w:r>
-        <w:rPr>
-          <w:rFonts w:ascii="Times New Roman" w:eastAsia="Times New Roman" w:hAnsi="Times New Roman" w:cs="Times New Roman"/>
-          <w:sz w:val="24"/>
-          <w:szCs w:val="24"/>
-          <w:lang w:val="ru-MD"/>
-        </w:rPr>
-        <w:t xml:space="preserve"> і за боголюбивого єпископа нашого кир </w:t>
+        <w:t>Вірні:</w:t>
+      </w:r>
+      <w:r>
+        <w:rPr>
+          <w:rFonts w:ascii="Times New Roman" w:eastAsia="Times New Roman" w:hAnsi="Times New Roman" w:cs="Times New Roman"/>
+          <w:sz w:val="24"/>
+          <w:szCs w:val="24"/>
+          <w:lang w:val="ru-MD"/>
+        </w:rPr>
+        <w:t xml:space="preserve"> Го́споди, поми́луй. </w:t>
       </w:r>
       <w:r>
         <w:rPr>
@@ -7034,215 +6462,12 @@
           <w:szCs w:val="24"/>
           <w:lang w:val="ru-MD"/>
         </w:rPr>
-        <w:t>ім’я</w:t>
-      </w:r>
-      <w:r>
-        <w:rPr>
-          <w:rFonts w:ascii="Times New Roman" w:eastAsia="Times New Roman" w:hAnsi="Times New Roman" w:cs="Times New Roman"/>
-          <w:i/>
-          <w:sz w:val="24"/>
-          <w:szCs w:val="24"/>
-          <w:lang w:val="ru-MD"/>
-        </w:rPr>
-        <w:t>,</w:t>
-      </w:r>
-      <w:r>
-        <w:rPr>
-          <w:rFonts w:ascii="Times New Roman" w:eastAsia="Times New Roman" w:hAnsi="Times New Roman" w:cs="Times New Roman"/>
-          <w:sz w:val="24"/>
-          <w:szCs w:val="24"/>
-          <w:lang w:val="ru-MD"/>
-        </w:rPr>
-        <w:t xml:space="preserve"> за тих, що служать і послужили у святім храмі цьому, і за отців наших духовних, і всіх у Христі братів і сестер наших.</w:t>
-      </w:r>
-    </w:p>
-    <w:p>
-      <w:pPr>
-        <w:spacing w:after="120" w:line="240" w:lineRule="auto"/>
-        <w:rPr>
-          <w:rFonts w:ascii="Times New Roman" w:eastAsia="Times New Roman" w:hAnsi="Times New Roman" w:cs="Times New Roman"/>
-          <w:sz w:val="24"/>
-          <w:szCs w:val="24"/>
-          <w:lang w:val="ru-MD"/>
-        </w:rPr>
-      </w:pPr>
-      <w:r>
-        <w:rPr>
-          <w:rFonts w:ascii="Times New Roman" w:eastAsia="Times New Roman" w:hAnsi="Times New Roman" w:cs="Times New Roman"/>
-          <w:i/>
-          <w:color w:val="FF4400"/>
-          <w:sz w:val="24"/>
-          <w:szCs w:val="24"/>
-          <w:lang w:val="ru-MD"/>
-        </w:rPr>
-        <w:t>Вірні:</w:t>
-      </w:r>
-      <w:r>
-        <w:rPr>
-          <w:rFonts w:ascii="Times New Roman" w:eastAsia="Times New Roman" w:hAnsi="Times New Roman" w:cs="Times New Roman"/>
-          <w:sz w:val="24"/>
-          <w:szCs w:val="24"/>
-          <w:lang w:val="ru-MD"/>
-        </w:rPr>
-        <w:t xml:space="preserve"> Го́споди, поми́луй. </w:t>
-      </w:r>
-      <w:r>
-        <w:rPr>
-          <w:rFonts w:ascii="Times New Roman" w:eastAsia="Times New Roman" w:hAnsi="Times New Roman" w:cs="Times New Roman"/>
-          <w:i/>
-          <w:color w:val="FF4400"/>
-          <w:sz w:val="24"/>
-          <w:szCs w:val="24"/>
-          <w:lang w:val="ru-MD"/>
-        </w:rPr>
         <w:t>(3 р.)</w:t>
       </w:r>
     </w:p>
     <w:p>
       <w:pPr>
         <w:spacing w:after="120" w:line="240" w:lineRule="auto"/>
-        <w:rPr>
-          <w:rFonts w:ascii="Times New Roman" w:eastAsia="Times New Roman" w:hAnsi="Times New Roman" w:cs="Times New Roman"/>
-          <w:sz w:val="24"/>
-          <w:szCs w:val="24"/>
-          <w:lang w:val="ru-MD"/>
-        </w:rPr>
-      </w:pPr>
-      <w:r>
-        <w:rPr>
-          <w:rFonts w:ascii="Times New Roman" w:eastAsia="Times New Roman" w:hAnsi="Times New Roman" w:cs="Times New Roman"/>
-          <w:sz w:val="24"/>
-          <w:szCs w:val="24"/>
-          <w:lang w:val="ru-MD"/>
-        </w:rPr>
-        <w:t xml:space="preserve">Ще молимось за </w:t>
-      </w:r>
-      <w:r>
-        <w:rPr>
-          <w:rFonts w:ascii="Times New Roman" w:eastAsia="Times New Roman" w:hAnsi="Times New Roman" w:cs="Times New Roman"/>
-          <w:sz w:val="24"/>
-          <w:szCs w:val="24"/>
-          <w:lang w:val="ru-MD"/>
-        </w:rPr>
-        <w:t>Богом бережений народ наш, за правління і за все військо.</w:t>
-      </w:r>
-    </w:p>
-    <w:p>
-      <w:pPr>
-        <w:spacing w:after="120" w:line="240" w:lineRule="auto"/>
-        <w:rPr>
-          <w:rFonts w:ascii="Times New Roman" w:eastAsia="Times New Roman" w:hAnsi="Times New Roman" w:cs="Times New Roman"/>
-          <w:sz w:val="24"/>
-          <w:szCs w:val="24"/>
-          <w:lang w:val="ru-MD"/>
-        </w:rPr>
-      </w:pPr>
-      <w:r>
-        <w:rPr>
-          <w:rFonts w:ascii="Times New Roman" w:eastAsia="Times New Roman" w:hAnsi="Times New Roman" w:cs="Times New Roman"/>
-          <w:i/>
-          <w:color w:val="FF4400"/>
-          <w:sz w:val="24"/>
-          <w:szCs w:val="24"/>
-          <w:lang w:val="ru-MD"/>
-        </w:rPr>
-        <w:t>Вірні:</w:t>
-      </w:r>
-      <w:r>
-        <w:rPr>
-          <w:rFonts w:ascii="Times New Roman" w:eastAsia="Times New Roman" w:hAnsi="Times New Roman" w:cs="Times New Roman"/>
-          <w:sz w:val="24"/>
-          <w:szCs w:val="24"/>
-          <w:lang w:val="ru-MD"/>
-        </w:rPr>
-        <w:t xml:space="preserve"> Го́споди, поми́луй. </w:t>
-      </w:r>
-      <w:r>
-        <w:rPr>
-          <w:rFonts w:ascii="Times New Roman" w:eastAsia="Times New Roman" w:hAnsi="Times New Roman" w:cs="Times New Roman"/>
-          <w:i/>
-          <w:color w:val="FF4400"/>
-          <w:sz w:val="24"/>
-          <w:szCs w:val="24"/>
-          <w:lang w:val="ru-MD"/>
-        </w:rPr>
-        <w:t>(3 р.)</w:t>
-      </w:r>
-    </w:p>
-    <w:p>
-      <w:pPr>
-        <w:spacing w:after="120" w:line="240" w:lineRule="auto"/>
-        <w:rPr>
-          <w:rFonts w:ascii="Times New Roman" w:eastAsia="Times New Roman" w:hAnsi="Times New Roman" w:cs="Times New Roman"/>
-          <w:sz w:val="24"/>
-          <w:szCs w:val="24"/>
-          <w:lang w:val="ru-MD"/>
-        </w:rPr>
-      </w:pPr>
-      <w:r>
-        <w:rPr>
-          <w:rFonts w:ascii="Times New Roman" w:eastAsia="Times New Roman" w:hAnsi="Times New Roman" w:cs="Times New Roman"/>
-          <w:sz w:val="24"/>
-          <w:szCs w:val="24"/>
-          <w:lang w:val="ru-MD"/>
-        </w:rPr>
-        <w:t>Ще молимось за тут присутніх людей, що очікують від Тебе великої і багатої милости, за тих, що творять нам милостиню, і за всіх православних християн.</w:t>
-      </w:r>
-    </w:p>
-    <w:p>
-      <w:pPr>
-        <w:spacing w:after="120" w:line="240" w:lineRule="auto"/>
-        <w:rPr>
-          <w:rFonts w:ascii="Times New Roman" w:eastAsia="Times New Roman" w:hAnsi="Times New Roman" w:cs="Times New Roman"/>
-          <w:sz w:val="24"/>
-          <w:szCs w:val="24"/>
-          <w:lang w:val="ru-MD"/>
-        </w:rPr>
-      </w:pPr>
-      <w:r>
-        <w:rPr>
-          <w:rFonts w:ascii="Times New Roman" w:eastAsia="Times New Roman" w:hAnsi="Times New Roman" w:cs="Times New Roman"/>
-          <w:i/>
-          <w:color w:val="FF4400"/>
-          <w:sz w:val="24"/>
-          <w:szCs w:val="24"/>
-          <w:lang w:val="ru-MD"/>
-        </w:rPr>
-        <w:t>Вірні:</w:t>
-      </w:r>
-      <w:r>
-        <w:rPr>
-          <w:rFonts w:ascii="Times New Roman" w:eastAsia="Times New Roman" w:hAnsi="Times New Roman" w:cs="Times New Roman"/>
-          <w:sz w:val="24"/>
-          <w:szCs w:val="24"/>
-          <w:lang w:val="ru-MD"/>
-        </w:rPr>
-        <w:t xml:space="preserve"> Го́спо</w:t>
-      </w:r>
-      <w:r>
-        <w:rPr>
-          <w:rFonts w:ascii="Times New Roman" w:eastAsia="Times New Roman" w:hAnsi="Times New Roman" w:cs="Times New Roman"/>
-          <w:sz w:val="24"/>
-          <w:szCs w:val="24"/>
-          <w:lang w:val="ru-MD"/>
-        </w:rPr>
-        <w:t xml:space="preserve">ди, поми́луй. </w:t>
-      </w:r>
-      <w:r>
-        <w:rPr>
-          <w:rFonts w:ascii="Times New Roman" w:eastAsia="Times New Roman" w:hAnsi="Times New Roman" w:cs="Times New Roman"/>
-          <w:i/>
-          <w:color w:val="FF4400"/>
-          <w:sz w:val="24"/>
-          <w:szCs w:val="24"/>
-          <w:lang w:val="ru-MD"/>
-        </w:rPr>
-        <w:t>(3 р.)</w:t>
-      </w:r>
-    </w:p>
-    <w:p>
-      <w:pPr>
-        <w:spacing w:after="120" w:line="240" w:lineRule="auto"/>
         <w:jc w:val="both"/>
         <w:rPr>
           <w:rFonts w:ascii="Times New Roman" w:eastAsia="Times New Roman" w:hAnsi="Times New Roman" w:cs="Times New Roman"/>
@@ -7259,17 +6484,7 @@
           <w:u w:val="single"/>
           <w:lang w:val="ru-MD"/>
         </w:rPr>
-        <w:t>[Господи, Боже наш! Згадай нас грішних і недостойних слуг твоїх, коли призиваємо святе ім'я твоє, і не осороми нас, коли очікуємо милости твоєї, але вислухай, Господи, усі наші спасенні прохання, і вчини нас достойними любити і боятися</w:t>
-      </w:r>
-      <w:r>
-        <w:rPr>
-          <w:rFonts w:ascii="Times New Roman" w:eastAsia="Times New Roman" w:hAnsi="Times New Roman" w:cs="Times New Roman"/>
-          <w:sz w:val="24"/>
-          <w:szCs w:val="24"/>
-          <w:u w:val="single"/>
-          <w:lang w:val="ru-MD"/>
-        </w:rPr>
-        <w:t xml:space="preserve"> тебе від усього серця нашого і творити в усьому волю твою.]</w:t>
+        <w:t>[Господи, Боже наш! Згадай нас грішних і недостойних слуг твоїх, коли призиваємо святе ім'я твоє, і не осороми нас, коли очікуємо милости твоєї, але вислухай, Господи, усі наші спасенні прохання, і вчини нас достойними любити і боятися тебе від усього серця нашого і творити в усьому волю твою.]</w:t>
       </w:r>
     </w:p>
     <w:p>
@@ -7288,6 +6503,7 @@
           <w:i/>
           <w:color w:val="FF0000"/>
           <w:sz w:val="24"/>
+          <w:lang w:val="ru-MD"/>
         </w:rPr>
         <w:t>Священник:</w:t>
       </w:r>
@@ -7295,6 +6511,7 @@
         <w:rPr>
           <w:rFonts w:ascii="Times New Roman" w:hAnsi="Times New Roman"/>
           <w:sz w:val="24"/>
+          <w:lang w:val="ru-MD"/>
         </w:rPr>
         <w:t xml:space="preserve"> Бо милостивий і людинолюбний Бог єси, і Тобі славу возсилаємо, Отцю, і Сину, і Святому Духові, нині, і повсякчас, і на віки віків.</w:t>
       </w:r>
@@ -7432,6 +6649,7 @@
           <w:i/>
           <w:color w:val="FF0000"/>
           <w:sz w:val="24"/>
+          <w:lang w:val="ru-MD"/>
         </w:rPr>
         <w:t>Священник:</w:t>
       </w:r>
@@ -7439,6 +6657,7 @@
         <w:rPr>
           <w:rFonts w:ascii="Times New Roman" w:hAnsi="Times New Roman"/>
           <w:sz w:val="24"/>
+          <w:lang w:val="ru-MD"/>
         </w:rPr>
         <w:t xml:space="preserve"> Благослове́нний Христо́с Бог наш, за́вжди, ни́ні, і повсякча́с, і на ві́ки вікі́в.</w:t>
       </w:r>
@@ -7500,6 +6719,7 @@
           <w:i/>
           <w:color w:val="FF0000"/>
           <w:sz w:val="24"/>
+          <w:lang w:val="ru-MD"/>
         </w:rPr>
         <w:t>Священник:</w:t>
       </w:r>
@@ -7507,6 +6727,7 @@
         <w:rPr>
           <w:rFonts w:ascii="Times New Roman" w:hAnsi="Times New Roman"/>
           <w:sz w:val="24"/>
+          <w:lang w:val="ru-MD"/>
         </w:rPr>
         <w:t xml:space="preserve"> Пресвята́ Богоро́дице, спаси́ нас.</w:t>
       </w:r>
@@ -7568,6 +6789,7 @@
           <w:i/>
           <w:color w:val="FF0000"/>
           <w:sz w:val="24"/>
+          <w:lang w:val="ru-MD"/>
         </w:rPr>
         <w:t>Священник:</w:t>
       </w:r>
@@ -7575,6 +6797,7 @@
         <w:rPr>
           <w:rFonts w:ascii="Times New Roman" w:hAnsi="Times New Roman"/>
           <w:sz w:val="24"/>
+          <w:lang w:val="ru-MD"/>
         </w:rPr>
         <w:t xml:space="preserve"> Сла́ва Тобі́, Хри́сте Бо́же, упова́ння на́ше, сла́ва Тобі́!</w:t>
       </w:r>
@@ -7643,6 +6866,9 @@
     <w:p>
       <w:pPr>
         <w:spacing w:after="120"/>
+        <w:rPr>
+          <w:lang w:val="ru-MD"/>
+        </w:rPr>
       </w:pPr>
       <w:r>
         <w:rPr>
@@ -7650,6 +6876,7 @@
           <w:i/>
           <w:color w:val="FF0000"/>
           <w:sz w:val="24"/>
+          <w:lang w:val="ru-MD"/>
         </w:rPr>
         <w:t>Священник:</w:t>
       </w:r>
@@ -7657,31 +6884,39 @@
         <w:rPr>
           <w:rFonts w:ascii="Times New Roman" w:hAnsi="Times New Roman"/>
           <w:sz w:val="24"/>
-        </w:rPr>
-        <w:t xml:space="preserve"> Христос, істинний Бог наш, що народився у вертепі у Вифлеємі Юдейському і в яслах положився спасіння нашого ради - молитвами пречистої своєї Матері, якої пам'ять собору святкуємо, святих, славних і всехвальних апостолів, і святих двадцяти тисяч мучеників, спалених у Нікомидії, блаженного священномученика Григорія, єпископа Станіславівського, і всіх святих - помилує і спасе нас як благий і людинолюбний.</w:t>
-      </w:r>
-    </w:p>
-    <w:p>
-      <w:pPr>
-        <w:spacing w:after="120" w:line="240" w:lineRule="auto"/>
-        <w:jc w:val="both"/>
-        <w:rPr>
-          <w:rFonts w:ascii="Times New Roman" w:eastAsia="Times New Roman" w:hAnsi="Times New Roman" w:cs="Times New Roman"/>
-          <w:sz w:val="24"/>
-          <w:szCs w:val="24"/>
-          <w:lang w:val="ru-MD"/>
-        </w:rPr>
-      </w:pPr>
-      <w:r>
-        <w:rPr>
-          <w:rFonts w:ascii="Times New Roman" w:eastAsia="Times New Roman" w:hAnsi="Times New Roman" w:cs="Times New Roman"/>
-          <w:i/>
-          <w:color w:val="FF0000"/>
-          <w:sz w:val="24"/>
-          <w:szCs w:val="24"/>
-          <w:lang w:val="ru-MD"/>
-        </w:rPr>
-        <w:lastRenderedPageBreak/>
+          <w:lang w:val="ru-MD"/>
+        </w:rPr>
+        <w:t xml:space="preserve"> Христос, істинний Бог наш, що народився у вертепі у Вифлеємі Юдейському і в яслах положився спасіння нашого ради - молитвами пречистої своєї Матері, якої пам'ять собору св</w:t>
+      </w:r>
+      <w:r>
+        <w:rPr>
+          <w:rFonts w:ascii="Times New Roman" w:hAnsi="Times New Roman"/>
+          <w:sz w:val="24"/>
+          <w:lang w:val="ru-MD"/>
+        </w:rPr>
+        <w:t>яткуємо, святих, славних і всехвальних апостолів, і святих двадцяти тисяч мучеників, спалених у Нікомидії, блаженного священномученика Григорія, єпископа Станіславівського, і всіх святих - помилує і спасе нас як благий і людинолюбний.</w:t>
+      </w:r>
+    </w:p>
+    <w:p>
+      <w:pPr>
+        <w:spacing w:after="120" w:line="240" w:lineRule="auto"/>
+        <w:jc w:val="both"/>
+        <w:rPr>
+          <w:rFonts w:ascii="Times New Roman" w:eastAsia="Times New Roman" w:hAnsi="Times New Roman" w:cs="Times New Roman"/>
+          <w:sz w:val="24"/>
+          <w:szCs w:val="24"/>
+          <w:lang w:val="ru-MD"/>
+        </w:rPr>
+      </w:pPr>
+      <w:r>
+        <w:rPr>
+          <w:rFonts w:ascii="Times New Roman" w:eastAsia="Times New Roman" w:hAnsi="Times New Roman" w:cs="Times New Roman"/>
+          <w:i/>
+          <w:color w:val="FF0000"/>
+          <w:sz w:val="24"/>
+          <w:szCs w:val="24"/>
+          <w:lang w:val="ru-MD"/>
+        </w:rPr>
         <w:t>Вірні:</w:t>
       </w:r>
       <w:r>
@@ -7736,6 +6971,7 @@
           <w:szCs w:val="24"/>
           <w:lang w:val="ru-MD"/>
         </w:rPr>
+        <w:lastRenderedPageBreak/>
         <w:t>Після Вечірні</w:t>
       </w:r>
     </w:p>
@@ -7779,16 +7015,7 @@
           <w:szCs w:val="24"/>
           <w:lang w:val="ru-MD"/>
         </w:rPr>
-        <w:t xml:space="preserve">Діва днесь преістотного родить* і земля вертеп неприступному приносить.* Ангели з пастирями славословлять,* а волхви зо </w:t>
-      </w:r>
-      <w:r>
-        <w:rPr>
-          <w:rFonts w:ascii="Times New Roman" w:eastAsia="Times New Roman" w:hAnsi="Times New Roman" w:cs="Times New Roman"/>
-          <w:sz w:val="24"/>
-          <w:szCs w:val="24"/>
-          <w:lang w:val="ru-MD"/>
-        </w:rPr>
-        <w:t>звіздою подорожують,* бо ради нас родилося Дитя мале – превічний Бог.</w:t>
+        <w:t>Діва днесь преістотного родить* і земля вертеп неприступному приносить.* Ангели з пастирями славословлять,* а волхви зо звіздою подорожують,* бо ради нас родилося Дитя мале – превічний Бог.</w:t>
       </w:r>
     </w:p>
     <w:p>
@@ -7858,6 +7085,7 @@
           <w:i/>
           <w:color w:val="FF0000"/>
           <w:sz w:val="24"/>
+          <w:lang w:val="ru-MD"/>
         </w:rPr>
         <w:t>Священник:</w:t>
       </w:r>
@@ -7865,6 +7093,7 @@
         <w:rPr>
           <w:rFonts w:ascii="Times New Roman" w:hAnsi="Times New Roman"/>
           <w:sz w:val="24"/>
+          <w:lang w:val="ru-MD"/>
         </w:rPr>
         <w:t xml:space="preserve"> Слава святій, одноістотній, животворчій і нероздільній Тройці, завжди, нині і повсякчас, і на віки віків.</w:t>
       </w:r>
@@ -7919,16 +7148,7 @@
           <w:szCs w:val="24"/>
           <w:lang w:val="ru-MD"/>
         </w:rPr>
-        <w:t>Слава во вишніх Богу, і на землі мир,* в людя</w:t>
-      </w:r>
-      <w:r>
-        <w:rPr>
-          <w:rFonts w:ascii="Times New Roman" w:eastAsia="Times New Roman" w:hAnsi="Times New Roman" w:cs="Times New Roman"/>
-          <w:sz w:val="24"/>
-          <w:szCs w:val="24"/>
-          <w:lang w:val="ru-MD"/>
-        </w:rPr>
-        <w:t xml:space="preserve">х благовоління </w:t>
+        <w:t xml:space="preserve">Слава во вишніх Богу, і на землі мир,* в людях благовоління </w:t>
       </w:r>
       <w:r>
         <w:rPr>
@@ -8163,16 +7383,7 @@
           <w:szCs w:val="24"/>
           <w:lang w:val="ru-MD"/>
         </w:rPr>
-        <w:t>Я ліг собі й заснув, і пробудився,* бо Господь</w:t>
-      </w:r>
-      <w:r>
-        <w:rPr>
-          <w:rFonts w:ascii="Times New Roman" w:eastAsia="Times New Roman" w:hAnsi="Times New Roman" w:cs="Times New Roman"/>
-          <w:sz w:val="24"/>
-          <w:szCs w:val="24"/>
-          <w:lang w:val="ru-MD"/>
-        </w:rPr>
-        <w:t xml:space="preserve"> мене зберігає.</w:t>
+        <w:t>Я ліг собі й заснув, і пробудився,* бо Господь мене зберігає.</w:t>
       </w:r>
     </w:p>
     <w:p>
@@ -8333,16 +7544,7 @@
           <w:szCs w:val="24"/>
           <w:lang w:val="ru-MD"/>
         </w:rPr>
-        <w:t xml:space="preserve">Нема здорового нічого на моїм тілі </w:t>
-      </w:r>
-      <w:r>
-        <w:rPr>
-          <w:rFonts w:ascii="Times New Roman" w:eastAsia="Times New Roman" w:hAnsi="Times New Roman" w:cs="Times New Roman"/>
-          <w:sz w:val="24"/>
-          <w:szCs w:val="24"/>
-          <w:lang w:val="ru-MD"/>
-        </w:rPr>
-        <w:t>з-за гніву твого;* немає цілого нічого в моїх костях із-за гріху мого.</w:t>
+        <w:t>Нема здорового нічого на моїм тілі з-за гніву твого;* немає цілого нічого в моїх костях із-за гріху мого.</w:t>
       </w:r>
     </w:p>
     <w:p>
@@ -8405,16 +7607,7 @@
           <w:szCs w:val="24"/>
           <w:lang w:val="ru-MD"/>
         </w:rPr>
-        <w:t>Принижений, зігнувсь я вельми,* повсякденно сумний</w:t>
-      </w:r>
-      <w:r>
-        <w:rPr>
-          <w:rFonts w:ascii="Times New Roman" w:eastAsia="Times New Roman" w:hAnsi="Times New Roman" w:cs="Times New Roman"/>
-          <w:sz w:val="24"/>
-          <w:szCs w:val="24"/>
-          <w:lang w:val="ru-MD"/>
-        </w:rPr>
-        <w:t xml:space="preserve"> ходжу я.</w:t>
+        <w:t>Принижений, зігнувсь я вельми,* повсякденно сумний ходжу я.</w:t>
       </w:r>
     </w:p>
     <w:p>
@@ -8498,16 +7691,7 @@
           <w:szCs w:val="24"/>
           <w:lang w:val="ru-MD"/>
         </w:rPr>
-        <w:t>Серце моє розколотилось, сила мене полишил</w:t>
-      </w:r>
-      <w:r>
-        <w:rPr>
-          <w:rFonts w:ascii="Times New Roman" w:eastAsia="Times New Roman" w:hAnsi="Times New Roman" w:cs="Times New Roman"/>
-          <w:sz w:val="24"/>
-          <w:szCs w:val="24"/>
-          <w:lang w:val="ru-MD"/>
-        </w:rPr>
-        <w:t>а,* і навіть очей моїх світло, – і того вже нема в мене.</w:t>
+        <w:t>Серце моє розколотилось, сила мене полишила,* і навіть очей моїх світло, – і того вже нема в мене.</w:t>
       </w:r>
     </w:p>
     <w:p>
@@ -8550,16 +7734,7 @@
           <w:lang w:val="ru-MD"/>
         </w:rPr>
         <w:lastRenderedPageBreak/>
-        <w:t>І ті, що на моє життя зазіхають, тенета наставляють,* і ті, що бажають мені нещастя, говорять про погибель, увесь час міркуют</w:t>
-      </w:r>
-      <w:r>
-        <w:rPr>
-          <w:rFonts w:ascii="Times New Roman" w:eastAsia="Times New Roman" w:hAnsi="Times New Roman" w:cs="Times New Roman"/>
-          <w:sz w:val="24"/>
-          <w:szCs w:val="24"/>
-          <w:lang w:val="ru-MD"/>
-        </w:rPr>
-        <w:t>ь лукаве.</w:t>
+        <w:t>І ті, що на моє життя зазіхають, тенета наставляють,* і ті, що бажають мені нещастя, говорять про погибель, увесь час міркують лукаве.</w:t>
       </w:r>
     </w:p>
     <w:p>
@@ -8643,16 +7818,7 @@
           <w:szCs w:val="24"/>
           <w:lang w:val="ru-MD"/>
         </w:rPr>
-        <w:t>Кажу бо: Нехай не втішаються наді мною, як захит</w:t>
-      </w:r>
-      <w:r>
-        <w:rPr>
-          <w:rFonts w:ascii="Times New Roman" w:eastAsia="Times New Roman" w:hAnsi="Times New Roman" w:cs="Times New Roman"/>
-          <w:sz w:val="24"/>
-          <w:szCs w:val="24"/>
-          <w:lang w:val="ru-MD"/>
-        </w:rPr>
-        <w:t>ається моя нога,* нехай не несуться проти мене.</w:t>
+        <w:t>Кажу бо: Нехай не втішаються наді мною, як захитається моя нога,* нехай не несуться проти мене.</w:t>
       </w:r>
     </w:p>
     <w:p>
@@ -8715,16 +7881,7 @@
           <w:szCs w:val="24"/>
           <w:lang w:val="ru-MD"/>
         </w:rPr>
-        <w:t>А ті, що без причини зо мною ворогують, ростуть на силі,* чимало тих, що мене безпідставно ненавидя</w:t>
-      </w:r>
-      <w:r>
-        <w:rPr>
-          <w:rFonts w:ascii="Times New Roman" w:eastAsia="Times New Roman" w:hAnsi="Times New Roman" w:cs="Times New Roman"/>
-          <w:sz w:val="24"/>
-          <w:szCs w:val="24"/>
-          <w:lang w:val="ru-MD"/>
-        </w:rPr>
-        <w:t>ть.</w:t>
+        <w:t>А ті, що без причини зо мною ворогують, ростуть на силі,* чимало тих, що мене безпідставно ненавидять.</w:t>
       </w:r>
     </w:p>
     <w:p>
@@ -8864,16 +8021,7 @@
           <w:szCs w:val="24"/>
           <w:lang w:val="ru-MD"/>
         </w:rPr>
-        <w:t>Тебе ду</w:t>
-      </w:r>
-      <w:r>
-        <w:rPr>
-          <w:rFonts w:ascii="Times New Roman" w:eastAsia="Times New Roman" w:hAnsi="Times New Roman" w:cs="Times New Roman"/>
-          <w:sz w:val="24"/>
-          <w:szCs w:val="24"/>
-          <w:lang w:val="ru-MD"/>
-        </w:rPr>
-        <w:t>ша моя прагне,* тебе бажає тіло моє в землі сухій, спраглій і безводній.</w:t>
+        <w:t>Тебе душа моя прагне,* тебе бажає тіло моє в землі сухій, спраглій і безводній.</w:t>
       </w:r>
     </w:p>
     <w:p>
@@ -8978,16 +8126,7 @@
           <w:szCs w:val="24"/>
           <w:lang w:val="ru-MD"/>
         </w:rPr>
-        <w:t>Коли згадаю на моїй постелі теб</w:t>
-      </w:r>
-      <w:r>
-        <w:rPr>
-          <w:rFonts w:ascii="Times New Roman" w:eastAsia="Times New Roman" w:hAnsi="Times New Roman" w:cs="Times New Roman"/>
-          <w:sz w:val="24"/>
-          <w:szCs w:val="24"/>
-          <w:lang w:val="ru-MD"/>
-        </w:rPr>
-        <w:t>е,* під час нічних чувань розмишлятиму про тебе.</w:t>
+        <w:t>Коли згадаю на моїй постелі тебе,* під час нічних чувань розмишлятиму про тебе.</w:t>
       </w:r>
     </w:p>
     <w:p>
@@ -9071,16 +8210,7 @@
           <w:szCs w:val="24"/>
           <w:lang w:val="ru-MD"/>
         </w:rPr>
-        <w:t>Їх віддадуть мечеві на пота</w:t>
-      </w:r>
-      <w:r>
-        <w:rPr>
-          <w:rFonts w:ascii="Times New Roman" w:eastAsia="Times New Roman" w:hAnsi="Times New Roman" w:cs="Times New Roman"/>
-          <w:sz w:val="24"/>
-          <w:szCs w:val="24"/>
-          <w:lang w:val="ru-MD"/>
-        </w:rPr>
-        <w:t>лу,* вони шакалів здобиччю стануть.</w:t>
+        <w:t>Їх віддадуть мечеві на поталу,* вони шакалів здобиччю стануть.</w:t>
       </w:r>
     </w:p>
     <w:p>
@@ -9155,16 +8285,7 @@
           <w:szCs w:val="24"/>
           <w:lang w:val="ru-MD"/>
         </w:rPr>
-        <w:t>Алилуя, алилуя, али</w:t>
-      </w:r>
-      <w:r>
-        <w:rPr>
-          <w:rFonts w:ascii="Times New Roman" w:eastAsia="Times New Roman" w:hAnsi="Times New Roman" w:cs="Times New Roman"/>
-          <w:sz w:val="24"/>
-          <w:szCs w:val="24"/>
-          <w:lang w:val="ru-MD"/>
-        </w:rPr>
-        <w:t xml:space="preserve">луя, слава Тобі, Боже. </w:t>
+        <w:t xml:space="preserve">Алилуя, алилуя, алилуя, слава Тобі, Боже. </w:t>
       </w:r>
       <w:r>
         <w:rPr>
@@ -9317,16 +8438,7 @@
           <w:szCs w:val="24"/>
           <w:lang w:val="ru-MD"/>
         </w:rPr>
-        <w:t>Нехай прийде перед тво</w:t>
-      </w:r>
-      <w:r>
-        <w:rPr>
-          <w:rFonts w:ascii="Times New Roman" w:eastAsia="Times New Roman" w:hAnsi="Times New Roman" w:cs="Times New Roman"/>
-          <w:sz w:val="24"/>
-          <w:szCs w:val="24"/>
-          <w:lang w:val="ru-MD"/>
-        </w:rPr>
-        <w:t>є обличчя моя молитва!* Прихили своє вухо до мого благання.</w:t>
+        <w:t>Нехай прийде перед твоє обличчя моя молитва!* Прихили своє вухо до мого благання.</w:t>
       </w:r>
     </w:p>
     <w:p>
@@ -9389,16 +8501,7 @@
           <w:szCs w:val="24"/>
           <w:lang w:val="ru-MD"/>
         </w:rPr>
-        <w:t>Поміж мерцями моє ложе, немов убиті, що лежать у мо</w:t>
-      </w:r>
-      <w:r>
-        <w:rPr>
-          <w:rFonts w:ascii="Times New Roman" w:eastAsia="Times New Roman" w:hAnsi="Times New Roman" w:cs="Times New Roman"/>
-          <w:sz w:val="24"/>
-          <w:szCs w:val="24"/>
-          <w:lang w:val="ru-MD"/>
-        </w:rPr>
-        <w:t>гилі,* що їх не згадуєш уже більше, що їх відтято від руки твоєї.</w:t>
+        <w:t>Поміж мерцями моє ложе, немов убиті, що лежать у могилі,* що їх не згадуєш уже більше, що їх відтято від руки твоєї.</w:t>
       </w:r>
     </w:p>
     <w:p>
@@ -9461,16 +8564,7 @@
           <w:szCs w:val="24"/>
           <w:lang w:val="ru-MD"/>
         </w:rPr>
-        <w:t>Ти віддалив від мене моїх друзів,* зробив мене для них осоружним, мене зам</w:t>
-      </w:r>
-      <w:r>
-        <w:rPr>
-          <w:rFonts w:ascii="Times New Roman" w:eastAsia="Times New Roman" w:hAnsi="Times New Roman" w:cs="Times New Roman"/>
-          <w:sz w:val="24"/>
-          <w:szCs w:val="24"/>
-          <w:lang w:val="ru-MD"/>
-        </w:rPr>
-        <w:t>кнули, і я не можу вийти.</w:t>
+        <w:t>Ти віддалив від мене моїх друзів,* зробив мене для них осоружним, мене замкнули, і я не можу вийти.</w:t>
       </w:r>
     </w:p>
     <w:p>
@@ -9605,16 +8699,7 @@
           <w:szCs w:val="24"/>
           <w:lang w:val="ru-MD"/>
         </w:rPr>
-        <w:t>Чому, Господи, відкинув ти</w:t>
-      </w:r>
-      <w:r>
-        <w:rPr>
-          <w:rFonts w:ascii="Times New Roman" w:eastAsia="Times New Roman" w:hAnsi="Times New Roman" w:cs="Times New Roman"/>
-          <w:sz w:val="24"/>
-          <w:szCs w:val="24"/>
-          <w:lang w:val="ru-MD"/>
-        </w:rPr>
-        <w:t xml:space="preserve"> мою душу,* чому ховаєш своє обличчя від мене?</w:t>
+        <w:t>Чому, Господи, відкинув ти мою душу,* чому ховаєш своє обличчя від мене?</w:t>
       </w:r>
     </w:p>
     <w:p>
@@ -9793,16 +8878,7 @@
           <w:szCs w:val="24"/>
           <w:lang w:val="ru-MD"/>
         </w:rPr>
-        <w:t>Благослови, душе моя</w:t>
-      </w:r>
-      <w:r>
-        <w:rPr>
-          <w:rFonts w:ascii="Times New Roman" w:eastAsia="Times New Roman" w:hAnsi="Times New Roman" w:cs="Times New Roman"/>
-          <w:sz w:val="24"/>
-          <w:szCs w:val="24"/>
-          <w:lang w:val="ru-MD"/>
-        </w:rPr>
-        <w:t>, Господа,* і не забувай усіх добродійств його ніколи.</w:t>
+        <w:t>Благослови, душе моя, Господа,* і не забувай усіх добродійств його ніколи.</w:t>
       </w:r>
     </w:p>
     <w:p>
@@ -9886,16 +8962,7 @@
           <w:szCs w:val="24"/>
           <w:lang w:val="ru-MD"/>
         </w:rPr>
-        <w:t>Госпо</w:t>
-      </w:r>
-      <w:r>
-        <w:rPr>
-          <w:rFonts w:ascii="Times New Roman" w:eastAsia="Times New Roman" w:hAnsi="Times New Roman" w:cs="Times New Roman"/>
-          <w:sz w:val="24"/>
-          <w:szCs w:val="24"/>
-          <w:lang w:val="ru-MD"/>
-        </w:rPr>
-        <w:t>дь творить правосуддя,* і суд усім прибитим.</w:t>
+        <w:t>Господь творить правосуддя,* і суд усім прибитим.</w:t>
       </w:r>
     </w:p>
     <w:p>
@@ -9980,16 +9047,7 @@
           <w:szCs w:val="24"/>
           <w:lang w:val="ru-MD"/>
         </w:rPr>
-        <w:t>Не за гріхами нашими</w:t>
-      </w:r>
-      <w:r>
-        <w:rPr>
-          <w:rFonts w:ascii="Times New Roman" w:eastAsia="Times New Roman" w:hAnsi="Times New Roman" w:cs="Times New Roman"/>
-          <w:sz w:val="24"/>
-          <w:szCs w:val="24"/>
-          <w:lang w:val="ru-MD"/>
-        </w:rPr>
-        <w:t xml:space="preserve"> учинив він із нами,* і не за провинами нашими відплатив він нам.</w:t>
+        <w:t>Не за гріхами нашими учинив він із нами,* і не за провинами нашими відплатив він нам.</w:t>
       </w:r>
     </w:p>
     <w:p>
@@ -10052,16 +9110,7 @@
           <w:szCs w:val="24"/>
           <w:lang w:val="ru-MD"/>
         </w:rPr>
-        <w:t xml:space="preserve">Як батько милосердиться над синами,* </w:t>
-      </w:r>
-      <w:r>
-        <w:rPr>
-          <w:rFonts w:ascii="Times New Roman" w:eastAsia="Times New Roman" w:hAnsi="Times New Roman" w:cs="Times New Roman"/>
-          <w:sz w:val="24"/>
-          <w:szCs w:val="24"/>
-          <w:lang w:val="ru-MD"/>
-        </w:rPr>
-        <w:t>так милосердиться Господь над тими, що його бояться.</w:t>
+        <w:t>Як батько милосердиться над синами,* так милосердиться Господь над тими, що його бояться.</w:t>
       </w:r>
     </w:p>
     <w:p>
@@ -10124,16 +9173,7 @@
           <w:szCs w:val="24"/>
           <w:lang w:val="ru-MD"/>
         </w:rPr>
-        <w:t xml:space="preserve">Потягне над ним вітер, і його немає,* і місце, де він був, його не впізнає вже </w:t>
-      </w:r>
-      <w:r>
-        <w:rPr>
-          <w:rFonts w:ascii="Times New Roman" w:eastAsia="Times New Roman" w:hAnsi="Times New Roman" w:cs="Times New Roman"/>
-          <w:sz w:val="24"/>
-          <w:szCs w:val="24"/>
-          <w:lang w:val="ru-MD"/>
-        </w:rPr>
-        <w:t>більше.</w:t>
+        <w:t>Потягне над ним вітер, і його немає,* і місце, де він був, його не впізнає вже більше.</w:t>
       </w:r>
     </w:p>
     <w:p>
@@ -10238,16 +9278,7 @@
           <w:szCs w:val="24"/>
           <w:lang w:val="ru-MD"/>
         </w:rPr>
-        <w:t>Благословіте Господа, всі його небесні сили,* слуги його, що чините його</w:t>
-      </w:r>
-      <w:r>
-        <w:rPr>
-          <w:rFonts w:ascii="Times New Roman" w:eastAsia="Times New Roman" w:hAnsi="Times New Roman" w:cs="Times New Roman"/>
-          <w:sz w:val="24"/>
-          <w:szCs w:val="24"/>
-          <w:lang w:val="ru-MD"/>
-        </w:rPr>
-        <w:t xml:space="preserve"> волю.</w:t>
+        <w:t>Благословіте Господа, всі його небесні сили,* слуги його, що чините його волю.</w:t>
       </w:r>
     </w:p>
     <w:p>
@@ -10345,16 +9376,7 @@
           <w:szCs w:val="24"/>
           <w:lang w:val="ru-MD"/>
         </w:rPr>
-        <w:t>І не в</w:t>
-      </w:r>
-      <w:r>
-        <w:rPr>
-          <w:rFonts w:ascii="Times New Roman" w:eastAsia="Times New Roman" w:hAnsi="Times New Roman" w:cs="Times New Roman"/>
-          <w:sz w:val="24"/>
-          <w:szCs w:val="24"/>
-          <w:lang w:val="ru-MD"/>
-        </w:rPr>
-        <w:t>ходь у суд із твоїм слугою,* бо ніхто з живих не виправдається перед тобою.</w:t>
+        <w:t>І не входь у суд із твоїм слугою,* бо ніхто з живих не виправдається перед тобою.</w:t>
       </w:r>
     </w:p>
     <w:p>
@@ -10459,16 +9481,7 @@
           <w:szCs w:val="24"/>
           <w:lang w:val="ru-MD"/>
         </w:rPr>
-        <w:t xml:space="preserve">Вислухай мене скоро, Господи, бо знемагає дух мій.* Не крий твого обличчя від мене, щоб я не став, </w:t>
-      </w:r>
-      <w:r>
-        <w:rPr>
-          <w:rFonts w:ascii="Times New Roman" w:eastAsia="Times New Roman" w:hAnsi="Times New Roman" w:cs="Times New Roman"/>
-          <w:sz w:val="24"/>
-          <w:szCs w:val="24"/>
-          <w:lang w:val="ru-MD"/>
-        </w:rPr>
-        <w:t>як ті, що сходять у яму.</w:t>
+        <w:t>Вислухай мене скоро, Господи, бо знемагає дух мій.* Не крий твого обличчя від мене, щоб я не став, як ті, що сходять у яму.</w:t>
       </w:r>
     </w:p>
     <w:p>
@@ -10532,16 +9545,7 @@
           <w:lang w:val="ru-MD"/>
         </w:rPr>
         <w:lastRenderedPageBreak/>
-        <w:t>Навчи мене творити твою волю, бо</w:t>
-      </w:r>
-      <w:r>
-        <w:rPr>
-          <w:rFonts w:ascii="Times New Roman" w:eastAsia="Times New Roman" w:hAnsi="Times New Roman" w:cs="Times New Roman"/>
-          <w:sz w:val="24"/>
-          <w:szCs w:val="24"/>
-          <w:lang w:val="ru-MD"/>
-        </w:rPr>
-        <w:t xml:space="preserve"> ти Бог мій.* Нехай твій добрий дух веде мене по рівній землі.</w:t>
+        <w:t>Навчи мене творити твою волю, бо ти Бог мій.* Нехай твій добрий дух веде мене по рівній землі.</w:t>
       </w:r>
     </w:p>
     <w:p>
@@ -10604,16 +9608,7 @@
           <w:szCs w:val="24"/>
           <w:lang w:val="ru-MD"/>
         </w:rPr>
-        <w:t>Слава</w:t>
-      </w:r>
-      <w:r>
-        <w:rPr>
-          <w:rFonts w:ascii="Times New Roman" w:eastAsia="Times New Roman" w:hAnsi="Times New Roman" w:cs="Times New Roman"/>
-          <w:sz w:val="24"/>
-          <w:szCs w:val="24"/>
-          <w:lang w:val="ru-MD"/>
-        </w:rPr>
-        <w:t xml:space="preserve"> Отцю, і Сину, і Святому Духові: І нині і повсякчас, і на віки віків. Амінь. </w:t>
+        <w:t xml:space="preserve">Слава Отцю, і Сину, і Святому Духові: І нині і повсякчас, і на віки віків. Амінь. </w:t>
       </w:r>
     </w:p>
     <w:p>
@@ -10783,7 +9778,29 @@
           <w:szCs w:val="24"/>
           <w:lang w:val="ru-MD"/>
         </w:rPr>
-        <w:t xml:space="preserve">, Господи, </w:t>
+        <w:t>, Господи, Боже наш, що підняв нас із постелі нашої і вклав в уста наші слово хвали, щоб поклонятися і призивати ім'я Твоє святе. Ми умоляємо Твоє милосердя, яке Ти завжди виявляв у нашому житті. Пошли поміч свою людям, що стоять перед лицем святої слави Твоєї і дожидають від Тебе багатої милости; і дай нам, що зо страхом і любов'ю завжди Тобі служимо, хвалити несказанну Твою доброту. Бо Тобі належить усяка слава, честь і поклоніння: Отцю, і Сину, і Святому Духові, нині і повсякчас, і на віки віків. Амінь.</w:t>
+      </w:r>
+    </w:p>
+    <w:p>
+      <w:pPr>
+        <w:spacing w:after="120" w:line="240" w:lineRule="auto"/>
+        <w:jc w:val="both"/>
+        <w:rPr>
+          <w:rFonts w:ascii="Times New Roman" w:eastAsia="Times New Roman" w:hAnsi="Times New Roman" w:cs="Times New Roman"/>
+          <w:sz w:val="24"/>
+          <w:szCs w:val="24"/>
+          <w:lang w:val="ru-MD"/>
+        </w:rPr>
+      </w:pPr>
+      <w:r>
+        <w:rPr>
+          <w:rFonts w:ascii="Times New Roman" w:eastAsia="Times New Roman" w:hAnsi="Times New Roman" w:cs="Times New Roman"/>
+          <w:color w:val="FF0000"/>
+          <w:sz w:val="24"/>
+          <w:szCs w:val="24"/>
+          <w:lang w:val="ru-MD"/>
+        </w:rPr>
+        <w:t xml:space="preserve">2. </w:t>
       </w:r>
       <w:r>
         <w:rPr>
@@ -10793,7 +9810,7 @@
           <w:szCs w:val="24"/>
           <w:lang w:val="ru-MD"/>
         </w:rPr>
-        <w:t>Боже наш, що підняв нас із постелі нашої і вклав в уста наші слово хвали, щоб поклонятися і призивати ім'я Твоє святе. Ми умоляємо Твоє милосердя, яке Ти завжди виявляв у нашому житті. Пошли поміч свою людям, що стоять перед лицем святої слави Твоєї і дожи</w:t>
+        <w:t xml:space="preserve">Від ночі лине дух наш до Тебе, Боже, бо світлом є повеління Твої на землі. Навчи нас у страсі Твоєму виконувати правду й добро, бо Тебе славимо як правдивого Бога нашого. Прихили вухо своє і вислухай нас, і пом'яни, Господи, тих, що є та що моляться з нами, всіх по імені, і спаси їх силою </w:t>
       </w:r>
       <w:r>
         <w:rPr>
@@ -10801,31 +9818,8 @@
           <w:color w:val="000000"/>
           <w:sz w:val="24"/>
           <w:szCs w:val="24"/>
-          <w:lang w:val="ru-MD"/>
-        </w:rPr>
-        <w:t>дають від Тебе багатої милости; і дай нам, що зо страхом і любов'ю завжди Тобі служимо, хвалити несказанну Твою доброту. Бо Тобі належить усяка слава, честь і поклоніння: Отцю, і Сину, і Святому Духові, нині і повсякчас, і на віки віків. Амінь.</w:t>
-      </w:r>
-    </w:p>
-    <w:p>
-      <w:pPr>
-        <w:spacing w:after="120" w:line="240" w:lineRule="auto"/>
-        <w:jc w:val="both"/>
-        <w:rPr>
-          <w:rFonts w:ascii="Times New Roman" w:eastAsia="Times New Roman" w:hAnsi="Times New Roman" w:cs="Times New Roman"/>
-          <w:sz w:val="24"/>
-          <w:szCs w:val="24"/>
-          <w:lang w:val="ru-MD"/>
-        </w:rPr>
-      </w:pPr>
-      <w:r>
-        <w:rPr>
-          <w:rFonts w:ascii="Times New Roman" w:eastAsia="Times New Roman" w:hAnsi="Times New Roman" w:cs="Times New Roman"/>
-          <w:color w:val="FF0000"/>
-          <w:sz w:val="24"/>
-          <w:szCs w:val="24"/>
-          <w:lang w:val="ru-MD"/>
-        </w:rPr>
-        <w:t xml:space="preserve">2. </w:t>
+        </w:rPr>
+        <w:t xml:space="preserve">Твоєю. Благослови людей Твоїх і освяти спадкоємство Твоє: мир світові Твоєму даруй, церквам Твоїм, Священникам, владі, і всім людям. Хай благословиться і прославляється всечесне і величне ім'я Твоє, Отця, і Сина, і Святого Духа, нині і повсякчас, і на віки віків. </w:t>
       </w:r>
       <w:r>
         <w:rPr>
@@ -10835,7 +9829,28 @@
           <w:szCs w:val="24"/>
           <w:lang w:val="ru-MD"/>
         </w:rPr>
-        <w:t>Від ночі</w:t>
+        <w:t>Амінь.</w:t>
+      </w:r>
+    </w:p>
+    <w:p>
+      <w:pPr>
+        <w:spacing w:after="120" w:line="240" w:lineRule="auto"/>
+        <w:jc w:val="both"/>
+        <w:rPr>
+          <w:rFonts w:ascii="Times New Roman" w:eastAsia="Times New Roman" w:hAnsi="Times New Roman" w:cs="Times New Roman"/>
+          <w:sz w:val="24"/>
+          <w:szCs w:val="24"/>
+        </w:rPr>
+      </w:pPr>
+      <w:r>
+        <w:rPr>
+          <w:rFonts w:ascii="Times New Roman" w:eastAsia="Times New Roman" w:hAnsi="Times New Roman" w:cs="Times New Roman"/>
+          <w:color w:val="FF0000"/>
+          <w:sz w:val="24"/>
+          <w:szCs w:val="24"/>
+          <w:lang w:val="ru-MD"/>
+        </w:rPr>
+        <w:t>3.</w:t>
       </w:r>
       <w:r>
         <w:rPr>
@@ -10845,7 +9860,7 @@
           <w:szCs w:val="24"/>
           <w:lang w:val="ru-MD"/>
         </w:rPr>
-        <w:t xml:space="preserve"> лине дух наш до Тебе, Боже, бо світлом є повеління Твої на землі. Навчи нас у страсі Твоєму виконувати правду й добро, бо Тебе славимо як правдивого Бога нашого. Прихили вухо своє і вислухай нас, і пом'яни, Господи, тих, що є та що моляться з нами, всіх п</w:t>
+        <w:t xml:space="preserve"> Від ночі лине дух наш до Тебе, Боже, бо світлом є повеління Твої. Навчи нас, Боже, правди Твоєї, заповідей Твоїх і виправдань Твоїх. Просвіти наші духовні очі, щоб ми не заснули в гріхах на смерть. Віджени всяку мряку від сердець наших, даруй нам сонце правди і охорони життя наше знаменням і печаттю </w:t>
       </w:r>
       <w:r>
         <w:rPr>
@@ -10853,9 +9868,29 @@
           <w:color w:val="000000"/>
           <w:sz w:val="24"/>
           <w:szCs w:val="24"/>
-          <w:lang w:val="ru-MD"/>
-        </w:rPr>
-        <w:t xml:space="preserve">о імені, і спаси їх силою </w:t>
+        </w:rPr>
+        <w:t>Святого Твого Духа. Направ стопи наші на шлях мирний, дай нам бачити ранішній день у радості, щоб ми Тобі засилали ранішні молитви, бо Твоє є володіння і Твоє є царство і сила, і слава Отця, і Сина, і Святого Духа, нині і повсякчас, і на віки віків. Амінь.</w:t>
+      </w:r>
+    </w:p>
+    <w:p>
+      <w:pPr>
+        <w:spacing w:after="120" w:line="240" w:lineRule="auto"/>
+        <w:jc w:val="both"/>
+        <w:rPr>
+          <w:rFonts w:ascii="Times New Roman" w:eastAsia="Times New Roman" w:hAnsi="Times New Roman" w:cs="Times New Roman"/>
+          <w:sz w:val="24"/>
+          <w:szCs w:val="24"/>
+          <w:lang w:val="ru-MD"/>
+        </w:rPr>
+      </w:pPr>
+      <w:r>
+        <w:rPr>
+          <w:rFonts w:ascii="Times New Roman" w:eastAsia="Times New Roman" w:hAnsi="Times New Roman" w:cs="Times New Roman"/>
+          <w:color w:val="FF0000"/>
+          <w:sz w:val="24"/>
+          <w:szCs w:val="24"/>
+        </w:rPr>
+        <w:t>4.</w:t>
       </w:r>
       <w:r>
         <w:rPr>
@@ -10864,7 +9899,7 @@
           <w:sz w:val="24"/>
           <w:szCs w:val="24"/>
         </w:rPr>
-        <w:t>Твоєю. Благослови людей Твоїх і освяти спадкоємство Твоє: мир світові Твоєму даруй, церквам Твоїм, Священникам, владі, і всім людям. Хай благословиться і прославляється всечесне і величне ім'я Твоє, Отця, і Сина, і Святого Духа, н</w:t>
+        <w:t xml:space="preserve"> Владико, Боже святий і неосяжний, що казав із темряви світлові засіяти, що заспокоїв нас у нічному сні й підвів до величання і моління Твоєї доброти! </w:t>
       </w:r>
       <w:r>
         <w:rPr>
@@ -10872,8 +9907,18 @@
           <w:color w:val="000000"/>
           <w:sz w:val="24"/>
           <w:szCs w:val="24"/>
-        </w:rPr>
-        <w:t xml:space="preserve">ині і повсякчас, і на віки віків. </w:t>
+          <w:lang w:val="ru-MD"/>
+        </w:rPr>
+        <w:t xml:space="preserve">Ти, що даєш себе умолити задля свого милосердя, прийми і нині нас, що поклоняємося Тобі й по силі </w:t>
+      </w:r>
+      <w:r>
+        <w:rPr>
+          <w:rFonts w:ascii="Times New Roman" w:eastAsia="Times New Roman" w:hAnsi="Times New Roman" w:cs="Times New Roman"/>
+          <w:sz w:val="24"/>
+          <w:szCs w:val="24"/>
+          <w:lang w:val="ru-MD"/>
+        </w:rPr>
+        <w:t xml:space="preserve">благодаримо </w:t>
       </w:r>
       <w:r>
         <w:rPr>
@@ -10883,28 +9928,16 @@
           <w:szCs w:val="24"/>
           <w:lang w:val="ru-MD"/>
         </w:rPr>
-        <w:t>Амінь.</w:t>
-      </w:r>
-    </w:p>
-    <w:p>
-      <w:pPr>
-        <w:spacing w:after="120" w:line="240" w:lineRule="auto"/>
-        <w:jc w:val="both"/>
-        <w:rPr>
-          <w:rFonts w:ascii="Times New Roman" w:eastAsia="Times New Roman" w:hAnsi="Times New Roman" w:cs="Times New Roman"/>
-          <w:sz w:val="24"/>
-          <w:szCs w:val="24"/>
-        </w:rPr>
-      </w:pPr>
-      <w:r>
-        <w:rPr>
-          <w:rFonts w:ascii="Times New Roman" w:eastAsia="Times New Roman" w:hAnsi="Times New Roman" w:cs="Times New Roman"/>
-          <w:color w:val="FF0000"/>
-          <w:sz w:val="24"/>
-          <w:szCs w:val="24"/>
-          <w:lang w:val="ru-MD"/>
-        </w:rPr>
-        <w:t>3.</w:t>
+        <w:t>Т</w:t>
+      </w:r>
+      <w:r>
+        <w:rPr>
+          <w:rFonts w:ascii="Times New Roman" w:eastAsia="Times New Roman" w:hAnsi="Times New Roman" w:cs="Times New Roman"/>
+          <w:sz w:val="24"/>
+          <w:szCs w:val="24"/>
+          <w:lang w:val="ru-MD"/>
+        </w:rPr>
+        <w:t>ебе</w:t>
       </w:r>
       <w:r>
         <w:rPr>
@@ -10914,7 +9947,16 @@
           <w:szCs w:val="24"/>
           <w:lang w:val="ru-MD"/>
         </w:rPr>
-        <w:t xml:space="preserve"> Від ночі лине дух наш до Тебе, Боже, бо світлом є повеління Твої. Навчи нас, Боже, правди Твоєї, заповідей Твоїх і виправдань Твоїх. Просвіти наші духовні очі, щоб ми не заснули в гріхах на смерть. Віджени всяку </w:t>
+        <w:t xml:space="preserve">; і даруй нам те, чого просимо задля спасіння. Вчини нас синами світла і дня та спадкоємцями вічних Твоїх </w:t>
+      </w:r>
+      <w:r>
+        <w:rPr>
+          <w:rFonts w:ascii="Times New Roman" w:eastAsia="Times New Roman" w:hAnsi="Times New Roman" w:cs="Times New Roman"/>
+          <w:sz w:val="24"/>
+          <w:szCs w:val="24"/>
+          <w:lang w:val="ru-MD"/>
+        </w:rPr>
+        <w:t>благ</w:t>
       </w:r>
       <w:r>
         <w:rPr>
@@ -10924,152 +9966,7 @@
           <w:szCs w:val="24"/>
           <w:lang w:val="ru-MD"/>
         </w:rPr>
-        <w:t xml:space="preserve">мряку від сердець наших, даруй нам сонце правди і охорони життя наше знаменням і печаттю </w:t>
-      </w:r>
-      <w:r>
-        <w:rPr>
-          <w:rFonts w:ascii="Times New Roman" w:eastAsia="Times New Roman" w:hAnsi="Times New Roman" w:cs="Times New Roman"/>
-          <w:color w:val="000000"/>
-          <w:sz w:val="24"/>
-          <w:szCs w:val="24"/>
-        </w:rPr>
-        <w:t>Святого Твого Духа. Направ стопи наші на шлях мирний, дай нам бачити ранішній день у радості, щоб ми Тобі засилали ранішні молитви, бо Твоє є володіння і Твоє є царств</w:t>
-      </w:r>
-      <w:r>
-        <w:rPr>
-          <w:rFonts w:ascii="Times New Roman" w:eastAsia="Times New Roman" w:hAnsi="Times New Roman" w:cs="Times New Roman"/>
-          <w:color w:val="000000"/>
-          <w:sz w:val="24"/>
-          <w:szCs w:val="24"/>
-        </w:rPr>
-        <w:t>о і сила, і слава Отця, і Сина, і Святого Духа, нині і повсякчас, і на віки віків. Амінь.</w:t>
-      </w:r>
-    </w:p>
-    <w:p>
-      <w:pPr>
-        <w:spacing w:after="120" w:line="240" w:lineRule="auto"/>
-        <w:jc w:val="both"/>
-        <w:rPr>
-          <w:rFonts w:ascii="Times New Roman" w:eastAsia="Times New Roman" w:hAnsi="Times New Roman" w:cs="Times New Roman"/>
-          <w:sz w:val="24"/>
-          <w:szCs w:val="24"/>
-          <w:lang w:val="ru-MD"/>
-        </w:rPr>
-      </w:pPr>
-      <w:r>
-        <w:rPr>
-          <w:rFonts w:ascii="Times New Roman" w:eastAsia="Times New Roman" w:hAnsi="Times New Roman" w:cs="Times New Roman"/>
-          <w:color w:val="FF0000"/>
-          <w:sz w:val="24"/>
-          <w:szCs w:val="24"/>
-        </w:rPr>
-        <w:t>4.</w:t>
-      </w:r>
-      <w:r>
-        <w:rPr>
-          <w:rFonts w:ascii="Times New Roman" w:eastAsia="Times New Roman" w:hAnsi="Times New Roman" w:cs="Times New Roman"/>
-          <w:color w:val="000000"/>
-          <w:sz w:val="24"/>
-          <w:szCs w:val="24"/>
-        </w:rPr>
-        <w:t xml:space="preserve"> Владико, Боже святий і неосяжний, що казав із темряви світлові засіяти, що заспокоїв нас у нічному сні й підвів до величання і моління Твоєї доброти! </w:t>
-      </w:r>
-      <w:r>
-        <w:rPr>
-          <w:rFonts w:ascii="Times New Roman" w:eastAsia="Times New Roman" w:hAnsi="Times New Roman" w:cs="Times New Roman"/>
-          <w:color w:val="000000"/>
-          <w:sz w:val="24"/>
-          <w:szCs w:val="24"/>
-          <w:lang w:val="ru-MD"/>
-        </w:rPr>
-        <w:t>Ти, що даєш с</w:t>
-      </w:r>
-      <w:r>
-        <w:rPr>
-          <w:rFonts w:ascii="Times New Roman" w:eastAsia="Times New Roman" w:hAnsi="Times New Roman" w:cs="Times New Roman"/>
-          <w:color w:val="000000"/>
-          <w:sz w:val="24"/>
-          <w:szCs w:val="24"/>
-          <w:lang w:val="ru-MD"/>
-        </w:rPr>
-        <w:t xml:space="preserve">ебе умолити задля свого милосердя, прийми і нині нас, що поклоняємося Тобі й по силі </w:t>
-      </w:r>
-      <w:r>
-        <w:rPr>
-          <w:rFonts w:ascii="Times New Roman" w:eastAsia="Times New Roman" w:hAnsi="Times New Roman" w:cs="Times New Roman"/>
-          <w:sz w:val="24"/>
-          <w:szCs w:val="24"/>
-          <w:lang w:val="ru-MD"/>
-        </w:rPr>
-        <w:t xml:space="preserve">благодаримо </w:t>
-      </w:r>
-      <w:r>
-        <w:rPr>
-          <w:rFonts w:ascii="Times New Roman" w:eastAsia="Times New Roman" w:hAnsi="Times New Roman" w:cs="Times New Roman"/>
-          <w:color w:val="000000"/>
-          <w:sz w:val="24"/>
-          <w:szCs w:val="24"/>
-          <w:lang w:val="ru-MD"/>
-        </w:rPr>
-        <w:t>Т</w:t>
-      </w:r>
-      <w:r>
-        <w:rPr>
-          <w:rFonts w:ascii="Times New Roman" w:eastAsia="Times New Roman" w:hAnsi="Times New Roman" w:cs="Times New Roman"/>
-          <w:sz w:val="24"/>
-          <w:szCs w:val="24"/>
-          <w:lang w:val="ru-MD"/>
-        </w:rPr>
-        <w:t>ебе</w:t>
-      </w:r>
-      <w:r>
-        <w:rPr>
-          <w:rFonts w:ascii="Times New Roman" w:eastAsia="Times New Roman" w:hAnsi="Times New Roman" w:cs="Times New Roman"/>
-          <w:color w:val="000000"/>
-          <w:sz w:val="24"/>
-          <w:szCs w:val="24"/>
-          <w:lang w:val="ru-MD"/>
-        </w:rPr>
-        <w:t xml:space="preserve">; і даруй нам те, чого просимо задля спасіння. Вчини нас синами світла і дня та спадкоємцями вічних Твоїх </w:t>
-      </w:r>
-      <w:r>
-        <w:rPr>
-          <w:rFonts w:ascii="Times New Roman" w:eastAsia="Times New Roman" w:hAnsi="Times New Roman" w:cs="Times New Roman"/>
-          <w:sz w:val="24"/>
-          <w:szCs w:val="24"/>
-          <w:lang w:val="ru-MD"/>
-        </w:rPr>
-        <w:t>благ</w:t>
-      </w:r>
-      <w:r>
-        <w:rPr>
-          <w:rFonts w:ascii="Times New Roman" w:eastAsia="Times New Roman" w:hAnsi="Times New Roman" w:cs="Times New Roman"/>
-          <w:color w:val="000000"/>
-          <w:sz w:val="24"/>
-          <w:szCs w:val="24"/>
-          <w:lang w:val="ru-MD"/>
-        </w:rPr>
-        <w:t xml:space="preserve">. Пом'яни, Господи, за багатством ласк Твоїх </w:t>
-      </w:r>
-      <w:r>
-        <w:rPr>
-          <w:rFonts w:ascii="Times New Roman" w:eastAsia="Times New Roman" w:hAnsi="Times New Roman" w:cs="Times New Roman"/>
-          <w:color w:val="000000"/>
-          <w:sz w:val="24"/>
-          <w:szCs w:val="24"/>
-          <w:lang w:val="ru-MD"/>
-        </w:rPr>
-        <w:t>усіх людей, що є і моляться з нами, і всю братію нашу на землі й на морі, і на всякому місці володіння Твого, що потребують Твоєї любови й помочі. Усім вияви велику Твою милість, щоб спасенні, як душею так і тілом, завжди перебували й відважно славили чудн</w:t>
-      </w:r>
-      <w:r>
-        <w:rPr>
-          <w:rFonts w:ascii="Times New Roman" w:eastAsia="Times New Roman" w:hAnsi="Times New Roman" w:cs="Times New Roman"/>
-          <w:color w:val="000000"/>
-          <w:sz w:val="24"/>
-          <w:szCs w:val="24"/>
-          <w:lang w:val="ru-MD"/>
-        </w:rPr>
-        <w:t xml:space="preserve">е й благословенне ім'я Твоє, бо Ти Бог милости </w:t>
+        <w:t xml:space="preserve">. Пом'яни, Господи, за багатством ласк Твоїх усіх людей, що є і моляться з нами, і всю братію нашу на землі й на морі, і на всякому місці володіння Твого, що потребують Твоєї любови й помочі. Усім вияви велику Твою милість, щоб спасенні, як душею так і тілом, завжди перебували й відважно славили чудне й благословенне ім'я Твоє, бо Ти Бог милости </w:t>
       </w:r>
       <w:r>
         <w:rPr>
@@ -11150,7 +10047,38 @@
           <w:szCs w:val="24"/>
           <w:lang w:val="ru-MD"/>
         </w:rPr>
-        <w:t xml:space="preserve">, джерело невисихаюче, Отче святий, чудотворче всесильний і вседержителю! Усі Тобі поклоняємося і Тобі молимося та Твої милості і Твої ласки призиваємо на поміч і на заступництво нашій смиренності. Пом'яни, Господи, слуг Твоїх, прийми від усіх нас ранішні </w:t>
+        <w:t>, джерело невисихаюче, Отче святий, чудотворче всесильний і вседержителю! Усі Тобі поклоняємося і Тобі молимося та Твої милості і Твої ласки призиваємо на поміч і на заступництво нашій смиренності. Пом'яни, Господи, слуг Твоїх, прийми від усіх нас ранішні моління, як кадило перед Тобою; ні одного з нас не вчини нездатним, але всіх нас зберігай ласками Твоїми. Пом'яни, Господи, тих, що чувають і співають на славу Твою і єдинородного Твого Сина і Бога нашого, і Святого Твого Духа. Будь їм помічником і заступником; прийми їх молитви на наднебесний і духовний Твій жертовник, бо Ти Бог наш, і Тобі славу возсилаємо: Отцю, і Сину, і Святому Духові, нині і повсякчас, і на віки віків. Амінь.</w:t>
+      </w:r>
+    </w:p>
+    <w:p>
+      <w:pPr>
+        <w:spacing w:after="120" w:line="240" w:lineRule="auto"/>
+        <w:jc w:val="both"/>
+        <w:rPr>
+          <w:rFonts w:ascii="Times New Roman" w:eastAsia="Times New Roman" w:hAnsi="Times New Roman" w:cs="Times New Roman"/>
+          <w:sz w:val="24"/>
+          <w:szCs w:val="24"/>
+          <w:lang w:val="ru-MD"/>
+        </w:rPr>
+      </w:pPr>
+      <w:r>
+        <w:rPr>
+          <w:rFonts w:ascii="Times New Roman" w:eastAsia="Times New Roman" w:hAnsi="Times New Roman" w:cs="Times New Roman"/>
+          <w:color w:val="FF0000"/>
+          <w:sz w:val="24"/>
+          <w:szCs w:val="24"/>
+          <w:lang w:val="ru-MD"/>
+        </w:rPr>
+        <w:t xml:space="preserve">6. </w:t>
+      </w:r>
+      <w:r>
+        <w:rPr>
+          <w:rFonts w:ascii="Times New Roman" w:eastAsia="Times New Roman" w:hAnsi="Times New Roman" w:cs="Times New Roman"/>
+          <w:sz w:val="24"/>
+          <w:szCs w:val="24"/>
+          <w:lang w:val="ru-MD"/>
+        </w:rPr>
+        <w:t>Благодаримо</w:t>
       </w:r>
       <w:r>
         <w:rPr>
@@ -11160,7 +10088,16 @@
           <w:szCs w:val="24"/>
           <w:lang w:val="ru-MD"/>
         </w:rPr>
-        <w:t>моління, як кадило перед Тобою; ні одного з нас не вчини нездатним, але всіх нас зберігай ласками Твоїми. Пом'яни, Господи, тих, що чувають і співають на славу Твою і єдинородного Твого Сина і Бога нашого, і Святого Твого Духа. Будь їм помічником і заступн</w:t>
+        <w:t xml:space="preserve"> Т</w:t>
+      </w:r>
+      <w:r>
+        <w:rPr>
+          <w:rFonts w:ascii="Times New Roman" w:eastAsia="Times New Roman" w:hAnsi="Times New Roman" w:cs="Times New Roman"/>
+          <w:sz w:val="24"/>
+          <w:szCs w:val="24"/>
+          <w:lang w:val="ru-MD"/>
+        </w:rPr>
+        <w:t>е</w:t>
       </w:r>
       <w:r>
         <w:rPr>
@@ -11170,38 +10107,16 @@
           <w:szCs w:val="24"/>
           <w:lang w:val="ru-MD"/>
         </w:rPr>
-        <w:t>иком; прийми їх молитви на наднебесний і духовний Твій жертовник, бо Ти Бог наш, і Тобі славу возсилаємо: Отцю, і Сину, і Святому Духові, нині і повсякчас, і на віки віків. Амінь.</w:t>
-      </w:r>
-    </w:p>
-    <w:p>
-      <w:pPr>
-        <w:spacing w:after="120" w:line="240" w:lineRule="auto"/>
-        <w:jc w:val="both"/>
-        <w:rPr>
-          <w:rFonts w:ascii="Times New Roman" w:eastAsia="Times New Roman" w:hAnsi="Times New Roman" w:cs="Times New Roman"/>
-          <w:sz w:val="24"/>
-          <w:szCs w:val="24"/>
-          <w:lang w:val="ru-MD"/>
-        </w:rPr>
-      </w:pPr>
-      <w:r>
-        <w:rPr>
-          <w:rFonts w:ascii="Times New Roman" w:eastAsia="Times New Roman" w:hAnsi="Times New Roman" w:cs="Times New Roman"/>
-          <w:color w:val="FF0000"/>
-          <w:sz w:val="24"/>
-          <w:szCs w:val="24"/>
-          <w:lang w:val="ru-MD"/>
-        </w:rPr>
-        <w:t xml:space="preserve">6. </w:t>
-      </w:r>
-      <w:r>
-        <w:rPr>
-          <w:rFonts w:ascii="Times New Roman" w:eastAsia="Times New Roman" w:hAnsi="Times New Roman" w:cs="Times New Roman"/>
-          <w:sz w:val="24"/>
-          <w:szCs w:val="24"/>
-          <w:lang w:val="ru-MD"/>
-        </w:rPr>
-        <w:t>Благодаримо</w:t>
+        <w:t>б</w:t>
+      </w:r>
+      <w:r>
+        <w:rPr>
+          <w:rFonts w:ascii="Times New Roman" w:eastAsia="Times New Roman" w:hAnsi="Times New Roman" w:cs="Times New Roman"/>
+          <w:sz w:val="24"/>
+          <w:szCs w:val="24"/>
+          <w:lang w:val="ru-MD"/>
+        </w:rPr>
+        <w:t>е</w:t>
       </w:r>
       <w:r>
         <w:rPr>
@@ -11211,6 +10126,196 @@
           <w:szCs w:val="24"/>
           <w:lang w:val="ru-MD"/>
         </w:rPr>
+        <w:t>, Господи, Боже спасіння нашого, бо Ти все робиш для добра життя нашого, щоб ми завжди на Тебе споглядали, Спасителю й Доброчинцю душ наших. Бо Ти дав спокій нам у час минулої ночі й підвів нас, щоб ми поклонялися величному імені Твоєму. Тому молимо Тебе, Господи: Дай нам ласку й силу, щоб ми стали гідними співати Тобі розумно й молитися безупинно та в страсі і тремтінні над нашим спасінням працювали, при заступництві Христа Твого. Пом'яни, Господи, і тих, що вночі до Тебе кличуть. Вислухай їх і помилуй, і круши під ноги їх невидимих і войовничих ворогів. Бо Ти Цар миру і Спас душ наших, і Тобі славу возсилаємо: Отцю і Сину, і Святому Духові, нині і повсякчас, і на віки віків. Амінь.</w:t>
+      </w:r>
+    </w:p>
+    <w:p>
+      <w:pPr>
+        <w:spacing w:after="120" w:line="240" w:lineRule="auto"/>
+        <w:jc w:val="both"/>
+        <w:rPr>
+          <w:rFonts w:ascii="Times New Roman" w:eastAsia="Times New Roman" w:hAnsi="Times New Roman" w:cs="Times New Roman"/>
+          <w:sz w:val="24"/>
+          <w:szCs w:val="24"/>
+          <w:lang w:val="ru-MD"/>
+        </w:rPr>
+      </w:pPr>
+      <w:r>
+        <w:rPr>
+          <w:rFonts w:ascii="Times New Roman" w:eastAsia="Times New Roman" w:hAnsi="Times New Roman" w:cs="Times New Roman"/>
+          <w:color w:val="FF0000"/>
+          <w:sz w:val="24"/>
+          <w:szCs w:val="24"/>
+          <w:lang w:val="ru-MD"/>
+        </w:rPr>
+        <w:t>7.</w:t>
+      </w:r>
+      <w:r>
+        <w:rPr>
+          <w:rFonts w:ascii="Times New Roman" w:eastAsia="Times New Roman" w:hAnsi="Times New Roman" w:cs="Times New Roman"/>
+          <w:color w:val="000000"/>
+          <w:sz w:val="24"/>
+          <w:szCs w:val="24"/>
+          <w:lang w:val="ru-MD"/>
+        </w:rPr>
+        <w:t xml:space="preserve"> Боже й Отче Господа нашого Ісуса Христа! Ти підніс нас з постелі нашої і зібрав на годину молитви. Дай нам ласку відкрити уста наші і прийми наші подяки, що в наших силах, і навчи нас установ Твоїх. Бо молитися як слід не вміємо, якщо Ти, Господи, святим Твоїм Духом не навчиш нас. Тому молимося Тобі: Даруй і прости, якщо ми згрішили аж до теперішньої години словом або ділом, або думкою, добровільно або недобровільно. Бо коли на провини будеш дивитися, Господи, Господи, то хто встоїться, бо в Тебе є прощення. Ти один святий, допоміжник сильний, захисник життя нашого, і Тебе ми завжди оспівуватимемо. Нехай буде сила Царства Твого завжди благословенна і вельми прославлювана: Отця, і Сина, і Святого Духа, нині і повсякчас, і на віки віків. Амінь.</w:t>
+      </w:r>
+    </w:p>
+    <w:p>
+      <w:pPr>
+        <w:spacing w:after="120" w:line="240" w:lineRule="auto"/>
+        <w:jc w:val="both"/>
+        <w:rPr>
+          <w:rFonts w:ascii="Times New Roman" w:eastAsia="Times New Roman" w:hAnsi="Times New Roman" w:cs="Times New Roman"/>
+          <w:sz w:val="24"/>
+          <w:szCs w:val="24"/>
+          <w:lang w:val="ru-MD"/>
+        </w:rPr>
+      </w:pPr>
+      <w:r>
+        <w:rPr>
+          <w:rFonts w:ascii="Times New Roman" w:eastAsia="Times New Roman" w:hAnsi="Times New Roman" w:cs="Times New Roman"/>
+          <w:color w:val="FF0000"/>
+          <w:sz w:val="24"/>
+          <w:szCs w:val="24"/>
+          <w:lang w:val="ru-MD"/>
+        </w:rPr>
+        <w:t xml:space="preserve">8. </w:t>
+      </w:r>
+      <w:r>
+        <w:rPr>
+          <w:rFonts w:ascii="Times New Roman" w:eastAsia="Times New Roman" w:hAnsi="Times New Roman" w:cs="Times New Roman"/>
+          <w:color w:val="000000"/>
+          <w:sz w:val="24"/>
+          <w:szCs w:val="24"/>
+          <w:lang w:val="ru-MD"/>
+        </w:rPr>
+        <w:t>Господи, Боже наш, що сонну неміч забрав від нас і покликав нас візванням святим, щоб і вночі підносити руки наші і прославляти Тебе за справедливі Твої присуди. Прийми благання наші, моління, визнавання, нічні служби і даруй нам, Боже, віру бездоганну, надію впевнену, любов нелицемірну. Благослови наші входи й виходи, вчинки, слова, діла й думки; і дай нам дочекатися початку дня, нам, що хвалять й оспівують, і благословлять добрість Твоєї несказанної сили, щоб було благословенне Твоє пресвяте ім'я і прославлене Твоє царство: Отця, і Сина, і Святого Духа, нині і повсякчас, і на віки віків. Амінь.</w:t>
+      </w:r>
+    </w:p>
+    <w:p>
+      <w:pPr>
+        <w:spacing w:after="120" w:line="240" w:lineRule="auto"/>
+        <w:jc w:val="both"/>
+        <w:rPr>
+          <w:rFonts w:ascii="Times New Roman" w:eastAsia="Times New Roman" w:hAnsi="Times New Roman" w:cs="Times New Roman"/>
+          <w:sz w:val="24"/>
+          <w:szCs w:val="24"/>
+          <w:lang w:val="ru-MD"/>
+        </w:rPr>
+      </w:pPr>
+      <w:r>
+        <w:rPr>
+          <w:rFonts w:ascii="Times New Roman" w:eastAsia="Times New Roman" w:hAnsi="Times New Roman" w:cs="Times New Roman"/>
+          <w:color w:val="FF0000"/>
+          <w:sz w:val="24"/>
+          <w:szCs w:val="24"/>
+          <w:lang w:val="ru-MD"/>
+        </w:rPr>
+        <w:t>9.</w:t>
+      </w:r>
+      <w:r>
+        <w:rPr>
+          <w:rFonts w:ascii="Times New Roman" w:eastAsia="Times New Roman" w:hAnsi="Times New Roman" w:cs="Times New Roman"/>
+          <w:color w:val="000000"/>
+          <w:sz w:val="24"/>
+          <w:szCs w:val="24"/>
+          <w:lang w:val="ru-MD"/>
+        </w:rPr>
+        <w:t xml:space="preserve"> Господи, Боже наш! Ти за покаяння дарував людям відпущення, нам же, як образ пізнання і визнання гріхів, показав покаяння і прощення пророка Давида. Тож, Владико, помилуй з великої милости Твоєї нас, що в чимало великих гріхів впали, і по багатстві ласк Твоїх очисти беззаконня наші, бо перед Тобою згрішили ми, Господи, що невідомі й таємні речі серця людського знаєш, і єдиний Ти маєш владу прощати гріхи. Серце ж чисте вчини в нас і Духом владичним утверди нас, і радість </w:t>
+      </w:r>
+      <w:r>
+        <w:rPr>
+          <w:rFonts w:ascii="Times New Roman" w:eastAsia="Times New Roman" w:hAnsi="Times New Roman" w:cs="Times New Roman"/>
+          <w:color w:val="000000"/>
+          <w:sz w:val="24"/>
+          <w:szCs w:val="24"/>
+          <w:lang w:val="ru-MD"/>
+        </w:rPr>
+        <w:lastRenderedPageBreak/>
+        <w:t>спасіння Твого яви нам. Не відкинь нас від лиця Твого, але дозволь, як благий і людинолюбний, аж до останнього нашого віддиху появляти Тобі жертву справедливости й приноси на святих Твоїх жертовниках, милістю і ласками і людинолюб'ям єдинородного Сина Твого, з яким Ти є благословенний з пресвятим, добрим і животворчим Твоїм Духом, нині й повсякчас, і на віки віків. Амінь.</w:t>
+      </w:r>
+    </w:p>
+    <w:p>
+      <w:pPr>
+        <w:spacing w:after="120" w:line="240" w:lineRule="auto"/>
+        <w:jc w:val="both"/>
+        <w:rPr>
+          <w:rFonts w:ascii="Times New Roman" w:eastAsia="Times New Roman" w:hAnsi="Times New Roman" w:cs="Times New Roman"/>
+          <w:sz w:val="24"/>
+          <w:szCs w:val="24"/>
+          <w:lang w:val="ru-MD"/>
+        </w:rPr>
+      </w:pPr>
+      <w:r>
+        <w:rPr>
+          <w:rFonts w:ascii="Times New Roman" w:eastAsia="Times New Roman" w:hAnsi="Times New Roman" w:cs="Times New Roman"/>
+          <w:color w:val="FF0000"/>
+          <w:sz w:val="24"/>
+          <w:szCs w:val="24"/>
+          <w:lang w:val="ru-MD"/>
+        </w:rPr>
+        <w:t>10.</w:t>
+      </w:r>
+      <w:r>
+        <w:rPr>
+          <w:rFonts w:ascii="Times New Roman" w:eastAsia="Times New Roman" w:hAnsi="Times New Roman" w:cs="Times New Roman"/>
+          <w:color w:val="000000"/>
+          <w:sz w:val="24"/>
+          <w:szCs w:val="24"/>
+          <w:lang w:val="ru-MD"/>
+        </w:rPr>
+        <w:t xml:space="preserve"> Боже, Боже наш! Ти сотворив розумні й духовні сили своєю волею. Тебе просимо й Тобі молимося: Прийми наші посильні величання з усіма Твоїми творіннями і збагати щедрими даруваннями Твоєї ласки. Бо перед Тобою згинається всяке коліно: на небі, на землі й під землею, і все, що живе, і все створіння оспівує неосяжну Твою славу, бо Ти Бог правдивий і вельми милостивий. Тебе бо хвалять усі небесні сили, і Тобі славу возсилаємо: Отцю, і Сину, і Святому Духові, нині і повсякчас, і на віки віків. Амінь.</w:t>
+      </w:r>
+    </w:p>
+    <w:p>
+      <w:pPr>
+        <w:spacing w:after="120" w:line="240" w:lineRule="auto"/>
+        <w:jc w:val="both"/>
+        <w:rPr>
+          <w:rFonts w:ascii="Times New Roman" w:eastAsia="Times New Roman" w:hAnsi="Times New Roman" w:cs="Times New Roman"/>
+          <w:sz w:val="24"/>
+          <w:szCs w:val="24"/>
+          <w:lang w:val="ru-MD"/>
+        </w:rPr>
+      </w:pPr>
+      <w:r>
+        <w:rPr>
+          <w:rFonts w:ascii="Times New Roman" w:eastAsia="Times New Roman" w:hAnsi="Times New Roman" w:cs="Times New Roman"/>
+          <w:color w:val="FF0000"/>
+          <w:sz w:val="24"/>
+          <w:szCs w:val="24"/>
+          <w:lang w:val="ru-MD"/>
+        </w:rPr>
+        <w:t xml:space="preserve">11. </w:t>
+      </w:r>
+      <w:r>
+        <w:rPr>
+          <w:rFonts w:ascii="Times New Roman" w:eastAsia="Times New Roman" w:hAnsi="Times New Roman" w:cs="Times New Roman"/>
+          <w:color w:val="000000"/>
+          <w:sz w:val="24"/>
+          <w:szCs w:val="24"/>
+          <w:lang w:val="ru-MD"/>
+        </w:rPr>
+        <w:t xml:space="preserve">Хвалимо, співаємо, благословимо і </w:t>
+      </w:r>
+      <w:r>
+        <w:rPr>
+          <w:rFonts w:ascii="Times New Roman" w:eastAsia="Times New Roman" w:hAnsi="Times New Roman" w:cs="Times New Roman"/>
+          <w:sz w:val="24"/>
+          <w:szCs w:val="24"/>
+          <w:lang w:val="ru-MD"/>
+        </w:rPr>
+        <w:t>благодаримо</w:t>
+      </w:r>
+      <w:r>
+        <w:rPr>
+          <w:rFonts w:ascii="Times New Roman" w:eastAsia="Times New Roman" w:hAnsi="Times New Roman" w:cs="Times New Roman"/>
+          <w:color w:val="000000"/>
+          <w:sz w:val="24"/>
+          <w:szCs w:val="24"/>
+          <w:lang w:val="ru-MD"/>
+        </w:rPr>
         <w:t xml:space="preserve"> Т</w:t>
       </w:r>
       <w:r>
@@ -11220,7 +10325,7 @@
           <w:szCs w:val="24"/>
           <w:lang w:val="ru-MD"/>
         </w:rPr>
-        <w:t>е</w:t>
+        <w:t>ебе</w:t>
       </w:r>
       <w:r>
         <w:rPr>
@@ -11230,395 +10335,7 @@
           <w:szCs w:val="24"/>
           <w:lang w:val="ru-MD"/>
         </w:rPr>
-        <w:t>б</w:t>
-      </w:r>
-      <w:r>
-        <w:rPr>
-          <w:rFonts w:ascii="Times New Roman" w:eastAsia="Times New Roman" w:hAnsi="Times New Roman" w:cs="Times New Roman"/>
-          <w:sz w:val="24"/>
-          <w:szCs w:val="24"/>
-          <w:lang w:val="ru-MD"/>
-        </w:rPr>
-        <w:t>е</w:t>
-      </w:r>
-      <w:r>
-        <w:rPr>
-          <w:rFonts w:ascii="Times New Roman" w:eastAsia="Times New Roman" w:hAnsi="Times New Roman" w:cs="Times New Roman"/>
-          <w:color w:val="000000"/>
-          <w:sz w:val="24"/>
-          <w:szCs w:val="24"/>
-          <w:lang w:val="ru-MD"/>
-        </w:rPr>
-        <w:t>, Господи, Боже спасіння нашого, бо Ти все робиш для добр</w:t>
-      </w:r>
-      <w:r>
-        <w:rPr>
-          <w:rFonts w:ascii="Times New Roman" w:eastAsia="Times New Roman" w:hAnsi="Times New Roman" w:cs="Times New Roman"/>
-          <w:color w:val="000000"/>
-          <w:sz w:val="24"/>
-          <w:szCs w:val="24"/>
-          <w:lang w:val="ru-MD"/>
-        </w:rPr>
-        <w:t>а життя нашого, щоб ми завжди на Тебе споглядали, Спасителю й Доброчинцю душ наших. Бо Ти дав спокій нам у час минулої ночі й підвів нас, щоб ми поклонялися величному імені Твоєму. Тому молимо Тебе, Господи: Дай нам ласку й силу, щоб ми стали гідними співа</w:t>
-      </w:r>
-      <w:r>
-        <w:rPr>
-          <w:rFonts w:ascii="Times New Roman" w:eastAsia="Times New Roman" w:hAnsi="Times New Roman" w:cs="Times New Roman"/>
-          <w:color w:val="000000"/>
-          <w:sz w:val="24"/>
-          <w:szCs w:val="24"/>
-          <w:lang w:val="ru-MD"/>
-        </w:rPr>
-        <w:t>ти Тобі розумно й молитися безупинно та в страсі і тремтінні над нашим спасінням працювали, при заступництві Христа Твого. Пом'яни, Господи, і тих, що вночі до Тебе кличуть. Вислухай їх і помилуй, і круши під ноги їх невидимих і войовничих ворогів. Бо Ти Ц</w:t>
-      </w:r>
-      <w:r>
-        <w:rPr>
-          <w:rFonts w:ascii="Times New Roman" w:eastAsia="Times New Roman" w:hAnsi="Times New Roman" w:cs="Times New Roman"/>
-          <w:color w:val="000000"/>
-          <w:sz w:val="24"/>
-          <w:szCs w:val="24"/>
-          <w:lang w:val="ru-MD"/>
-        </w:rPr>
-        <w:t>ар миру і Спас душ наших, і Тобі славу возсилаємо: Отцю і Сину, і Святому Духові, нині і повсякчас, і на віки віків. Амінь.</w:t>
-      </w:r>
-    </w:p>
-    <w:p>
-      <w:pPr>
-        <w:spacing w:after="120" w:line="240" w:lineRule="auto"/>
-        <w:jc w:val="both"/>
-        <w:rPr>
-          <w:rFonts w:ascii="Times New Roman" w:eastAsia="Times New Roman" w:hAnsi="Times New Roman" w:cs="Times New Roman"/>
-          <w:sz w:val="24"/>
-          <w:szCs w:val="24"/>
-          <w:lang w:val="ru-MD"/>
-        </w:rPr>
-      </w:pPr>
-      <w:r>
-        <w:rPr>
-          <w:rFonts w:ascii="Times New Roman" w:eastAsia="Times New Roman" w:hAnsi="Times New Roman" w:cs="Times New Roman"/>
-          <w:color w:val="FF0000"/>
-          <w:sz w:val="24"/>
-          <w:szCs w:val="24"/>
-          <w:lang w:val="ru-MD"/>
-        </w:rPr>
-        <w:t>7.</w:t>
-      </w:r>
-      <w:r>
-        <w:rPr>
-          <w:rFonts w:ascii="Times New Roman" w:eastAsia="Times New Roman" w:hAnsi="Times New Roman" w:cs="Times New Roman"/>
-          <w:color w:val="000000"/>
-          <w:sz w:val="24"/>
-          <w:szCs w:val="24"/>
-          <w:lang w:val="ru-MD"/>
-        </w:rPr>
-        <w:t xml:space="preserve"> Боже й Отче Господа нашого Ісуса Христа! Ти підніс нас з постелі нашої і зібрав на годину молитви. Дай нам ласку відкрити уста на</w:t>
-      </w:r>
-      <w:r>
-        <w:rPr>
-          <w:rFonts w:ascii="Times New Roman" w:eastAsia="Times New Roman" w:hAnsi="Times New Roman" w:cs="Times New Roman"/>
-          <w:color w:val="000000"/>
-          <w:sz w:val="24"/>
-          <w:szCs w:val="24"/>
-          <w:lang w:val="ru-MD"/>
-        </w:rPr>
-        <w:t>ші і прийми наші подяки, що в наших силах, і навчи нас установ Твоїх. Бо молитися як слід не вміємо, якщо Ти, Господи, святим Твоїм Духом не навчиш нас. Тому молимося Тобі: Даруй і прости, якщо ми згрішили аж до теперішньої години словом або ділом, або дум</w:t>
-      </w:r>
-      <w:r>
-        <w:rPr>
-          <w:rFonts w:ascii="Times New Roman" w:eastAsia="Times New Roman" w:hAnsi="Times New Roman" w:cs="Times New Roman"/>
-          <w:color w:val="000000"/>
-          <w:sz w:val="24"/>
-          <w:szCs w:val="24"/>
-          <w:lang w:val="ru-MD"/>
-        </w:rPr>
-        <w:t>кою, добровільно або недобровільно. Бо коли на провини будеш дивитися, Господи, Господи, то хто встоїться, бо в Тебе є прощення. Ти один святий, допоміжник сильний, захисник життя нашого, і Тебе ми завжди оспівуватимемо. Нехай буде сила Царства Твого завжд</w:t>
-      </w:r>
-      <w:r>
-        <w:rPr>
-          <w:rFonts w:ascii="Times New Roman" w:eastAsia="Times New Roman" w:hAnsi="Times New Roman" w:cs="Times New Roman"/>
-          <w:color w:val="000000"/>
-          <w:sz w:val="24"/>
-          <w:szCs w:val="24"/>
-          <w:lang w:val="ru-MD"/>
-        </w:rPr>
-        <w:t>и благословенна і вельми прославлювана: Отця, і Сина, і Святого Духа, нині і повсякчас, і на віки віків. Амінь.</w:t>
-      </w:r>
-    </w:p>
-    <w:p>
-      <w:pPr>
-        <w:spacing w:after="120" w:line="240" w:lineRule="auto"/>
-        <w:jc w:val="both"/>
-        <w:rPr>
-          <w:rFonts w:ascii="Times New Roman" w:eastAsia="Times New Roman" w:hAnsi="Times New Roman" w:cs="Times New Roman"/>
-          <w:sz w:val="24"/>
-          <w:szCs w:val="24"/>
-          <w:lang w:val="ru-MD"/>
-        </w:rPr>
-      </w:pPr>
-      <w:r>
-        <w:rPr>
-          <w:rFonts w:ascii="Times New Roman" w:eastAsia="Times New Roman" w:hAnsi="Times New Roman" w:cs="Times New Roman"/>
-          <w:color w:val="FF0000"/>
-          <w:sz w:val="24"/>
-          <w:szCs w:val="24"/>
-          <w:lang w:val="ru-MD"/>
-        </w:rPr>
-        <w:t xml:space="preserve">8. </w:t>
-      </w:r>
-      <w:r>
-        <w:rPr>
-          <w:rFonts w:ascii="Times New Roman" w:eastAsia="Times New Roman" w:hAnsi="Times New Roman" w:cs="Times New Roman"/>
-          <w:color w:val="000000"/>
-          <w:sz w:val="24"/>
-          <w:szCs w:val="24"/>
-          <w:lang w:val="ru-MD"/>
-        </w:rPr>
-        <w:t>Господи, Боже наш, що сонну неміч забрав від нас і покликав нас візванням святим, щоб і вночі підносити руки наші і прославляти Тебе за справедливі Твої присуди. Прийми благання наші, моління, визнавання, нічні служби і даруй нам, Боже, віру бездоганну, на</w:t>
-      </w:r>
-      <w:r>
-        <w:rPr>
-          <w:rFonts w:ascii="Times New Roman" w:eastAsia="Times New Roman" w:hAnsi="Times New Roman" w:cs="Times New Roman"/>
-          <w:color w:val="000000"/>
-          <w:sz w:val="24"/>
-          <w:szCs w:val="24"/>
-          <w:lang w:val="ru-MD"/>
-        </w:rPr>
-        <w:t>дію впевнену, любов нелицемірну. Благослови наші входи й виходи, вчинки, слова, діла й думки; і дай нам дочекатися початку дня, нам, що хвалять й оспівують, і благословлять добрість Твоєї несказанної сили, щоб було благословенне Твоє пресвяте ім'я і просла</w:t>
-      </w:r>
-      <w:r>
-        <w:rPr>
-          <w:rFonts w:ascii="Times New Roman" w:eastAsia="Times New Roman" w:hAnsi="Times New Roman" w:cs="Times New Roman"/>
-          <w:color w:val="000000"/>
-          <w:sz w:val="24"/>
-          <w:szCs w:val="24"/>
-          <w:lang w:val="ru-MD"/>
-        </w:rPr>
-        <w:t>влене Твоє царство: Отця, і Сина, і Святого Духа, нині і повсякчас, і на віки віків. Амінь.</w:t>
-      </w:r>
-    </w:p>
-    <w:p>
-      <w:pPr>
-        <w:spacing w:after="120" w:line="240" w:lineRule="auto"/>
-        <w:jc w:val="both"/>
-        <w:rPr>
-          <w:rFonts w:ascii="Times New Roman" w:eastAsia="Times New Roman" w:hAnsi="Times New Roman" w:cs="Times New Roman"/>
-          <w:sz w:val="24"/>
-          <w:szCs w:val="24"/>
-          <w:lang w:val="ru-MD"/>
-        </w:rPr>
-      </w:pPr>
-      <w:r>
-        <w:rPr>
-          <w:rFonts w:ascii="Times New Roman" w:eastAsia="Times New Roman" w:hAnsi="Times New Roman" w:cs="Times New Roman"/>
-          <w:color w:val="FF0000"/>
-          <w:sz w:val="24"/>
-          <w:szCs w:val="24"/>
-          <w:lang w:val="ru-MD"/>
-        </w:rPr>
-        <w:t>9.</w:t>
-      </w:r>
-      <w:r>
-        <w:rPr>
-          <w:rFonts w:ascii="Times New Roman" w:eastAsia="Times New Roman" w:hAnsi="Times New Roman" w:cs="Times New Roman"/>
-          <w:color w:val="000000"/>
-          <w:sz w:val="24"/>
-          <w:szCs w:val="24"/>
-          <w:lang w:val="ru-MD"/>
-        </w:rPr>
-        <w:t xml:space="preserve"> Господи, Боже наш! Ти за покаяння дарував людям відпущення, нам же, як образ пізнання і визнання гріхів, показав покаяння і прощення пророка Давида. Тож, Владико</w:t>
-      </w:r>
-      <w:r>
-        <w:rPr>
-          <w:rFonts w:ascii="Times New Roman" w:eastAsia="Times New Roman" w:hAnsi="Times New Roman" w:cs="Times New Roman"/>
-          <w:color w:val="000000"/>
-          <w:sz w:val="24"/>
-          <w:szCs w:val="24"/>
-          <w:lang w:val="ru-MD"/>
-        </w:rPr>
-        <w:t>, помилуй з великої милости Твоєї нас, що в чимало великих гріхів впали, і по багатстві ласк Твоїх очисти беззаконня наші, бо перед Тобою згрішили ми, Господи, що невідомі й таємні речі серця людського знаєш, і єдиний Ти маєш владу прощати гріхи. Серце ж ч</w:t>
-      </w:r>
-      <w:r>
-        <w:rPr>
-          <w:rFonts w:ascii="Times New Roman" w:eastAsia="Times New Roman" w:hAnsi="Times New Roman" w:cs="Times New Roman"/>
-          <w:color w:val="000000"/>
-          <w:sz w:val="24"/>
-          <w:szCs w:val="24"/>
-          <w:lang w:val="ru-MD"/>
-        </w:rPr>
-        <w:t xml:space="preserve">исте вчини в нас і Духом владичним утверди нас, і радість </w:t>
-      </w:r>
-      <w:r>
-        <w:rPr>
-          <w:rFonts w:ascii="Times New Roman" w:eastAsia="Times New Roman" w:hAnsi="Times New Roman" w:cs="Times New Roman"/>
-          <w:color w:val="000000"/>
-          <w:sz w:val="24"/>
-          <w:szCs w:val="24"/>
-          <w:lang w:val="ru-MD"/>
-        </w:rPr>
-        <w:lastRenderedPageBreak/>
-        <w:t>спасіння Твого яви нам. Не відкинь нас від лиця Твого, але дозволь, як благий і людинолюбний, аж до останнього нашого віддиху появляти Тобі жертву справедливости й приноси на святих Твоїх жертовника</w:t>
-      </w:r>
-      <w:r>
-        <w:rPr>
-          <w:rFonts w:ascii="Times New Roman" w:eastAsia="Times New Roman" w:hAnsi="Times New Roman" w:cs="Times New Roman"/>
-          <w:color w:val="000000"/>
-          <w:sz w:val="24"/>
-          <w:szCs w:val="24"/>
-          <w:lang w:val="ru-MD"/>
-        </w:rPr>
-        <w:t>х, милістю і ласками і людинолюб'ям єдинородного Сина Твого, з яким Ти є благословенний з пресвятим, добрим і животворчим Твоїм Духом, нині й повсякчас, і на віки віків. Амінь.</w:t>
-      </w:r>
-    </w:p>
-    <w:p>
-      <w:pPr>
-        <w:spacing w:after="120" w:line="240" w:lineRule="auto"/>
-        <w:jc w:val="both"/>
-        <w:rPr>
-          <w:rFonts w:ascii="Times New Roman" w:eastAsia="Times New Roman" w:hAnsi="Times New Roman" w:cs="Times New Roman"/>
-          <w:sz w:val="24"/>
-          <w:szCs w:val="24"/>
-          <w:lang w:val="ru-MD"/>
-        </w:rPr>
-      </w:pPr>
-      <w:r>
-        <w:rPr>
-          <w:rFonts w:ascii="Times New Roman" w:eastAsia="Times New Roman" w:hAnsi="Times New Roman" w:cs="Times New Roman"/>
-          <w:color w:val="FF0000"/>
-          <w:sz w:val="24"/>
-          <w:szCs w:val="24"/>
-          <w:lang w:val="ru-MD"/>
-        </w:rPr>
-        <w:t>10.</w:t>
-      </w:r>
-      <w:r>
-        <w:rPr>
-          <w:rFonts w:ascii="Times New Roman" w:eastAsia="Times New Roman" w:hAnsi="Times New Roman" w:cs="Times New Roman"/>
-          <w:color w:val="000000"/>
-          <w:sz w:val="24"/>
-          <w:szCs w:val="24"/>
-          <w:lang w:val="ru-MD"/>
-        </w:rPr>
-        <w:t xml:space="preserve"> Боже, Боже наш! Ти сотворив розумні й духовні сили своєю волею. Тебе просим</w:t>
-      </w:r>
-      <w:r>
-        <w:rPr>
-          <w:rFonts w:ascii="Times New Roman" w:eastAsia="Times New Roman" w:hAnsi="Times New Roman" w:cs="Times New Roman"/>
-          <w:color w:val="000000"/>
-          <w:sz w:val="24"/>
-          <w:szCs w:val="24"/>
-          <w:lang w:val="ru-MD"/>
-        </w:rPr>
-        <w:t>о й Тобі молимося: Прийми наші посильні величання з усіма Твоїми творіннями і збагати щедрими даруваннями Твоєї ласки. Бо перед Тобою згинається всяке коліно: на небі, на землі й під землею, і все, що живе, і все створіння оспівує неосяжну Твою славу, бо Т</w:t>
-      </w:r>
-      <w:r>
-        <w:rPr>
-          <w:rFonts w:ascii="Times New Roman" w:eastAsia="Times New Roman" w:hAnsi="Times New Roman" w:cs="Times New Roman"/>
-          <w:color w:val="000000"/>
-          <w:sz w:val="24"/>
-          <w:szCs w:val="24"/>
-          <w:lang w:val="ru-MD"/>
-        </w:rPr>
-        <w:t>и Бог правдивий і вельми милостивий. Тебе бо хвалять усі небесні сили, і Тобі славу возсилаємо: Отцю, і Сину, і Святому Духові, нині і повсякчас, і на віки віків. Амінь.</w:t>
-      </w:r>
-    </w:p>
-    <w:p>
-      <w:pPr>
-        <w:spacing w:after="120" w:line="240" w:lineRule="auto"/>
-        <w:jc w:val="both"/>
-        <w:rPr>
-          <w:rFonts w:ascii="Times New Roman" w:eastAsia="Times New Roman" w:hAnsi="Times New Roman" w:cs="Times New Roman"/>
-          <w:sz w:val="24"/>
-          <w:szCs w:val="24"/>
-          <w:lang w:val="ru-MD"/>
-        </w:rPr>
-      </w:pPr>
-      <w:r>
-        <w:rPr>
-          <w:rFonts w:ascii="Times New Roman" w:eastAsia="Times New Roman" w:hAnsi="Times New Roman" w:cs="Times New Roman"/>
-          <w:color w:val="FF0000"/>
-          <w:sz w:val="24"/>
-          <w:szCs w:val="24"/>
-          <w:lang w:val="ru-MD"/>
-        </w:rPr>
-        <w:t xml:space="preserve">11. </w:t>
-      </w:r>
-      <w:r>
-        <w:rPr>
-          <w:rFonts w:ascii="Times New Roman" w:eastAsia="Times New Roman" w:hAnsi="Times New Roman" w:cs="Times New Roman"/>
-          <w:color w:val="000000"/>
-          <w:sz w:val="24"/>
-          <w:szCs w:val="24"/>
-          <w:lang w:val="ru-MD"/>
-        </w:rPr>
-        <w:t xml:space="preserve">Хвалимо, співаємо, благословимо і </w:t>
-      </w:r>
-      <w:r>
-        <w:rPr>
-          <w:rFonts w:ascii="Times New Roman" w:eastAsia="Times New Roman" w:hAnsi="Times New Roman" w:cs="Times New Roman"/>
-          <w:sz w:val="24"/>
-          <w:szCs w:val="24"/>
-          <w:lang w:val="ru-MD"/>
-        </w:rPr>
-        <w:t>благодаримо</w:t>
-      </w:r>
-      <w:r>
-        <w:rPr>
-          <w:rFonts w:ascii="Times New Roman" w:eastAsia="Times New Roman" w:hAnsi="Times New Roman" w:cs="Times New Roman"/>
-          <w:color w:val="000000"/>
-          <w:sz w:val="24"/>
-          <w:szCs w:val="24"/>
-          <w:lang w:val="ru-MD"/>
-        </w:rPr>
-        <w:t xml:space="preserve"> Т</w:t>
-      </w:r>
-      <w:r>
-        <w:rPr>
-          <w:rFonts w:ascii="Times New Roman" w:eastAsia="Times New Roman" w:hAnsi="Times New Roman" w:cs="Times New Roman"/>
-          <w:sz w:val="24"/>
-          <w:szCs w:val="24"/>
-          <w:lang w:val="ru-MD"/>
-        </w:rPr>
-        <w:t>ебе</w:t>
-      </w:r>
-      <w:r>
-        <w:rPr>
-          <w:rFonts w:ascii="Times New Roman" w:eastAsia="Times New Roman" w:hAnsi="Times New Roman" w:cs="Times New Roman"/>
-          <w:color w:val="000000"/>
-          <w:sz w:val="24"/>
-          <w:szCs w:val="24"/>
-          <w:lang w:val="ru-MD"/>
-        </w:rPr>
-        <w:t>, Боже батьків наших, бо Ти забр</w:t>
-      </w:r>
-      <w:r>
-        <w:rPr>
-          <w:rFonts w:ascii="Times New Roman" w:eastAsia="Times New Roman" w:hAnsi="Times New Roman" w:cs="Times New Roman"/>
-          <w:color w:val="000000"/>
-          <w:sz w:val="24"/>
-          <w:szCs w:val="24"/>
-          <w:lang w:val="ru-MD"/>
-        </w:rPr>
-        <w:t>ав тінь нічну і явив нам знову світло денне. Молимо Твою добрість: Милостивий будь для нас грішних і прийми молитву нашу задля великої Твоєї ласкавости, бо ми прибігаємо до Тебе, милостивого і всемогутнього Бога. Ти, що засвітив у серцях наших правдиве сон</w:t>
-      </w:r>
-      <w:r>
-        <w:rPr>
-          <w:rFonts w:ascii="Times New Roman" w:eastAsia="Times New Roman" w:hAnsi="Times New Roman" w:cs="Times New Roman"/>
-          <w:color w:val="000000"/>
-          <w:sz w:val="24"/>
-          <w:szCs w:val="24"/>
-          <w:lang w:val="ru-MD"/>
-        </w:rPr>
-        <w:t>це справедливости Твоєї! Просвіти розум наш і почування всі зберігай, щоб, як у день, ходили ми пристойно шляхом заповідей Твоїх і дійшли до життя вічного, і стали гідними насолоджуватися недоступним Твоїм світлом. Бо в Тебе є джерело життя, Ти Бог наш і Т</w:t>
-      </w:r>
-      <w:r>
-        <w:rPr>
-          <w:rFonts w:ascii="Times New Roman" w:eastAsia="Times New Roman" w:hAnsi="Times New Roman" w:cs="Times New Roman"/>
-          <w:color w:val="000000"/>
-          <w:sz w:val="24"/>
-          <w:szCs w:val="24"/>
-          <w:lang w:val="ru-MD"/>
-        </w:rPr>
-        <w:t>обі славу возсилаємо: Отцю, і Сину, і Святому Духові, нині і повсякчас, і на віки віків. Амінь.</w:t>
+        <w:t>, Боже батьків наших, бо Ти забрав тінь нічну і явив нам знову світло денне. Молимо Твою добрість: Милостивий будь для нас грішних і прийми молитву нашу задля великої Твоєї ласкавости, бо ми прибігаємо до Тебе, милостивого і всемогутнього Бога. Ти, що засвітив у серцях наших правдиве сонце справедливости Твоєї! Просвіти розум наш і почування всі зберігай, щоб, як у день, ходили ми пристойно шляхом заповідей Твоїх і дійшли до життя вічного, і стали гідними насолоджуватися недоступним Твоїм світлом. Бо в Тебе є джерело життя, Ти Бог наш і Тобі славу возсилаємо: Отцю, і Сину, і Святому Духові, нині і повсякчас, і на віки віків. Амінь.</w:t>
       </w:r>
     </w:p>
     <w:p>
@@ -11781,7 +10498,29 @@
           <w:szCs w:val="24"/>
           <w:lang w:val="ru-MD"/>
         </w:rPr>
-        <w:t>За ми</w:t>
+        <w:t>За мир усього світу, добрий стан святих Божих церков і з’єднання всіх Господеві помолімся.</w:t>
+      </w:r>
+    </w:p>
+    <w:p>
+      <w:pPr>
+        <w:spacing w:after="120" w:line="240" w:lineRule="auto"/>
+        <w:rPr>
+          <w:rFonts w:ascii="Times New Roman" w:eastAsia="Times New Roman" w:hAnsi="Times New Roman" w:cs="Times New Roman"/>
+          <w:sz w:val="24"/>
+          <w:szCs w:val="24"/>
+          <w:lang w:val="ru-MD"/>
+        </w:rPr>
+      </w:pPr>
+      <w:r>
+        <w:rPr>
+          <w:rFonts w:ascii="Times New Roman" w:eastAsia="Times New Roman" w:hAnsi="Times New Roman" w:cs="Times New Roman"/>
+          <w:i/>
+          <w:color w:val="FF4400"/>
+          <w:sz w:val="24"/>
+          <w:szCs w:val="24"/>
+          <w:lang w:val="ru-MD"/>
+        </w:rPr>
+        <w:t>Вірні:</w:t>
       </w:r>
       <w:r>
         <w:rPr>
@@ -11791,7 +10530,28 @@
           <w:szCs w:val="24"/>
           <w:lang w:val="ru-MD"/>
         </w:rPr>
-        <w:t>р усього світу, добрий стан святих Божих церков і з’єднання всіх Господеві помолімся.</w:t>
+        <w:t xml:space="preserve"> Го́споди, поми́луй.</w:t>
+      </w:r>
+    </w:p>
+    <w:p>
+      <w:pPr>
+        <w:spacing w:after="120" w:line="240" w:lineRule="auto"/>
+        <w:rPr>
+          <w:rFonts w:ascii="Times New Roman" w:eastAsia="Times New Roman" w:hAnsi="Times New Roman" w:cs="Times New Roman"/>
+          <w:sz w:val="24"/>
+          <w:szCs w:val="24"/>
+          <w:lang w:val="ru-MD"/>
+        </w:rPr>
+      </w:pPr>
+      <w:r>
+        <w:rPr>
+          <w:rFonts w:ascii="Times New Roman" w:eastAsia="Times New Roman" w:hAnsi="Times New Roman" w:cs="Times New Roman"/>
+          <w:color w:val="000000"/>
+          <w:sz w:val="24"/>
+          <w:szCs w:val="24"/>
+          <w:lang w:val="ru-MD"/>
+        </w:rPr>
+        <w:t>За святий храм цей і тих, що з вірою, благоговінням і страхом Божим входять до нього, Господеві помолімся.</w:t>
       </w:r>
     </w:p>
     <w:p>
@@ -11844,19 +10604,8 @@
           <w:szCs w:val="24"/>
           <w:lang w:val="ru-MD"/>
         </w:rPr>
-        <w:t>За святий храм цей і тих, що з вірою, благоговінням і страхом Божим входять до нього, Господеві помолімся.</w:t>
-      </w:r>
-    </w:p>
-    <w:p>
-      <w:pPr>
-        <w:spacing w:after="120" w:line="240" w:lineRule="auto"/>
-        <w:rPr>
-          <w:rFonts w:ascii="Times New Roman" w:eastAsia="Times New Roman" w:hAnsi="Times New Roman" w:cs="Times New Roman"/>
-          <w:sz w:val="24"/>
-          <w:szCs w:val="24"/>
-          <w:lang w:val="ru-MD"/>
-        </w:rPr>
-      </w:pPr>
+        <w:t xml:space="preserve">За святішого вселенського архиєрея Франциска, папу Римського, і за блаженнішого патріярха нашого Святослава, і за преосвященнішого архиєпископа і митрополита нашого кир </w:t>
+      </w:r>
       <w:r>
         <w:rPr>
           <w:rFonts w:ascii="Times New Roman" w:eastAsia="Times New Roman" w:hAnsi="Times New Roman" w:cs="Times New Roman"/>
@@ -11866,29 +10615,19 @@
           <w:szCs w:val="24"/>
           <w:lang w:val="ru-MD"/>
         </w:rPr>
-        <w:t>Вірні:</w:t>
-      </w:r>
-      <w:r>
-        <w:rPr>
-          <w:rFonts w:ascii="Times New Roman" w:eastAsia="Times New Roman" w:hAnsi="Times New Roman" w:cs="Times New Roman"/>
+        <w:t>ім’я</w:t>
+      </w:r>
+      <w:r>
+        <w:rPr>
+          <w:rFonts w:ascii="Times New Roman" w:eastAsia="Times New Roman" w:hAnsi="Times New Roman" w:cs="Times New Roman"/>
+          <w:i/>
           <w:color w:val="000000"/>
           <w:sz w:val="24"/>
           <w:szCs w:val="24"/>
           <w:lang w:val="ru-MD"/>
         </w:rPr>
-        <w:t xml:space="preserve"> Го́споди, поми́луй.</w:t>
-      </w:r>
-    </w:p>
-    <w:p>
-      <w:pPr>
-        <w:spacing w:after="120" w:line="240" w:lineRule="auto"/>
-        <w:rPr>
-          <w:rFonts w:ascii="Times New Roman" w:eastAsia="Times New Roman" w:hAnsi="Times New Roman" w:cs="Times New Roman"/>
-          <w:sz w:val="24"/>
-          <w:szCs w:val="24"/>
-          <w:lang w:val="ru-MD"/>
-        </w:rPr>
-      </w:pPr>
+        <w:t>,</w:t>
+      </w:r>
       <w:r>
         <w:rPr>
           <w:rFonts w:ascii="Times New Roman" w:eastAsia="Times New Roman" w:hAnsi="Times New Roman" w:cs="Times New Roman"/>
@@ -11897,91 +10636,39 @@
           <w:szCs w:val="24"/>
           <w:lang w:val="ru-MD"/>
         </w:rPr>
-        <w:t>За святіш</w:t>
-      </w:r>
-      <w:r>
-        <w:rPr>
-          <w:rFonts w:ascii="Times New Roman" w:eastAsia="Times New Roman" w:hAnsi="Times New Roman" w:cs="Times New Roman"/>
+        <w:t xml:space="preserve"> і за боголюбивого єпископа нашого кир </w:t>
+      </w:r>
+      <w:r>
+        <w:rPr>
+          <w:rFonts w:ascii="Times New Roman" w:eastAsia="Times New Roman" w:hAnsi="Times New Roman" w:cs="Times New Roman"/>
+          <w:i/>
+          <w:color w:val="FF4400"/>
+          <w:sz w:val="24"/>
+          <w:szCs w:val="24"/>
+          <w:lang w:val="ru-MD"/>
+        </w:rPr>
+        <w:t>ім’я</w:t>
+      </w:r>
+      <w:r>
+        <w:rPr>
+          <w:rFonts w:ascii="Times New Roman" w:eastAsia="Times New Roman" w:hAnsi="Times New Roman" w:cs="Times New Roman"/>
+          <w:i/>
           <w:color w:val="000000"/>
           <w:sz w:val="24"/>
           <w:szCs w:val="24"/>
           <w:lang w:val="ru-MD"/>
         </w:rPr>
-        <w:t xml:space="preserve">ого вселенського архиєрея Франциска, папу Римського, і за блаженнішого патріярха нашого Святослава, і за преосвященнішого архиєпископа і митрополита нашого кир </w:t>
-      </w:r>
-      <w:r>
-        <w:rPr>
-          <w:rFonts w:ascii="Times New Roman" w:eastAsia="Times New Roman" w:hAnsi="Times New Roman" w:cs="Times New Roman"/>
-          <w:i/>
-          <w:color w:val="FF4400"/>
-          <w:sz w:val="24"/>
-          <w:szCs w:val="24"/>
-          <w:lang w:val="ru-MD"/>
-        </w:rPr>
-        <w:t>ім’я</w:t>
-      </w:r>
-      <w:r>
-        <w:rPr>
-          <w:rFonts w:ascii="Times New Roman" w:eastAsia="Times New Roman" w:hAnsi="Times New Roman" w:cs="Times New Roman"/>
-          <w:i/>
+        <w:t>,</w:t>
+      </w:r>
+      <w:r>
+        <w:rPr>
+          <w:rFonts w:ascii="Times New Roman" w:eastAsia="Times New Roman" w:hAnsi="Times New Roman" w:cs="Times New Roman"/>
           <w:color w:val="000000"/>
           <w:sz w:val="24"/>
           <w:szCs w:val="24"/>
           <w:lang w:val="ru-MD"/>
         </w:rPr>
-        <w:t>,</w:t>
-      </w:r>
-      <w:r>
-        <w:rPr>
-          <w:rFonts w:ascii="Times New Roman" w:eastAsia="Times New Roman" w:hAnsi="Times New Roman" w:cs="Times New Roman"/>
-          <w:color w:val="000000"/>
-          <w:sz w:val="24"/>
-          <w:szCs w:val="24"/>
-          <w:lang w:val="ru-MD"/>
-        </w:rPr>
-        <w:t xml:space="preserve"> і за боголюбивого єпископа нашого кир </w:t>
-      </w:r>
-      <w:r>
-        <w:rPr>
-          <w:rFonts w:ascii="Times New Roman" w:eastAsia="Times New Roman" w:hAnsi="Times New Roman" w:cs="Times New Roman"/>
-          <w:i/>
-          <w:color w:val="FF4400"/>
-          <w:sz w:val="24"/>
-          <w:szCs w:val="24"/>
-          <w:lang w:val="ru-MD"/>
-        </w:rPr>
-        <w:t>ім’я</w:t>
-      </w:r>
-      <w:r>
-        <w:rPr>
-          <w:rFonts w:ascii="Times New Roman" w:eastAsia="Times New Roman" w:hAnsi="Times New Roman" w:cs="Times New Roman"/>
-          <w:i/>
-          <w:color w:val="000000"/>
-          <w:sz w:val="24"/>
-          <w:szCs w:val="24"/>
-          <w:lang w:val="ru-MD"/>
-        </w:rPr>
-        <w:t>,</w:t>
-      </w:r>
-      <w:r>
-        <w:rPr>
-          <w:rFonts w:ascii="Times New Roman" w:eastAsia="Times New Roman" w:hAnsi="Times New Roman" w:cs="Times New Roman"/>
-          <w:color w:val="000000"/>
-          <w:sz w:val="24"/>
-          <w:szCs w:val="24"/>
-          <w:lang w:val="ru-MD"/>
-        </w:rPr>
-        <w:t xml:space="preserve"> чесне пресвітерство, у Христі дияконство, за в</w:t>
-      </w:r>
-      <w:r>
-        <w:rPr>
-          <w:rFonts w:ascii="Times New Roman" w:eastAsia="Times New Roman" w:hAnsi="Times New Roman" w:cs="Times New Roman"/>
-          <w:color w:val="000000"/>
-          <w:sz w:val="24"/>
-          <w:szCs w:val="24"/>
-          <w:lang w:val="ru-MD"/>
-        </w:rPr>
-        <w:t>есь причет і людей Господеві помолімся.</w:t>
+        <w:t xml:space="preserve"> чесне пресвітерство, у Христі дияконство, за весь причет і людей Господеві помолімся.</w:t>
       </w:r>
     </w:p>
     <w:p>
@@ -12273,7 +10960,29 @@
           <w:szCs w:val="24"/>
           <w:lang w:val="ru-MD"/>
         </w:rPr>
-        <w:t>За тих, що плавають, подорожують, за н</w:t>
+        <w:t>За тих, що плавають, подорожують, за недужих, страждаючих, полонених – і за спасення їх Господеві помолімся.</w:t>
+      </w:r>
+    </w:p>
+    <w:p>
+      <w:pPr>
+        <w:spacing w:after="120" w:line="240" w:lineRule="auto"/>
+        <w:rPr>
+          <w:rFonts w:ascii="Times New Roman" w:eastAsia="Times New Roman" w:hAnsi="Times New Roman" w:cs="Times New Roman"/>
+          <w:sz w:val="24"/>
+          <w:szCs w:val="24"/>
+          <w:lang w:val="ru-MD"/>
+        </w:rPr>
+      </w:pPr>
+      <w:r>
+        <w:rPr>
+          <w:rFonts w:ascii="Times New Roman" w:eastAsia="Times New Roman" w:hAnsi="Times New Roman" w:cs="Times New Roman"/>
+          <w:i/>
+          <w:color w:val="FF4400"/>
+          <w:sz w:val="24"/>
+          <w:szCs w:val="24"/>
+          <w:lang w:val="ru-MD"/>
+        </w:rPr>
+        <w:t>Вірні:</w:t>
       </w:r>
       <w:r>
         <w:rPr>
@@ -12283,7 +10992,28 @@
           <w:szCs w:val="24"/>
           <w:lang w:val="ru-MD"/>
         </w:rPr>
-        <w:t>едужих, страждаючих, полонених – і за спасення їх Господеві помолімся.</w:t>
+        <w:t xml:space="preserve"> Го́споди, поми́луй.</w:t>
+      </w:r>
+    </w:p>
+    <w:p>
+      <w:pPr>
+        <w:spacing w:after="120" w:line="240" w:lineRule="auto"/>
+        <w:rPr>
+          <w:rFonts w:ascii="Times New Roman" w:eastAsia="Times New Roman" w:hAnsi="Times New Roman" w:cs="Times New Roman"/>
+          <w:sz w:val="24"/>
+          <w:szCs w:val="24"/>
+          <w:lang w:val="ru-MD"/>
+        </w:rPr>
+      </w:pPr>
+      <w:r>
+        <w:rPr>
+          <w:rFonts w:ascii="Times New Roman" w:eastAsia="Times New Roman" w:hAnsi="Times New Roman" w:cs="Times New Roman"/>
+          <w:color w:val="000000"/>
+          <w:sz w:val="24"/>
+          <w:szCs w:val="24"/>
+          <w:lang w:val="ru-MD"/>
+        </w:rPr>
+        <w:t>Щоб визволитися нам від усякої скорботи, гніву й нужди, Господеві помолімся.</w:t>
       </w:r>
     </w:p>
     <w:p>
@@ -12331,12 +11061,64 @@
       <w:r>
         <w:rPr>
           <w:rFonts w:ascii="Times New Roman" w:eastAsia="Times New Roman" w:hAnsi="Times New Roman" w:cs="Times New Roman"/>
+          <w:sz w:val="24"/>
+          <w:szCs w:val="24"/>
+          <w:lang w:val="ru-MD"/>
+        </w:rPr>
+        <w:t>Заступи, спаси, помилуй і охорони нас, Боже, Твоєю благодаттю</w:t>
+      </w:r>
+    </w:p>
+    <w:p>
+      <w:pPr>
+        <w:spacing w:after="120" w:line="240" w:lineRule="auto"/>
+        <w:rPr>
+          <w:rFonts w:ascii="Times New Roman" w:eastAsia="Times New Roman" w:hAnsi="Times New Roman" w:cs="Times New Roman"/>
+          <w:sz w:val="24"/>
+          <w:szCs w:val="24"/>
+          <w:lang w:val="ru-MD"/>
+        </w:rPr>
+      </w:pPr>
+      <w:r>
+        <w:rPr>
+          <w:rFonts w:ascii="Times New Roman" w:eastAsia="Times New Roman" w:hAnsi="Times New Roman" w:cs="Times New Roman"/>
+          <w:i/>
+          <w:color w:val="FF4400"/>
+          <w:sz w:val="24"/>
+          <w:szCs w:val="24"/>
+          <w:lang w:val="ru-MD"/>
+        </w:rPr>
+        <w:t>Вірні:</w:t>
+      </w:r>
+      <w:r>
+        <w:rPr>
+          <w:rFonts w:ascii="Times New Roman" w:eastAsia="Times New Roman" w:hAnsi="Times New Roman" w:cs="Times New Roman"/>
           <w:color w:val="000000"/>
           <w:sz w:val="24"/>
           <w:szCs w:val="24"/>
           <w:lang w:val="ru-MD"/>
         </w:rPr>
-        <w:t>Щоб визволитися нам від усякої скорботи, гніву й нужди, Господеві помолімся.</w:t>
+        <w:t xml:space="preserve"> Го́споди, поми́луй.</w:t>
+      </w:r>
+    </w:p>
+    <w:p>
+      <w:pPr>
+        <w:spacing w:after="120" w:line="240" w:lineRule="auto"/>
+        <w:rPr>
+          <w:rFonts w:ascii="Times New Roman" w:eastAsia="Times New Roman" w:hAnsi="Times New Roman" w:cs="Times New Roman"/>
+          <w:sz w:val="24"/>
+          <w:szCs w:val="24"/>
+          <w:lang w:val="ru-MD"/>
+        </w:rPr>
+      </w:pPr>
+      <w:r>
+        <w:rPr>
+          <w:rFonts w:ascii="Times New Roman" w:eastAsia="Times New Roman" w:hAnsi="Times New Roman" w:cs="Times New Roman"/>
+          <w:color w:val="000000"/>
+          <w:sz w:val="24"/>
+          <w:szCs w:val="24"/>
+          <w:lang w:val="ru-MD"/>
+        </w:rPr>
+        <w:t>Пресвяту, пречисту, преблагословенну, славну Владичицю нашу Богородицю і приснодіву Марію, з усіма святими пом’янувши, самих себе, і один одного, і все життя наше Христу Богові віддаймо.</w:t>
       </w:r>
     </w:p>
     <w:p>
@@ -12368,121 +11150,6 @@
           <w:szCs w:val="24"/>
           <w:lang w:val="ru-MD"/>
         </w:rPr>
-        <w:t xml:space="preserve"> Го́споди, поми́луй.</w:t>
-      </w:r>
-    </w:p>
-    <w:p>
-      <w:pPr>
-        <w:spacing w:after="120" w:line="240" w:lineRule="auto"/>
-        <w:rPr>
-          <w:rFonts w:ascii="Times New Roman" w:eastAsia="Times New Roman" w:hAnsi="Times New Roman" w:cs="Times New Roman"/>
-          <w:sz w:val="24"/>
-          <w:szCs w:val="24"/>
-          <w:lang w:val="ru-MD"/>
-        </w:rPr>
-      </w:pPr>
-      <w:r>
-        <w:rPr>
-          <w:rFonts w:ascii="Times New Roman" w:eastAsia="Times New Roman" w:hAnsi="Times New Roman" w:cs="Times New Roman"/>
-          <w:sz w:val="24"/>
-          <w:szCs w:val="24"/>
-          <w:lang w:val="ru-MD"/>
-        </w:rPr>
-        <w:t>Заступи, спаси, помилуй і охорони нас, Боже, Твоєю благодаттю</w:t>
-      </w:r>
-    </w:p>
-    <w:p>
-      <w:pPr>
-        <w:spacing w:after="120" w:line="240" w:lineRule="auto"/>
-        <w:rPr>
-          <w:rFonts w:ascii="Times New Roman" w:eastAsia="Times New Roman" w:hAnsi="Times New Roman" w:cs="Times New Roman"/>
-          <w:sz w:val="24"/>
-          <w:szCs w:val="24"/>
-          <w:lang w:val="ru-MD"/>
-        </w:rPr>
-      </w:pPr>
-      <w:r>
-        <w:rPr>
-          <w:rFonts w:ascii="Times New Roman" w:eastAsia="Times New Roman" w:hAnsi="Times New Roman" w:cs="Times New Roman"/>
-          <w:i/>
-          <w:color w:val="FF4400"/>
-          <w:sz w:val="24"/>
-          <w:szCs w:val="24"/>
-          <w:lang w:val="ru-MD"/>
-        </w:rPr>
-        <w:t>Вірні:</w:t>
-      </w:r>
-      <w:r>
-        <w:rPr>
-          <w:rFonts w:ascii="Times New Roman" w:eastAsia="Times New Roman" w:hAnsi="Times New Roman" w:cs="Times New Roman"/>
-          <w:color w:val="000000"/>
-          <w:sz w:val="24"/>
-          <w:szCs w:val="24"/>
-          <w:lang w:val="ru-MD"/>
-        </w:rPr>
-        <w:t xml:space="preserve"> Го́споди, поми́луй.</w:t>
-      </w:r>
-    </w:p>
-    <w:p>
-      <w:pPr>
-        <w:spacing w:after="120" w:line="240" w:lineRule="auto"/>
-        <w:rPr>
-          <w:rFonts w:ascii="Times New Roman" w:eastAsia="Times New Roman" w:hAnsi="Times New Roman" w:cs="Times New Roman"/>
-          <w:sz w:val="24"/>
-          <w:szCs w:val="24"/>
-          <w:lang w:val="ru-MD"/>
-        </w:rPr>
-      </w:pPr>
-      <w:r>
-        <w:rPr>
-          <w:rFonts w:ascii="Times New Roman" w:eastAsia="Times New Roman" w:hAnsi="Times New Roman" w:cs="Times New Roman"/>
-          <w:color w:val="000000"/>
-          <w:sz w:val="24"/>
-          <w:szCs w:val="24"/>
-          <w:lang w:val="ru-MD"/>
-        </w:rPr>
-        <w:t>Пресвяту, пречисту, преблагословенну, славну Владичицю нашу Богородицю і приснодіву Марію, з усіма святими пом’янувши, самих себе, і один одного, і все життя наше Хрис</w:t>
-      </w:r>
-      <w:r>
-        <w:rPr>
-          <w:rFonts w:ascii="Times New Roman" w:eastAsia="Times New Roman" w:hAnsi="Times New Roman" w:cs="Times New Roman"/>
-          <w:color w:val="000000"/>
-          <w:sz w:val="24"/>
-          <w:szCs w:val="24"/>
-          <w:lang w:val="ru-MD"/>
-        </w:rPr>
-        <w:t>ту Богові віддаймо.</w:t>
-      </w:r>
-    </w:p>
-    <w:p>
-      <w:pPr>
-        <w:spacing w:after="120" w:line="240" w:lineRule="auto"/>
-        <w:rPr>
-          <w:rFonts w:ascii="Times New Roman" w:eastAsia="Times New Roman" w:hAnsi="Times New Roman" w:cs="Times New Roman"/>
-          <w:sz w:val="24"/>
-          <w:szCs w:val="24"/>
-          <w:lang w:val="ru-MD"/>
-        </w:rPr>
-      </w:pPr>
-      <w:r>
-        <w:rPr>
-          <w:rFonts w:ascii="Times New Roman" w:eastAsia="Times New Roman" w:hAnsi="Times New Roman" w:cs="Times New Roman"/>
-          <w:i/>
-          <w:color w:val="FF4400"/>
-          <w:sz w:val="24"/>
-          <w:szCs w:val="24"/>
-          <w:lang w:val="ru-MD"/>
-        </w:rPr>
-        <w:t>Вірні:</w:t>
-      </w:r>
-      <w:r>
-        <w:rPr>
-          <w:rFonts w:ascii="Times New Roman" w:eastAsia="Times New Roman" w:hAnsi="Times New Roman" w:cs="Times New Roman"/>
-          <w:color w:val="000000"/>
-          <w:sz w:val="24"/>
-          <w:szCs w:val="24"/>
-          <w:lang w:val="ru-MD"/>
-        </w:rPr>
         <w:t xml:space="preserve"> Тобі́, Го́споди.</w:t>
       </w:r>
     </w:p>
@@ -12505,17 +11172,7 @@
           <w:u w:val="single"/>
           <w:lang w:val="ru-MD"/>
         </w:rPr>
-        <w:t>[Благодаримо Тебе, Господи, Боже наш, що підняв нас із постелі нашої і вклав в уста наші слово хвали, щоб поклонятися і призивати ім'я Твоє святе. Ми умоляємо Твоє милосердя, яке Ти завжди виявляв у нашому житті.</w:t>
-      </w:r>
-      <w:r>
-        <w:rPr>
-          <w:rFonts w:ascii="Times New Roman" w:eastAsia="Times New Roman" w:hAnsi="Times New Roman" w:cs="Times New Roman"/>
-          <w:sz w:val="24"/>
-          <w:szCs w:val="24"/>
-          <w:u w:val="single"/>
-          <w:lang w:val="ru-MD"/>
-        </w:rPr>
-        <w:t xml:space="preserve"> Пошли поміч свою людям, що стоять перед лицем святої слави Твоєї і дожидають від Тебе багатої милости; і дай нам, що зо страхом і любов'ю завжди Тобі служимо, хвалити несказанну Твою доброту.]</w:t>
+        <w:t>[Благодаримо Тебе, Господи, Боже наш, що підняв нас із постелі нашої і вклав в уста наші слово хвали, щоб поклонятися і призивати ім'я Твоє святе. Ми умоляємо Твоє милосердя, яке Ти завжди виявляв у нашому житті. Пошли поміч свою людям, що стоять перед лицем святої слави Твоєї і дожидають від Тебе багатої милости; і дай нам, що зо страхом і любов'ю завжди Тобі служимо, хвалити несказанну Твою доброту.]</w:t>
       </w:r>
     </w:p>
     <w:p>
@@ -12534,6 +11191,7 @@
           <w:i/>
           <w:color w:val="FF0000"/>
           <w:sz w:val="24"/>
+          <w:lang w:val="ru-MD"/>
         </w:rPr>
         <w:t>Священник:</w:t>
       </w:r>
@@ -12541,6 +11199,7 @@
         <w:rPr>
           <w:rFonts w:ascii="Times New Roman" w:hAnsi="Times New Roman"/>
           <w:sz w:val="24"/>
+          <w:lang w:val="ru-MD"/>
         </w:rPr>
         <w:t xml:space="preserve"> Бо Тобі належить усяка слава, честь і поклоніння, Отцю, і Сину, і Святому Духові, нині, і повсякчас, і на віки віків.</w:t>
       </w:r>
@@ -12819,18 +11478,7 @@
           <w:u w:val="single"/>
           <w:lang w:val="ru-MD"/>
         </w:rPr>
-        <w:t>Камінь, яким знехтували будівничі, став головним на розі. В</w:t>
-      </w:r>
-      <w:r>
-        <w:rPr>
-          <w:rFonts w:ascii="Times New Roman" w:eastAsia="Times New Roman" w:hAnsi="Times New Roman" w:cs="Times New Roman"/>
-          <w:color w:val="000000"/>
-          <w:sz w:val="24"/>
-          <w:szCs w:val="24"/>
-          <w:u w:val="single"/>
-          <w:lang w:val="ru-MD"/>
-        </w:rPr>
-        <w:t>ід Господа це сталось, і дивне воно в очах наших.</w:t>
+        <w:t>Камінь, яким знехтували будівничі, став головним на розі. Від Господа це сталось, і дивне воно в очах наших.</w:t>
       </w:r>
     </w:p>
     <w:p>
@@ -12899,16 +11547,7 @@
           <w:szCs w:val="24"/>
           <w:lang w:val="ru-MD"/>
         </w:rPr>
-        <w:t xml:space="preserve"> Різдво Твоє, Христе Боже наш,* засвітило світові світло розуміння:* в ньому бо ті, що звіздам служили, від звізди навчилися* поклонятися Тобі – Сонцю правди,* і пізнавати Тебе – Схід з висо</w:t>
-      </w:r>
-      <w:r>
-        <w:rPr>
-          <w:rFonts w:ascii="Times New Roman" w:eastAsia="Times New Roman" w:hAnsi="Times New Roman" w:cs="Times New Roman"/>
-          <w:sz w:val="24"/>
-          <w:szCs w:val="24"/>
-          <w:lang w:val="ru-MD"/>
-        </w:rPr>
-        <w:t xml:space="preserve">ти.* Господи, слава Тобі. </w:t>
+        <w:t xml:space="preserve"> Різдво Твоє, Христе Боже наш,* засвітило світові світло розуміння:* в ньому бо ті, що звіздам служили, від звізди навчилися* поклонятися Тобі – Сонцю правди,* і пізнавати Тебе – Схід з висоти.* Господи, слава Тобі. </w:t>
       </w:r>
       <w:r>
         <w:rPr>
@@ -13025,16 +11664,7 @@
           <w:szCs w:val="24"/>
           <w:lang w:val="ru-MD"/>
         </w:rPr>
-        <w:t xml:space="preserve"> Різдво Тво</w:t>
-      </w:r>
-      <w:r>
-        <w:rPr>
-          <w:rFonts w:ascii="Times New Roman" w:eastAsia="Times New Roman" w:hAnsi="Times New Roman" w:cs="Times New Roman"/>
-          <w:sz w:val="24"/>
-          <w:szCs w:val="24"/>
-          <w:lang w:val="ru-MD"/>
-        </w:rPr>
-        <w:t>є, Христе Боже наш,* засвітило світові світло розуміння:* в ньому бо ті, що звіздам служили, від звізди навчилися* поклонятися Тобі – Сонцю правди,* і пізнавати Тебе – Схід з висоти.* Господи, слава Тобі.</w:t>
+        <w:t xml:space="preserve"> Різдво Твоє, Христе Боже наш,* засвітило світові світло розуміння:* в ньому бо ті, що звіздам служили, від звізди навчилися* поклонятися Тобі – Сонцю правди,* і пізнавати Тебе – Схід з висоти.* Господи, слава Тобі.</w:t>
       </w:r>
     </w:p>
     <w:p>
@@ -13112,8 +11742,49 @@
           <w:szCs w:val="24"/>
           <w:lang w:val="ru-MD"/>
         </w:rPr>
-        <w:t>В</w:t>
-      </w:r>
+        <w:t>Вірні:</w:t>
+      </w:r>
+      <w:r>
+        <w:rPr>
+          <w:rFonts w:ascii="Times New Roman" w:eastAsia="Times New Roman" w:hAnsi="Times New Roman" w:cs="Times New Roman"/>
+          <w:color w:val="000000"/>
+          <w:sz w:val="24"/>
+          <w:szCs w:val="24"/>
+          <w:lang w:val="ru-MD"/>
+        </w:rPr>
+        <w:t xml:space="preserve"> Го́споди, поми́луй.</w:t>
+      </w:r>
+    </w:p>
+    <w:p>
+      <w:pPr>
+        <w:spacing w:after="120" w:line="240" w:lineRule="auto"/>
+        <w:rPr>
+          <w:rFonts w:ascii="Times New Roman" w:eastAsia="Times New Roman" w:hAnsi="Times New Roman" w:cs="Times New Roman"/>
+          <w:sz w:val="24"/>
+          <w:szCs w:val="24"/>
+          <w:lang w:val="ru-MD"/>
+        </w:rPr>
+      </w:pPr>
+      <w:r>
+        <w:rPr>
+          <w:rFonts w:ascii="Times New Roman" w:eastAsia="Times New Roman" w:hAnsi="Times New Roman" w:cs="Times New Roman"/>
+          <w:sz w:val="24"/>
+          <w:szCs w:val="24"/>
+          <w:lang w:val="ru-MD"/>
+        </w:rPr>
+        <w:t>Заступи, спаси, помилуй і охорони нас, Боже, Твоєю благодаттю</w:t>
+      </w:r>
+    </w:p>
+    <w:p>
+      <w:pPr>
+        <w:spacing w:after="120" w:line="240" w:lineRule="auto"/>
+        <w:rPr>
+          <w:rFonts w:ascii="Times New Roman" w:eastAsia="Times New Roman" w:hAnsi="Times New Roman" w:cs="Times New Roman"/>
+          <w:sz w:val="24"/>
+          <w:szCs w:val="24"/>
+          <w:lang w:val="ru-MD"/>
+        </w:rPr>
+      </w:pPr>
       <w:r>
         <w:rPr>
           <w:rFonts w:ascii="Times New Roman" w:eastAsia="Times New Roman" w:hAnsi="Times New Roman" w:cs="Times New Roman"/>
@@ -13123,7 +11794,7 @@
           <w:szCs w:val="24"/>
           <w:lang w:val="ru-MD"/>
         </w:rPr>
-        <w:t>ірні:</w:t>
+        <w:t>Вірні:</w:t>
       </w:r>
       <w:r>
         <w:rPr>
@@ -13149,11 +11820,12 @@
       <w:r>
         <w:rPr>
           <w:rFonts w:ascii="Times New Roman" w:eastAsia="Times New Roman" w:hAnsi="Times New Roman" w:cs="Times New Roman"/>
-          <w:sz w:val="24"/>
-          <w:szCs w:val="24"/>
-          <w:lang w:val="ru-MD"/>
-        </w:rPr>
-        <w:t>Заступи, спаси, помилуй і охорони нас, Боже, Твоєю благодаттю</w:t>
+          <w:color w:val="000000"/>
+          <w:sz w:val="24"/>
+          <w:szCs w:val="24"/>
+          <w:lang w:val="ru-MD"/>
+        </w:rPr>
+        <w:t>Пресвяту, пречисту, преблагословенну, славну Владичицю нашу Богородицю і приснодіву Марію, з усіма святими пом’янувши, самих себе, і один одного, і все життя наше Христу Богові віддаймо.</w:t>
       </w:r>
     </w:p>
     <w:p>
@@ -13185,59 +11857,6 @@
           <w:szCs w:val="24"/>
           <w:lang w:val="ru-MD"/>
         </w:rPr>
-        <w:t xml:space="preserve"> Го́споди, поми́луй.</w:t>
-      </w:r>
-    </w:p>
-    <w:p>
-      <w:pPr>
-        <w:spacing w:after="120" w:line="240" w:lineRule="auto"/>
-        <w:rPr>
-          <w:rFonts w:ascii="Times New Roman" w:eastAsia="Times New Roman" w:hAnsi="Times New Roman" w:cs="Times New Roman"/>
-          <w:sz w:val="24"/>
-          <w:szCs w:val="24"/>
-          <w:lang w:val="ru-MD"/>
-        </w:rPr>
-      </w:pPr>
-      <w:r>
-        <w:rPr>
-          <w:rFonts w:ascii="Times New Roman" w:eastAsia="Times New Roman" w:hAnsi="Times New Roman" w:cs="Times New Roman"/>
-          <w:color w:val="000000"/>
-          <w:sz w:val="24"/>
-          <w:szCs w:val="24"/>
-          <w:lang w:val="ru-MD"/>
-        </w:rPr>
-        <w:t>Пресвяту, пречисту, преблагословенну, славну Владичицю нашу Богородицю і приснодіву Марію, з усіма святими пом’янувши, самих себе, і один одного, і все життя наше Христу Богові віддаймо.</w:t>
-      </w:r>
-    </w:p>
-    <w:p>
-      <w:pPr>
-        <w:spacing w:after="120" w:line="240" w:lineRule="auto"/>
-        <w:rPr>
-          <w:rFonts w:ascii="Times New Roman" w:eastAsia="Times New Roman" w:hAnsi="Times New Roman" w:cs="Times New Roman"/>
-          <w:sz w:val="24"/>
-          <w:szCs w:val="24"/>
-          <w:lang w:val="ru-MD"/>
-        </w:rPr>
-      </w:pPr>
-      <w:r>
-        <w:rPr>
-          <w:rFonts w:ascii="Times New Roman" w:eastAsia="Times New Roman" w:hAnsi="Times New Roman" w:cs="Times New Roman"/>
-          <w:i/>
-          <w:color w:val="FF4400"/>
-          <w:sz w:val="24"/>
-          <w:szCs w:val="24"/>
-          <w:lang w:val="ru-MD"/>
-        </w:rPr>
-        <w:t>Вірні:</w:t>
-      </w:r>
-      <w:r>
-        <w:rPr>
-          <w:rFonts w:ascii="Times New Roman" w:eastAsia="Times New Roman" w:hAnsi="Times New Roman" w:cs="Times New Roman"/>
-          <w:color w:val="000000"/>
-          <w:sz w:val="24"/>
-          <w:szCs w:val="24"/>
-          <w:lang w:val="ru-MD"/>
-        </w:rPr>
         <w:t xml:space="preserve"> Тобі́, Го́споди.</w:t>
       </w:r>
     </w:p>
@@ -13260,7 +11879,7 @@
           <w:u w:val="single"/>
           <w:lang w:val="ru-MD"/>
         </w:rPr>
-        <w:t>[Від ночі лине дух наш до Тебе, Боже, бо світ</w:t>
+        <w:t xml:space="preserve">[Від ночі лине дух наш до Тебе, Боже, бо світлом є повеління Твої. Навчи нас, Боже, правди Твоєї, заповідей Твоїх і виправдань Твоїх. Просвіти наші духовні очі, щоб ми не заснули в гріхах на смерть. Віджени всяку мряку від сердець наших, даруй нам сонце правди і охорони життя наше знаменням і печаттю </w:t>
       </w:r>
       <w:r>
         <w:rPr>
@@ -13268,9 +11887,8 @@
           <w:sz w:val="24"/>
           <w:szCs w:val="24"/>
           <w:u w:val="single"/>
-          <w:lang w:val="ru-MD"/>
-        </w:rPr>
-        <w:t>лом є повеління Твої. Навчи нас, Боже, правди Твоєї, заповідей Твоїх і виправдань Твоїх. Просвіти наші духовні очі, щоб ми не заснули в гріхах на смерть. Віджени всяку мряку від сердець наших, даруй нам сонце правди і охорони життя наше знаменням і печаттю</w:t>
+        </w:rPr>
+        <w:t xml:space="preserve">Святого Твого Духа. </w:t>
       </w:r>
       <w:r>
         <w:rPr>
@@ -13280,25 +11898,6 @@
           <w:u w:val="single"/>
           <w:lang w:val="ru-MD"/>
         </w:rPr>
-        <w:t xml:space="preserve"> </w:t>
-      </w:r>
-      <w:r>
-        <w:rPr>
-          <w:rFonts w:ascii="Times New Roman" w:eastAsia="Times New Roman" w:hAnsi="Times New Roman" w:cs="Times New Roman"/>
-          <w:sz w:val="24"/>
-          <w:szCs w:val="24"/>
-          <w:u w:val="single"/>
-        </w:rPr>
-        <w:t xml:space="preserve">Святого Твого Духа. </w:t>
-      </w:r>
-      <w:r>
-        <w:rPr>
-          <w:rFonts w:ascii="Times New Roman" w:eastAsia="Times New Roman" w:hAnsi="Times New Roman" w:cs="Times New Roman"/>
-          <w:sz w:val="24"/>
-          <w:szCs w:val="24"/>
-          <w:u w:val="single"/>
-          <w:lang w:val="ru-MD"/>
-        </w:rPr>
         <w:t>Направ стопи наші на шлях мирний, дай нам бачити ранішній день у радості, щоб ми Тобі засилали ранішні молитви.]</w:t>
       </w:r>
     </w:p>
@@ -13318,6 +11917,7 @@
           <w:i/>
           <w:color w:val="FF0000"/>
           <w:sz w:val="24"/>
+          <w:lang w:val="ru-MD"/>
         </w:rPr>
         <w:t>Священник:</w:t>
       </w:r>
@@ -13325,6 +11925,7 @@
         <w:rPr>
           <w:rFonts w:ascii="Times New Roman" w:hAnsi="Times New Roman"/>
           <w:sz w:val="24"/>
+          <w:lang w:val="ru-MD"/>
         </w:rPr>
         <w:t xml:space="preserve"> Бо Твоя є влада і Твоє є царство, і сила, і слава, Отця, і Сина, і Святого Духа, нині, і повсякчас, і на віки віків.</w:t>
       </w:r>
@@ -13660,7 +12261,29 @@
           <w:szCs w:val="24"/>
           <w:lang w:val="ru-MD"/>
         </w:rPr>
-        <w:t xml:space="preserve">Пресвяту, пречисту, преблагословенну, славну Владичицю нашу Богородицю і приснодіву Марію, </w:t>
+        <w:t>Пресвяту, пречисту, преблагословенну, славну Владичицю нашу Богородицю і приснодіву Марію, з усіма святими пом’янувши, самих себе, і один одного, і все життя наше Христу Богові віддаймо.</w:t>
+      </w:r>
+    </w:p>
+    <w:p>
+      <w:pPr>
+        <w:spacing w:after="120" w:line="240" w:lineRule="auto"/>
+        <w:rPr>
+          <w:rFonts w:ascii="Times New Roman" w:eastAsia="Times New Roman" w:hAnsi="Times New Roman" w:cs="Times New Roman"/>
+          <w:sz w:val="24"/>
+          <w:szCs w:val="24"/>
+          <w:lang w:val="ru-MD"/>
+        </w:rPr>
+      </w:pPr>
+      <w:r>
+        <w:rPr>
+          <w:rFonts w:ascii="Times New Roman" w:eastAsia="Times New Roman" w:hAnsi="Times New Roman" w:cs="Times New Roman"/>
+          <w:i/>
+          <w:color w:val="FF4400"/>
+          <w:sz w:val="24"/>
+          <w:szCs w:val="24"/>
+          <w:lang w:val="ru-MD"/>
+        </w:rPr>
+        <w:t>Вірні:</w:t>
       </w:r>
       <w:r>
         <w:rPr>
@@ -13670,38 +12293,6 @@
           <w:szCs w:val="24"/>
           <w:lang w:val="ru-MD"/>
         </w:rPr>
-        <w:t>з усіма святими пом’янувши, самих себе, і один одного, і все життя наше Христу Богові віддаймо.</w:t>
-      </w:r>
-    </w:p>
-    <w:p>
-      <w:pPr>
-        <w:spacing w:after="120" w:line="240" w:lineRule="auto"/>
-        <w:rPr>
-          <w:rFonts w:ascii="Times New Roman" w:eastAsia="Times New Roman" w:hAnsi="Times New Roman" w:cs="Times New Roman"/>
-          <w:sz w:val="24"/>
-          <w:szCs w:val="24"/>
-          <w:lang w:val="ru-MD"/>
-        </w:rPr>
-      </w:pPr>
-      <w:r>
-        <w:rPr>
-          <w:rFonts w:ascii="Times New Roman" w:eastAsia="Times New Roman" w:hAnsi="Times New Roman" w:cs="Times New Roman"/>
-          <w:i/>
-          <w:color w:val="FF4400"/>
-          <w:sz w:val="24"/>
-          <w:szCs w:val="24"/>
-          <w:lang w:val="ru-MD"/>
-        </w:rPr>
-        <w:t>Вірні:</w:t>
-      </w:r>
-      <w:r>
-        <w:rPr>
-          <w:rFonts w:ascii="Times New Roman" w:eastAsia="Times New Roman" w:hAnsi="Times New Roman" w:cs="Times New Roman"/>
-          <w:color w:val="000000"/>
-          <w:sz w:val="24"/>
-          <w:szCs w:val="24"/>
-          <w:lang w:val="ru-MD"/>
-        </w:rPr>
         <w:t xml:space="preserve"> Тобі́, Го́споди.</w:t>
       </w:r>
     </w:p>
@@ -13724,27 +12315,7 @@
           <w:u w:val="single"/>
           <w:lang w:val="ru-MD"/>
         </w:rPr>
-        <w:t>[Боже й Отче Господа нашого Ісуса Христа! Ти підніс нас з постелі нашої і зібрав на годину молитви. Дай нам ласку відкрити уста наші і п</w:t>
-      </w:r>
-      <w:r>
-        <w:rPr>
-          <w:rFonts w:ascii="Times New Roman" w:eastAsia="Times New Roman" w:hAnsi="Times New Roman" w:cs="Times New Roman"/>
-          <w:sz w:val="24"/>
-          <w:szCs w:val="24"/>
-          <w:u w:val="single"/>
-          <w:lang w:val="ru-MD"/>
-        </w:rPr>
-        <w:t>рийми наші подяки, що в наших силах, і навчи нас установ Твоїх. Бо молитися як слід не вміємо, якщо Ти, Господи, святим Твоїм Духом не навчиш нас. Тому молимося Тобі: Даруй і прости, якщо ми згрішили аж до теперішньої години словом або ділом, або думкою, д</w:t>
-      </w:r>
-      <w:r>
-        <w:rPr>
-          <w:rFonts w:ascii="Times New Roman" w:eastAsia="Times New Roman" w:hAnsi="Times New Roman" w:cs="Times New Roman"/>
-          <w:sz w:val="24"/>
-          <w:szCs w:val="24"/>
-          <w:u w:val="single"/>
-          <w:lang w:val="ru-MD"/>
-        </w:rPr>
-        <w:t>обровільно або недобровільно. Бо коли на провини будеш дивитися, Господи, Господи, то хто встоїться, бо в Тебе є прощення. Ти один святий, допоміжник сильний, захисник життя нашого, і Тебе ми завжди оспівуватимемо.]</w:t>
+        <w:t>[Боже й Отче Господа нашого Ісуса Христа! Ти підніс нас з постелі нашої і зібрав на годину молитви. Дай нам ласку відкрити уста наші і прийми наші подяки, що в наших силах, і навчи нас установ Твоїх. Бо молитися як слід не вміємо, якщо Ти, Господи, святим Твоїм Духом не навчиш нас. Тому молимося Тобі: Даруй і прости, якщо ми згрішили аж до теперішньої години словом або ділом, або думкою, добровільно або недобровільно. Бо коли на провини будеш дивитися, Господи, Господи, то хто встоїться, бо в Тебе є прощення. Ти один святий, допоміжник сильний, захисник життя нашого, і Тебе ми завжди оспівуватимемо.]</w:t>
       </w:r>
     </w:p>
     <w:p>
@@ -13763,6 +12334,7 @@
           <w:i/>
           <w:color w:val="FF0000"/>
           <w:sz w:val="24"/>
+          <w:lang w:val="ru-MD"/>
         </w:rPr>
         <w:t>Священник:</w:t>
       </w:r>
@@ -13770,6 +12342,7 @@
         <w:rPr>
           <w:rFonts w:ascii="Times New Roman" w:hAnsi="Times New Roman"/>
           <w:sz w:val="24"/>
+          <w:lang w:val="ru-MD"/>
         </w:rPr>
         <w:t xml:space="preserve"> Бо Ти благий і людинолюбний Бог – і Тобі славу возсилаємо, Отцю, і Сину, і Святому Духові, нині, і повсякчас, і на віки віків.</w:t>
       </w:r>
@@ -14155,16 +12728,7 @@
           <w:lang w:val="ru-MD"/>
         </w:rPr>
         <w:lastRenderedPageBreak/>
-        <w:t>Це бо істи</w:t>
-      </w:r>
-      <w:r>
-        <w:rPr>
-          <w:rFonts w:ascii="Times New Roman" w:eastAsia="Times New Roman" w:hAnsi="Times New Roman" w:cs="Times New Roman"/>
-          <w:sz w:val="24"/>
-          <w:szCs w:val="24"/>
-          <w:lang w:val="ru-MD"/>
-        </w:rPr>
-        <w:t>ну полюбив єси,* невідоме й таємне мудрости своєї явив ти мені.</w:t>
+        <w:t>Це бо істину полюбив єси,* невідоме й таємне мудрости своєї явив ти мені.</w:t>
       </w:r>
     </w:p>
     <w:p>
@@ -14227,16 +12791,7 @@
           <w:szCs w:val="24"/>
           <w:lang w:val="ru-MD"/>
         </w:rPr>
-        <w:t>Відверни лице твоє від гріхів моїх,* і всі беззаконня м</w:t>
-      </w:r>
-      <w:r>
-        <w:rPr>
-          <w:rFonts w:ascii="Times New Roman" w:eastAsia="Times New Roman" w:hAnsi="Times New Roman" w:cs="Times New Roman"/>
-          <w:sz w:val="24"/>
-          <w:szCs w:val="24"/>
-          <w:lang w:val="ru-MD"/>
-        </w:rPr>
-        <w:t>ої очисти.</w:t>
+        <w:t>Відверни лице твоє від гріхів моїх,* і всі беззаконня мої очисти.</w:t>
       </w:r>
     </w:p>
     <w:p>
@@ -14320,16 +12875,7 @@
           <w:szCs w:val="24"/>
           <w:lang w:val="ru-MD"/>
         </w:rPr>
-        <w:t>Вкажу беззаконним дороги твої</w:t>
-      </w:r>
-      <w:r>
-        <w:rPr>
-          <w:rFonts w:ascii="Times New Roman" w:eastAsia="Times New Roman" w:hAnsi="Times New Roman" w:cs="Times New Roman"/>
-          <w:sz w:val="24"/>
-          <w:szCs w:val="24"/>
-          <w:lang w:val="ru-MD"/>
-        </w:rPr>
-        <w:t>,* і нечестиві до тебе навернуться.</w:t>
+        <w:t>Вкажу беззаконним дороги твої,* і нечестиві до тебе навернуться.</w:t>
       </w:r>
     </w:p>
     <w:p>
@@ -14392,16 +12938,7 @@
           <w:szCs w:val="24"/>
           <w:lang w:val="ru-MD"/>
         </w:rPr>
-        <w:t>Бо якби ти жертви захотів, дав би я,* та всепалення</w:t>
-      </w:r>
-      <w:r>
-        <w:rPr>
-          <w:rFonts w:ascii="Times New Roman" w:eastAsia="Times New Roman" w:hAnsi="Times New Roman" w:cs="Times New Roman"/>
-          <w:sz w:val="24"/>
-          <w:szCs w:val="24"/>
-          <w:lang w:val="ru-MD"/>
-        </w:rPr>
-        <w:t xml:space="preserve"> не миле тобі.</w:t>
+        <w:t>Бо якби ти жертви захотів, дав би я,* та всепалення не миле тобі.</w:t>
       </w:r>
     </w:p>
     <w:p>
@@ -14464,16 +13001,7 @@
           <w:szCs w:val="24"/>
           <w:lang w:val="ru-MD"/>
         </w:rPr>
-        <w:t>Тоді вподобаєш собі жертву правди, приношення і всепалення;* тоді покладут</w:t>
-      </w:r>
-      <w:r>
-        <w:rPr>
-          <w:rFonts w:ascii="Times New Roman" w:eastAsia="Times New Roman" w:hAnsi="Times New Roman" w:cs="Times New Roman"/>
-          <w:sz w:val="24"/>
-          <w:szCs w:val="24"/>
-          <w:lang w:val="ru-MD"/>
-        </w:rPr>
-        <w:t>ь на вівтар твій тельців.</w:t>
+        <w:t>Тоді вподобаєш собі жертву правди, приношення і всепалення;* тоді покладуть на вівтар твій тельців.</w:t>
       </w:r>
     </w:p>
     <w:p>
@@ -14507,37 +13035,7 @@
           <w:u w:val="single"/>
           <w:lang w:val="ru-MD"/>
         </w:rPr>
-        <w:t>[Господи, Боже наш! Ти за покаяння дарував людям відпущення, нам же, як образ пізнання і визнання гріхів, показав покаяння і прощення пророка Давида. Тож, Владико, помилуй з великої милости Твоєї нас, що в чимало великих гріхів в</w:t>
-      </w:r>
-      <w:r>
-        <w:rPr>
-          <w:rFonts w:ascii="Times New Roman" w:eastAsia="Times New Roman" w:hAnsi="Times New Roman" w:cs="Times New Roman"/>
-          <w:sz w:val="24"/>
-          <w:szCs w:val="24"/>
-          <w:u w:val="single"/>
-          <w:lang w:val="ru-MD"/>
-        </w:rPr>
-        <w:t xml:space="preserve">пали, і по багатстві ласк Твоїх очисти беззаконня наші, бо перед Тобою згрішили ми, Господи, що невідомі й таємні речі серця людського знаєш, і єдиний Ти маєш владу прощати гріхи. Серце ж чисте вчини в нас і Духом владичним утверди нас, і радість спасіння </w:t>
-      </w:r>
-      <w:r>
-        <w:rPr>
-          <w:rFonts w:ascii="Times New Roman" w:eastAsia="Times New Roman" w:hAnsi="Times New Roman" w:cs="Times New Roman"/>
-          <w:sz w:val="24"/>
-          <w:szCs w:val="24"/>
-          <w:u w:val="single"/>
-          <w:lang w:val="ru-MD"/>
-        </w:rPr>
-        <w:t>Твого яви нам. Не відкинь нас від лиця Твого, але дозволь, як благий і людинолюбний, аж до останнього нашого віддиху появляти Тобі жертву справедливости й приноси на святих Твоїх жертовниках, милістю і ласками і людинолюб'ям єдинородного Сина Твого, з яким</w:t>
-      </w:r>
-      <w:r>
-        <w:rPr>
-          <w:rFonts w:ascii="Times New Roman" w:eastAsia="Times New Roman" w:hAnsi="Times New Roman" w:cs="Times New Roman"/>
-          <w:sz w:val="24"/>
-          <w:szCs w:val="24"/>
-          <w:u w:val="single"/>
-          <w:lang w:val="ru-MD"/>
-        </w:rPr>
-        <w:t xml:space="preserve"> Ти є благословенний з пресвятим, добрим і животворчим Твоїм Духом, нині й повсякчас, і на віки віків. Амінь.]</w:t>
+        <w:t>[Господи, Боже наш! Ти за покаяння дарував людям відпущення, нам же, як образ пізнання і визнання гріхів, показав покаяння і прощення пророка Давида. Тож, Владико, помилуй з великої милости Твоєї нас, що в чимало великих гріхів впали, і по багатстві ласк Твоїх очисти беззаконня наші, бо перед Тобою згрішили ми, Господи, що невідомі й таємні речі серця людського знаєш, і єдиний Ти маєш владу прощати гріхи. Серце ж чисте вчини в нас і Духом владичним утверди нас, і радість спасіння Твого яви нам. Не відкинь нас від лиця Твого, але дозволь, як благий і людинолюбний, аж до останнього нашого віддиху появляти Тобі жертву справедливости й приноси на святих Твоїх жертовниках, милістю і ласками і людинолюб'ям єдинородного Сина Твого, з яким Ти є благословенний з пресвятим, добрим і животворчим Твоїм Духом, нині й повсякчас, і на віки віків. Амінь.]</w:t>
       </w:r>
     </w:p>
     <w:p>
@@ -14721,16 +13219,7 @@
           <w:lang w:val="ru-MD"/>
         </w:rPr>
         <w:lastRenderedPageBreak/>
-        <w:t xml:space="preserve">Зруйнованого переступом, на образ </w:t>
-      </w:r>
-      <w:r>
-        <w:rPr>
-          <w:rFonts w:ascii="Times New Roman" w:eastAsia="Times New Roman" w:hAnsi="Times New Roman" w:cs="Times New Roman"/>
-          <w:sz w:val="24"/>
-          <w:szCs w:val="24"/>
-          <w:lang w:val="ru-MD"/>
-        </w:rPr>
-        <w:t>Божий сотвореного, що став повністю підлеглий тлінню, відпав від кращого, Божественного життя, – знову відбудовує мудрий Будівничий, славно бо прославився.</w:t>
+        <w:t>Зруйнованого переступом, на образ Божий сотвореного, що став повністю підлеглий тлінню, відпав від кращого, Божественного життя, – знову відбудовує мудрий Будівничий, славно бо прославився.</w:t>
       </w:r>
     </w:p>
     <w:p>
@@ -14795,16 +13284,7 @@
           <w:szCs w:val="24"/>
           <w:lang w:val="ru-MD"/>
         </w:rPr>
-        <w:t>Бачачи, що погибає людина, яку Він Своїми руками сотвор</w:t>
-      </w:r>
-      <w:r>
-        <w:rPr>
-          <w:rFonts w:ascii="Times New Roman" w:eastAsia="Times New Roman" w:hAnsi="Times New Roman" w:cs="Times New Roman"/>
-          <w:sz w:val="24"/>
-          <w:szCs w:val="24"/>
-          <w:lang w:val="ru-MD"/>
-        </w:rPr>
-        <w:t>ив, Творець, приклонивши Небеса, сходить і приймає всю її істоту, істинно воплотившись від Божественної, Чистої Діви; Він бо прославився.</w:t>
+        <w:t>Бачачи, що погибає людина, яку Він Своїми руками сотворив, Творець, приклонивши Небеса, сходить і приймає всю її істоту, істинно воплотившись від Божественної, Чистої Діви; Він бо прославився.</w:t>
       </w:r>
     </w:p>
     <w:p>
@@ -14835,16 +13315,7 @@
           <w:szCs w:val="24"/>
           <w:lang w:val="ru-MD"/>
         </w:rPr>
-        <w:t>Мудрість, Слово і Сила, Сущий Син і відблиск Отчий – Христос Бог скрито від сил – всіх тих, що понад сві</w:t>
-      </w:r>
-      <w:r>
-        <w:rPr>
-          <w:rFonts w:ascii="Times New Roman" w:eastAsia="Times New Roman" w:hAnsi="Times New Roman" w:cs="Times New Roman"/>
-          <w:sz w:val="24"/>
-          <w:szCs w:val="24"/>
-          <w:lang w:val="ru-MD"/>
-        </w:rPr>
-        <w:t>том, і всіх тих, що на землі, вочоловічившись, знову нас придбав, Він бо прославився.</w:t>
+        <w:t>Мудрість, Слово і Сила, Сущий Син і відблиск Отчий – Христос Бог скрито від сил – всіх тих, що понад світом, і всіх тих, що на землі, вочоловічившись, знову нас придбав, Він бо прославився.</w:t>
       </w:r>
     </w:p>
     <w:p>
@@ -14908,17 +13379,7 @@
           <w:szCs w:val="24"/>
           <w:lang w:val="ru-MD"/>
         </w:rPr>
-        <w:t>Споконвічно від Отця народженому нетлінно Синові,* що в останній час безсіменно від Діви тілом народився, Христу Богові, закличмо:* Святий ти, Господи,* що збіль</w:t>
-      </w:r>
-      <w:r>
-        <w:rPr>
-          <w:rFonts w:ascii="Times New Roman" w:eastAsia="Times New Roman" w:hAnsi="Times New Roman" w:cs="Times New Roman"/>
-          <w:b/>
-          <w:sz w:val="24"/>
-          <w:szCs w:val="24"/>
-          <w:lang w:val="ru-MD"/>
-        </w:rPr>
-        <w:t>шив нашу славу!</w:t>
+        <w:t>Споконвічно від Отця народженому нетлінно Синові,* що в останній час безсіменно від Діви тілом народився, Христу Богові, закличмо:* Святий ти, Господи,* що збільшив нашу славу!</w:t>
       </w:r>
     </w:p>
     <w:p>
@@ -15048,16 +13509,7 @@
           <w:szCs w:val="24"/>
           <w:lang w:val="ru-MD"/>
         </w:rPr>
-        <w:t>Ти став співобразний нікчемному єству із глини, розчинившись у ньому, Христе, і причасністю найслабшій плоті уділив їй від Божественної природи, Ти, що смертним став – і зостався Богом, і возніс ріг наш, свят єси, Гос</w:t>
-      </w:r>
-      <w:r>
-        <w:rPr>
-          <w:rFonts w:ascii="Times New Roman" w:eastAsia="Times New Roman" w:hAnsi="Times New Roman" w:cs="Times New Roman"/>
-          <w:sz w:val="24"/>
-          <w:szCs w:val="24"/>
-          <w:lang w:val="ru-MD"/>
-        </w:rPr>
-        <w:t>поди!</w:t>
+        <w:t>Ти став співобразний нікчемному єству із глини, розчинившись у ньому, Христе, і причасністю найслабшій плоті уділив їй від Божественної природи, Ти, що смертним став – і зостався Богом, і возніс ріг наш, свят єси, Господи!</w:t>
       </w:r>
     </w:p>
     <w:p>
@@ -15186,17 +13638,7 @@
           <w:szCs w:val="24"/>
           <w:lang w:val="ru-MD"/>
         </w:rPr>
-        <w:t xml:space="preserve"> Господи, п</w:t>
-      </w:r>
-      <w:r>
-        <w:rPr>
-          <w:rFonts w:ascii="Times New Roman" w:eastAsia="Times New Roman" w:hAnsi="Times New Roman" w:cs="Times New Roman"/>
-          <w:color w:val="000000"/>
-          <w:sz w:val="24"/>
-          <w:szCs w:val="24"/>
-          <w:lang w:val="ru-MD"/>
-        </w:rPr>
-        <w:t>омилуй.</w:t>
+        <w:t xml:space="preserve"> Господи, помилуй.</w:t>
       </w:r>
     </w:p>
     <w:p>
@@ -15336,27 +13778,7 @@
           <w:u w:val="single"/>
           <w:lang w:val="ru-MD"/>
         </w:rPr>
-        <w:t>[Господи, Боже наш, що сонну неміч забрав від н</w:t>
-      </w:r>
-      <w:r>
-        <w:rPr>
-          <w:rFonts w:ascii="Times New Roman" w:eastAsia="Times New Roman" w:hAnsi="Times New Roman" w:cs="Times New Roman"/>
-          <w:sz w:val="24"/>
-          <w:szCs w:val="24"/>
-          <w:u w:val="single"/>
-          <w:lang w:val="ru-MD"/>
-        </w:rPr>
-        <w:t>ас і покликав нас візванням святим, щоб і вночі підносити руки наші і прославляти тебе за справедливі твої присуди. Прийми благання наші, моління, визнавання, нічні служби і даруй нам, Боже, віру бездоганну, надію впевнену, любов нелицемірну. Благослови на</w:t>
-      </w:r>
-      <w:r>
-        <w:rPr>
-          <w:rFonts w:ascii="Times New Roman" w:eastAsia="Times New Roman" w:hAnsi="Times New Roman" w:cs="Times New Roman"/>
-          <w:sz w:val="24"/>
-          <w:szCs w:val="24"/>
-          <w:u w:val="single"/>
-          <w:lang w:val="ru-MD"/>
-        </w:rPr>
-        <w:t xml:space="preserve">ші входи й виходи, </w:t>
+        <w:t xml:space="preserve">[Господи, Боже наш, що сонну неміч забрав від нас і покликав нас візванням святим, щоб і вночі підносити руки наші і прославляти тебе за справедливі твої присуди. Прийми благання наші, моління, визнавання, нічні служби і даруй нам, Боже, віру бездоганну, надію впевнену, любов нелицемірну. Благослови наші входи й виходи, </w:t>
       </w:r>
       <w:r>
         <w:rPr>
@@ -15419,16 +13841,7 @@
           <w:szCs w:val="24"/>
           <w:lang w:val="ru-MD"/>
         </w:rPr>
-        <w:t>, нині і повсякча</w:t>
-      </w:r>
-      <w:r>
-        <w:rPr>
-          <w:rFonts w:ascii="Times New Roman" w:eastAsia="Times New Roman" w:hAnsi="Times New Roman" w:cs="Times New Roman"/>
-          <w:sz w:val="24"/>
-          <w:szCs w:val="24"/>
-          <w:lang w:val="ru-MD"/>
-        </w:rPr>
-        <w:t>с, і на віки віків.</w:t>
+        <w:t>, нині і повсякчас, і на віки віків.</w:t>
       </w:r>
     </w:p>
     <w:p>
@@ -15531,17 +13944,7 @@
           <w:szCs w:val="24"/>
           <w:lang w:val="ru-MD"/>
         </w:rPr>
-        <w:t>Первоплід народів небо Тобі принесло, Младенцеві, лежачому в яслах, звіздою волхвів призвавши. І вразили їх не скипетри і престоли, а крайня вбогість. Бо що гірше від печери? І що смиренніше від пелен? Але в них засяяло Божества Твого багатство; Господи, с</w:t>
-      </w:r>
-      <w:r>
-        <w:rPr>
-          <w:rFonts w:ascii="Times New Roman" w:eastAsia="Times New Roman" w:hAnsi="Times New Roman" w:cs="Times New Roman"/>
-          <w:color w:val="000000"/>
-          <w:sz w:val="24"/>
-          <w:szCs w:val="24"/>
-          <w:lang w:val="ru-MD"/>
-        </w:rPr>
-        <w:t>лава Тобі!</w:t>
+        <w:t>Первоплід народів небо Тобі принесло, Младенцеві, лежачому в яслах, звіздою волхвів призвавши. І вразили їх не скипетри і престоли, а крайня вбогість. Бо що гірше від печери? І що смиренніше від пелен? Але в них засяяло Божества Твого багатство; Господи, слава Тобі!</w:t>
       </w:r>
     </w:p>
     <w:p>
@@ -15706,18 +14109,7 @@
           <w:szCs w:val="24"/>
           <w:lang w:val="ru-MD"/>
         </w:rPr>
-        <w:t>Сти</w:t>
-      </w:r>
-      <w:r>
-        <w:rPr>
-          <w:rFonts w:ascii="Times New Roman" w:eastAsia="Times New Roman" w:hAnsi="Times New Roman" w:cs="Times New Roman"/>
-          <w:i/>
-          <w:color w:val="FF0000"/>
-          <w:sz w:val="24"/>
-          <w:szCs w:val="24"/>
-          <w:lang w:val="ru-MD"/>
-        </w:rPr>
-        <w:t>х:</w:t>
+        <w:t>Стих:</w:t>
       </w:r>
       <w:r>
         <w:rPr>
@@ -15758,16 +14150,7 @@
           <w:szCs w:val="24"/>
           <w:lang w:val="ru-MD"/>
         </w:rPr>
-        <w:t>Возсіявши зорею від Якова, Владико, Ти сповнив радости втаємничених у слова древнього волхва Валаама, мудрих зореспоглядальників, приведених до Тебе як первоплоди народів; і прийняв єси відкрито їх, що дари приємні</w:t>
-      </w:r>
-      <w:r>
-        <w:rPr>
-          <w:rFonts w:ascii="Times New Roman" w:eastAsia="Times New Roman" w:hAnsi="Times New Roman" w:cs="Times New Roman"/>
-          <w:sz w:val="24"/>
-          <w:szCs w:val="24"/>
-          <w:lang w:val="ru-MD"/>
-        </w:rPr>
-        <w:t xml:space="preserve"> Тобі приносили.</w:t>
+        <w:t>Возсіявши зорею від Якова, Владико, Ти сповнив радости втаємничених у слова древнього волхва Валаама, мудрих зореспоглядальників, приведених до Тебе як первоплоди народів; і прийняв єси відкрито їх, що дари приємні Тобі приносили.</w:t>
       </w:r>
     </w:p>
     <w:p>
@@ -15863,8 +14246,85 @@
           <w:szCs w:val="24"/>
           <w:lang w:val="ru-MD"/>
         </w:rPr>
-        <w:t>Як Бо</w:t>
-      </w:r>
+        <w:t>Як Бог миру й Отець щедрот,* ти послав до нас ангела великої своєї ради,* що спокій подає нам.* Тому ми, наставлені до світла богорозуміння,* з ночі до ранку чуваючи,* славословимо тебе, Чоловіколюбче.</w:t>
+      </w:r>
+    </w:p>
+    <w:p>
+      <w:pPr>
+        <w:spacing w:after="120" w:line="240" w:lineRule="auto"/>
+        <w:jc w:val="both"/>
+        <w:rPr>
+          <w:rFonts w:ascii="Times New Roman" w:eastAsia="Times New Roman" w:hAnsi="Times New Roman" w:cs="Times New Roman"/>
+          <w:sz w:val="24"/>
+          <w:szCs w:val="24"/>
+          <w:u w:val="single"/>
+          <w:lang w:val="ru-MD"/>
+        </w:rPr>
+      </w:pPr>
+      <w:r>
+        <w:rPr>
+          <w:rFonts w:ascii="Times New Roman" w:eastAsia="Times New Roman" w:hAnsi="Times New Roman" w:cs="Times New Roman"/>
+          <w:i/>
+          <w:color w:val="FF0000"/>
+          <w:sz w:val="24"/>
+          <w:szCs w:val="24"/>
+          <w:lang w:val="ru-MD"/>
+        </w:rPr>
+        <w:t>Стих:</w:t>
+      </w:r>
+      <w:r>
+        <w:rPr>
+          <w:rFonts w:ascii="Times New Roman" w:eastAsia="Times New Roman" w:hAnsi="Times New Roman" w:cs="Times New Roman"/>
+          <w:i/>
+          <w:sz w:val="24"/>
+          <w:szCs w:val="24"/>
+          <w:lang w:val="ru-MD"/>
+        </w:rPr>
+        <w:t xml:space="preserve"> </w:t>
+      </w:r>
+      <w:r>
+        <w:rPr>
+          <w:rFonts w:ascii="Times New Roman" w:eastAsia="Times New Roman" w:hAnsi="Times New Roman" w:cs="Times New Roman"/>
+          <w:sz w:val="24"/>
+          <w:szCs w:val="24"/>
+          <w:u w:val="single"/>
+          <w:lang w:val="ru-MD"/>
+        </w:rPr>
+        <w:t>Слава, Господи, святому Різдву Твоєму.</w:t>
+      </w:r>
+    </w:p>
+    <w:p>
+      <w:pPr>
+        <w:spacing w:after="120" w:line="240" w:lineRule="auto"/>
+        <w:jc w:val="both"/>
+        <w:rPr>
+          <w:rFonts w:ascii="Times New Roman" w:eastAsia="Times New Roman" w:hAnsi="Times New Roman" w:cs="Times New Roman"/>
+          <w:sz w:val="24"/>
+          <w:szCs w:val="24"/>
+          <w:lang w:val="ru-MD"/>
+        </w:rPr>
+      </w:pPr>
+      <w:r>
+        <w:rPr>
+          <w:rFonts w:ascii="Times New Roman" w:eastAsia="Times New Roman" w:hAnsi="Times New Roman" w:cs="Times New Roman"/>
+          <w:sz w:val="24"/>
+          <w:szCs w:val="24"/>
+          <w:lang w:val="ru-MD"/>
+        </w:rPr>
+        <w:t>Підкорившись повелінню кесаря, в раби Ти записався, і нас, рабів ворога і гріха, визволив. У всьому ж зубожівши, Христе, щоб стати, як ми, Ти створеного з праху – богом учинив єднанням оцим і сопричастям.</w:t>
+      </w:r>
+    </w:p>
+    <w:p>
+      <w:pPr>
+        <w:spacing w:after="120" w:line="240" w:lineRule="auto"/>
+        <w:jc w:val="both"/>
+        <w:rPr>
+          <w:rFonts w:ascii="Times New Roman" w:eastAsia="Times New Roman" w:hAnsi="Times New Roman" w:cs="Times New Roman"/>
+          <w:sz w:val="24"/>
+          <w:szCs w:val="24"/>
+          <w:lang w:val="ru-MD"/>
+        </w:rPr>
+      </w:pPr>
       <w:r>
         <w:rPr>
           <w:rFonts w:ascii="Times New Roman" w:eastAsia="Times New Roman" w:hAnsi="Times New Roman" w:cs="Times New Roman"/>
@@ -15873,94 +14333,71 @@
           <w:szCs w:val="24"/>
           <w:lang w:val="ru-MD"/>
         </w:rPr>
-        <w:t>г миру й Отець щедрот,* ти послав до нас ангела великої своєї ради,* що спокій подає нам.* Тому ми, наставлені до світла богорозуміння,* з ночі до ранку чуваючи,* славословимо тебе, Чоловіколюбче.</w:t>
-      </w:r>
-    </w:p>
-    <w:p>
-      <w:pPr>
-        <w:spacing w:after="120" w:line="240" w:lineRule="auto"/>
-        <w:jc w:val="both"/>
-        <w:rPr>
-          <w:rFonts w:ascii="Times New Roman" w:eastAsia="Times New Roman" w:hAnsi="Times New Roman" w:cs="Times New Roman"/>
-          <w:sz w:val="24"/>
-          <w:szCs w:val="24"/>
-          <w:u w:val="single"/>
-          <w:lang w:val="ru-MD"/>
-        </w:rPr>
-      </w:pPr>
-      <w:r>
-        <w:rPr>
-          <w:rFonts w:ascii="Times New Roman" w:eastAsia="Times New Roman" w:hAnsi="Times New Roman" w:cs="Times New Roman"/>
-          <w:i/>
-          <w:color w:val="FF0000"/>
-          <w:sz w:val="24"/>
-          <w:szCs w:val="24"/>
-          <w:lang w:val="ru-MD"/>
-        </w:rPr>
-        <w:t>Стих:</w:t>
-      </w:r>
-      <w:r>
-        <w:rPr>
-          <w:rFonts w:ascii="Times New Roman" w:eastAsia="Times New Roman" w:hAnsi="Times New Roman" w:cs="Times New Roman"/>
-          <w:i/>
-          <w:sz w:val="24"/>
-          <w:szCs w:val="24"/>
-          <w:lang w:val="ru-MD"/>
-        </w:rPr>
-        <w:t xml:space="preserve"> </w:t>
-      </w:r>
-      <w:r>
-        <w:rPr>
-          <w:rFonts w:ascii="Times New Roman" w:eastAsia="Times New Roman" w:hAnsi="Times New Roman" w:cs="Times New Roman"/>
-          <w:sz w:val="24"/>
-          <w:szCs w:val="24"/>
-          <w:u w:val="single"/>
-          <w:lang w:val="ru-MD"/>
-        </w:rPr>
-        <w:t>Слава, Господи, святому Різдву Твоєму.</w:t>
-      </w:r>
-    </w:p>
-    <w:p>
-      <w:pPr>
-        <w:spacing w:after="120" w:line="240" w:lineRule="auto"/>
-        <w:jc w:val="both"/>
-        <w:rPr>
-          <w:rFonts w:ascii="Times New Roman" w:eastAsia="Times New Roman" w:hAnsi="Times New Roman" w:cs="Times New Roman"/>
-          <w:sz w:val="24"/>
-          <w:szCs w:val="24"/>
-          <w:lang w:val="ru-MD"/>
-        </w:rPr>
-      </w:pPr>
-      <w:r>
-        <w:rPr>
-          <w:rFonts w:ascii="Times New Roman" w:eastAsia="Times New Roman" w:hAnsi="Times New Roman" w:cs="Times New Roman"/>
-          <w:sz w:val="24"/>
-          <w:szCs w:val="24"/>
-          <w:lang w:val="ru-MD"/>
-        </w:rPr>
-        <w:t>Підкорившись п</w:t>
-      </w:r>
-      <w:r>
-        <w:rPr>
-          <w:rFonts w:ascii="Times New Roman" w:eastAsia="Times New Roman" w:hAnsi="Times New Roman" w:cs="Times New Roman"/>
-          <w:sz w:val="24"/>
-          <w:szCs w:val="24"/>
-          <w:lang w:val="ru-MD"/>
-        </w:rPr>
-        <w:t>овелінню кесаря, в раби Ти записався, і нас, рабів ворога і гріха, визволив. У всьому ж зубожівши, Христе, щоб стати, як ми, Ти створеного з праху – богом учинив єднанням оцим і сопричастям.</w:t>
-      </w:r>
-    </w:p>
-    <w:p>
-      <w:pPr>
-        <w:spacing w:after="120" w:line="240" w:lineRule="auto"/>
-        <w:jc w:val="both"/>
-        <w:rPr>
-          <w:rFonts w:ascii="Times New Roman" w:eastAsia="Times New Roman" w:hAnsi="Times New Roman" w:cs="Times New Roman"/>
-          <w:sz w:val="24"/>
-          <w:szCs w:val="24"/>
-          <w:lang w:val="ru-MD"/>
-        </w:rPr>
-      </w:pPr>
+        <w:t xml:space="preserve">Слава І нині: </w:t>
+      </w:r>
+      <w:r>
+        <w:rPr>
+          <w:rFonts w:ascii="Times New Roman" w:eastAsia="Times New Roman" w:hAnsi="Times New Roman" w:cs="Times New Roman"/>
+          <w:sz w:val="24"/>
+          <w:szCs w:val="24"/>
+          <w:lang w:val="ru-MD"/>
+        </w:rPr>
+        <w:t>Ось Діва, – як сказано в древності, – зачавши в утробі, породила Бога, що вочоловічився, і зостається Дівою; через Неї примирившись із Богом, ми, грішні, справді істинну Богородицю з вірою оспіваймо.</w:t>
+      </w:r>
+    </w:p>
+    <w:p>
+      <w:pPr>
+        <w:spacing w:after="120" w:line="240" w:lineRule="auto"/>
+        <w:jc w:val="both"/>
+        <w:rPr>
+          <w:rFonts w:ascii="Times New Roman" w:eastAsia="Times New Roman" w:hAnsi="Times New Roman" w:cs="Times New Roman"/>
+          <w:sz w:val="24"/>
+          <w:szCs w:val="24"/>
+          <w:lang w:val="ru-MD"/>
+        </w:rPr>
+      </w:pPr>
+      <w:r>
+        <w:rPr>
+          <w:rFonts w:ascii="Times New Roman" w:eastAsia="Times New Roman" w:hAnsi="Times New Roman" w:cs="Times New Roman"/>
+          <w:i/>
+          <w:color w:val="FF0000"/>
+          <w:sz w:val="24"/>
+          <w:szCs w:val="24"/>
+          <w:lang w:val="ru-MD"/>
+        </w:rPr>
+        <w:t>Ірмос</w:t>
+      </w:r>
+      <w:r>
+        <w:rPr>
+          <w:rFonts w:ascii="Times New Roman" w:eastAsia="Times New Roman" w:hAnsi="Times New Roman" w:cs="Times New Roman"/>
+          <w:i/>
+          <w:color w:val="FF0000"/>
+          <w:sz w:val="24"/>
+          <w:szCs w:val="24"/>
+        </w:rPr>
+        <w:t> </w:t>
+      </w:r>
+      <w:r>
+        <w:rPr>
+          <w:rFonts w:ascii="Times New Roman" w:eastAsia="Times New Roman" w:hAnsi="Times New Roman" w:cs="Times New Roman"/>
+          <w:i/>
+          <w:color w:val="FF0000"/>
+          <w:sz w:val="24"/>
+          <w:szCs w:val="24"/>
+          <w:lang w:val="ru-MD"/>
+        </w:rPr>
+        <w:t>6</w:t>
+      </w:r>
+      <w:r>
+        <w:rPr>
+          <w:rFonts w:ascii="Times New Roman" w:eastAsia="Times New Roman" w:hAnsi="Times New Roman" w:cs="Times New Roman"/>
+          <w:color w:val="FF0000"/>
+          <w:sz w:val="24"/>
+          <w:szCs w:val="24"/>
+          <w:lang w:val="ru-MD"/>
+        </w:rPr>
+        <w:t xml:space="preserve">: </w:t>
+      </w:r>
       <w:r>
         <w:rPr>
           <w:rFonts w:ascii="Times New Roman" w:eastAsia="Times New Roman" w:hAnsi="Times New Roman" w:cs="Times New Roman"/>
@@ -15969,99 +14406,7 @@
           <w:szCs w:val="24"/>
           <w:lang w:val="ru-MD"/>
         </w:rPr>
-        <w:t xml:space="preserve">Слава І нині: </w:t>
-      </w:r>
-      <w:r>
-        <w:rPr>
-          <w:rFonts w:ascii="Times New Roman" w:eastAsia="Times New Roman" w:hAnsi="Times New Roman" w:cs="Times New Roman"/>
-          <w:sz w:val="24"/>
-          <w:szCs w:val="24"/>
-          <w:lang w:val="ru-MD"/>
-        </w:rPr>
-        <w:t>Ось Діва, – як сказано в древності, – зачавши в утр</w:t>
-      </w:r>
-      <w:r>
-        <w:rPr>
-          <w:rFonts w:ascii="Times New Roman" w:eastAsia="Times New Roman" w:hAnsi="Times New Roman" w:cs="Times New Roman"/>
-          <w:sz w:val="24"/>
-          <w:szCs w:val="24"/>
-          <w:lang w:val="ru-MD"/>
-        </w:rPr>
-        <w:t>обі, породила Бога, що вочоловічився, і зостається Дівою; через Неї примирившись із Богом, ми, грішні, справді істинну Богородицю з вірою оспіваймо.</w:t>
-      </w:r>
-    </w:p>
-    <w:p>
-      <w:pPr>
-        <w:spacing w:after="120" w:line="240" w:lineRule="auto"/>
-        <w:jc w:val="both"/>
-        <w:rPr>
-          <w:rFonts w:ascii="Times New Roman" w:eastAsia="Times New Roman" w:hAnsi="Times New Roman" w:cs="Times New Roman"/>
-          <w:sz w:val="24"/>
-          <w:szCs w:val="24"/>
-          <w:lang w:val="ru-MD"/>
-        </w:rPr>
-      </w:pPr>
-      <w:r>
-        <w:rPr>
-          <w:rFonts w:ascii="Times New Roman" w:eastAsia="Times New Roman" w:hAnsi="Times New Roman" w:cs="Times New Roman"/>
-          <w:i/>
-          <w:color w:val="FF0000"/>
-          <w:sz w:val="24"/>
-          <w:szCs w:val="24"/>
-          <w:lang w:val="ru-MD"/>
-        </w:rPr>
-        <w:t>Ірмос</w:t>
-      </w:r>
-      <w:r>
-        <w:rPr>
-          <w:rFonts w:ascii="Times New Roman" w:eastAsia="Times New Roman" w:hAnsi="Times New Roman" w:cs="Times New Roman"/>
-          <w:i/>
-          <w:color w:val="FF0000"/>
-          <w:sz w:val="24"/>
-          <w:szCs w:val="24"/>
-        </w:rPr>
-        <w:t> </w:t>
-      </w:r>
-      <w:r>
-        <w:rPr>
-          <w:rFonts w:ascii="Times New Roman" w:eastAsia="Times New Roman" w:hAnsi="Times New Roman" w:cs="Times New Roman"/>
-          <w:i/>
-          <w:color w:val="FF0000"/>
-          <w:sz w:val="24"/>
-          <w:szCs w:val="24"/>
-          <w:lang w:val="ru-MD"/>
-        </w:rPr>
-        <w:t>6</w:t>
-      </w:r>
-      <w:r>
-        <w:rPr>
-          <w:rFonts w:ascii="Times New Roman" w:eastAsia="Times New Roman" w:hAnsi="Times New Roman" w:cs="Times New Roman"/>
-          <w:color w:val="FF0000"/>
-          <w:sz w:val="24"/>
-          <w:szCs w:val="24"/>
-          <w:lang w:val="ru-MD"/>
-        </w:rPr>
-        <w:t xml:space="preserve">: </w:t>
-      </w:r>
-      <w:r>
-        <w:rPr>
-          <w:rFonts w:ascii="Times New Roman" w:eastAsia="Times New Roman" w:hAnsi="Times New Roman" w:cs="Times New Roman"/>
-          <w:b/>
-          <w:sz w:val="24"/>
-          <w:szCs w:val="24"/>
-          <w:lang w:val="ru-MD"/>
-        </w:rPr>
-        <w:t>Йону, як дитину,* з утроби своєї викинув морський звір, якого він прийняв;* а Слово Боже, що всели</w:t>
-      </w:r>
-      <w:r>
-        <w:rPr>
-          <w:rFonts w:ascii="Times New Roman" w:eastAsia="Times New Roman" w:hAnsi="Times New Roman" w:cs="Times New Roman"/>
-          <w:b/>
-          <w:sz w:val="24"/>
-          <w:szCs w:val="24"/>
-          <w:lang w:val="ru-MD"/>
-        </w:rPr>
-        <w:t xml:space="preserve">лося в Діві і тіло прийняло,* вийшло з неї,* </w:t>
+        <w:t xml:space="preserve">Йону, як дитину,* з утроби своєї викинув морський звір, якого він прийняв;* а Слово Боже, що вселилося в Діві і тіло прийняло,* вийшло з неї,* </w:t>
       </w:r>
       <w:r>
         <w:rPr>
@@ -16137,16 +14482,7 @@
           <w:szCs w:val="24"/>
           <w:lang w:val="ru-MD"/>
         </w:rPr>
-        <w:t>Прийшов, воплотившись, Христос Бог наш, якого Отець із лона перед зі</w:t>
-      </w:r>
-      <w:r>
-        <w:rPr>
-          <w:rFonts w:ascii="Times New Roman" w:eastAsia="Times New Roman" w:hAnsi="Times New Roman" w:cs="Times New Roman"/>
-          <w:sz w:val="24"/>
-          <w:szCs w:val="24"/>
-          <w:lang w:val="ru-MD"/>
-        </w:rPr>
-        <w:t>рницею зроджує; і Той, Хто тримає повіддя Пречистих Сил, в ясла скоту безсловесного покладається, і пеленами повивається, щоб розірвати густо сплетені пута прогрішень.</w:t>
+        <w:t>Прийшов, воплотившись, Христос Бог наш, якого Отець із лона перед зірницею зроджує; і Той, Хто тримає повіддя Пречистих Сил, в ясла скоту безсловесного покладається, і пеленами повивається, щоб розірвати густо сплетені пута прогрішень.</w:t>
       </w:r>
     </w:p>
     <w:p>
@@ -16177,16 +14513,7 @@
           <w:szCs w:val="24"/>
           <w:lang w:val="ru-MD"/>
         </w:rPr>
-        <w:t>Юне Дитя з Адамового єства – Син народжений і вірним даний; Він же майбутн</w:t>
-      </w:r>
-      <w:r>
-        <w:rPr>
-          <w:rFonts w:ascii="Times New Roman" w:eastAsia="Times New Roman" w:hAnsi="Times New Roman" w:cs="Times New Roman"/>
-          <w:sz w:val="24"/>
-          <w:szCs w:val="24"/>
-          <w:lang w:val="ru-MD"/>
-        </w:rPr>
-        <w:t>ього віку Отець і Князь, і нарікається Великої Ради Ангелом; Він єсть Бог кріпкий і тримає у владі все творіння.</w:t>
+        <w:t>Юне Дитя з Адамового єства – Син народжений і вірним даний; Він же майбутнього віку Отець і Князь, і нарікається Великої Ради Ангелом; Він єсть Бог кріпкий і тримає у владі все творіння.</w:t>
       </w:r>
     </w:p>
     <w:p>
@@ -16424,7 +14751,336 @@
           <w:u w:val="single"/>
           <w:lang w:val="ru-MD"/>
         </w:rPr>
-        <w:t>[Благодаримо Тебе, Господи, Боже спасіння нашог</w:t>
+        <w:t>[Благодаримо Тебе, Господи, Боже спасіння нашого, бо ти все робиш для добра життя нашого, щоб ми завжди на тебе споглядали, Спасителю й Доброчинцю душ наших. Бо ти дав спокій нам у час минулої ночі й підвів нас, щоб ми поклонялися величному імені твоєму. Тому молимо тебе, Господи: Дай нам ласку й силу, щоб ми стали гідними співати тобі розумно й молитися безупинно та в страсі і тремтінні над нашим спасінням працювали, при заступництві Христа твого. Пом'яни, Господи, і тих, що вночі до тебе кличуть. Вислухай їх і помилуй, і круши під ноги їх невидимих і войовничих ворогів.]</w:t>
+      </w:r>
+    </w:p>
+    <w:p>
+      <w:pPr>
+        <w:spacing w:after="120" w:line="240" w:lineRule="auto"/>
+        <w:jc w:val="both"/>
+        <w:rPr>
+          <w:rFonts w:ascii="Times New Roman" w:eastAsia="Times New Roman" w:hAnsi="Times New Roman" w:cs="Times New Roman"/>
+          <w:sz w:val="24"/>
+          <w:szCs w:val="24"/>
+          <w:lang w:val="ru-MD"/>
+        </w:rPr>
+      </w:pPr>
+      <w:r>
+        <w:rPr>
+          <w:rFonts w:ascii="Times New Roman" w:eastAsia="Times New Roman" w:hAnsi="Times New Roman" w:cs="Times New Roman"/>
+          <w:i/>
+          <w:color w:val="FF0000"/>
+          <w:sz w:val="24"/>
+          <w:szCs w:val="24"/>
+          <w:lang w:val="ru-MD"/>
+        </w:rPr>
+        <w:t>Священик:</w:t>
+      </w:r>
+      <w:r>
+        <w:rPr>
+          <w:rFonts w:ascii="Times New Roman" w:eastAsia="Times New Roman" w:hAnsi="Times New Roman" w:cs="Times New Roman"/>
+          <w:i/>
+          <w:color w:val="FF0000"/>
+          <w:sz w:val="24"/>
+          <w:szCs w:val="24"/>
+        </w:rPr>
+        <w:t> </w:t>
+      </w:r>
+      <w:r>
+        <w:rPr>
+          <w:rFonts w:ascii="Times New Roman" w:eastAsia="Times New Roman" w:hAnsi="Times New Roman" w:cs="Times New Roman"/>
+          <w:color w:val="000000"/>
+          <w:sz w:val="24"/>
+          <w:szCs w:val="24"/>
+          <w:lang w:val="ru-MD"/>
+        </w:rPr>
+        <w:t>Бо Ти цар миру і Спас душ наших і Тобі славу возсилаємо: Отцю, і Сину, і Святому Духові</w:t>
+      </w:r>
+      <w:r>
+        <w:rPr>
+          <w:rFonts w:ascii="Times New Roman" w:eastAsia="Times New Roman" w:hAnsi="Times New Roman" w:cs="Times New Roman"/>
+          <w:sz w:val="24"/>
+          <w:szCs w:val="24"/>
+          <w:lang w:val="ru-MD"/>
+        </w:rPr>
+        <w:t>, нині і повсякчас, і на віки віків.</w:t>
+      </w:r>
+    </w:p>
+    <w:p>
+      <w:pPr>
+        <w:spacing w:after="120" w:line="240" w:lineRule="auto"/>
+        <w:jc w:val="both"/>
+        <w:rPr>
+          <w:rFonts w:ascii="Times New Roman" w:eastAsia="Times New Roman" w:hAnsi="Times New Roman" w:cs="Times New Roman"/>
+          <w:i/>
+          <w:sz w:val="24"/>
+          <w:szCs w:val="24"/>
+          <w:lang w:val="ru-MD"/>
+        </w:rPr>
+      </w:pPr>
+      <w:r>
+        <w:rPr>
+          <w:rFonts w:ascii="Times New Roman" w:eastAsia="Times New Roman" w:hAnsi="Times New Roman" w:cs="Times New Roman"/>
+          <w:i/>
+          <w:color w:val="FF0000"/>
+          <w:sz w:val="24"/>
+          <w:szCs w:val="24"/>
+          <w:lang w:val="ru-MD"/>
+        </w:rPr>
+        <w:t>Вірні:</w:t>
+      </w:r>
+      <w:r>
+        <w:rPr>
+          <w:rFonts w:ascii="Times New Roman" w:eastAsia="Times New Roman" w:hAnsi="Times New Roman" w:cs="Times New Roman"/>
+          <w:color w:val="FF0000"/>
+          <w:sz w:val="24"/>
+          <w:szCs w:val="24"/>
+          <w:lang w:val="ru-MD"/>
+        </w:rPr>
+        <w:t xml:space="preserve"> </w:t>
+      </w:r>
+      <w:r>
+        <w:rPr>
+          <w:rFonts w:ascii="Times New Roman" w:eastAsia="Times New Roman" w:hAnsi="Times New Roman" w:cs="Times New Roman"/>
+          <w:sz w:val="24"/>
+          <w:szCs w:val="24"/>
+          <w:lang w:val="ru-MD"/>
+        </w:rPr>
+        <w:t>Амінь</w:t>
+      </w:r>
+      <w:r>
+        <w:rPr>
+          <w:rFonts w:ascii="Times New Roman" w:eastAsia="Times New Roman" w:hAnsi="Times New Roman" w:cs="Times New Roman"/>
+          <w:i/>
+          <w:sz w:val="24"/>
+          <w:szCs w:val="24"/>
+          <w:lang w:val="ru-MD"/>
+        </w:rPr>
+        <w:t>.</w:t>
+      </w:r>
+    </w:p>
+    <w:p>
+      <w:pPr>
+        <w:spacing w:after="120" w:line="240" w:lineRule="auto"/>
+        <w:jc w:val="both"/>
+        <w:rPr>
+          <w:rFonts w:ascii="Times New Roman" w:eastAsia="Times New Roman" w:hAnsi="Times New Roman" w:cs="Times New Roman"/>
+          <w:i/>
+          <w:sz w:val="24"/>
+          <w:szCs w:val="24"/>
+          <w:lang w:val="ru-MD"/>
+        </w:rPr>
+      </w:pPr>
+    </w:p>
+    <w:p>
+      <w:pPr>
+        <w:spacing w:after="120" w:line="240" w:lineRule="auto"/>
+        <w:jc w:val="both"/>
+        <w:rPr>
+          <w:rFonts w:ascii="Times New Roman" w:eastAsia="Times New Roman" w:hAnsi="Times New Roman" w:cs="Times New Roman"/>
+          <w:b/>
+          <w:sz w:val="24"/>
+          <w:szCs w:val="24"/>
+          <w:lang w:val="ru-MD"/>
+        </w:rPr>
+      </w:pPr>
+      <w:r>
+        <w:rPr>
+          <w:rFonts w:ascii="Times New Roman" w:eastAsia="Times New Roman" w:hAnsi="Times New Roman" w:cs="Times New Roman"/>
+          <w:i/>
+          <w:color w:val="FF0000"/>
+          <w:sz w:val="24"/>
+          <w:szCs w:val="24"/>
+          <w:lang w:val="ru-MD"/>
+        </w:rPr>
+        <w:t>(г. 3):</w:t>
+      </w:r>
+      <w:r>
+        <w:rPr>
+          <w:rFonts w:ascii="Times New Roman" w:eastAsia="Times New Roman" w:hAnsi="Times New Roman" w:cs="Times New Roman"/>
+          <w:color w:val="FF0000"/>
+          <w:sz w:val="24"/>
+          <w:szCs w:val="24"/>
+          <w:lang w:val="ru-MD"/>
+        </w:rPr>
+        <w:t xml:space="preserve"> </w:t>
+      </w:r>
+      <w:r>
+        <w:rPr>
+          <w:rFonts w:ascii="Times New Roman" w:eastAsia="Times New Roman" w:hAnsi="Times New Roman" w:cs="Times New Roman"/>
+          <w:sz w:val="24"/>
+          <w:szCs w:val="24"/>
+          <w:lang w:val="ru-MD"/>
+        </w:rPr>
+        <w:t>Діва днесь преістотного родить* і земля вертеп неприступному приносить.* Ангели з пастирями славословлять,* а волхви зо звіздою подорожують,* бо ради нас родилося Дитя мале – превічний Бог.</w:t>
+      </w:r>
+    </w:p>
+    <w:p>
+      <w:pPr>
+        <w:spacing w:after="120" w:line="240" w:lineRule="auto"/>
+        <w:jc w:val="both"/>
+        <w:rPr>
+          <w:rFonts w:ascii="Times New Roman" w:eastAsia="Times New Roman" w:hAnsi="Times New Roman" w:cs="Times New Roman"/>
+          <w:b/>
+          <w:i/>
+          <w:color w:val="FF0000"/>
+          <w:sz w:val="24"/>
+          <w:szCs w:val="24"/>
+          <w:lang w:val="ru-MD"/>
+        </w:rPr>
+      </w:pPr>
+      <w:r>
+        <w:rPr>
+          <w:rFonts w:ascii="Times New Roman" w:eastAsia="Times New Roman" w:hAnsi="Times New Roman" w:cs="Times New Roman"/>
+          <w:b/>
+          <w:i/>
+          <w:color w:val="FF0000"/>
+          <w:sz w:val="24"/>
+          <w:szCs w:val="24"/>
+          <w:lang w:val="ru-MD"/>
+        </w:rPr>
+        <w:t>Ікос:</w:t>
+      </w:r>
+    </w:p>
+    <w:p>
+      <w:pPr>
+        <w:spacing w:after="120" w:line="240" w:lineRule="auto"/>
+        <w:jc w:val="both"/>
+        <w:rPr>
+          <w:rFonts w:ascii="Times New Roman" w:eastAsia="Times New Roman" w:hAnsi="Times New Roman" w:cs="Times New Roman"/>
+          <w:sz w:val="24"/>
+          <w:szCs w:val="24"/>
+          <w:lang w:val="ru-MD"/>
+        </w:rPr>
+      </w:pPr>
+      <w:r>
+        <w:rPr>
+          <w:rFonts w:ascii="Times New Roman" w:eastAsia="Times New Roman" w:hAnsi="Times New Roman" w:cs="Times New Roman"/>
+          <w:sz w:val="24"/>
+          <w:szCs w:val="24"/>
+          <w:lang w:val="ru-MD"/>
+        </w:rPr>
+        <w:t xml:space="preserve">Вифлеєм відкрив Едем, прийдіте, побачмо; насолоду потаємно здобули ми; прийдіте, приймімо райські радощі всередині вертепу. Там явився Корінь незрошений, що зрощує відпущення; там знайшовся Колодязь некопаний, з Якого </w:t>
+      </w:r>
+      <w:r>
+        <w:rPr>
+          <w:rFonts w:ascii="Times New Roman" w:eastAsia="Times New Roman" w:hAnsi="Times New Roman" w:cs="Times New Roman"/>
+          <w:sz w:val="24"/>
+          <w:szCs w:val="24"/>
+          <w:lang w:val="ru-MD"/>
+        </w:rPr>
+        <w:lastRenderedPageBreak/>
+        <w:t>Давид напитися в древності запрагнув; там Діва, зродивши Младенця, зразу втамувала спрагу Адамову і Давидову. Ради того поспішім туди, де родилося Дитя мале – Предвічний Бог.</w:t>
+      </w:r>
+    </w:p>
+    <w:p>
+      <w:pPr>
+        <w:spacing w:after="120" w:line="240" w:lineRule="auto"/>
+        <w:jc w:val="both"/>
+        <w:rPr>
+          <w:rFonts w:ascii="Times New Roman" w:eastAsia="Times New Roman" w:hAnsi="Times New Roman" w:cs="Times New Roman"/>
+          <w:sz w:val="24"/>
+          <w:szCs w:val="24"/>
+          <w:lang w:val="ru-MD"/>
+        </w:rPr>
+      </w:pPr>
+    </w:p>
+    <w:p>
+      <w:pPr>
+        <w:spacing w:after="120" w:line="240" w:lineRule="auto"/>
+        <w:jc w:val="both"/>
+        <w:rPr>
+          <w:rFonts w:ascii="Times New Roman" w:eastAsia="Times New Roman" w:hAnsi="Times New Roman" w:cs="Times New Roman"/>
+          <w:b/>
+          <w:sz w:val="24"/>
+          <w:szCs w:val="24"/>
+          <w:lang w:val="ru-MD"/>
+        </w:rPr>
+      </w:pPr>
+      <w:r>
+        <w:rPr>
+          <w:rFonts w:ascii="Times New Roman" w:eastAsia="Times New Roman" w:hAnsi="Times New Roman" w:cs="Times New Roman"/>
+          <w:i/>
+          <w:color w:val="FF0000"/>
+          <w:sz w:val="24"/>
+          <w:szCs w:val="24"/>
+          <w:lang w:val="ru-MD"/>
+        </w:rPr>
+        <w:t>Ірмос</w:t>
+      </w:r>
+      <w:r>
+        <w:rPr>
+          <w:rFonts w:ascii="Times New Roman" w:eastAsia="Times New Roman" w:hAnsi="Times New Roman" w:cs="Times New Roman"/>
+          <w:i/>
+          <w:color w:val="FF0000"/>
+          <w:sz w:val="24"/>
+          <w:szCs w:val="24"/>
+        </w:rPr>
+        <w:t> </w:t>
+      </w:r>
+      <w:r>
+        <w:rPr>
+          <w:rFonts w:ascii="Times New Roman" w:eastAsia="Times New Roman" w:hAnsi="Times New Roman" w:cs="Times New Roman"/>
+          <w:i/>
+          <w:color w:val="FF0000"/>
+          <w:sz w:val="24"/>
+          <w:szCs w:val="24"/>
+          <w:lang w:val="ru-MD"/>
+        </w:rPr>
+        <w:t>7</w:t>
+      </w:r>
+      <w:r>
+        <w:rPr>
+          <w:rFonts w:ascii="Times New Roman" w:eastAsia="Times New Roman" w:hAnsi="Times New Roman" w:cs="Times New Roman"/>
+          <w:color w:val="FF0000"/>
+          <w:sz w:val="24"/>
+          <w:szCs w:val="24"/>
+          <w:lang w:val="ru-MD"/>
+        </w:rPr>
+        <w:t xml:space="preserve">: </w:t>
+      </w:r>
+      <w:r>
+        <w:rPr>
+          <w:rFonts w:ascii="Times New Roman" w:eastAsia="Times New Roman" w:hAnsi="Times New Roman" w:cs="Times New Roman"/>
+          <w:b/>
+          <w:sz w:val="24"/>
+          <w:szCs w:val="24"/>
+          <w:lang w:val="ru-MD"/>
+        </w:rPr>
+        <w:t>Юнаки, що виховані були у побожності,* безбожного наказу не послухались,* ані погроз вогнем не злякалися,* але серед полум'я співали:* Боже батьків, ти благословенний.</w:t>
+      </w:r>
+    </w:p>
+    <w:p>
+      <w:pPr>
+        <w:spacing w:after="120" w:line="240" w:lineRule="auto"/>
+        <w:jc w:val="both"/>
+        <w:rPr>
+          <w:rFonts w:ascii="Times New Roman" w:eastAsia="Times New Roman" w:hAnsi="Times New Roman" w:cs="Times New Roman"/>
+          <w:sz w:val="24"/>
+          <w:szCs w:val="24"/>
+          <w:lang w:val="ru-MD"/>
+        </w:rPr>
+      </w:pPr>
+      <w:r>
+        <w:rPr>
+          <w:rFonts w:ascii="Times New Roman" w:eastAsia="Times New Roman" w:hAnsi="Times New Roman" w:cs="Times New Roman"/>
+          <w:i/>
+          <w:color w:val="FF0000"/>
+          <w:sz w:val="24"/>
+          <w:szCs w:val="24"/>
+          <w:lang w:val="ru-MD"/>
+        </w:rPr>
+        <w:t>Стих:</w:t>
+      </w:r>
+      <w:r>
+        <w:rPr>
+          <w:rFonts w:ascii="Times New Roman" w:eastAsia="Times New Roman" w:hAnsi="Times New Roman" w:cs="Times New Roman"/>
+          <w:i/>
+          <w:sz w:val="24"/>
+          <w:szCs w:val="24"/>
+          <w:lang w:val="ru-MD"/>
+        </w:rPr>
+        <w:t xml:space="preserve"> </w:t>
       </w:r>
       <w:r>
         <w:rPr>
@@ -16434,7 +15090,61 @@
           <w:u w:val="single"/>
           <w:lang w:val="ru-MD"/>
         </w:rPr>
-        <w:t>о, бо ти все робиш для добра життя нашого, щоб ми завжди на тебе споглядали, Спасителю й Доброчинцю душ наших. Бо ти дав спокій нам у час минулої ночі й підвів нас, щоб ми поклонялися величному імені твоєму. Тому молимо тебе, Господи: Дай нам ласку й силу,</w:t>
+        <w:t>Слава, Господи, святому Різдву Твоєму.</w:t>
+      </w:r>
+    </w:p>
+    <w:p>
+      <w:pPr>
+        <w:spacing w:after="120" w:line="240" w:lineRule="auto"/>
+        <w:jc w:val="both"/>
+        <w:rPr>
+          <w:rFonts w:ascii="Times New Roman" w:eastAsia="Times New Roman" w:hAnsi="Times New Roman" w:cs="Times New Roman"/>
+          <w:sz w:val="24"/>
+          <w:szCs w:val="24"/>
+          <w:lang w:val="ru-MD"/>
+        </w:rPr>
+      </w:pPr>
+      <w:r>
+        <w:rPr>
+          <w:rFonts w:ascii="Times New Roman" w:eastAsia="Times New Roman" w:hAnsi="Times New Roman" w:cs="Times New Roman"/>
+          <w:sz w:val="24"/>
+          <w:szCs w:val="24"/>
+          <w:lang w:val="ru-MD"/>
+        </w:rPr>
+        <w:t>Пастухи, що в полі перебували, отримали вражаюче явління світла; слава бо Господня осяяла їх, і Ангел кликнув: «Хвалу співайте, бо родився Христос! Отців Боже, благословен єси!»</w:t>
+      </w:r>
+    </w:p>
+    <w:p>
+      <w:pPr>
+        <w:spacing w:after="120" w:line="240" w:lineRule="auto"/>
+        <w:jc w:val="both"/>
+        <w:rPr>
+          <w:rFonts w:ascii="Times New Roman" w:eastAsia="Times New Roman" w:hAnsi="Times New Roman" w:cs="Times New Roman"/>
+          <w:sz w:val="24"/>
+          <w:szCs w:val="24"/>
+          <w:lang w:val="ru-MD"/>
+        </w:rPr>
+      </w:pPr>
+      <w:r>
+        <w:rPr>
+          <w:rFonts w:ascii="Times New Roman" w:eastAsia="Times New Roman" w:hAnsi="Times New Roman" w:cs="Times New Roman"/>
+          <w:i/>
+          <w:color w:val="FF0000"/>
+          <w:sz w:val="24"/>
+          <w:szCs w:val="24"/>
+          <w:lang w:val="ru-MD"/>
+        </w:rPr>
+        <w:t>Стих:</w:t>
+      </w:r>
+      <w:r>
+        <w:rPr>
+          <w:rFonts w:ascii="Times New Roman" w:eastAsia="Times New Roman" w:hAnsi="Times New Roman" w:cs="Times New Roman"/>
+          <w:i/>
+          <w:sz w:val="24"/>
+          <w:szCs w:val="24"/>
+          <w:lang w:val="ru-MD"/>
+        </w:rPr>
+        <w:t xml:space="preserve"> </w:t>
       </w:r>
       <w:r>
         <w:rPr>
@@ -16444,7 +15154,156 @@
           <w:u w:val="single"/>
           <w:lang w:val="ru-MD"/>
         </w:rPr>
-        <w:t xml:space="preserve"> щоб ми стали гідними співати тобі розумно й молитися безупинно та в страсі і тремтінні над нашим спасінням працювали, при заступництві Христа твого. Пом'яни, Господи, і тих, що вночі до тебе кличуть. Вислухай їх і помилуй, і круши під ноги їх невидимих і </w:t>
+        <w:t>Слава, Господи, святому Різдву Твоєму.</w:t>
+      </w:r>
+    </w:p>
+    <w:p>
+      <w:pPr>
+        <w:spacing w:after="120" w:line="240" w:lineRule="auto"/>
+        <w:jc w:val="both"/>
+        <w:rPr>
+          <w:rFonts w:ascii="Times New Roman" w:eastAsia="Times New Roman" w:hAnsi="Times New Roman" w:cs="Times New Roman"/>
+          <w:sz w:val="24"/>
+          <w:szCs w:val="24"/>
+          <w:lang w:val="ru-MD"/>
+        </w:rPr>
+      </w:pPr>
+      <w:r>
+        <w:rPr>
+          <w:rFonts w:ascii="Times New Roman" w:eastAsia="Times New Roman" w:hAnsi="Times New Roman" w:cs="Times New Roman"/>
+          <w:sz w:val="24"/>
+          <w:szCs w:val="24"/>
+          <w:lang w:val="ru-MD"/>
+        </w:rPr>
+        <w:t>Зненацька, зо словом Ангела Небесні Воїнства візвали: «Слава Богу во вишніх, на землі мир, серед людей благовоління: возсіяв Христос! Отців Боже, благословен єси!»</w:t>
+      </w:r>
+    </w:p>
+    <w:p>
+      <w:pPr>
+        <w:spacing w:after="120" w:line="240" w:lineRule="auto"/>
+        <w:jc w:val="both"/>
+        <w:rPr>
+          <w:rFonts w:ascii="Times New Roman" w:eastAsia="Times New Roman" w:hAnsi="Times New Roman" w:cs="Times New Roman"/>
+          <w:sz w:val="24"/>
+          <w:szCs w:val="24"/>
+          <w:lang w:val="ru-MD"/>
+        </w:rPr>
+      </w:pPr>
+      <w:r>
+        <w:rPr>
+          <w:rFonts w:ascii="Times New Roman" w:eastAsia="Times New Roman" w:hAnsi="Times New Roman" w:cs="Times New Roman"/>
+          <w:b/>
+          <w:sz w:val="24"/>
+          <w:szCs w:val="24"/>
+          <w:lang w:val="ru-MD"/>
+        </w:rPr>
+        <w:t xml:space="preserve">Слава І нині: </w:t>
+      </w:r>
+      <w:r>
+        <w:rPr>
+          <w:rFonts w:ascii="Times New Roman" w:eastAsia="Times New Roman" w:hAnsi="Times New Roman" w:cs="Times New Roman"/>
+          <w:sz w:val="24"/>
+          <w:szCs w:val="24"/>
+          <w:lang w:val="ru-MD"/>
+        </w:rPr>
+        <w:t>«Що то за мова? – сказали пастухи, – Ходімо, подивімося на те, що сталося, на Божественного Христа». А як дісталися до Вифлеєму, то з Родителькою поклонилися, виспівуючи: «Отців Боже, благословен єси!»</w:t>
+      </w:r>
+    </w:p>
+    <w:p>
+      <w:pPr>
+        <w:spacing w:after="120" w:line="240" w:lineRule="auto"/>
+        <w:jc w:val="both"/>
+        <w:rPr>
+          <w:rFonts w:ascii="Times New Roman" w:eastAsia="Times New Roman" w:hAnsi="Times New Roman" w:cs="Times New Roman"/>
+          <w:sz w:val="24"/>
+          <w:szCs w:val="24"/>
+          <w:lang w:val="ru-MD"/>
+        </w:rPr>
+      </w:pPr>
+      <w:r>
+        <w:rPr>
+          <w:rFonts w:ascii="Times New Roman" w:eastAsia="Times New Roman" w:hAnsi="Times New Roman" w:cs="Times New Roman"/>
+          <w:i/>
+          <w:color w:val="FF0000"/>
+          <w:sz w:val="24"/>
+          <w:szCs w:val="24"/>
+          <w:lang w:val="ru-MD"/>
+        </w:rPr>
+        <w:t>Ірмос</w:t>
+      </w:r>
+      <w:r>
+        <w:rPr>
+          <w:rFonts w:ascii="Times New Roman" w:eastAsia="Times New Roman" w:hAnsi="Times New Roman" w:cs="Times New Roman"/>
+          <w:i/>
+          <w:color w:val="FF0000"/>
+          <w:sz w:val="24"/>
+          <w:szCs w:val="24"/>
+        </w:rPr>
+        <w:t> </w:t>
+      </w:r>
+      <w:r>
+        <w:rPr>
+          <w:rFonts w:ascii="Times New Roman" w:eastAsia="Times New Roman" w:hAnsi="Times New Roman" w:cs="Times New Roman"/>
+          <w:i/>
+          <w:color w:val="FF0000"/>
+          <w:sz w:val="24"/>
+          <w:szCs w:val="24"/>
+          <w:lang w:val="ru-MD"/>
+        </w:rPr>
+        <w:t>8</w:t>
+      </w:r>
+      <w:r>
+        <w:rPr>
+          <w:rFonts w:ascii="Times New Roman" w:eastAsia="Times New Roman" w:hAnsi="Times New Roman" w:cs="Times New Roman"/>
+          <w:color w:val="FF0000"/>
+          <w:sz w:val="24"/>
+          <w:szCs w:val="24"/>
+          <w:lang w:val="ru-MD"/>
+        </w:rPr>
+        <w:t xml:space="preserve">: </w:t>
+      </w:r>
+      <w:r>
+        <w:rPr>
+          <w:rFonts w:ascii="Times New Roman" w:eastAsia="Times New Roman" w:hAnsi="Times New Roman" w:cs="Times New Roman"/>
+          <w:b/>
+          <w:sz w:val="24"/>
+          <w:szCs w:val="24"/>
+          <w:lang w:val="ru-MD"/>
+        </w:rPr>
+        <w:t>Образом незбагненного чуда була росоносна піч,* бо, як вона не спалила юнаків,* так і вогонь Божества не спалив Діви,* що у її лоно ввійшов.* Тому голосно заспіваймо:* Всі створіння нехай благословляють Господа і величають його повіки!</w:t>
+      </w:r>
+    </w:p>
+    <w:p>
+      <w:pPr>
+        <w:spacing w:after="120" w:line="240" w:lineRule="auto"/>
+        <w:jc w:val="both"/>
+        <w:rPr>
+          <w:rFonts w:ascii="Times New Roman" w:eastAsia="Times New Roman" w:hAnsi="Times New Roman" w:cs="Times New Roman"/>
+          <w:sz w:val="24"/>
+          <w:szCs w:val="24"/>
+          <w:lang w:val="ru-MD"/>
+        </w:rPr>
+      </w:pPr>
+      <w:r>
+        <w:rPr>
+          <w:rFonts w:ascii="Times New Roman" w:eastAsia="Times New Roman" w:hAnsi="Times New Roman" w:cs="Times New Roman"/>
+          <w:i/>
+          <w:color w:val="FF0000"/>
+          <w:sz w:val="24"/>
+          <w:szCs w:val="24"/>
+          <w:lang w:val="ru-MD"/>
+        </w:rPr>
+        <w:t>Стих:</w:t>
+      </w:r>
+      <w:r>
+        <w:rPr>
+          <w:rFonts w:ascii="Times New Roman" w:eastAsia="Times New Roman" w:hAnsi="Times New Roman" w:cs="Times New Roman"/>
+          <w:i/>
+          <w:sz w:val="24"/>
+          <w:szCs w:val="24"/>
+          <w:lang w:val="ru-MD"/>
+        </w:rPr>
+        <w:t xml:space="preserve"> </w:t>
       </w:r>
       <w:r>
         <w:rPr>
@@ -16454,88 +15313,56 @@
           <w:u w:val="single"/>
           <w:lang w:val="ru-MD"/>
         </w:rPr>
-        <w:t>войовничих ворогів.]</w:t>
-      </w:r>
-    </w:p>
-    <w:p>
-      <w:pPr>
-        <w:spacing w:after="120" w:line="240" w:lineRule="auto"/>
-        <w:jc w:val="both"/>
-        <w:rPr>
-          <w:rFonts w:ascii="Times New Roman" w:eastAsia="Times New Roman" w:hAnsi="Times New Roman" w:cs="Times New Roman"/>
-          <w:sz w:val="24"/>
-          <w:szCs w:val="24"/>
-          <w:lang w:val="ru-MD"/>
-        </w:rPr>
-      </w:pPr>
-      <w:r>
-        <w:rPr>
-          <w:rFonts w:ascii="Times New Roman" w:eastAsia="Times New Roman" w:hAnsi="Times New Roman" w:cs="Times New Roman"/>
-          <w:i/>
-          <w:color w:val="FF0000"/>
-          <w:sz w:val="24"/>
-          <w:szCs w:val="24"/>
-          <w:lang w:val="ru-MD"/>
-        </w:rPr>
-        <w:t>Священик:</w:t>
-      </w:r>
-      <w:r>
-        <w:rPr>
-          <w:rFonts w:ascii="Times New Roman" w:eastAsia="Times New Roman" w:hAnsi="Times New Roman" w:cs="Times New Roman"/>
-          <w:i/>
-          <w:color w:val="FF0000"/>
-          <w:sz w:val="24"/>
-          <w:szCs w:val="24"/>
-        </w:rPr>
-        <w:t> </w:t>
-      </w:r>
-      <w:r>
-        <w:rPr>
-          <w:rFonts w:ascii="Times New Roman" w:eastAsia="Times New Roman" w:hAnsi="Times New Roman" w:cs="Times New Roman"/>
-          <w:color w:val="000000"/>
-          <w:sz w:val="24"/>
-          <w:szCs w:val="24"/>
-          <w:lang w:val="ru-MD"/>
-        </w:rPr>
-        <w:t>Бо Ти цар миру і Спас душ наших і Тобі славу возсилаємо: Отцю, і Сину, і Святому Духові</w:t>
-      </w:r>
-      <w:r>
-        <w:rPr>
-          <w:rFonts w:ascii="Times New Roman" w:eastAsia="Times New Roman" w:hAnsi="Times New Roman" w:cs="Times New Roman"/>
-          <w:sz w:val="24"/>
-          <w:szCs w:val="24"/>
-          <w:lang w:val="ru-MD"/>
-        </w:rPr>
-        <w:t>, нині і повсякчас, і на віки віків.</w:t>
-      </w:r>
-    </w:p>
-    <w:p>
-      <w:pPr>
-        <w:spacing w:after="120" w:line="240" w:lineRule="auto"/>
-        <w:jc w:val="both"/>
-        <w:rPr>
-          <w:rFonts w:ascii="Times New Roman" w:eastAsia="Times New Roman" w:hAnsi="Times New Roman" w:cs="Times New Roman"/>
-          <w:i/>
-          <w:sz w:val="24"/>
-          <w:szCs w:val="24"/>
-          <w:lang w:val="ru-MD"/>
-        </w:rPr>
-      </w:pPr>
-      <w:r>
-        <w:rPr>
-          <w:rFonts w:ascii="Times New Roman" w:eastAsia="Times New Roman" w:hAnsi="Times New Roman" w:cs="Times New Roman"/>
-          <w:i/>
-          <w:color w:val="FF0000"/>
-          <w:sz w:val="24"/>
-          <w:szCs w:val="24"/>
-          <w:lang w:val="ru-MD"/>
-        </w:rPr>
-        <w:t>Вірні:</w:t>
-      </w:r>
-      <w:r>
-        <w:rPr>
-          <w:rFonts w:ascii="Times New Roman" w:eastAsia="Times New Roman" w:hAnsi="Times New Roman" w:cs="Times New Roman"/>
-          <w:color w:val="FF0000"/>
+        <w:t>Слава, Господи, святому Різдву Твоєму.</w:t>
+      </w:r>
+    </w:p>
+    <w:p>
+      <w:pPr>
+        <w:spacing w:after="120" w:line="240" w:lineRule="auto"/>
+        <w:jc w:val="both"/>
+        <w:rPr>
+          <w:rFonts w:ascii="Times New Roman" w:eastAsia="Times New Roman" w:hAnsi="Times New Roman" w:cs="Times New Roman"/>
+          <w:sz w:val="24"/>
+          <w:szCs w:val="24"/>
+          <w:lang w:val="ru-MD"/>
+        </w:rPr>
+      </w:pPr>
+      <w:r>
+        <w:rPr>
+          <w:rFonts w:ascii="Times New Roman" w:eastAsia="Times New Roman" w:hAnsi="Times New Roman" w:cs="Times New Roman"/>
+          <w:sz w:val="24"/>
+          <w:szCs w:val="24"/>
+          <w:lang w:val="ru-MD"/>
+        </w:rPr>
+        <w:t>Тягне дочка вавілонська полонених отроків Давидових до себе, та сама своїх дітей – волхвів з дарами посилає благати Давидову Дочку, що прийняла в Себе Бога. Тому вознесімо піснеспів: «Хай благословляє все творіння Господа і превозносить по всі віки!»</w:t>
+      </w:r>
+    </w:p>
+    <w:p>
+      <w:pPr>
+        <w:spacing w:after="120" w:line="240" w:lineRule="auto"/>
+        <w:jc w:val="both"/>
+        <w:rPr>
+          <w:rFonts w:ascii="Times New Roman" w:eastAsia="Times New Roman" w:hAnsi="Times New Roman" w:cs="Times New Roman"/>
+          <w:sz w:val="24"/>
+          <w:szCs w:val="24"/>
+          <w:lang w:val="ru-MD"/>
+        </w:rPr>
+      </w:pPr>
+      <w:r>
+        <w:rPr>
+          <w:rFonts w:ascii="Times New Roman" w:eastAsia="Times New Roman" w:hAnsi="Times New Roman" w:cs="Times New Roman"/>
+          <w:i/>
+          <w:color w:val="FF0000"/>
+          <w:sz w:val="24"/>
+          <w:szCs w:val="24"/>
+          <w:lang w:val="ru-MD"/>
+        </w:rPr>
+        <w:t>Стих:</w:t>
+      </w:r>
+      <w:r>
+        <w:rPr>
+          <w:rFonts w:ascii="Times New Roman" w:eastAsia="Times New Roman" w:hAnsi="Times New Roman" w:cs="Times New Roman"/>
+          <w:i/>
           <w:sz w:val="24"/>
           <w:szCs w:val="24"/>
           <w:lang w:val="ru-MD"/>
@@ -16547,278 +15374,6 @@
           <w:rFonts w:ascii="Times New Roman" w:eastAsia="Times New Roman" w:hAnsi="Times New Roman" w:cs="Times New Roman"/>
           <w:sz w:val="24"/>
           <w:szCs w:val="24"/>
-          <w:lang w:val="ru-MD"/>
-        </w:rPr>
-        <w:t>Амінь</w:t>
-      </w:r>
-      <w:r>
-        <w:rPr>
-          <w:rFonts w:ascii="Times New Roman" w:eastAsia="Times New Roman" w:hAnsi="Times New Roman" w:cs="Times New Roman"/>
-          <w:i/>
-          <w:sz w:val="24"/>
-          <w:szCs w:val="24"/>
-          <w:lang w:val="ru-MD"/>
-        </w:rPr>
-        <w:t>.</w:t>
-      </w:r>
-    </w:p>
-    <w:p>
-      <w:pPr>
-        <w:spacing w:after="120" w:line="240" w:lineRule="auto"/>
-        <w:jc w:val="both"/>
-        <w:rPr>
-          <w:rFonts w:ascii="Times New Roman" w:eastAsia="Times New Roman" w:hAnsi="Times New Roman" w:cs="Times New Roman"/>
-          <w:i/>
-          <w:sz w:val="24"/>
-          <w:szCs w:val="24"/>
-          <w:lang w:val="ru-MD"/>
-        </w:rPr>
-      </w:pPr>
-    </w:p>
-    <w:p>
-      <w:pPr>
-        <w:spacing w:after="120" w:line="240" w:lineRule="auto"/>
-        <w:jc w:val="both"/>
-        <w:rPr>
-          <w:rFonts w:ascii="Times New Roman" w:eastAsia="Times New Roman" w:hAnsi="Times New Roman" w:cs="Times New Roman"/>
-          <w:b/>
-          <w:sz w:val="24"/>
-          <w:szCs w:val="24"/>
-          <w:lang w:val="ru-MD"/>
-        </w:rPr>
-      </w:pPr>
-      <w:r>
-        <w:rPr>
-          <w:rFonts w:ascii="Times New Roman" w:eastAsia="Times New Roman" w:hAnsi="Times New Roman" w:cs="Times New Roman"/>
-          <w:i/>
-          <w:color w:val="FF0000"/>
-          <w:sz w:val="24"/>
-          <w:szCs w:val="24"/>
-          <w:lang w:val="ru-MD"/>
-        </w:rPr>
-        <w:t>(г. 3):</w:t>
-      </w:r>
-      <w:r>
-        <w:rPr>
-          <w:rFonts w:ascii="Times New Roman" w:eastAsia="Times New Roman" w:hAnsi="Times New Roman" w:cs="Times New Roman"/>
-          <w:color w:val="FF0000"/>
-          <w:sz w:val="24"/>
-          <w:szCs w:val="24"/>
-          <w:lang w:val="ru-MD"/>
-        </w:rPr>
-        <w:t xml:space="preserve"> </w:t>
-      </w:r>
-      <w:r>
-        <w:rPr>
-          <w:rFonts w:ascii="Times New Roman" w:eastAsia="Times New Roman" w:hAnsi="Times New Roman" w:cs="Times New Roman"/>
-          <w:sz w:val="24"/>
-          <w:szCs w:val="24"/>
-          <w:lang w:val="ru-MD"/>
-        </w:rPr>
-        <w:t>Діва днесь преістотного родить* і земля вертеп неприступному приносить.* Ангели з пастирями славословлять,* а волхви зо звіздою подорожують,* бо ради нас родилося Дитя мале – превічний Бог.</w:t>
-      </w:r>
-    </w:p>
-    <w:p>
-      <w:pPr>
-        <w:spacing w:after="120" w:line="240" w:lineRule="auto"/>
-        <w:jc w:val="both"/>
-        <w:rPr>
-          <w:rFonts w:ascii="Times New Roman" w:eastAsia="Times New Roman" w:hAnsi="Times New Roman" w:cs="Times New Roman"/>
-          <w:b/>
-          <w:i/>
-          <w:color w:val="FF0000"/>
-          <w:sz w:val="24"/>
-          <w:szCs w:val="24"/>
-          <w:lang w:val="ru-MD"/>
-        </w:rPr>
-      </w:pPr>
-      <w:r>
-        <w:rPr>
-          <w:rFonts w:ascii="Times New Roman" w:eastAsia="Times New Roman" w:hAnsi="Times New Roman" w:cs="Times New Roman"/>
-          <w:b/>
-          <w:i/>
-          <w:color w:val="FF0000"/>
-          <w:sz w:val="24"/>
-          <w:szCs w:val="24"/>
-          <w:lang w:val="ru-MD"/>
-        </w:rPr>
-        <w:t>Ікос:</w:t>
-      </w:r>
-    </w:p>
-    <w:p>
-      <w:pPr>
-        <w:spacing w:after="120" w:line="240" w:lineRule="auto"/>
-        <w:jc w:val="both"/>
-        <w:rPr>
-          <w:rFonts w:ascii="Times New Roman" w:eastAsia="Times New Roman" w:hAnsi="Times New Roman" w:cs="Times New Roman"/>
-          <w:sz w:val="24"/>
-          <w:szCs w:val="24"/>
-          <w:lang w:val="ru-MD"/>
-        </w:rPr>
-      </w:pPr>
-      <w:r>
-        <w:rPr>
-          <w:rFonts w:ascii="Times New Roman" w:eastAsia="Times New Roman" w:hAnsi="Times New Roman" w:cs="Times New Roman"/>
-          <w:sz w:val="24"/>
-          <w:szCs w:val="24"/>
-          <w:lang w:val="ru-MD"/>
-        </w:rPr>
-        <w:t>Вифлеєм відкрив Едем, прийдіте, побачмо; насолоду потаємно з</w:t>
-      </w:r>
-      <w:r>
-        <w:rPr>
-          <w:rFonts w:ascii="Times New Roman" w:eastAsia="Times New Roman" w:hAnsi="Times New Roman" w:cs="Times New Roman"/>
-          <w:sz w:val="24"/>
-          <w:szCs w:val="24"/>
-          <w:lang w:val="ru-MD"/>
-        </w:rPr>
-        <w:t xml:space="preserve">добули ми; прийдіте, приймімо райські радощі всередині вертепу. Там явився Корінь незрошений, що зрощує відпущення; там знайшовся Колодязь некопаний, з Якого </w:t>
-      </w:r>
-      <w:r>
-        <w:rPr>
-          <w:rFonts w:ascii="Times New Roman" w:eastAsia="Times New Roman" w:hAnsi="Times New Roman" w:cs="Times New Roman"/>
-          <w:sz w:val="24"/>
-          <w:szCs w:val="24"/>
-          <w:lang w:val="ru-MD"/>
-        </w:rPr>
-        <w:lastRenderedPageBreak/>
-        <w:t xml:space="preserve">Давид напитися в древності запрагнув; там Діва, зродивши Младенця, зразу втамувала спрагу Адамову </w:t>
-      </w:r>
-      <w:r>
-        <w:rPr>
-          <w:rFonts w:ascii="Times New Roman" w:eastAsia="Times New Roman" w:hAnsi="Times New Roman" w:cs="Times New Roman"/>
-          <w:sz w:val="24"/>
-          <w:szCs w:val="24"/>
-          <w:lang w:val="ru-MD"/>
-        </w:rPr>
-        <w:t>і Давидову. Ради того поспішім туди, де родилося Дитя мале – Предвічний Бог.</w:t>
-      </w:r>
-    </w:p>
-    <w:p>
-      <w:pPr>
-        <w:spacing w:after="120" w:line="240" w:lineRule="auto"/>
-        <w:jc w:val="both"/>
-        <w:rPr>
-          <w:rFonts w:ascii="Times New Roman" w:eastAsia="Times New Roman" w:hAnsi="Times New Roman" w:cs="Times New Roman"/>
-          <w:sz w:val="24"/>
-          <w:szCs w:val="24"/>
-          <w:lang w:val="ru-MD"/>
-        </w:rPr>
-      </w:pPr>
-    </w:p>
-    <w:p>
-      <w:pPr>
-        <w:spacing w:after="120" w:line="240" w:lineRule="auto"/>
-        <w:jc w:val="both"/>
-        <w:rPr>
-          <w:rFonts w:ascii="Times New Roman" w:eastAsia="Times New Roman" w:hAnsi="Times New Roman" w:cs="Times New Roman"/>
-          <w:b/>
-          <w:sz w:val="24"/>
-          <w:szCs w:val="24"/>
-          <w:lang w:val="ru-MD"/>
-        </w:rPr>
-      </w:pPr>
-      <w:r>
-        <w:rPr>
-          <w:rFonts w:ascii="Times New Roman" w:eastAsia="Times New Roman" w:hAnsi="Times New Roman" w:cs="Times New Roman"/>
-          <w:i/>
-          <w:color w:val="FF0000"/>
-          <w:sz w:val="24"/>
-          <w:szCs w:val="24"/>
-          <w:lang w:val="ru-MD"/>
-        </w:rPr>
-        <w:t>Ірмос</w:t>
-      </w:r>
-      <w:r>
-        <w:rPr>
-          <w:rFonts w:ascii="Times New Roman" w:eastAsia="Times New Roman" w:hAnsi="Times New Roman" w:cs="Times New Roman"/>
-          <w:i/>
-          <w:color w:val="FF0000"/>
-          <w:sz w:val="24"/>
-          <w:szCs w:val="24"/>
-        </w:rPr>
-        <w:t> </w:t>
-      </w:r>
-      <w:r>
-        <w:rPr>
-          <w:rFonts w:ascii="Times New Roman" w:eastAsia="Times New Roman" w:hAnsi="Times New Roman" w:cs="Times New Roman"/>
-          <w:i/>
-          <w:color w:val="FF0000"/>
-          <w:sz w:val="24"/>
-          <w:szCs w:val="24"/>
-          <w:lang w:val="ru-MD"/>
-        </w:rPr>
-        <w:t>7</w:t>
-      </w:r>
-      <w:r>
-        <w:rPr>
-          <w:rFonts w:ascii="Times New Roman" w:eastAsia="Times New Roman" w:hAnsi="Times New Roman" w:cs="Times New Roman"/>
-          <w:color w:val="FF0000"/>
-          <w:sz w:val="24"/>
-          <w:szCs w:val="24"/>
-          <w:lang w:val="ru-MD"/>
-        </w:rPr>
-        <w:t xml:space="preserve">: </w:t>
-      </w:r>
-      <w:r>
-        <w:rPr>
-          <w:rFonts w:ascii="Times New Roman" w:eastAsia="Times New Roman" w:hAnsi="Times New Roman" w:cs="Times New Roman"/>
-          <w:b/>
-          <w:sz w:val="24"/>
-          <w:szCs w:val="24"/>
-          <w:lang w:val="ru-MD"/>
-        </w:rPr>
-        <w:t>Юнаки, що виховані були у побожності,* безбожного наказу не послухались,* ані погроз вогнем не злякалися,* але серед полум'я співали:* Боже батьків, ти благословенний.</w:t>
-      </w:r>
-    </w:p>
-    <w:p>
-      <w:pPr>
-        <w:spacing w:after="120" w:line="240" w:lineRule="auto"/>
-        <w:jc w:val="both"/>
-        <w:rPr>
-          <w:rFonts w:ascii="Times New Roman" w:eastAsia="Times New Roman" w:hAnsi="Times New Roman" w:cs="Times New Roman"/>
-          <w:sz w:val="24"/>
-          <w:szCs w:val="24"/>
-          <w:lang w:val="ru-MD"/>
-        </w:rPr>
-      </w:pPr>
-      <w:r>
-        <w:rPr>
-          <w:rFonts w:ascii="Times New Roman" w:eastAsia="Times New Roman" w:hAnsi="Times New Roman" w:cs="Times New Roman"/>
-          <w:i/>
-          <w:color w:val="FF0000"/>
-          <w:sz w:val="24"/>
-          <w:szCs w:val="24"/>
-          <w:lang w:val="ru-MD"/>
-        </w:rPr>
-        <w:t>С</w:t>
-      </w:r>
-      <w:r>
-        <w:rPr>
-          <w:rFonts w:ascii="Times New Roman" w:eastAsia="Times New Roman" w:hAnsi="Times New Roman" w:cs="Times New Roman"/>
-          <w:i/>
-          <w:color w:val="FF0000"/>
-          <w:sz w:val="24"/>
-          <w:szCs w:val="24"/>
-          <w:lang w:val="ru-MD"/>
-        </w:rPr>
-        <w:t>тих:</w:t>
-      </w:r>
-      <w:r>
-        <w:rPr>
-          <w:rFonts w:ascii="Times New Roman" w:eastAsia="Times New Roman" w:hAnsi="Times New Roman" w:cs="Times New Roman"/>
-          <w:i/>
-          <w:sz w:val="24"/>
-          <w:szCs w:val="24"/>
-          <w:lang w:val="ru-MD"/>
-        </w:rPr>
-        <w:t xml:space="preserve"> </w:t>
-      </w:r>
-      <w:r>
-        <w:rPr>
-          <w:rFonts w:ascii="Times New Roman" w:eastAsia="Times New Roman" w:hAnsi="Times New Roman" w:cs="Times New Roman"/>
-          <w:sz w:val="24"/>
-          <w:szCs w:val="24"/>
           <w:u w:val="single"/>
           <w:lang w:val="ru-MD"/>
         </w:rPr>
@@ -16843,331 +15398,7 @@
           <w:szCs w:val="24"/>
           <w:lang w:val="ru-MD"/>
         </w:rPr>
-        <w:t>Пастухи, що в полі перебували, отримали вражаюче явління світла; слава бо Господня осяяла їх, і Ангел кликнув: «Хвалу співайте, бо родився Христос! Отців Боже, благословен єси!»</w:t>
-      </w:r>
-    </w:p>
-    <w:p>
-      <w:pPr>
-        <w:spacing w:after="120" w:line="240" w:lineRule="auto"/>
-        <w:jc w:val="both"/>
-        <w:rPr>
-          <w:rFonts w:ascii="Times New Roman" w:eastAsia="Times New Roman" w:hAnsi="Times New Roman" w:cs="Times New Roman"/>
-          <w:sz w:val="24"/>
-          <w:szCs w:val="24"/>
-          <w:lang w:val="ru-MD"/>
-        </w:rPr>
-      </w:pPr>
-      <w:r>
-        <w:rPr>
-          <w:rFonts w:ascii="Times New Roman" w:eastAsia="Times New Roman" w:hAnsi="Times New Roman" w:cs="Times New Roman"/>
-          <w:i/>
-          <w:color w:val="FF0000"/>
-          <w:sz w:val="24"/>
-          <w:szCs w:val="24"/>
-          <w:lang w:val="ru-MD"/>
-        </w:rPr>
-        <w:t>Стих:</w:t>
-      </w:r>
-      <w:r>
-        <w:rPr>
-          <w:rFonts w:ascii="Times New Roman" w:eastAsia="Times New Roman" w:hAnsi="Times New Roman" w:cs="Times New Roman"/>
-          <w:i/>
-          <w:sz w:val="24"/>
-          <w:szCs w:val="24"/>
-          <w:lang w:val="ru-MD"/>
-        </w:rPr>
-        <w:t xml:space="preserve"> </w:t>
-      </w:r>
-      <w:r>
-        <w:rPr>
-          <w:rFonts w:ascii="Times New Roman" w:eastAsia="Times New Roman" w:hAnsi="Times New Roman" w:cs="Times New Roman"/>
-          <w:sz w:val="24"/>
-          <w:szCs w:val="24"/>
-          <w:u w:val="single"/>
-          <w:lang w:val="ru-MD"/>
-        </w:rPr>
-        <w:t>Слава, Господи, святому Різдву Твоєму.</w:t>
-      </w:r>
-    </w:p>
-    <w:p>
-      <w:pPr>
-        <w:spacing w:after="120" w:line="240" w:lineRule="auto"/>
-        <w:jc w:val="both"/>
-        <w:rPr>
-          <w:rFonts w:ascii="Times New Roman" w:eastAsia="Times New Roman" w:hAnsi="Times New Roman" w:cs="Times New Roman"/>
-          <w:sz w:val="24"/>
-          <w:szCs w:val="24"/>
-          <w:lang w:val="ru-MD"/>
-        </w:rPr>
-      </w:pPr>
-      <w:r>
-        <w:rPr>
-          <w:rFonts w:ascii="Times New Roman" w:eastAsia="Times New Roman" w:hAnsi="Times New Roman" w:cs="Times New Roman"/>
-          <w:sz w:val="24"/>
-          <w:szCs w:val="24"/>
-          <w:lang w:val="ru-MD"/>
-        </w:rPr>
-        <w:t>Зненацька, зо словом Ангела Небесні Воїнства візвали: «Слава Богу во вишніх, на землі мир, серед людей благовоління: возсіяв Христос! Отців Боже, благословен єси!»</w:t>
-      </w:r>
-    </w:p>
-    <w:p>
-      <w:pPr>
-        <w:spacing w:after="120" w:line="240" w:lineRule="auto"/>
-        <w:jc w:val="both"/>
-        <w:rPr>
-          <w:rFonts w:ascii="Times New Roman" w:eastAsia="Times New Roman" w:hAnsi="Times New Roman" w:cs="Times New Roman"/>
-          <w:sz w:val="24"/>
-          <w:szCs w:val="24"/>
-          <w:lang w:val="ru-MD"/>
-        </w:rPr>
-      </w:pPr>
-      <w:r>
-        <w:rPr>
-          <w:rFonts w:ascii="Times New Roman" w:eastAsia="Times New Roman" w:hAnsi="Times New Roman" w:cs="Times New Roman"/>
-          <w:b/>
-          <w:sz w:val="24"/>
-          <w:szCs w:val="24"/>
-          <w:lang w:val="ru-MD"/>
-        </w:rPr>
-        <w:t xml:space="preserve">Слава І нині: </w:t>
-      </w:r>
-      <w:r>
-        <w:rPr>
-          <w:rFonts w:ascii="Times New Roman" w:eastAsia="Times New Roman" w:hAnsi="Times New Roman" w:cs="Times New Roman"/>
-          <w:sz w:val="24"/>
-          <w:szCs w:val="24"/>
-          <w:lang w:val="ru-MD"/>
-        </w:rPr>
-        <w:t>«Що то за мова? – сказали пастухи, – Хо</w:t>
-      </w:r>
-      <w:r>
-        <w:rPr>
-          <w:rFonts w:ascii="Times New Roman" w:eastAsia="Times New Roman" w:hAnsi="Times New Roman" w:cs="Times New Roman"/>
-          <w:sz w:val="24"/>
-          <w:szCs w:val="24"/>
-          <w:lang w:val="ru-MD"/>
-        </w:rPr>
-        <w:t>дімо, подивімося на те, що сталося, на Божественного Христа». А як дісталися до Вифлеєму, то з Родителькою поклонилися, виспівуючи: «Отців Боже, благословен єси!»</w:t>
-      </w:r>
-    </w:p>
-    <w:p>
-      <w:pPr>
-        <w:spacing w:after="120" w:line="240" w:lineRule="auto"/>
-        <w:jc w:val="both"/>
-        <w:rPr>
-          <w:rFonts w:ascii="Times New Roman" w:eastAsia="Times New Roman" w:hAnsi="Times New Roman" w:cs="Times New Roman"/>
-          <w:sz w:val="24"/>
-          <w:szCs w:val="24"/>
-          <w:lang w:val="ru-MD"/>
-        </w:rPr>
-      </w:pPr>
-      <w:r>
-        <w:rPr>
-          <w:rFonts w:ascii="Times New Roman" w:eastAsia="Times New Roman" w:hAnsi="Times New Roman" w:cs="Times New Roman"/>
-          <w:i/>
-          <w:color w:val="FF0000"/>
-          <w:sz w:val="24"/>
-          <w:szCs w:val="24"/>
-          <w:lang w:val="ru-MD"/>
-        </w:rPr>
-        <w:t>Ірмос</w:t>
-      </w:r>
-      <w:r>
-        <w:rPr>
-          <w:rFonts w:ascii="Times New Roman" w:eastAsia="Times New Roman" w:hAnsi="Times New Roman" w:cs="Times New Roman"/>
-          <w:i/>
-          <w:color w:val="FF0000"/>
-          <w:sz w:val="24"/>
-          <w:szCs w:val="24"/>
-        </w:rPr>
-        <w:t> </w:t>
-      </w:r>
-      <w:r>
-        <w:rPr>
-          <w:rFonts w:ascii="Times New Roman" w:eastAsia="Times New Roman" w:hAnsi="Times New Roman" w:cs="Times New Roman"/>
-          <w:i/>
-          <w:color w:val="FF0000"/>
-          <w:sz w:val="24"/>
-          <w:szCs w:val="24"/>
-          <w:lang w:val="ru-MD"/>
-        </w:rPr>
-        <w:t>8</w:t>
-      </w:r>
-      <w:r>
-        <w:rPr>
-          <w:rFonts w:ascii="Times New Roman" w:eastAsia="Times New Roman" w:hAnsi="Times New Roman" w:cs="Times New Roman"/>
-          <w:color w:val="FF0000"/>
-          <w:sz w:val="24"/>
-          <w:szCs w:val="24"/>
-          <w:lang w:val="ru-MD"/>
-        </w:rPr>
-        <w:t xml:space="preserve">: </w:t>
-      </w:r>
-      <w:r>
-        <w:rPr>
-          <w:rFonts w:ascii="Times New Roman" w:eastAsia="Times New Roman" w:hAnsi="Times New Roman" w:cs="Times New Roman"/>
-          <w:b/>
-          <w:sz w:val="24"/>
-          <w:szCs w:val="24"/>
-          <w:lang w:val="ru-MD"/>
-        </w:rPr>
-        <w:t xml:space="preserve">Образом незбагненного чуда була росоносна піч,* бо, як вона не спалила юнаків,* так </w:t>
-      </w:r>
-      <w:r>
-        <w:rPr>
-          <w:rFonts w:ascii="Times New Roman" w:eastAsia="Times New Roman" w:hAnsi="Times New Roman" w:cs="Times New Roman"/>
-          <w:b/>
-          <w:sz w:val="24"/>
-          <w:szCs w:val="24"/>
-          <w:lang w:val="ru-MD"/>
-        </w:rPr>
-        <w:t>і вогонь Божества не спалив Діви,* що у її лоно ввійшов.* Тому голосно заспіваймо:* Всі створіння нехай благословляють Господа і величають його повіки!</w:t>
-      </w:r>
-    </w:p>
-    <w:p>
-      <w:pPr>
-        <w:spacing w:after="120" w:line="240" w:lineRule="auto"/>
-        <w:jc w:val="both"/>
-        <w:rPr>
-          <w:rFonts w:ascii="Times New Roman" w:eastAsia="Times New Roman" w:hAnsi="Times New Roman" w:cs="Times New Roman"/>
-          <w:sz w:val="24"/>
-          <w:szCs w:val="24"/>
-          <w:lang w:val="ru-MD"/>
-        </w:rPr>
-      </w:pPr>
-      <w:r>
-        <w:rPr>
-          <w:rFonts w:ascii="Times New Roman" w:eastAsia="Times New Roman" w:hAnsi="Times New Roman" w:cs="Times New Roman"/>
-          <w:i/>
-          <w:color w:val="FF0000"/>
-          <w:sz w:val="24"/>
-          <w:szCs w:val="24"/>
-          <w:lang w:val="ru-MD"/>
-        </w:rPr>
-        <w:t>Стих:</w:t>
-      </w:r>
-      <w:r>
-        <w:rPr>
-          <w:rFonts w:ascii="Times New Roman" w:eastAsia="Times New Roman" w:hAnsi="Times New Roman" w:cs="Times New Roman"/>
-          <w:i/>
-          <w:sz w:val="24"/>
-          <w:szCs w:val="24"/>
-          <w:lang w:val="ru-MD"/>
-        </w:rPr>
-        <w:t xml:space="preserve"> </w:t>
-      </w:r>
-      <w:r>
-        <w:rPr>
-          <w:rFonts w:ascii="Times New Roman" w:eastAsia="Times New Roman" w:hAnsi="Times New Roman" w:cs="Times New Roman"/>
-          <w:sz w:val="24"/>
-          <w:szCs w:val="24"/>
-          <w:u w:val="single"/>
-          <w:lang w:val="ru-MD"/>
-        </w:rPr>
-        <w:t>Слава, Господи, святому Різдву Твоєму.</w:t>
-      </w:r>
-    </w:p>
-    <w:p>
-      <w:pPr>
-        <w:spacing w:after="120" w:line="240" w:lineRule="auto"/>
-        <w:jc w:val="both"/>
-        <w:rPr>
-          <w:rFonts w:ascii="Times New Roman" w:eastAsia="Times New Roman" w:hAnsi="Times New Roman" w:cs="Times New Roman"/>
-          <w:sz w:val="24"/>
-          <w:szCs w:val="24"/>
-          <w:lang w:val="ru-MD"/>
-        </w:rPr>
-      </w:pPr>
-      <w:r>
-        <w:rPr>
-          <w:rFonts w:ascii="Times New Roman" w:eastAsia="Times New Roman" w:hAnsi="Times New Roman" w:cs="Times New Roman"/>
-          <w:sz w:val="24"/>
-          <w:szCs w:val="24"/>
-          <w:lang w:val="ru-MD"/>
-        </w:rPr>
-        <w:t>Тягне дочка вавілонська полонених отроків Давидових до себе</w:t>
-      </w:r>
-      <w:r>
-        <w:rPr>
-          <w:rFonts w:ascii="Times New Roman" w:eastAsia="Times New Roman" w:hAnsi="Times New Roman" w:cs="Times New Roman"/>
-          <w:sz w:val="24"/>
-          <w:szCs w:val="24"/>
-          <w:lang w:val="ru-MD"/>
-        </w:rPr>
-        <w:t>, та сама своїх дітей – волхвів з дарами посилає благати Давидову Дочку, що прийняла в Себе Бога. Тому вознесімо піснеспів: «Хай благословляє все творіння Господа і превозносить по всі віки!»</w:t>
-      </w:r>
-    </w:p>
-    <w:p>
-      <w:pPr>
-        <w:spacing w:after="120" w:line="240" w:lineRule="auto"/>
-        <w:jc w:val="both"/>
-        <w:rPr>
-          <w:rFonts w:ascii="Times New Roman" w:eastAsia="Times New Roman" w:hAnsi="Times New Roman" w:cs="Times New Roman"/>
-          <w:sz w:val="24"/>
-          <w:szCs w:val="24"/>
-          <w:lang w:val="ru-MD"/>
-        </w:rPr>
-      </w:pPr>
-      <w:r>
-        <w:rPr>
-          <w:rFonts w:ascii="Times New Roman" w:eastAsia="Times New Roman" w:hAnsi="Times New Roman" w:cs="Times New Roman"/>
-          <w:i/>
-          <w:color w:val="FF0000"/>
-          <w:sz w:val="24"/>
-          <w:szCs w:val="24"/>
-          <w:lang w:val="ru-MD"/>
-        </w:rPr>
-        <w:t>Стих:</w:t>
-      </w:r>
-      <w:r>
-        <w:rPr>
-          <w:rFonts w:ascii="Times New Roman" w:eastAsia="Times New Roman" w:hAnsi="Times New Roman" w:cs="Times New Roman"/>
-          <w:i/>
-          <w:sz w:val="24"/>
-          <w:szCs w:val="24"/>
-          <w:lang w:val="ru-MD"/>
-        </w:rPr>
-        <w:t xml:space="preserve"> </w:t>
-      </w:r>
-      <w:r>
-        <w:rPr>
-          <w:rFonts w:ascii="Times New Roman" w:eastAsia="Times New Roman" w:hAnsi="Times New Roman" w:cs="Times New Roman"/>
-          <w:sz w:val="24"/>
-          <w:szCs w:val="24"/>
-          <w:u w:val="single"/>
-          <w:lang w:val="ru-MD"/>
-        </w:rPr>
-        <w:t>Слава, Господи, святому Різдву Твоєму.</w:t>
-      </w:r>
-    </w:p>
-    <w:p>
-      <w:pPr>
-        <w:spacing w:after="120" w:line="240" w:lineRule="auto"/>
-        <w:jc w:val="both"/>
-        <w:rPr>
-          <w:rFonts w:ascii="Times New Roman" w:eastAsia="Times New Roman" w:hAnsi="Times New Roman" w:cs="Times New Roman"/>
-          <w:sz w:val="24"/>
-          <w:szCs w:val="24"/>
-          <w:lang w:val="ru-MD"/>
-        </w:rPr>
-      </w:pPr>
-      <w:r>
-        <w:rPr>
-          <w:rFonts w:ascii="Times New Roman" w:eastAsia="Times New Roman" w:hAnsi="Times New Roman" w:cs="Times New Roman"/>
-          <w:sz w:val="24"/>
-          <w:szCs w:val="24"/>
-          <w:lang w:val="ru-MD"/>
-        </w:rPr>
-        <w:t xml:space="preserve">Скорбота відхилила </w:t>
-      </w:r>
-      <w:r>
-        <w:rPr>
-          <w:rFonts w:ascii="Times New Roman" w:eastAsia="Times New Roman" w:hAnsi="Times New Roman" w:cs="Times New Roman"/>
-          <w:sz w:val="24"/>
-          <w:szCs w:val="24"/>
-          <w:lang w:val="ru-MD"/>
-        </w:rPr>
-        <w:t>арфи, щоб не супроводили пісень, бо не співали на чужині діти Сіону; та руйнує всю облуду Вавілону і музичну симфонію його Христос, що возсіяв із Вифлеєму. Тому вознесімо піснеспів: «Хай благословляє все творіння Господа і превозносить по всі віки!»</w:t>
+        <w:t>Скорбота відхилила арфи, щоб не супроводили пісень, бо не співали на чужині діти Сіону; та руйнує всю облуду Вавілону і музичну симфонію його Христос, що возсіяв із Вифлеєму. Тому вознесімо піснеспів: «Хай благословляє все творіння Господа і превозносить по всі віки!»</w:t>
       </w:r>
     </w:p>
     <w:p>
@@ -17192,49 +15423,29 @@
           <w:szCs w:val="24"/>
           <w:lang w:val="ru-MD"/>
         </w:rPr>
-        <w:t>Благос</w:t>
-      </w:r>
-      <w:r>
-        <w:rPr>
-          <w:rFonts w:ascii="Times New Roman" w:eastAsia="Times New Roman" w:hAnsi="Times New Roman" w:cs="Times New Roman"/>
-          <w:b/>
+        <w:t>Благословім Отця і Сина і Святого Духа Господа, нині і повсякчас, і на віки віків. Амінь.</w:t>
+      </w:r>
+    </w:p>
+    <w:p>
+      <w:pPr>
+        <w:spacing w:after="120" w:line="240" w:lineRule="auto"/>
+        <w:jc w:val="both"/>
+        <w:rPr>
+          <w:rFonts w:ascii="Times New Roman" w:eastAsia="Times New Roman" w:hAnsi="Times New Roman" w:cs="Times New Roman"/>
           <w:color w:val="000000"/>
           <w:sz w:val="24"/>
           <w:szCs w:val="24"/>
           <w:lang w:val="ru-MD"/>
         </w:rPr>
-        <w:t>ловім Отця і Сина і Святого Духа Господа, нині і повсякчас, і на віки віків. Амінь.</w:t>
-      </w:r>
-    </w:p>
-    <w:p>
-      <w:pPr>
-        <w:spacing w:after="120" w:line="240" w:lineRule="auto"/>
-        <w:jc w:val="both"/>
-        <w:rPr>
-          <w:rFonts w:ascii="Times New Roman" w:eastAsia="Times New Roman" w:hAnsi="Times New Roman" w:cs="Times New Roman"/>
-          <w:color w:val="000000"/>
-          <w:sz w:val="24"/>
-          <w:szCs w:val="24"/>
-          <w:lang w:val="ru-MD"/>
-        </w:rPr>
-      </w:pPr>
-      <w:r>
-        <w:rPr>
-          <w:rFonts w:ascii="Times New Roman" w:eastAsia="Times New Roman" w:hAnsi="Times New Roman" w:cs="Times New Roman"/>
-          <w:sz w:val="24"/>
-          <w:szCs w:val="24"/>
-          <w:lang w:val="ru-MD"/>
-        </w:rPr>
-        <w:t>Захопив Вавілон здобич і загарбане багатство Сіонського царства, а Христос тягне в Сіон скарби його і царів-зорезнавців, звіздою на путь наставляючи. Тому вознесімо піснесп</w:t>
-      </w:r>
-      <w:r>
-        <w:rPr>
-          <w:rFonts w:ascii="Times New Roman" w:eastAsia="Times New Roman" w:hAnsi="Times New Roman" w:cs="Times New Roman"/>
-          <w:sz w:val="24"/>
-          <w:szCs w:val="24"/>
-          <w:lang w:val="ru-MD"/>
-        </w:rPr>
-        <w:t>ів: «Хай благословляє все творіння Господа і превозносить по всі віки!»</w:t>
+      </w:pPr>
+      <w:r>
+        <w:rPr>
+          <w:rFonts w:ascii="Times New Roman" w:eastAsia="Times New Roman" w:hAnsi="Times New Roman" w:cs="Times New Roman"/>
+          <w:sz w:val="24"/>
+          <w:szCs w:val="24"/>
+          <w:lang w:val="ru-MD"/>
+        </w:rPr>
+        <w:t>Захопив Вавілон здобич і загарбане багатство Сіонського царства, а Христос тягне в Сіон скарби його і царів-зорезнавців, звіздою на путь наставляючи. Тому вознесімо піснеспів: «Хай благословляє все творіння Господа і превозносить по всі віки!»</w:t>
       </w:r>
     </w:p>
     <w:p>
@@ -17385,16 +15596,7 @@
           <w:szCs w:val="24"/>
           <w:lang w:val="ru-MD"/>
         </w:rPr>
-        <w:t xml:space="preserve">Бо він зглянувся на покору слугині </w:t>
-      </w:r>
-      <w:r>
-        <w:rPr>
-          <w:rFonts w:ascii="Times New Roman" w:eastAsia="Times New Roman" w:hAnsi="Times New Roman" w:cs="Times New Roman"/>
-          <w:sz w:val="24"/>
-          <w:szCs w:val="24"/>
-          <w:lang w:val="ru-MD"/>
-        </w:rPr>
-        <w:t>своєї,* ось бо віднині ублажатимуть мене всі роди.</w:t>
+        <w:t>Бо він зглянувся на покору слугині своєї,* ось бо віднині ублажатимуть мене всі роди.</w:t>
       </w:r>
     </w:p>
     <w:p>
@@ -17457,16 +15659,7 @@
           <w:szCs w:val="24"/>
           <w:lang w:val="ru-MD"/>
         </w:rPr>
-        <w:t>Могутніх скинув з прест</w:t>
-      </w:r>
-      <w:r>
-        <w:rPr>
-          <w:rFonts w:ascii="Times New Roman" w:eastAsia="Times New Roman" w:hAnsi="Times New Roman" w:cs="Times New Roman"/>
-          <w:sz w:val="24"/>
-          <w:szCs w:val="24"/>
-          <w:lang w:val="ru-MD"/>
-        </w:rPr>
-        <w:t>олів, підняв угору смиренних;* наситив благами голодних, багатих же відіслав з порожніми руками.</w:t>
+        <w:t>Могутніх скинув з престолів, підняв угору смиренних;* наситив благами голодних, багатих же відіслав з порожніми руками.</w:t>
       </w:r>
     </w:p>
     <w:p>
@@ -17613,17 +15806,7 @@
               <w:szCs w:val="24"/>
               <w:lang w:val="ru-MD"/>
             </w:rPr>
-            <w:t xml:space="preserve">Таїнство </w:t>
-          </w:r>
-          <w:r>
-            <w:rPr>
-              <w:rFonts w:ascii="Gungsuh" w:eastAsia="Gungsuh" w:hAnsi="Gungsuh" w:cs="Gungsuh"/>
-              <w:b/>
-              <w:sz w:val="24"/>
-              <w:szCs w:val="24"/>
-              <w:lang w:val="ru-MD"/>
-            </w:rPr>
-            <w:t xml:space="preserve">бачу я дивне й преславне:* небом стає вертеп,* престолом херувимським – Діва, оселею </w:t>
+            <w:t xml:space="preserve">Таїнство бачу я дивне й преславне:* небом стає вертеп,* престолом херувимським – Діва, оселею </w:t>
           </w:r>
           <w:r>
             <w:rPr>
@@ -17632,16 +15815,7 @@
               <w:sz w:val="24"/>
               <w:szCs w:val="24"/>
             </w:rPr>
-            <w:t>−</w:t>
-          </w:r>
-          <w:r>
-            <w:rPr>
-              <w:rFonts w:ascii="Gungsuh" w:eastAsia="Gungsuh" w:hAnsi="Gungsuh" w:cs="Gungsuh"/>
-              <w:b/>
-              <w:sz w:val="24"/>
-              <w:szCs w:val="24"/>
-            </w:rPr>
-            <w:t xml:space="preserve"> ясла, в яких лежить неосяжний Христос Бог.* Його, оспівуючи, величаємо!</w:t>
+            <w:t>− ясла, в яких лежить неосяжний Христос Бог.* Його, оспівуючи, величаємо!</w:t>
           </w:r>
         </w:sdtContent>
       </w:sdt>
@@ -17702,15 +15876,25 @@
           <w:sz w:val="24"/>
           <w:szCs w:val="24"/>
         </w:rPr>
-        <w:t>Коли мудреці побачили дивний рух надзвичайної ново</w:t>
-      </w:r>
-      <w:r>
-        <w:rPr>
-          <w:rFonts w:ascii="Times New Roman" w:eastAsia="Times New Roman" w:hAnsi="Times New Roman" w:cs="Times New Roman"/>
-          <w:sz w:val="24"/>
-          <w:szCs w:val="24"/>
-        </w:rPr>
-        <w:t>ї зорі,* що засяяла на небі,* здогадалися, що народився у Вифлеємі Христос Цар,* задля нашого спасіння.</w:t>
+        <w:t xml:space="preserve">Коли мудреці побачили дивний рух надзвичайної нової </w:t>
+      </w:r>
+      <w:proofErr w:type="gramStart"/>
+      <w:r>
+        <w:rPr>
+          <w:rFonts w:ascii="Times New Roman" w:eastAsia="Times New Roman" w:hAnsi="Times New Roman" w:cs="Times New Roman"/>
+          <w:sz w:val="24"/>
+          <w:szCs w:val="24"/>
+        </w:rPr>
+        <w:t>зорі,*</w:t>
+      </w:r>
+      <w:proofErr w:type="gramEnd"/>
+      <w:r>
+        <w:rPr>
+          <w:rFonts w:ascii="Times New Roman" w:eastAsia="Times New Roman" w:hAnsi="Times New Roman" w:cs="Times New Roman"/>
+          <w:sz w:val="24"/>
+          <w:szCs w:val="24"/>
+        </w:rPr>
+        <w:t xml:space="preserve"> що засяяла на небі,* здогадалися, що народився у Вифлеємі Христос Цар,* задля нашого спасіння.</w:t>
       </w:r>
     </w:p>
     <w:p>
@@ -17806,16 +15990,7 @@
           <w:szCs w:val="24"/>
           <w:lang w:val="ru-MD"/>
         </w:rPr>
-        <w:t xml:space="preserve">: Ірод розпитав про час, коли з'явилася зоря,* що привела мудреців </w:t>
-      </w:r>
-      <w:r>
-        <w:rPr>
-          <w:rFonts w:ascii="Times New Roman" w:eastAsia="Times New Roman" w:hAnsi="Times New Roman" w:cs="Times New Roman"/>
-          <w:sz w:val="24"/>
-          <w:szCs w:val="24"/>
-          <w:lang w:val="ru-MD"/>
-        </w:rPr>
-        <w:t>у Вифлеєм з дарами,* щоб поклонитися Христові;* але вони, направлені цією ж зорею,* повернулися до своєї країни,* залишивши посоромленим лютого душогубця дітей.</w:t>
+        <w:t>: Ірод розпитав про час, коли з'явилася зоря,* що привела мудреців у Вифлеєм з дарами,* щоб поклонитися Христові;* але вони, направлені цією ж зорею,* повернулися до своєї країни,* залишивши посоромленим лютого душогубця дітей.</w:t>
       </w:r>
     </w:p>
     <w:p>
@@ -17923,16 +16098,7 @@
           <w:szCs w:val="24"/>
           <w:lang w:val="ru-MD"/>
         </w:rPr>
-        <w:t>Заступи, спаси, по</w:t>
-      </w:r>
-      <w:r>
-        <w:rPr>
-          <w:rFonts w:ascii="Times New Roman" w:eastAsia="Times New Roman" w:hAnsi="Times New Roman" w:cs="Times New Roman"/>
-          <w:sz w:val="24"/>
-          <w:szCs w:val="24"/>
-          <w:lang w:val="ru-MD"/>
-        </w:rPr>
-        <w:t>милуй і охорони нас, Боже, Твоєю благодаттю</w:t>
+        <w:t>Заступи, спаси, помилуй і охорони нас, Боже, Твоєю благодаттю</w:t>
       </w:r>
     </w:p>
     <w:p>
@@ -17986,7 +16152,29 @@
           <w:lang w:val="ru-MD"/>
         </w:rPr>
         <w:lastRenderedPageBreak/>
-        <w:t>Пресвяту, пречисту, преблагословенну, славну Владичицю нашу Богородицю і приснодіву Марію, з усіма святими пом’янувши, самих себе, і один одного, і все життя наше Христу Богові віддаймо</w:t>
+        <w:t>Пресвяту, пречисту, преблагословенну, славну Владичицю нашу Богородицю і приснодіву Марію, з усіма святими пом’янувши, самих себе, і один одного, і все життя наше Христу Богові віддаймо.</w:t>
+      </w:r>
+    </w:p>
+    <w:p>
+      <w:pPr>
+        <w:spacing w:after="120" w:line="240" w:lineRule="auto"/>
+        <w:rPr>
+          <w:rFonts w:ascii="Times New Roman" w:eastAsia="Times New Roman" w:hAnsi="Times New Roman" w:cs="Times New Roman"/>
+          <w:sz w:val="24"/>
+          <w:szCs w:val="24"/>
+          <w:lang w:val="ru-MD"/>
+        </w:rPr>
+      </w:pPr>
+      <w:r>
+        <w:rPr>
+          <w:rFonts w:ascii="Times New Roman" w:eastAsia="Times New Roman" w:hAnsi="Times New Roman" w:cs="Times New Roman"/>
+          <w:i/>
+          <w:color w:val="FF4400"/>
+          <w:sz w:val="24"/>
+          <w:szCs w:val="24"/>
+          <w:lang w:val="ru-MD"/>
+        </w:rPr>
+        <w:t>Вірні:</w:t>
       </w:r>
       <w:r>
         <w:rPr>
@@ -17996,38 +16184,6 @@
           <w:szCs w:val="24"/>
           <w:lang w:val="ru-MD"/>
         </w:rPr>
-        <w:t>.</w:t>
-      </w:r>
-    </w:p>
-    <w:p>
-      <w:pPr>
-        <w:spacing w:after="120" w:line="240" w:lineRule="auto"/>
-        <w:rPr>
-          <w:rFonts w:ascii="Times New Roman" w:eastAsia="Times New Roman" w:hAnsi="Times New Roman" w:cs="Times New Roman"/>
-          <w:sz w:val="24"/>
-          <w:szCs w:val="24"/>
-          <w:lang w:val="ru-MD"/>
-        </w:rPr>
-      </w:pPr>
-      <w:r>
-        <w:rPr>
-          <w:rFonts w:ascii="Times New Roman" w:eastAsia="Times New Roman" w:hAnsi="Times New Roman" w:cs="Times New Roman"/>
-          <w:i/>
-          <w:color w:val="FF4400"/>
-          <w:sz w:val="24"/>
-          <w:szCs w:val="24"/>
-          <w:lang w:val="ru-MD"/>
-        </w:rPr>
-        <w:t>Вірні:</w:t>
-      </w:r>
-      <w:r>
-        <w:rPr>
-          <w:rFonts w:ascii="Times New Roman" w:eastAsia="Times New Roman" w:hAnsi="Times New Roman" w:cs="Times New Roman"/>
-          <w:color w:val="000000"/>
-          <w:sz w:val="24"/>
-          <w:szCs w:val="24"/>
-          <w:lang w:val="ru-MD"/>
-        </w:rPr>
         <w:t xml:space="preserve"> Тобі́, Го́споди.</w:t>
       </w:r>
     </w:p>
@@ -18050,17 +16206,7 @@
           <w:u w:val="single"/>
           <w:lang w:val="ru-MD"/>
         </w:rPr>
-        <w:t>[Боже, Боже наш! Ти сотворив розумні й духовні сили своєю волею. Тебе просимо й Тобі молимося: Прийми наші посильні величання з усіма Твоїми творіннями і збагати щедрими даруваннями Твоєї ласки. Бо перед Тобою згинається всяке кол</w:t>
-      </w:r>
-      <w:r>
-        <w:rPr>
-          <w:rFonts w:ascii="Times New Roman" w:eastAsia="Times New Roman" w:hAnsi="Times New Roman" w:cs="Times New Roman"/>
-          <w:sz w:val="24"/>
-          <w:szCs w:val="24"/>
-          <w:u w:val="single"/>
-          <w:lang w:val="ru-MD"/>
-        </w:rPr>
-        <w:t>іно: на небі, на землі й під землею, і все, що живе, і все створіння оспівує неосяжну Твою славу, бо Ти Бог правдивий і вельми милостивий.]</w:t>
+        <w:t>[Боже, Боже наш! Ти сотворив розумні й духовні сили своєю волею. Тебе просимо й Тобі молимося: Прийми наші посильні величання з усіма Твоїми творіннями і збагати щедрими даруваннями Твоєї ласки. Бо перед Тобою згинається всяке коліно: на небі, на землі й під землею, і все, що живе, і все створіння оспівує неосяжну Твою славу, бо Ти Бог правдивий і вельми милостивий.]</w:t>
       </w:r>
     </w:p>
     <w:p>
@@ -18080,6 +16226,7 @@
           <w:i/>
           <w:color w:val="FF0000"/>
           <w:sz w:val="24"/>
+          <w:lang w:val="ru-MD"/>
         </w:rPr>
         <w:t>Священник:</w:t>
       </w:r>
@@ -18087,6 +16234,7 @@
         <w:rPr>
           <w:rFonts w:ascii="Times New Roman" w:hAnsi="Times New Roman"/>
           <w:sz w:val="24"/>
+          <w:lang w:val="ru-MD"/>
         </w:rPr>
         <w:t xml:space="preserve"> Бо Тебе хвалять усі сили небесні і Тобі славу возсилаємо: Отцю, і Сину, і Святому Духові, нині і повсякчас, і на віки віків.</w:t>
       </w:r>
@@ -18360,16 +16508,7 @@
           <w:szCs w:val="24"/>
           <w:lang w:val="ru-MD"/>
         </w:rPr>
-        <w:t>Нехай вони ім</w:t>
-      </w:r>
-      <w:r>
-        <w:rPr>
-          <w:rFonts w:ascii="Times New Roman" w:eastAsia="Times New Roman" w:hAnsi="Times New Roman" w:cs="Times New Roman"/>
-          <w:sz w:val="24"/>
-          <w:szCs w:val="24"/>
-          <w:lang w:val="ru-MD"/>
-        </w:rPr>
-        <w:t>'я Господнє хвалять,* бо він повелів, і створились.</w:t>
+        <w:t>Нехай вони ім'я Господнє хвалять,* бо він повелів, і створились.</w:t>
       </w:r>
     </w:p>
     <w:p>
@@ -18453,16 +16592,7 @@
           <w:szCs w:val="24"/>
           <w:lang w:val="ru-MD"/>
         </w:rPr>
-        <w:t>Гори й усі пагорби,* сад</w:t>
-      </w:r>
-      <w:r>
-        <w:rPr>
-          <w:rFonts w:ascii="Times New Roman" w:eastAsia="Times New Roman" w:hAnsi="Times New Roman" w:cs="Times New Roman"/>
-          <w:sz w:val="24"/>
-          <w:szCs w:val="24"/>
-          <w:lang w:val="ru-MD"/>
-        </w:rPr>
-        <w:t>овина й усі кедри;</w:t>
+        <w:t>Гори й усі пагорби,* садовина й усі кедри;</w:t>
       </w:r>
     </w:p>
     <w:p>
@@ -18567,16 +16697,7 @@
           <w:szCs w:val="24"/>
           <w:lang w:val="ru-MD"/>
         </w:rPr>
-        <w:t>Він п</w:t>
-      </w:r>
-      <w:r>
-        <w:rPr>
-          <w:rFonts w:ascii="Times New Roman" w:eastAsia="Times New Roman" w:hAnsi="Times New Roman" w:cs="Times New Roman"/>
-          <w:sz w:val="24"/>
-          <w:szCs w:val="24"/>
-          <w:lang w:val="ru-MD"/>
-        </w:rPr>
-        <w:t>ідняв ріг народу свого.* Хвала всім його святим, синам Ізраїля, народові, що йому близький.</w:t>
+        <w:t>Він підняв ріг народу свого.* Хвала всім його святим, синам Ізраїля, народові, що йому близький.</w:t>
       </w:r>
     </w:p>
     <w:p>
@@ -18727,16 +16848,7 @@
           <w:szCs w:val="24"/>
           <w:lang w:val="ru-MD"/>
         </w:rPr>
-        <w:t>Нехай хвала Божа буде на устах у них,* і двос</w:t>
-      </w:r>
-      <w:r>
-        <w:rPr>
-          <w:rFonts w:ascii="Times New Roman" w:eastAsia="Times New Roman" w:hAnsi="Times New Roman" w:cs="Times New Roman"/>
-          <w:sz w:val="24"/>
-          <w:szCs w:val="24"/>
-          <w:lang w:val="ru-MD"/>
-        </w:rPr>
-        <w:t>ічний меч у руці в них.</w:t>
+        <w:t>Нехай хвала Божа буде на устах у них,* і двосічний меч у руці в них.</w:t>
       </w:r>
     </w:p>
     <w:p>
@@ -18844,16 +16956,7 @@
           <w:szCs w:val="24"/>
           <w:lang w:val="ru-MD"/>
         </w:rPr>
-        <w:t>Хваліте Бога у свят</w:t>
-      </w:r>
-      <w:r>
-        <w:rPr>
-          <w:rFonts w:ascii="Times New Roman" w:eastAsia="Times New Roman" w:hAnsi="Times New Roman" w:cs="Times New Roman"/>
-          <w:sz w:val="24"/>
-          <w:szCs w:val="24"/>
-          <w:lang w:val="ru-MD"/>
-        </w:rPr>
-        <w:t>ині його,* хваліте його у твердині сили його.</w:t>
+        <w:t>Хваліте Бога у святині його,* хваліте його у твердині сили його.</w:t>
       </w:r>
     </w:p>
     <w:p>
@@ -18937,16 +17040,7 @@
           <w:szCs w:val="24"/>
           <w:lang w:val="ru-MD"/>
         </w:rPr>
-        <w:t>Хвал</w:t>
-      </w:r>
-      <w:r>
-        <w:rPr>
-          <w:rFonts w:ascii="Times New Roman" w:eastAsia="Times New Roman" w:hAnsi="Times New Roman" w:cs="Times New Roman"/>
-          <w:sz w:val="24"/>
-          <w:szCs w:val="24"/>
-          <w:lang w:val="ru-MD"/>
-        </w:rPr>
-        <w:t>іте його на дзвінких цимбалах, хваліте його на гучних цимбалах.* Усе, що живе, нехай хвалить Господа.</w:t>
+        <w:t>Хваліте його на дзвінких цимбалах, хваліте його на гучних цимбалах.* Усе, що живе, нехай хвалить Господа.</w:t>
       </w:r>
     </w:p>
     <w:p>
@@ -19003,27 +17097,7 @@
           <w:u w:val="single"/>
           <w:lang w:val="ru-MD"/>
         </w:rPr>
-        <w:t xml:space="preserve">[Хвалимо, співаємо, благословимо і благодаримо Тебе, Боже батьків наших, бо Ти забрав тінь нічну і явив нам знову світло денне. Молимо Твою добрість: Милостивий будь для нас грішних і прийми молитву нашу задля великої Твоєї ласкавости, бо ми прибігаємо до </w:t>
-      </w:r>
-      <w:r>
-        <w:rPr>
-          <w:rFonts w:ascii="Times New Roman" w:eastAsia="Times New Roman" w:hAnsi="Times New Roman" w:cs="Times New Roman"/>
-          <w:sz w:val="24"/>
-          <w:szCs w:val="24"/>
-          <w:u w:val="single"/>
-          <w:lang w:val="ru-MD"/>
-        </w:rPr>
-        <w:t>Тебе, милостивого і всемогутнього Бога. Ти, що засвітив у серцях наших правдиве сонце справедливости Твоєї! Просвіти розум наш і почування всі зберігай, щоб, як у день, ходили ми пристойно шляхом заповідей Твоїх і дійшли до життя вічного, і стали гідними н</w:t>
-      </w:r>
-      <w:r>
-        <w:rPr>
-          <w:rFonts w:ascii="Times New Roman" w:eastAsia="Times New Roman" w:hAnsi="Times New Roman" w:cs="Times New Roman"/>
-          <w:sz w:val="24"/>
-          <w:szCs w:val="24"/>
-          <w:u w:val="single"/>
-          <w:lang w:val="ru-MD"/>
-        </w:rPr>
-        <w:t>асолоджуватися недоступним Твоїм світлом. Бо в Тебе є джерело життя, Ти Бог наш і Тобі славу возсилаємо: Отцю, і Сину, і Святому Духові, нині і повсякчас, і на віки віків. Амінь.]</w:t>
+        <w:t>[Хвалимо, співаємо, благословимо і благодаримо Тебе, Боже батьків наших, бо Ти забрав тінь нічну і явив нам знову світло денне. Молимо Твою добрість: Милостивий будь для нас грішних і прийми молитву нашу задля великої Твоєї ласкавости, бо ми прибігаємо до Тебе, милостивого і всемогутнього Бога. Ти, що засвітив у серцях наших правдиве сонце справедливости Твоєї! Просвіти розум наш і почування всі зберігай, щоб, як у день, ходили ми пристойно шляхом заповідей Твоїх і дійшли до життя вічного, і стали гідними насолоджуватися недоступним Твоїм світлом. Бо в Тебе є джерело життя, Ти Бог наш і Тобі славу возсилаємо: Отцю, і Сину, і Святому Духові, нині і повсякчас, і на віки віків. Амінь.]</w:t>
       </w:r>
     </w:p>
     <w:p>
@@ -19055,6 +17129,7 @@
           <w:i/>
           <w:color w:val="FF0000"/>
           <w:sz w:val="24"/>
+          <w:lang w:val="ru-MD"/>
         </w:rPr>
         <w:t>Священник:</w:t>
       </w:r>
@@ -19062,6 +17137,7 @@
         <w:rPr>
           <w:rFonts w:ascii="Times New Roman" w:hAnsi="Times New Roman"/>
           <w:sz w:val="24"/>
+          <w:lang w:val="ru-MD"/>
         </w:rPr>
         <w:t xml:space="preserve"> Слава тобі, що Світло нам показав!</w:t>
       </w:r>
@@ -19095,16 +17171,7 @@
           <w:szCs w:val="24"/>
           <w:lang w:val="ru-MD"/>
         </w:rPr>
-        <w:t xml:space="preserve"> Слава во вишніх Богу, </w:t>
-      </w:r>
-      <w:r>
-        <w:rPr>
-          <w:rFonts w:ascii="Times New Roman" w:eastAsia="Times New Roman" w:hAnsi="Times New Roman" w:cs="Times New Roman"/>
-          <w:sz w:val="24"/>
-          <w:szCs w:val="24"/>
-          <w:lang w:val="ru-MD"/>
-        </w:rPr>
-        <w:t>і на землі мир,* в людях благовоління.</w:t>
+        <w:t xml:space="preserve"> Слава во вишніх Богу, і на землі мир,* в людях благовоління.</w:t>
       </w:r>
     </w:p>
     <w:p>
@@ -19167,16 +17234,7 @@
           <w:szCs w:val="24"/>
           <w:lang w:val="ru-MD"/>
         </w:rPr>
-        <w:t>Госпо</w:t>
-      </w:r>
-      <w:r>
-        <w:rPr>
-          <w:rFonts w:ascii="Times New Roman" w:eastAsia="Times New Roman" w:hAnsi="Times New Roman" w:cs="Times New Roman"/>
-          <w:sz w:val="24"/>
-          <w:szCs w:val="24"/>
-          <w:lang w:val="ru-MD"/>
-        </w:rPr>
-        <w:t>ди, Боже, Агнче Божий, Сину Отця,* що береш гріхи світу, помилуй нас.</w:t>
+        <w:t>Господи, Боже, Агнче Божий, Сину Отця,* що береш гріхи світу, помилуй нас.</w:t>
       </w:r>
     </w:p>
     <w:p>
@@ -19332,16 +17390,7 @@
           <w:szCs w:val="24"/>
           <w:lang w:val="ru-MD"/>
         </w:rPr>
-        <w:t>Господи, до тебе я прибігаю,* навчи мене творити твою волю</w:t>
-      </w:r>
-      <w:r>
-        <w:rPr>
-          <w:rFonts w:ascii="Times New Roman" w:eastAsia="Times New Roman" w:hAnsi="Times New Roman" w:cs="Times New Roman"/>
-          <w:sz w:val="24"/>
-          <w:szCs w:val="24"/>
-          <w:lang w:val="ru-MD"/>
-        </w:rPr>
-        <w:t>, бо ти Бог мій.</w:t>
+        <w:t>Господи, до тебе я прибігаю,* навчи мене творити твою волю, бо ти Бог мій.</w:t>
       </w:r>
     </w:p>
     <w:p>
@@ -19425,16 +17474,7 @@
           <w:szCs w:val="24"/>
           <w:lang w:val="ru-MD"/>
         </w:rPr>
-        <w:t>Благословенний ти, Господи, Боже Отців наших,* і хвальне, і прославлене ім'я твоє наві</w:t>
-      </w:r>
-      <w:r>
-        <w:rPr>
-          <w:rFonts w:ascii="Times New Roman" w:eastAsia="Times New Roman" w:hAnsi="Times New Roman" w:cs="Times New Roman"/>
-          <w:sz w:val="24"/>
-          <w:szCs w:val="24"/>
-          <w:lang w:val="ru-MD"/>
-        </w:rPr>
-        <w:t>ки. Амінь.</w:t>
+        <w:t>Благословенний ти, Господи, Боже Отців наших,* і хвальне, і прославлене ім'я твоє навіки. Амінь.</w:t>
       </w:r>
     </w:p>
     <w:p>
@@ -19658,16 +17698,7 @@
           <w:szCs w:val="24"/>
           <w:lang w:val="ru-MD"/>
         </w:rPr>
-        <w:t>Сповнім ранішню молитву нашу Господев</w:t>
-      </w:r>
-      <w:r>
-        <w:rPr>
-          <w:rFonts w:ascii="Times New Roman" w:eastAsia="Times New Roman" w:hAnsi="Times New Roman" w:cs="Times New Roman"/>
-          <w:sz w:val="24"/>
-          <w:szCs w:val="24"/>
-          <w:lang w:val="ru-MD"/>
-        </w:rPr>
-        <w:t>і.</w:t>
+        <w:t>Сповнім ранішню молитву нашу Господеві.</w:t>
       </w:r>
     </w:p>
     <w:p>
@@ -20028,16 +18059,7 @@
           <w:szCs w:val="24"/>
           <w:lang w:val="ru-MD"/>
         </w:rPr>
-        <w:t>Християнської кончини життя нашого – безболізної, бездоганної, мирно</w:t>
-      </w:r>
-      <w:r>
-        <w:rPr>
-          <w:rFonts w:ascii="Times New Roman" w:eastAsia="Times New Roman" w:hAnsi="Times New Roman" w:cs="Times New Roman"/>
-          <w:sz w:val="24"/>
-          <w:szCs w:val="24"/>
-          <w:lang w:val="ru-MD"/>
-        </w:rPr>
-        <w:t>ї – і оправдання на страшному суді Христовому просім.</w:t>
+        <w:t>Християнської кончини життя нашого – безболізної, бездоганної, мирної – і оправдання на страшному суді Христовому просім.</w:t>
       </w:r>
     </w:p>
     <w:p>
@@ -20088,16 +18110,7 @@
           <w:szCs w:val="24"/>
           <w:lang w:val="ru-MD"/>
         </w:rPr>
-        <w:t xml:space="preserve">Пресвяту, пречисту, преблагословенну, славну Владичицю нашу Богородицю і приснодіву Марію, з усіма святими пом’янувши, самих себе, і один одного, і все життя наше Христу Богові </w:t>
-      </w:r>
-      <w:r>
-        <w:rPr>
-          <w:rFonts w:ascii="Times New Roman" w:eastAsia="Times New Roman" w:hAnsi="Times New Roman" w:cs="Times New Roman"/>
-          <w:sz w:val="24"/>
-          <w:szCs w:val="24"/>
-          <w:lang w:val="ru-MD"/>
-        </w:rPr>
-        <w:t>віддаймо.</w:t>
+        <w:t>Пресвяту, пречисту, преблагословенну, славну Владичицю нашу Богородицю і приснодіву Марію, з усіма святими пом’янувши, самих себе, і один одного, і все життя наше Христу Богові віддаймо.</w:t>
       </w:r>
     </w:p>
     <w:p>
@@ -20151,27 +18164,7 @@
           <w:u w:val="single"/>
           <w:lang w:val="ru-MD"/>
         </w:rPr>
-        <w:t>[Владико, Боже святий і неосяжний, що казав із темряви світлові засіяти, що заспокоїв нас у нічному сні й підвів до величання і моління Твоєї доброти! Ти, що даєш себе умолити задля свого милосердя, прийми і нині нас, що п</w:t>
-      </w:r>
-      <w:r>
-        <w:rPr>
-          <w:rFonts w:ascii="Times New Roman" w:eastAsia="Times New Roman" w:hAnsi="Times New Roman" w:cs="Times New Roman"/>
-          <w:sz w:val="24"/>
-          <w:szCs w:val="24"/>
-          <w:u w:val="single"/>
-          <w:lang w:val="ru-MD"/>
-        </w:rPr>
-        <w:t>оклоняємося Тобі й по силі благодаримо Тебе; і даруй нам те, чого просимо задля спасіння. Вчини нас синами світла і дня та спадкоємцями вічних Твоїх благ. Пом'яни, Господи, за багатством ласк Твоїх усіх людей, що є і моляться з нами, і всю братію нашу на з</w:t>
-      </w:r>
-      <w:r>
-        <w:rPr>
-          <w:rFonts w:ascii="Times New Roman" w:eastAsia="Times New Roman" w:hAnsi="Times New Roman" w:cs="Times New Roman"/>
-          <w:sz w:val="24"/>
-          <w:szCs w:val="24"/>
-          <w:u w:val="single"/>
-          <w:lang w:val="ru-MD"/>
-        </w:rPr>
-        <w:t>емлі й на морі, і на всякому місці володіння Твого, що потребують Твоєї любови й помочі. Усім вияви велику Твою милість, щоб спасенні, як душею так і тілом, завжди перебували й відважно славили чудне й благословенне ім'я Твоє.]</w:t>
+        <w:t>[Владико, Боже святий і неосяжний, що казав із темряви світлові засіяти, що заспокоїв нас у нічному сні й підвів до величання і моління Твоєї доброти! Ти, що даєш себе умолити задля свого милосердя, прийми і нині нас, що поклоняємося Тобі й по силі благодаримо Тебе; і даруй нам те, чого просимо задля спасіння. Вчини нас синами світла і дня та спадкоємцями вічних Твоїх благ. Пом'яни, Господи, за багатством ласк Твоїх усіх людей, що є і моляться з нами, і всю братію нашу на землі й на морі, і на всякому місці володіння Твого, що потребують Твоєї любови й помочі. Усім вияви велику Твою милість, щоб спасенні, як душею так і тілом, завжди перебували й відважно славили чудне й благословенне ім'я Твоє.]</w:t>
       </w:r>
     </w:p>
     <w:p>
@@ -20190,6 +18183,7 @@
           <w:i/>
           <w:color w:val="FF0000"/>
           <w:sz w:val="24"/>
+          <w:lang w:val="ru-MD"/>
         </w:rPr>
         <w:t>Священник:</w:t>
       </w:r>
@@ -20197,6 +18191,7 @@
         <w:rPr>
           <w:rFonts w:ascii="Times New Roman" w:hAnsi="Times New Roman"/>
           <w:sz w:val="24"/>
+          <w:lang w:val="ru-MD"/>
         </w:rPr>
         <w:t xml:space="preserve"> Бо Ти – Бог милости, ласк і людинолюбности, і Тобі славу возсилаємо, Отцю, і Сину, і Святому Духові, нині, і повсякчас, і на віки віків.</w:t>
       </w:r>
@@ -20260,6 +18255,7 @@
           <w:i/>
           <w:color w:val="FF0000"/>
           <w:sz w:val="24"/>
+          <w:lang w:val="ru-MD"/>
         </w:rPr>
         <w:t>Священник:</w:t>
       </w:r>
@@ -20267,6 +18263,7 @@
         <w:rPr>
           <w:rFonts w:ascii="Times New Roman" w:hAnsi="Times New Roman"/>
           <w:sz w:val="24"/>
+          <w:lang w:val="ru-MD"/>
         </w:rPr>
         <w:t xml:space="preserve"> Мир всім.</w:t>
       </w:r>
@@ -20405,16 +18402,7 @@
           <w:szCs w:val="24"/>
           <w:lang w:val="ru-MD"/>
         </w:rPr>
-        <w:t xml:space="preserve"> Господи святий, ти на висоті живеш і всевидючим оком твоїм споглядаєш на всяке створіння! Перед тобою схилили ми голови, душі й тіла, і молимося до тебе, Святий святих: Простягни руку твою невидиму від святого житла твого і благосл</w:t>
-      </w:r>
-      <w:r>
-        <w:rPr>
-          <w:rFonts w:ascii="Times New Roman" w:eastAsia="Times New Roman" w:hAnsi="Times New Roman" w:cs="Times New Roman"/>
-          <w:sz w:val="24"/>
-          <w:szCs w:val="24"/>
-          <w:lang w:val="ru-MD"/>
-        </w:rPr>
-        <w:t>ови всіх нас; а якщо ми де в чому згрішили добровільно чи недобровільно, як благий і людинолюбний Бог, прости і даруй нам земні й небесні добра твої:</w:t>
+        <w:t xml:space="preserve"> Господи святий, ти на висоті живеш і всевидючим оком твоїм споглядаєш на всяке створіння! Перед тобою схилили ми голови, душі й тіла, і молимося до тебе, Святий святих: Простягни руку твою невидиму від святого житла твого і благослови всіх нас; а якщо ми де в чому згрішили добровільно чи недобровільно, як благий і людинолюбний Бог, прости і даруй нам земні й небесні добра твої:</w:t>
       </w:r>
     </w:p>
     <w:p>
@@ -20433,6 +18421,7 @@
           <w:i/>
           <w:color w:val="FF0000"/>
           <w:sz w:val="24"/>
+          <w:lang w:val="ru-MD"/>
         </w:rPr>
         <w:t>Священник:</w:t>
       </w:r>
@@ -20440,6 +18429,7 @@
         <w:rPr>
           <w:rFonts w:ascii="Times New Roman" w:hAnsi="Times New Roman"/>
           <w:sz w:val="24"/>
+          <w:lang w:val="ru-MD"/>
         </w:rPr>
         <w:t xml:space="preserve"> Бо до Тебе належить милувати і спасати нас, Боже наш, і Тобі славу возсилаємо, Отцю, і Сину, і Святому Духові, нині, і повсякчас, і на віки віків.</w:t>
       </w:r>
@@ -20583,16 +18573,7 @@
           <w:szCs w:val="24"/>
           <w:lang w:val="ru-MD"/>
         </w:rPr>
-        <w:t>Веселіться праведні, радійте небеса,* тремтіть радісно гори, бо народився Христос!* Сидить Діва, до херувимів подібна,* і тримає у своїх обіймах Бога Слово, що с</w:t>
-      </w:r>
-      <w:r>
-        <w:rPr>
-          <w:rFonts w:ascii="Times New Roman" w:eastAsia="Times New Roman" w:hAnsi="Times New Roman" w:cs="Times New Roman"/>
-          <w:sz w:val="24"/>
-          <w:szCs w:val="24"/>
-          <w:lang w:val="ru-MD"/>
-        </w:rPr>
-        <w:t>тало тілом.* Пастирі подивляють Народженого,* мудреці володареві приносять дари,* ангели ж співають:* Неосяжний Господи, – слава тобі!</w:t>
+        <w:t>Веселіться праведні, радійте небеса,* тремтіть радісно гори, бо народився Христос!* Сидить Діва, до херувимів подібна,* і тримає у своїх обіймах Бога Слово, що стало тілом.* Пастирі подивляють Народженого,* мудреці володареві приносять дари,* ангели ж співають:* Неосяжний Господи, – слава тобі!</w:t>
       </w:r>
     </w:p>
     <w:p>
@@ -20665,16 +18646,7 @@
           <w:szCs w:val="24"/>
           <w:lang w:val="ru-MD"/>
         </w:rPr>
-        <w:t>Богородице Діво, що породила Спаса!* Т</w:t>
-      </w:r>
-      <w:r>
-        <w:rPr>
-          <w:rFonts w:ascii="Times New Roman" w:eastAsia="Times New Roman" w:hAnsi="Times New Roman" w:cs="Times New Roman"/>
-          <w:sz w:val="24"/>
-          <w:szCs w:val="24"/>
-          <w:lang w:val="ru-MD"/>
-        </w:rPr>
-        <w:t>и знищила первісне прокляття Єви,* бо стала Матір'ю того, хто є вподобанням Отця,* тримаючи в обіймах воплочене Боже Слово.* Це тайна незбагненна,* яку ми єдиною вірою всі звеличуємо, проголошуючи з тобою:* Невимовний Господи, – слава тобі!</w:t>
+        <w:t>Богородице Діво, що породила Спаса!* Ти знищила первісне прокляття Єви,* бо стала Матір'ю того, хто є вподобанням Отця,* тримаючи в обіймах воплочене Боже Слово.* Це тайна незбагненна,* яку ми єдиною вірою всі звеличуємо, проголошуючи з тобою:* Невимовний Господи, – слава тобі!</w:t>
       </w:r>
     </w:p>
     <w:p>
@@ -20708,47 +18680,28 @@
           <w:u w:val="single"/>
           <w:lang w:val="ru-MD"/>
         </w:rPr>
-        <w:t>Сказав Го</w:t>
-      </w:r>
-      <w:r>
-        <w:rPr>
-          <w:rFonts w:ascii="Times New Roman" w:eastAsia="Times New Roman" w:hAnsi="Times New Roman" w:cs="Times New Roman"/>
-          <w:sz w:val="24"/>
-          <w:szCs w:val="24"/>
-          <w:u w:val="single"/>
-          <w:lang w:val="ru-MD"/>
-        </w:rPr>
-        <w:t>сподь Владиці моєму:* Засядь праворуч мене.</w:t>
-      </w:r>
-    </w:p>
-    <w:p>
-      <w:pPr>
-        <w:spacing w:after="120" w:line="240" w:lineRule="auto"/>
-        <w:jc w:val="both"/>
-        <w:rPr>
-          <w:rFonts w:ascii="Times New Roman" w:eastAsia="Times New Roman" w:hAnsi="Times New Roman" w:cs="Times New Roman"/>
-          <w:sz w:val="24"/>
-          <w:szCs w:val="24"/>
-          <w:lang w:val="ru-MD"/>
-        </w:rPr>
-      </w:pPr>
-      <w:r>
-        <w:rPr>
-          <w:rFonts w:ascii="Times New Roman" w:eastAsia="Times New Roman" w:hAnsi="Times New Roman" w:cs="Times New Roman"/>
-          <w:sz w:val="24"/>
-          <w:szCs w:val="24"/>
-          <w:lang w:val="ru-MD"/>
-        </w:rPr>
-        <w:t>Прийдіть, прославмо Матір Спасителя,* що й після Різдва залишилась Дівою!* Радуйся, духовний городе Царя і Бога,* в якому Христос, живши, довершив спасіння.* З Гавриїлом оспівуймо, з пастирями прославляймо, кажучи:* Богородице, моли того, що від тебе прийн</w:t>
-      </w:r>
-      <w:r>
-        <w:rPr>
-          <w:rFonts w:ascii="Times New Roman" w:eastAsia="Times New Roman" w:hAnsi="Times New Roman" w:cs="Times New Roman"/>
-          <w:sz w:val="24"/>
-          <w:szCs w:val="24"/>
-          <w:lang w:val="ru-MD"/>
-        </w:rPr>
-        <w:t>яв тіло,* щоб ми спаслися.</w:t>
+        <w:t>Сказав Господь Владиці моєму:* Засядь праворуч мене.</w:t>
+      </w:r>
+    </w:p>
+    <w:p>
+      <w:pPr>
+        <w:spacing w:after="120" w:line="240" w:lineRule="auto"/>
+        <w:jc w:val="both"/>
+        <w:rPr>
+          <w:rFonts w:ascii="Times New Roman" w:eastAsia="Times New Roman" w:hAnsi="Times New Roman" w:cs="Times New Roman"/>
+          <w:sz w:val="24"/>
+          <w:szCs w:val="24"/>
+          <w:lang w:val="ru-MD"/>
+        </w:rPr>
+      </w:pPr>
+      <w:r>
+        <w:rPr>
+          <w:rFonts w:ascii="Times New Roman" w:eastAsia="Times New Roman" w:hAnsi="Times New Roman" w:cs="Times New Roman"/>
+          <w:sz w:val="24"/>
+          <w:szCs w:val="24"/>
+          <w:lang w:val="ru-MD"/>
+        </w:rPr>
+        <w:t>Прийдіть, прославмо Матір Спасителя,* що й після Різдва залишилась Дівою!* Радуйся, духовний городе Царя і Бога,* в якому Христос, живши, довершив спасіння.* З Гавриїлом оспівуймо, з пастирями прославляймо, кажучи:* Богородице, моли того, що від тебе прийняв тіло,* щоб ми спаслися.</w:t>
       </w:r>
     </w:p>
     <w:p>
@@ -20830,16 +18783,7 @@
           <w:szCs w:val="24"/>
           <w:lang w:val="ru-MD"/>
         </w:rPr>
-        <w:t>Сьогодні Христос народжується у Вифлеємі від Діви,* сьогодні Безпочатковий починається і Слово стає тілом;* небесні сили радіють і земля з людьми веселиться;* мудреці Владиці дари приносять і пастирі подивляю</w:t>
-      </w:r>
-      <w:r>
-        <w:rPr>
-          <w:rFonts w:ascii="Times New Roman" w:eastAsia="Times New Roman" w:hAnsi="Times New Roman" w:cs="Times New Roman"/>
-          <w:sz w:val="24"/>
-          <w:szCs w:val="24"/>
-          <w:lang w:val="ru-MD"/>
-        </w:rPr>
-        <w:t>ть Народженого.* Ми ж раз у раз виголошуємо:* Слава во вишніх Богу,* і на землі мир, в людях благовоління.</w:t>
+        <w:t>Сьогодні Христос народжується у Вифлеємі від Діви,* сьогодні Безпочатковий починається і Слово стає тілом;* небесні сили радіють і земля з людьми веселиться;* мудреці Владиці дари приносять і пастирі подивляють Народженого.* Ми ж раз у раз виголошуємо:* Слава во вишніх Богу,* і на землі мир, в людях благовоління.</w:t>
       </w:r>
     </w:p>
     <w:p>
@@ -20967,16 +18911,7 @@
           <w:szCs w:val="24"/>
           <w:lang w:val="ru-MD"/>
         </w:rPr>
-        <w:t>Сла́ва Отцю́, і Си́ну, і Свято́му Ду́хові,* і ни́ні, і п</w:t>
-      </w:r>
-      <w:r>
-        <w:rPr>
-          <w:rFonts w:ascii="Times New Roman" w:eastAsia="Times New Roman" w:hAnsi="Times New Roman" w:cs="Times New Roman"/>
-          <w:sz w:val="24"/>
-          <w:szCs w:val="24"/>
-          <w:lang w:val="ru-MD"/>
-        </w:rPr>
-        <w:t>овсякча́с, і на ві́ки вікі́в. Амі́нь.</w:t>
+        <w:t>Сла́ва Отцю́, і Си́ну, і Свято́му Ду́хові,* і ни́ні, і повсякча́с, і на ві́ки вікі́в. Амі́нь.</w:t>
       </w:r>
     </w:p>
     <w:p>
@@ -21047,45 +18982,27 @@
           <w:szCs w:val="24"/>
           <w:lang w:val="ru-MD"/>
         </w:rPr>
-        <w:t>Сла́ва Отцю́, і Си́ну, і С</w:t>
-      </w:r>
-      <w:r>
-        <w:rPr>
-          <w:rFonts w:ascii="Times New Roman" w:eastAsia="Times New Roman" w:hAnsi="Times New Roman" w:cs="Times New Roman"/>
-          <w:sz w:val="24"/>
-          <w:szCs w:val="24"/>
-          <w:lang w:val="ru-MD"/>
-        </w:rPr>
-        <w:t>вято́му Ду́хові,* і ни́ні, і повсякча́с, і на ві́ки вікі́в. Амі́нь.</w:t>
-      </w:r>
-    </w:p>
-    <w:p>
-      <w:pPr>
-        <w:spacing w:after="120" w:line="240" w:lineRule="auto"/>
-        <w:rPr>
-          <w:rFonts w:ascii="Times New Roman" w:eastAsia="Times New Roman" w:hAnsi="Times New Roman" w:cs="Times New Roman"/>
-          <w:sz w:val="24"/>
-          <w:szCs w:val="24"/>
-          <w:lang w:val="ru-MD"/>
-        </w:rPr>
-      </w:pPr>
-      <w:r>
-        <w:rPr>
-          <w:rFonts w:ascii="Times New Roman" w:eastAsia="Times New Roman" w:hAnsi="Times New Roman" w:cs="Times New Roman"/>
-          <w:sz w:val="24"/>
-          <w:szCs w:val="24"/>
-          <w:lang w:val="ru-MD"/>
-        </w:rPr>
-        <w:t>О́тче наш, що єси́ на небеса́х,* неха́й святи́ться ім’я́ Твоє́,* неха́й при́йде ца́рство Твоє́,* неха́й бу́де во́ля Твоя́, як на не́бі, так і на землі́.* Хліб наш насу́щний дай нам сього́д</w:t>
-      </w:r>
-      <w:r>
-        <w:rPr>
-          <w:rFonts w:ascii="Times New Roman" w:eastAsia="Times New Roman" w:hAnsi="Times New Roman" w:cs="Times New Roman"/>
-          <w:sz w:val="24"/>
-          <w:szCs w:val="24"/>
-          <w:lang w:val="ru-MD"/>
-        </w:rPr>
-        <w:t>ні;* і прости́ нам прови́ни на́ші,* як і ми проща́ємо винува́тцям на́шим;* і не введи́ нас у споку́су,* але́ ви́зволи нас від лука́вого.</w:t>
+        <w:t>Сла́ва Отцю́, і Си́ну, і Свято́му Ду́хові,* і ни́ні, і повсякча́с, і на ві́ки вікі́в. Амі́нь.</w:t>
+      </w:r>
+    </w:p>
+    <w:p>
+      <w:pPr>
+        <w:spacing w:after="120" w:line="240" w:lineRule="auto"/>
+        <w:rPr>
+          <w:rFonts w:ascii="Times New Roman" w:eastAsia="Times New Roman" w:hAnsi="Times New Roman" w:cs="Times New Roman"/>
+          <w:sz w:val="24"/>
+          <w:szCs w:val="24"/>
+          <w:lang w:val="ru-MD"/>
+        </w:rPr>
+      </w:pPr>
+      <w:r>
+        <w:rPr>
+          <w:rFonts w:ascii="Times New Roman" w:eastAsia="Times New Roman" w:hAnsi="Times New Roman" w:cs="Times New Roman"/>
+          <w:sz w:val="24"/>
+          <w:szCs w:val="24"/>
+          <w:lang w:val="ru-MD"/>
+        </w:rPr>
+        <w:t>О́тче наш, що єси́ на небеса́х,* неха́й святи́ться ім’я́ Твоє́,* неха́й при́йде ца́рство Твоє́,* неха́й бу́де во́ля Твоя́, як на не́бі, так і на землі́.* Хліб наш насу́щний дай нам сього́дні;* і прости́ нам прови́ни на́ші,* як і ми проща́ємо винува́тцям на́шим;* і не введи́ нас у споку́су,* але́ ви́зволи нас від лука́вого.</w:t>
       </w:r>
     </w:p>
     <w:p>
@@ -21104,6 +19021,7 @@
           <w:i/>
           <w:color w:val="FF0000"/>
           <w:sz w:val="24"/>
+          <w:lang w:val="ru-MD"/>
         </w:rPr>
         <w:t>Священник:</w:t>
       </w:r>
@@ -21111,6 +19029,7 @@
         <w:rPr>
           <w:rFonts w:ascii="Times New Roman" w:hAnsi="Times New Roman"/>
           <w:sz w:val="24"/>
+          <w:lang w:val="ru-MD"/>
         </w:rPr>
         <w:t xml:space="preserve"> Бо Твоє є царство, і сила, і слава, Отця, і Сина, і Святого Духа, нині, і повсякчас, і на віки віків.</w:t>
       </w:r>
@@ -21351,16 +19270,7 @@
           <w:szCs w:val="24"/>
           <w:lang w:val="ru-MD"/>
         </w:rPr>
-        <w:t>Помилуй нас,</w:t>
-      </w:r>
-      <w:r>
-        <w:rPr>
-          <w:rFonts w:ascii="Times New Roman" w:eastAsia="Times New Roman" w:hAnsi="Times New Roman" w:cs="Times New Roman"/>
-          <w:sz w:val="24"/>
-          <w:szCs w:val="24"/>
-          <w:lang w:val="ru-MD"/>
-        </w:rPr>
-        <w:t xml:space="preserve"> Боже, з великої милості Твоєї, молимось Тобі, вислухай і помилуй.</w:t>
+        <w:t>Помилуй нас, Боже, з великої милості Твоєї, молимось Тобі, вислухай і помилуй.</w:t>
       </w:r>
     </w:p>
     <w:p>
@@ -21422,16 +19332,7 @@
           <w:szCs w:val="24"/>
           <w:lang w:val="ru-MD"/>
         </w:rPr>
-        <w:t>Ще молимось за святішого вселенського архиєрея Франциска, папу Римського, і за блаженнішого патріярха нашого Святослава, і за преосвященнішого архиєпископа</w:t>
-      </w:r>
-      <w:r>
-        <w:rPr>
-          <w:rFonts w:ascii="Times New Roman" w:eastAsia="Times New Roman" w:hAnsi="Times New Roman" w:cs="Times New Roman"/>
-          <w:sz w:val="24"/>
-          <w:szCs w:val="24"/>
-          <w:lang w:val="ru-MD"/>
-        </w:rPr>
-        <w:t xml:space="preserve"> і митрополита нашого кир </w:t>
+        <w:t xml:space="preserve">Ще молимось за святішого вселенського архиєрея Франциска, папу Римського, і за блаженнішого патріярха нашого Святослава, і за преосвященнішого архиєпископа і митрополита нашого кир </w:t>
       </w:r>
       <w:r>
         <w:rPr>
@@ -21553,16 +19454,7 @@
           <w:szCs w:val="24"/>
           <w:lang w:val="ru-MD"/>
         </w:rPr>
-        <w:t>Ще молимось за Богом береже</w:t>
-      </w:r>
-      <w:r>
-        <w:rPr>
-          <w:rFonts w:ascii="Times New Roman" w:eastAsia="Times New Roman" w:hAnsi="Times New Roman" w:cs="Times New Roman"/>
-          <w:sz w:val="24"/>
-          <w:szCs w:val="24"/>
-          <w:lang w:val="ru-MD"/>
-        </w:rPr>
-        <w:t>ний народ наш, за правління і за все військо.</w:t>
+        <w:t>Ще молимось за Богом бережений народ наш, за правління і за все військо.</w:t>
       </w:r>
     </w:p>
     <w:p>
@@ -21685,6 +19577,7 @@
           <w:i/>
           <w:color w:val="FF0000"/>
           <w:sz w:val="24"/>
+          <w:lang w:val="ru-MD"/>
         </w:rPr>
         <w:t>Священник:</w:t>
       </w:r>
@@ -21692,6 +19585,7 @@
         <w:rPr>
           <w:rFonts w:ascii="Times New Roman" w:hAnsi="Times New Roman"/>
           <w:sz w:val="24"/>
+          <w:lang w:val="ru-MD"/>
         </w:rPr>
         <w:t xml:space="preserve"> Бо милостивий і людинолюбний Бог єси, і Тобі славу возсилаємо, Отцю, і Сину, і Святому Духові, нині, і повсякчас, і на віки віків.</w:t>
       </w:r>
@@ -21840,6 +19734,7 @@
           <w:i/>
           <w:color w:val="FF0000"/>
           <w:sz w:val="24"/>
+          <w:lang w:val="ru-MD"/>
         </w:rPr>
         <w:t>Священник:</w:t>
       </w:r>
@@ -21847,6 +19742,7 @@
         <w:rPr>
           <w:rFonts w:ascii="Times New Roman" w:hAnsi="Times New Roman"/>
           <w:sz w:val="24"/>
+          <w:lang w:val="ru-MD"/>
         </w:rPr>
         <w:t xml:space="preserve"> Благослове́нний Христо́с Бог наш, за́вжди, ни́ні, і повсякча́с, і на ві́ки вікі́в.</w:t>
       </w:r>
@@ -21858,15 +19754,17 @@
           <w:rFonts w:ascii="Times New Roman" w:eastAsia="Times New Roman" w:hAnsi="Times New Roman" w:cs="Times New Roman"/>
           <w:sz w:val="24"/>
           <w:szCs w:val="24"/>
-        </w:rPr>
-      </w:pPr>
-      <w:r>
-        <w:rPr>
-          <w:rFonts w:ascii="Times New Roman" w:eastAsia="Times New Roman" w:hAnsi="Times New Roman" w:cs="Times New Roman"/>
-          <w:i/>
-          <w:color w:val="FF0000"/>
-          <w:sz w:val="24"/>
-          <w:szCs w:val="24"/>
+          <w:lang w:val="ru-MD"/>
+        </w:rPr>
+      </w:pPr>
+      <w:r>
+        <w:rPr>
+          <w:rFonts w:ascii="Times New Roman" w:eastAsia="Times New Roman" w:hAnsi="Times New Roman" w:cs="Times New Roman"/>
+          <w:i/>
+          <w:color w:val="FF0000"/>
+          <w:sz w:val="24"/>
+          <w:szCs w:val="24"/>
+          <w:lang w:val="ru-MD"/>
         </w:rPr>
         <w:t>Вірні:</w:t>
       </w:r>
@@ -21876,6 +19774,7 @@
           <w:color w:val="FF0000"/>
           <w:sz w:val="24"/>
           <w:szCs w:val="24"/>
+          <w:lang w:val="ru-MD"/>
         </w:rPr>
         <w:t xml:space="preserve"> </w:t>
       </w:r>
@@ -21884,6 +19783,7 @@
           <w:rFonts w:ascii="Times New Roman" w:eastAsia="Times New Roman" w:hAnsi="Times New Roman" w:cs="Times New Roman"/>
           <w:sz w:val="24"/>
           <w:szCs w:val="24"/>
+          <w:lang w:val="ru-MD"/>
         </w:rPr>
         <w:t>Амі́нь. Утверди́, Бо́же, святу́ правосла́вну ві́ру на ві́ки вікі́в.</w:t>
       </w:r>
@@ -21895,6 +19795,7 @@
           <w:rFonts w:ascii="Times New Roman" w:eastAsia="Times New Roman" w:hAnsi="Times New Roman" w:cs="Times New Roman"/>
           <w:sz w:val="24"/>
           <w:szCs w:val="24"/>
+          <w:lang w:val="ru-MD"/>
         </w:rPr>
       </w:pPr>
       <w:r>
@@ -21903,6 +19804,7 @@
           <w:i/>
           <w:color w:val="FF0000"/>
           <w:sz w:val="24"/>
+          <w:lang w:val="ru-MD"/>
         </w:rPr>
         <w:t>Священник:</w:t>
       </w:r>
@@ -21910,6 +19812,7 @@
         <w:rPr>
           <w:rFonts w:ascii="Times New Roman" w:hAnsi="Times New Roman"/>
           <w:sz w:val="24"/>
+          <w:lang w:val="ru-MD"/>
         </w:rPr>
         <w:t xml:space="preserve"> Пресвята́ Богоро́дице, спаси́ нас.</w:t>
       </w:r>
@@ -21921,15 +19824,17 @@
           <w:rFonts w:ascii="Times New Roman" w:eastAsia="Times New Roman" w:hAnsi="Times New Roman" w:cs="Times New Roman"/>
           <w:sz w:val="24"/>
           <w:szCs w:val="24"/>
-        </w:rPr>
-      </w:pPr>
-      <w:r>
-        <w:rPr>
-          <w:rFonts w:ascii="Times New Roman" w:eastAsia="Times New Roman" w:hAnsi="Times New Roman" w:cs="Times New Roman"/>
-          <w:i/>
-          <w:color w:val="FF0000"/>
-          <w:sz w:val="24"/>
-          <w:szCs w:val="24"/>
+          <w:lang w:val="ru-MD"/>
+        </w:rPr>
+      </w:pPr>
+      <w:r>
+        <w:rPr>
+          <w:rFonts w:ascii="Times New Roman" w:eastAsia="Times New Roman" w:hAnsi="Times New Roman" w:cs="Times New Roman"/>
+          <w:i/>
+          <w:color w:val="FF0000"/>
+          <w:sz w:val="24"/>
+          <w:szCs w:val="24"/>
+          <w:lang w:val="ru-MD"/>
         </w:rPr>
         <w:t>Вірні:</w:t>
       </w:r>
@@ -21939,6 +19844,7 @@
           <w:color w:val="FF0000"/>
           <w:sz w:val="24"/>
           <w:szCs w:val="24"/>
+          <w:lang w:val="ru-MD"/>
         </w:rPr>
         <w:t xml:space="preserve"> </w:t>
       </w:r>
@@ -21947,6 +19853,7 @@
           <w:rFonts w:ascii="Times New Roman" w:eastAsia="Times New Roman" w:hAnsi="Times New Roman" w:cs="Times New Roman"/>
           <w:sz w:val="24"/>
           <w:szCs w:val="24"/>
+          <w:lang w:val="ru-MD"/>
         </w:rPr>
         <w:t>Чесні́шу від херуви́мів* і незрівня́нно славні́шу від серафи́мів,* що без зотлі́ння Бо́га Сло́во породи́ла,* су́щу Богоро́дицю, тебе́ велича́ємо.</w:t>
       </w:r>
@@ -21958,6 +19865,7 @@
           <w:rFonts w:ascii="Times New Roman" w:eastAsia="Times New Roman" w:hAnsi="Times New Roman" w:cs="Times New Roman"/>
           <w:sz w:val="24"/>
           <w:szCs w:val="24"/>
+          <w:lang w:val="ru-MD"/>
         </w:rPr>
       </w:pPr>
       <w:r>
@@ -21966,13 +19874,16 @@
           <w:i/>
           <w:color w:val="FF0000"/>
           <w:sz w:val="24"/>
-        </w:rPr>
+          <w:lang w:val="ru-MD"/>
+        </w:rPr>
+        <w:lastRenderedPageBreak/>
         <w:t>Священник:</w:t>
       </w:r>
       <w:r>
         <w:rPr>
           <w:rFonts w:ascii="Times New Roman" w:hAnsi="Times New Roman"/>
           <w:sz w:val="24"/>
+          <w:lang w:val="ru-MD"/>
         </w:rPr>
         <w:t xml:space="preserve"> Сла́ва Тобі́, Хри́сте Бо́же, упова́ння на́ше, сла́ва Тобі́!</w:t>
       </w:r>
@@ -21993,6 +19904,7 @@
           <w:color w:val="FF0000"/>
           <w:sz w:val="24"/>
           <w:szCs w:val="24"/>
+          <w:lang w:val="ru-MD"/>
         </w:rPr>
         <w:t>Вірні:</w:t>
       </w:r>
@@ -22002,6 +19914,7 @@
           <w:color w:val="FF0000"/>
           <w:sz w:val="24"/>
           <w:szCs w:val="24"/>
+          <w:lang w:val="ru-MD"/>
         </w:rPr>
         <w:t xml:space="preserve"> </w:t>
       </w:r>
@@ -22010,8 +19923,17 @@
           <w:rFonts w:ascii="Times New Roman" w:eastAsia="Times New Roman" w:hAnsi="Times New Roman" w:cs="Times New Roman"/>
           <w:sz w:val="24"/>
           <w:szCs w:val="24"/>
-        </w:rPr>
-        <w:t xml:space="preserve">Сла́ва Отцю́, і Си́ну, і Свято́му Ду́хові, і ни́ні, і повсякча́с, і на ві́ки вікі́в. Амі́нь. Го́споди, поми́луй. </w:t>
+          <w:lang w:val="ru-MD"/>
+        </w:rPr>
+        <w:t xml:space="preserve">Сла́ва Отцю́, і Си́ну, і Свято́му Ду́хові, і ни́ні, і повсякча́с, і на ві́ки вікі́в. Амі́нь. </w:t>
+      </w:r>
+      <w:r>
+        <w:rPr>
+          <w:rFonts w:ascii="Times New Roman" w:eastAsia="Times New Roman" w:hAnsi="Times New Roman" w:cs="Times New Roman"/>
+          <w:sz w:val="24"/>
+          <w:szCs w:val="24"/>
+        </w:rPr>
+        <w:t xml:space="preserve">Го́споди, поми́луй. </w:t>
       </w:r>
       <w:r>
         <w:rPr>
@@ -22050,7 +19972,14 @@
           <w:rFonts w:ascii="Times New Roman" w:hAnsi="Times New Roman"/>
           <w:sz w:val="24"/>
         </w:rPr>
-        <w:t xml:space="preserve"> Христос, істинний Бог наш, що народився у вертепі у Вифлеємі Юдейському і в яслах положився спасіння нашого ради - молитвами пречистої своєї Матері, якої пам'ять собору святкуємо, святих, славних і всехвальних апостолів, і святих двадцяти тисяч мучеників, спалених у Нікомидії, блаженного священномученика Григорія, єпископа Станіславівського, і всіх святих - помилує і спасе нас як благий і людинолюбний.</w:t>
+        <w:t xml:space="preserve"> Христос, істинний Бог наш, що народився у вертепі у Вифлеємі Юдейському і в яслах положився спасіння нашого ради - молитвами пречистої своєї Матері, якої пам'ять собору святкуємо, святих, славних і всехвальних апостолів, і святих двадцяти тисяч мучеників,</w:t>
+      </w:r>
+      <w:r>
+        <w:rPr>
+          <w:rFonts w:ascii="Times New Roman" w:hAnsi="Times New Roman"/>
+          <w:sz w:val="24"/>
+        </w:rPr>
+        <w:t xml:space="preserve"> спалених у Нікомидії, блаженного священномученика Григорія, єпископа Станіславівського, і всіх святих - помилує і спасе нас як благий і людинолюбний.</w:t>
       </w:r>
     </w:p>
     <w:p>

--- a/flow/20230914_vu_template/drafts/2024-12-u/28-СБ-20000_мчч.docx
+++ b/flow/20230914_vu_template/drafts/2024-12-u/28-СБ-20000_мчч.docx
@@ -3324,143 +3324,623 @@
     </w:p>
     <w:p>
       <w:pPr>
-        <w:spacing w:after="120" w:line="240" w:lineRule="auto"/>
-        <w:jc w:val="both"/>
-        <w:rPr>
-          <w:rFonts w:ascii="Times New Roman" w:eastAsia="Times New Roman" w:hAnsi="Times New Roman" w:cs="Times New Roman"/>
-          <w:sz w:val="24"/>
-          <w:szCs w:val="24"/>
+        <w:spacing w:after="120"/>
+        <w:jc w:val="both"/>
+      </w:pPr>
+      <w:r>
+        <w:rPr>
+          <w:rFonts w:ascii="Times New Roman" w:hAnsi="Times New Roman"/>
+          <w:i/>
+          <w:color w:val="FF0000"/>
+          <w:sz w:val="24"/>
+        </w:rPr>
+        <w:t>Стих:</w:t>
+      </w:r>
+      <w:r>
+        <w:rPr>
+          <w:rFonts w:ascii="Times New Roman" w:hAnsi="Times New Roman"/>
+          <w:i/>
+          <w:sz w:val="24"/>
+        </w:rPr>
+        <w:t xml:space="preserve"> </w:t>
+      </w:r>
+      <w:r>
+        <w:rPr>
+          <w:rFonts w:ascii="Times New Roman" w:hAnsi="Times New Roman"/>
+          <w:sz w:val="24"/>
           <w:u w:val="single"/>
-          <w:lang w:val="ru-MD"/>
-        </w:rPr>
-      </w:pPr>
-      <w:r>
-        <w:rPr>
-          <w:rFonts w:ascii="Times New Roman" w:eastAsia="Times New Roman" w:hAnsi="Times New Roman" w:cs="Times New Roman"/>
-          <w:i/>
-          <w:color w:val="FF0000"/>
-          <w:sz w:val="24"/>
-          <w:szCs w:val="24"/>
-          <w:lang w:val="ru-MD"/>
+        </w:rPr>
+        <w:t>Коли́</w:t>
+      </w:r>
+      <w:r>
+        <w:rPr>
+          <w:rFonts w:ascii="Times New Roman" w:hAnsi="Times New Roman"/>
+          <w:sz w:val="24"/>
+          <w:u w:val="single"/>
+        </w:rPr>
+        <w:t xml:space="preserve"> </w:t>
+      </w:r>
+      <w:r>
+        <w:rPr>
+          <w:rFonts w:ascii="Times New Roman" w:hAnsi="Times New Roman"/>
+          <w:sz w:val="24"/>
+          <w:u w:val="single"/>
+        </w:rPr>
+        <w:t>Ти,</w:t>
+      </w:r>
+      <w:r>
+        <w:rPr>
+          <w:rFonts w:ascii="Times New Roman" w:hAnsi="Times New Roman"/>
+          <w:sz w:val="24"/>
+          <w:u w:val="single"/>
+        </w:rPr>
+        <w:t xml:space="preserve"> </w:t>
+      </w:r>
+      <w:r>
+        <w:rPr>
+          <w:rFonts w:ascii="Times New Roman" w:hAnsi="Times New Roman"/>
+          <w:sz w:val="24"/>
+          <w:u w:val="single"/>
+        </w:rPr>
+        <w:t>Го́споди,</w:t>
+      </w:r>
+      <w:r>
+        <w:rPr>
+          <w:rFonts w:ascii="Times New Roman" w:hAnsi="Times New Roman"/>
+          <w:sz w:val="24"/>
+          <w:u w:val="single"/>
+        </w:rPr>
+        <w:t xml:space="preserve"> </w:t>
+      </w:r>
+      <w:r>
+        <w:rPr>
+          <w:rFonts w:ascii="Times New Roman" w:hAnsi="Times New Roman"/>
+          <w:sz w:val="24"/>
+          <w:u w:val="single"/>
+        </w:rPr>
+        <w:t>зважа́тимеш</w:t>
+      </w:r>
+      <w:r>
+        <w:rPr>
+          <w:rFonts w:ascii="Times New Roman" w:hAnsi="Times New Roman"/>
+          <w:sz w:val="24"/>
+          <w:u w:val="single"/>
+        </w:rPr>
+        <w:t xml:space="preserve"> </w:t>
+      </w:r>
+      <w:r>
+        <w:rPr>
+          <w:rFonts w:ascii="Times New Roman" w:hAnsi="Times New Roman"/>
+          <w:sz w:val="24"/>
+          <w:u w:val="single"/>
+        </w:rPr>
+        <w:t>на</w:t>
+      </w:r>
+      <w:r>
+        <w:rPr>
+          <w:rFonts w:ascii="Times New Roman" w:hAnsi="Times New Roman"/>
+          <w:sz w:val="24"/>
+          <w:u w:val="single"/>
+        </w:rPr>
+        <w:t xml:space="preserve"> </w:t>
+      </w:r>
+      <w:r>
+        <w:rPr>
+          <w:rFonts w:ascii="Times New Roman" w:hAnsi="Times New Roman"/>
+          <w:sz w:val="24"/>
+          <w:u w:val="single"/>
+        </w:rPr>
+        <w:t>беззако́ння,</w:t>
+      </w:r>
+      <w:r>
+        <w:rPr>
+          <w:rFonts w:ascii="Times New Roman" w:hAnsi="Times New Roman"/>
+          <w:sz w:val="24"/>
+          <w:u w:val="single"/>
+        </w:rPr>
+        <w:t xml:space="preserve"> </w:t>
+      </w:r>
+      <w:r>
+        <w:rPr>
+          <w:rFonts w:ascii="Times New Roman" w:hAnsi="Times New Roman"/>
+          <w:sz w:val="24"/>
+          <w:u w:val="single"/>
+        </w:rPr>
+        <w:t>то</w:t>
+      </w:r>
+      <w:r>
+        <w:rPr>
+          <w:rFonts w:ascii="Times New Roman" w:hAnsi="Times New Roman"/>
+          <w:sz w:val="24"/>
+          <w:u w:val="single"/>
+        </w:rPr>
+        <w:t xml:space="preserve"> </w:t>
+      </w:r>
+      <w:r>
+        <w:rPr>
+          <w:rFonts w:ascii="Times New Roman" w:hAnsi="Times New Roman"/>
+          <w:sz w:val="24"/>
+          <w:u w:val="single"/>
+        </w:rPr>
+        <w:t>хто</w:t>
+      </w:r>
+      <w:r>
+        <w:rPr>
+          <w:rFonts w:ascii="Times New Roman" w:hAnsi="Times New Roman"/>
+          <w:sz w:val="24"/>
+          <w:u w:val="single"/>
+        </w:rPr>
+        <w:t xml:space="preserve"> </w:t>
+      </w:r>
+      <w:r>
+        <w:rPr>
+          <w:rFonts w:ascii="Times New Roman" w:hAnsi="Times New Roman"/>
+          <w:sz w:val="24"/>
+          <w:u w:val="single"/>
+        </w:rPr>
+        <w:t>всто́їться,</w:t>
+      </w:r>
+      <w:r>
+        <w:rPr>
+          <w:rFonts w:ascii="Times New Roman" w:hAnsi="Times New Roman"/>
+          <w:sz w:val="24"/>
+          <w:u w:val="single"/>
+        </w:rPr>
+        <w:t xml:space="preserve"> </w:t>
+      </w:r>
+      <w:r>
+        <w:rPr>
+          <w:rFonts w:ascii="Times New Roman" w:hAnsi="Times New Roman"/>
+          <w:sz w:val="24"/>
+          <w:u w:val="single"/>
+        </w:rPr>
+        <w:t>Го́споди.*</w:t>
+      </w:r>
+      <w:r>
+        <w:rPr>
+          <w:rFonts w:ascii="Times New Roman" w:hAnsi="Times New Roman"/>
+          <w:sz w:val="24"/>
+          <w:u w:val="single"/>
+        </w:rPr>
+        <w:t xml:space="preserve"> </w:t>
+      </w:r>
+      <w:r>
+        <w:rPr>
+          <w:rFonts w:ascii="Times New Roman" w:hAnsi="Times New Roman"/>
+          <w:sz w:val="24"/>
+          <w:u w:val="single"/>
+        </w:rPr>
+        <w:t>Та</w:t>
+      </w:r>
+      <w:r>
+        <w:rPr>
+          <w:rFonts w:ascii="Times New Roman" w:hAnsi="Times New Roman"/>
+          <w:sz w:val="24"/>
+          <w:u w:val="single"/>
+        </w:rPr>
+        <w:t xml:space="preserve"> </w:t>
+      </w:r>
+      <w:r>
+        <w:rPr>
+          <w:rFonts w:ascii="Times New Roman" w:hAnsi="Times New Roman"/>
+          <w:sz w:val="24"/>
+          <w:u w:val="single"/>
+        </w:rPr>
+        <w:t>в</w:t>
+      </w:r>
+      <w:r>
+        <w:rPr>
+          <w:rFonts w:ascii="Times New Roman" w:hAnsi="Times New Roman"/>
+          <w:sz w:val="24"/>
+          <w:u w:val="single"/>
+        </w:rPr>
+        <w:t xml:space="preserve"> </w:t>
+      </w:r>
+      <w:r>
+        <w:rPr>
+          <w:rFonts w:ascii="Times New Roman" w:hAnsi="Times New Roman"/>
+          <w:sz w:val="24"/>
+          <w:u w:val="single"/>
+        </w:rPr>
+        <w:t>Те́бе</w:t>
+      </w:r>
+      <w:r>
+        <w:rPr>
+          <w:rFonts w:ascii="Times New Roman" w:hAnsi="Times New Roman"/>
+          <w:sz w:val="24"/>
+          <w:u w:val="single"/>
+        </w:rPr>
+        <w:t xml:space="preserve"> </w:t>
+      </w:r>
+      <w:r>
+        <w:rPr>
+          <w:rFonts w:ascii="Times New Roman" w:hAnsi="Times New Roman"/>
+          <w:sz w:val="24"/>
+          <w:u w:val="single"/>
+        </w:rPr>
+        <w:t>є</w:t>
+      </w:r>
+      <w:r>
+        <w:rPr>
+          <w:rFonts w:ascii="Times New Roman" w:hAnsi="Times New Roman"/>
+          <w:sz w:val="24"/>
+          <w:u w:val="single"/>
+        </w:rPr>
+        <w:t xml:space="preserve"> </w:t>
+      </w:r>
+      <w:r>
+        <w:rPr>
+          <w:rFonts w:ascii="Times New Roman" w:hAnsi="Times New Roman"/>
+          <w:sz w:val="24"/>
+          <w:u w:val="single"/>
+        </w:rPr>
+        <w:t>проще́ння.</w:t>
+      </w:r>
+    </w:p>
+    <w:p>
+      <w:pPr>
+        <w:spacing w:after="120" w:line="240" w:lineRule="auto"/>
+        <w:jc w:val="both"/>
+        <w:rPr>
+          <w:rFonts w:ascii="Times New Roman" w:eastAsia="Times New Roman" w:hAnsi="Times New Roman" w:cs="Times New Roman"/>
+          <w:sz w:val="24"/>
+          <w:szCs w:val="24"/>
+          <w:lang w:val="ru-MD"/>
+        </w:rPr>
+      </w:pPr>
+      <w:r>
+        <w:rPr>
+          <w:rFonts w:ascii="Times New Roman" w:eastAsia="Times New Roman" w:hAnsi="Times New Roman" w:cs="Times New Roman"/>
+          <w:i/>
+          <w:color w:val="FF0000"/>
+          <w:sz w:val="24"/>
+          <w:szCs w:val="24"/>
+          <w:lang w:val="ru-MD"/>
+        </w:rPr>
+        <w:t>(г.</w:t>
+      </w:r>
+      <w:r>
+        <w:rPr>
+          <w:rFonts w:ascii="Times New Roman" w:eastAsia="Times New Roman" w:hAnsi="Times New Roman" w:cs="Times New Roman"/>
+          <w:i/>
+          <w:color w:val="FF0000"/>
+          <w:sz w:val="24"/>
+          <w:szCs w:val="24"/>
+        </w:rPr>
+        <w:t xml:space="preserve"> </w:t>
+      </w:r>
+      <w:r>
+        <w:rPr>
+          <w:rFonts w:ascii="Times New Roman" w:eastAsia="Times New Roman" w:hAnsi="Times New Roman" w:cs="Times New Roman"/>
+          <w:i/>
+          <w:color w:val="FF0000"/>
+          <w:sz w:val="24"/>
+          <w:szCs w:val="24"/>
+          <w:lang w:val="ru-MD"/>
+        </w:rPr>
+        <w:t>2):</w:t>
+      </w:r>
+      <w:r>
+        <w:rPr>
+          <w:rFonts w:ascii="Times New Roman" w:eastAsia="Times New Roman" w:hAnsi="Times New Roman" w:cs="Times New Roman"/>
+          <w:color w:val="FF0000"/>
+          <w:sz w:val="24"/>
+          <w:szCs w:val="24"/>
+          <w:lang w:val="ru-MD"/>
+        </w:rPr>
+        <w:t xml:space="preserve"> </w:t>
+      </w:r>
+      <w:r>
+        <w:rPr>
+          <w:rFonts w:ascii="Times New Roman" w:eastAsia="Times New Roman" w:hAnsi="Times New Roman" w:cs="Times New Roman"/>
+          <w:sz w:val="24"/>
+          <w:szCs w:val="24"/>
+          <w:lang w:val="ru-MD"/>
+        </w:rPr>
+        <w:t>Прийдіть і радіймо з Господом,* розповідаючи про оце таїнство:* перегороду від раю знищено, вогняний меч зникає,* херувим відступає від дерева життя* і ми, прогнані з раю задля непослуху, причащаємося райської поживи.* Незмінний образ Отця і відблиск його істоти приймає вигляд слуги;* прийшовши від пречистої матері, він не зазнав жодної зміни.* Бувши правдивим Богом, він зостався тим, чим був,* і приймає те, чим не був, ставши людиною заради чоловіколюб'я.* Тому до нього закличмо:* Народжений з Діви, Боже, помилуй нас!</w:t>
+      </w:r>
+    </w:p>
+    <w:p>
+      <w:pPr>
+        <w:spacing w:after="120"/>
+        <w:jc w:val="both"/>
+      </w:pPr>
+      <w:r>
+        <w:rPr>
+          <w:rFonts w:ascii="Times New Roman" w:hAnsi="Times New Roman"/>
+          <w:i/>
+          <w:color w:val="FF0000"/>
+          <w:sz w:val="24"/>
         </w:rPr>
         <w:t>Стих:</w:t>
       </w:r>
       <w:r>
         <w:rPr>
-          <w:rFonts w:ascii="Times New Roman" w:eastAsia="Times New Roman" w:hAnsi="Times New Roman" w:cs="Times New Roman"/>
-          <w:i/>
-          <w:sz w:val="24"/>
-          <w:szCs w:val="24"/>
-          <w:lang w:val="ru-MD"/>
+          <w:rFonts w:ascii="Times New Roman" w:hAnsi="Times New Roman"/>
+          <w:i/>
+          <w:sz w:val="24"/>
         </w:rPr>
         <w:t xml:space="preserve"> </w:t>
       </w:r>
       <w:r>
         <w:rPr>
-          <w:rFonts w:ascii="Times New Roman" w:eastAsia="Times New Roman" w:hAnsi="Times New Roman" w:cs="Times New Roman"/>
-          <w:sz w:val="24"/>
-          <w:szCs w:val="24"/>
+          <w:rFonts w:ascii="Times New Roman" w:hAnsi="Times New Roman"/>
+          <w:sz w:val="24"/>
           <w:u w:val="single"/>
-          <w:lang w:val="ru-MD"/>
-        </w:rPr>
-        <w:t>Коли ти, Господи, зважатимеш на беззаконня,* то хто встоїться, Господи, та в тебе є прощення.</w:t>
-      </w:r>
-    </w:p>
-    <w:p>
-      <w:pPr>
-        <w:spacing w:after="120" w:line="240" w:lineRule="auto"/>
-        <w:jc w:val="both"/>
-        <w:rPr>
-          <w:rFonts w:ascii="Times New Roman" w:eastAsia="Times New Roman" w:hAnsi="Times New Roman" w:cs="Times New Roman"/>
-          <w:sz w:val="24"/>
-          <w:szCs w:val="24"/>
-          <w:lang w:val="ru-MD"/>
-        </w:rPr>
-      </w:pPr>
-      <w:r>
-        <w:rPr>
-          <w:rFonts w:ascii="Times New Roman" w:eastAsia="Times New Roman" w:hAnsi="Times New Roman" w:cs="Times New Roman"/>
-          <w:i/>
-          <w:color w:val="FF0000"/>
-          <w:sz w:val="24"/>
-          <w:szCs w:val="24"/>
-          <w:lang w:val="ru-MD"/>
-        </w:rPr>
-        <w:t>(г.</w:t>
-      </w:r>
-      <w:r>
-        <w:rPr>
-          <w:rFonts w:ascii="Times New Roman" w:eastAsia="Times New Roman" w:hAnsi="Times New Roman" w:cs="Times New Roman"/>
-          <w:i/>
-          <w:color w:val="FF0000"/>
-          <w:sz w:val="24"/>
-          <w:szCs w:val="24"/>
-        </w:rPr>
-        <w:t> </w:t>
-      </w:r>
-      <w:r>
-        <w:rPr>
-          <w:rFonts w:ascii="Times New Roman" w:eastAsia="Times New Roman" w:hAnsi="Times New Roman" w:cs="Times New Roman"/>
-          <w:i/>
-          <w:color w:val="FF0000"/>
-          <w:sz w:val="24"/>
-          <w:szCs w:val="24"/>
-          <w:lang w:val="ru-MD"/>
-        </w:rPr>
-        <w:t>2):</w:t>
-      </w:r>
-      <w:r>
-        <w:rPr>
-          <w:rFonts w:ascii="Times New Roman" w:eastAsia="Times New Roman" w:hAnsi="Times New Roman" w:cs="Times New Roman"/>
-          <w:color w:val="FF0000"/>
-          <w:sz w:val="24"/>
-          <w:szCs w:val="24"/>
-          <w:lang w:val="ru-MD"/>
+        </w:rPr>
+        <w:t>За́для</w:t>
+      </w:r>
+      <w:r>
+        <w:rPr>
+          <w:rFonts w:ascii="Times New Roman" w:hAnsi="Times New Roman"/>
+          <w:sz w:val="24"/>
+          <w:u w:val="single"/>
         </w:rPr>
         <w:t xml:space="preserve"> </w:t>
       </w:r>
       <w:r>
         <w:rPr>
-          <w:rFonts w:ascii="Times New Roman" w:eastAsia="Times New Roman" w:hAnsi="Times New Roman" w:cs="Times New Roman"/>
-          <w:sz w:val="24"/>
-          <w:szCs w:val="24"/>
-          <w:lang w:val="ru-MD"/>
-        </w:rPr>
-        <w:t>Прийдіть і радіймо з Господом,* розповідаючи про оце таїнство:* перегороду від раю знищено, вогняний меч зникає,* херувим відступає від дерева життя* і ми, прогнані з раю задля непослуху, причащаємося райської поживи.* Незмінний образ Отця і відблиск його істоти приймає вигляд слуги;* прийшовши від пречистої матері, він не зазнав жодної зміни.* Бувши правдивим Богом, він зостався тим, чим був,* і приймає те, чим не був, ставши людиною заради чоловіколюб'я.* Тому до нього закличмо:* Народжений з Діви, Боже, помилуй нас!</w:t>
-      </w:r>
-    </w:p>
-    <w:p>
-      <w:pPr>
-        <w:spacing w:after="120" w:line="240" w:lineRule="auto"/>
-        <w:jc w:val="both"/>
-        <w:rPr>
-          <w:rFonts w:ascii="Times New Roman" w:eastAsia="Times New Roman" w:hAnsi="Times New Roman" w:cs="Times New Roman"/>
-          <w:sz w:val="24"/>
-          <w:szCs w:val="24"/>
+          <w:rFonts w:ascii="Times New Roman" w:hAnsi="Times New Roman"/>
+          <w:sz w:val="24"/>
           <w:u w:val="single"/>
-          <w:lang w:val="ru-MD"/>
-        </w:rPr>
-      </w:pPr>
-      <w:r>
-        <w:rPr>
-          <w:rFonts w:ascii="Times New Roman" w:eastAsia="Times New Roman" w:hAnsi="Times New Roman" w:cs="Times New Roman"/>
-          <w:i/>
-          <w:color w:val="FF0000"/>
-          <w:sz w:val="24"/>
-          <w:szCs w:val="24"/>
-          <w:lang w:val="ru-MD"/>
-        </w:rPr>
-        <w:t xml:space="preserve">Стих: </w:t>
-      </w:r>
-      <w:r>
-        <w:rPr>
-          <w:rFonts w:ascii="Times New Roman" w:eastAsia="Times New Roman" w:hAnsi="Times New Roman" w:cs="Times New Roman"/>
-          <w:sz w:val="24"/>
-          <w:szCs w:val="24"/>
+        </w:rPr>
+        <w:t>І́мени</w:t>
+      </w:r>
+      <w:r>
+        <w:rPr>
+          <w:rFonts w:ascii="Times New Roman" w:hAnsi="Times New Roman"/>
+          <w:sz w:val="24"/>
           <w:u w:val="single"/>
-          <w:lang w:val="ru-MD"/>
-        </w:rPr>
-        <w:t>Задля імени твого надіюсь на тебе, Господи,* надіється душа моя на слово твоє; надіється душа моя на Господа.</w:t>
+        </w:rPr>
+        <w:t xml:space="preserve"> </w:t>
+      </w:r>
+      <w:r>
+        <w:rPr>
+          <w:rFonts w:ascii="Times New Roman" w:hAnsi="Times New Roman"/>
+          <w:sz w:val="24"/>
+          <w:u w:val="single"/>
+        </w:rPr>
+        <w:t>Твого́</w:t>
+      </w:r>
+      <w:r>
+        <w:rPr>
+          <w:rFonts w:ascii="Times New Roman" w:hAnsi="Times New Roman"/>
+          <w:sz w:val="24"/>
+          <w:u w:val="single"/>
+        </w:rPr>
+        <w:t xml:space="preserve"> </w:t>
+      </w:r>
+      <w:r>
+        <w:rPr>
+          <w:rFonts w:ascii="Times New Roman" w:hAnsi="Times New Roman"/>
+          <w:sz w:val="24"/>
+          <w:u w:val="single"/>
+        </w:rPr>
+        <w:t>наді́юсь</w:t>
+      </w:r>
+      <w:r>
+        <w:rPr>
+          <w:rFonts w:ascii="Times New Roman" w:hAnsi="Times New Roman"/>
+          <w:sz w:val="24"/>
+          <w:u w:val="single"/>
+        </w:rPr>
+        <w:t xml:space="preserve"> </w:t>
+      </w:r>
+      <w:r>
+        <w:rPr>
+          <w:rFonts w:ascii="Times New Roman" w:hAnsi="Times New Roman"/>
+          <w:sz w:val="24"/>
+          <w:u w:val="single"/>
+        </w:rPr>
+        <w:t>на</w:t>
+      </w:r>
+      <w:r>
+        <w:rPr>
+          <w:rFonts w:ascii="Times New Roman" w:hAnsi="Times New Roman"/>
+          <w:sz w:val="24"/>
+          <w:u w:val="single"/>
+        </w:rPr>
+        <w:t xml:space="preserve"> </w:t>
+      </w:r>
+      <w:r>
+        <w:rPr>
+          <w:rFonts w:ascii="Times New Roman" w:hAnsi="Times New Roman"/>
+          <w:sz w:val="24"/>
+          <w:u w:val="single"/>
+        </w:rPr>
+        <w:t>Те́бе,</w:t>
+      </w:r>
+      <w:r>
+        <w:rPr>
+          <w:rFonts w:ascii="Times New Roman" w:hAnsi="Times New Roman"/>
+          <w:sz w:val="24"/>
+          <w:u w:val="single"/>
+        </w:rPr>
+        <w:t xml:space="preserve"> </w:t>
+      </w:r>
+      <w:r>
+        <w:rPr>
+          <w:rFonts w:ascii="Times New Roman" w:hAnsi="Times New Roman"/>
+          <w:sz w:val="24"/>
+          <w:u w:val="single"/>
+        </w:rPr>
+        <w:t>Го́споди,</w:t>
+      </w:r>
+      <w:r>
+        <w:rPr>
+          <w:rFonts w:ascii="Times New Roman" w:hAnsi="Times New Roman"/>
+          <w:sz w:val="24"/>
+          <w:u w:val="single"/>
+        </w:rPr>
+        <w:t xml:space="preserve"> </w:t>
+      </w:r>
+      <w:r>
+        <w:rPr>
+          <w:rFonts w:ascii="Times New Roman" w:hAnsi="Times New Roman"/>
+          <w:sz w:val="24"/>
+          <w:u w:val="single"/>
+        </w:rPr>
+        <w:t>наді́ється</w:t>
+      </w:r>
+      <w:r>
+        <w:rPr>
+          <w:rFonts w:ascii="Times New Roman" w:hAnsi="Times New Roman"/>
+          <w:sz w:val="24"/>
+          <w:u w:val="single"/>
+        </w:rPr>
+        <w:t xml:space="preserve"> </w:t>
+      </w:r>
+      <w:r>
+        <w:rPr>
+          <w:rFonts w:ascii="Times New Roman" w:hAnsi="Times New Roman"/>
+          <w:sz w:val="24"/>
+          <w:u w:val="single"/>
+        </w:rPr>
+        <w:t>душа́</w:t>
+      </w:r>
+      <w:r>
+        <w:rPr>
+          <w:rFonts w:ascii="Times New Roman" w:hAnsi="Times New Roman"/>
+          <w:sz w:val="24"/>
+          <w:u w:val="single"/>
+        </w:rPr>
+        <w:t xml:space="preserve"> </w:t>
+      </w:r>
+      <w:r>
+        <w:rPr>
+          <w:rFonts w:ascii="Times New Roman" w:hAnsi="Times New Roman"/>
+          <w:sz w:val="24"/>
+          <w:u w:val="single"/>
+        </w:rPr>
+        <w:t>моя́</w:t>
+      </w:r>
+      <w:r>
+        <w:rPr>
+          <w:rFonts w:ascii="Times New Roman" w:hAnsi="Times New Roman"/>
+          <w:sz w:val="24"/>
+          <w:u w:val="single"/>
+        </w:rPr>
+        <w:t xml:space="preserve"> </w:t>
+      </w:r>
+      <w:r>
+        <w:rPr>
+          <w:rFonts w:ascii="Times New Roman" w:hAnsi="Times New Roman"/>
+          <w:sz w:val="24"/>
+          <w:u w:val="single"/>
+        </w:rPr>
+        <w:t>на</w:t>
+      </w:r>
+      <w:r>
+        <w:rPr>
+          <w:rFonts w:ascii="Times New Roman" w:hAnsi="Times New Roman"/>
+          <w:sz w:val="24"/>
+          <w:u w:val="single"/>
+        </w:rPr>
+        <w:t xml:space="preserve"> </w:t>
+      </w:r>
+      <w:r>
+        <w:rPr>
+          <w:rFonts w:ascii="Times New Roman" w:hAnsi="Times New Roman"/>
+          <w:sz w:val="24"/>
+          <w:u w:val="single"/>
+        </w:rPr>
+        <w:t>сло́во</w:t>
+      </w:r>
+      <w:r>
+        <w:rPr>
+          <w:rFonts w:ascii="Times New Roman" w:hAnsi="Times New Roman"/>
+          <w:sz w:val="24"/>
+          <w:u w:val="single"/>
+        </w:rPr>
+        <w:t xml:space="preserve"> </w:t>
+      </w:r>
+      <w:r>
+        <w:rPr>
+          <w:rFonts w:ascii="Times New Roman" w:hAnsi="Times New Roman"/>
+          <w:sz w:val="24"/>
+          <w:u w:val="single"/>
+        </w:rPr>
+        <w:t>Твоє́;*</w:t>
+      </w:r>
+      <w:r>
+        <w:rPr>
+          <w:rFonts w:ascii="Times New Roman" w:hAnsi="Times New Roman"/>
+          <w:sz w:val="24"/>
+          <w:u w:val="single"/>
+        </w:rPr>
+        <w:t xml:space="preserve"> </w:t>
+      </w:r>
+      <w:r>
+        <w:rPr>
+          <w:rFonts w:ascii="Times New Roman" w:hAnsi="Times New Roman"/>
+          <w:sz w:val="24"/>
+          <w:u w:val="single"/>
+        </w:rPr>
+        <w:t>наді́ється</w:t>
+      </w:r>
+      <w:r>
+        <w:rPr>
+          <w:rFonts w:ascii="Times New Roman" w:hAnsi="Times New Roman"/>
+          <w:sz w:val="24"/>
+          <w:u w:val="single"/>
+        </w:rPr>
+        <w:t xml:space="preserve"> </w:t>
+      </w:r>
+      <w:r>
+        <w:rPr>
+          <w:rFonts w:ascii="Times New Roman" w:hAnsi="Times New Roman"/>
+          <w:sz w:val="24"/>
+          <w:u w:val="single"/>
+        </w:rPr>
+        <w:t>душа́</w:t>
+      </w:r>
+      <w:r>
+        <w:rPr>
+          <w:rFonts w:ascii="Times New Roman" w:hAnsi="Times New Roman"/>
+          <w:sz w:val="24"/>
+          <w:u w:val="single"/>
+        </w:rPr>
+        <w:t xml:space="preserve"> </w:t>
+      </w:r>
+      <w:r>
+        <w:rPr>
+          <w:rFonts w:ascii="Times New Roman" w:hAnsi="Times New Roman"/>
+          <w:sz w:val="24"/>
+          <w:u w:val="single"/>
+        </w:rPr>
+        <w:t>моя́</w:t>
+      </w:r>
+      <w:r>
+        <w:rPr>
+          <w:rFonts w:ascii="Times New Roman" w:hAnsi="Times New Roman"/>
+          <w:sz w:val="24"/>
+          <w:u w:val="single"/>
+        </w:rPr>
+        <w:t xml:space="preserve"> </w:t>
+      </w:r>
+      <w:r>
+        <w:rPr>
+          <w:rFonts w:ascii="Times New Roman" w:hAnsi="Times New Roman"/>
+          <w:sz w:val="24"/>
+          <w:u w:val="single"/>
+        </w:rPr>
+        <w:t>на</w:t>
+      </w:r>
+      <w:r>
+        <w:rPr>
+          <w:rFonts w:ascii="Times New Roman" w:hAnsi="Times New Roman"/>
+          <w:sz w:val="24"/>
+          <w:u w:val="single"/>
+        </w:rPr>
+        <w:t xml:space="preserve"> </w:t>
+      </w:r>
+      <w:r>
+        <w:rPr>
+          <w:rFonts w:ascii="Times New Roman" w:hAnsi="Times New Roman"/>
+          <w:sz w:val="24"/>
+          <w:u w:val="single"/>
+        </w:rPr>
+        <w:t>Го́спода.</w:t>
       </w:r>
     </w:p>
     <w:p>
@@ -3486,46 +3966,225 @@
     </w:p>
     <w:p>
       <w:pPr>
-        <w:spacing w:after="120" w:line="240" w:lineRule="auto"/>
-        <w:jc w:val="both"/>
-        <w:rPr>
-          <w:rFonts w:ascii="Times New Roman" w:eastAsia="Times New Roman" w:hAnsi="Times New Roman" w:cs="Times New Roman"/>
-          <w:sz w:val="24"/>
-          <w:szCs w:val="24"/>
+        <w:spacing w:after="120"/>
+        <w:jc w:val="both"/>
+      </w:pPr>
+      <w:r>
+        <w:rPr>
+          <w:rFonts w:ascii="Times New Roman" w:hAnsi="Times New Roman"/>
+          <w:i/>
+          <w:color w:val="FF0000"/>
+          <w:sz w:val="24"/>
+        </w:rPr>
+        <w:t>Стих:</w:t>
+      </w:r>
+      <w:r>
+        <w:rPr>
+          <w:rFonts w:ascii="Times New Roman" w:hAnsi="Times New Roman"/>
+          <w:i/>
+          <w:sz w:val="24"/>
+        </w:rPr>
+        <w:t xml:space="preserve"> </w:t>
+      </w:r>
+      <w:r>
+        <w:rPr>
+          <w:rFonts w:ascii="Times New Roman" w:hAnsi="Times New Roman"/>
+          <w:sz w:val="24"/>
           <w:u w:val="single"/>
-          <w:lang w:val="ru-MD"/>
-        </w:rPr>
-      </w:pPr>
-      <w:r>
-        <w:rPr>
-          <w:rFonts w:ascii="Times New Roman" w:eastAsia="Times New Roman" w:hAnsi="Times New Roman" w:cs="Times New Roman"/>
-          <w:i/>
-          <w:color w:val="FF0000"/>
-          <w:sz w:val="24"/>
-          <w:szCs w:val="24"/>
-          <w:lang w:val="ru-MD"/>
-        </w:rPr>
-        <w:t>Стих:</w:t>
-      </w:r>
-      <w:r>
-        <w:rPr>
-          <w:rFonts w:ascii="Times New Roman" w:eastAsia="Times New Roman" w:hAnsi="Times New Roman" w:cs="Times New Roman"/>
-          <w:i/>
-          <w:sz w:val="24"/>
-          <w:szCs w:val="24"/>
-          <w:lang w:val="ru-MD"/>
+        </w:rPr>
+        <w:t>Від</w:t>
+      </w:r>
+      <w:r>
+        <w:rPr>
+          <w:rFonts w:ascii="Times New Roman" w:hAnsi="Times New Roman"/>
+          <w:sz w:val="24"/>
+          <w:u w:val="single"/>
         </w:rPr>
         <w:t xml:space="preserve"> </w:t>
       </w:r>
       <w:r>
         <w:rPr>
-          <w:rFonts w:ascii="Times New Roman" w:eastAsia="Times New Roman" w:hAnsi="Times New Roman" w:cs="Times New Roman"/>
-          <w:sz w:val="24"/>
-          <w:szCs w:val="24"/>
+          <w:rFonts w:ascii="Times New Roman" w:hAnsi="Times New Roman"/>
+          <w:sz w:val="24"/>
           <w:u w:val="single"/>
-          <w:lang w:val="ru-MD"/>
-        </w:rPr>
-        <w:t>Від ранньої сторожі до ночі* від ранньої сторожі нехай уповає Ізраїль на Господа.</w:t>
+        </w:rPr>
+        <w:t>ра́нньої</w:t>
+      </w:r>
+      <w:r>
+        <w:rPr>
+          <w:rFonts w:ascii="Times New Roman" w:hAnsi="Times New Roman"/>
+          <w:sz w:val="24"/>
+          <w:u w:val="single"/>
+        </w:rPr>
+        <w:t xml:space="preserve"> </w:t>
+      </w:r>
+      <w:r>
+        <w:rPr>
+          <w:rFonts w:ascii="Times New Roman" w:hAnsi="Times New Roman"/>
+          <w:sz w:val="24"/>
+          <w:u w:val="single"/>
+        </w:rPr>
+        <w:t>сторо́жі</w:t>
+      </w:r>
+      <w:r>
+        <w:rPr>
+          <w:rFonts w:ascii="Times New Roman" w:hAnsi="Times New Roman"/>
+          <w:sz w:val="24"/>
+          <w:u w:val="single"/>
+        </w:rPr>
+        <w:t xml:space="preserve"> </w:t>
+      </w:r>
+      <w:r>
+        <w:rPr>
+          <w:rFonts w:ascii="Times New Roman" w:hAnsi="Times New Roman"/>
+          <w:sz w:val="24"/>
+          <w:u w:val="single"/>
+        </w:rPr>
+        <w:t>до</w:t>
+      </w:r>
+      <w:r>
+        <w:rPr>
+          <w:rFonts w:ascii="Times New Roman" w:hAnsi="Times New Roman"/>
+          <w:sz w:val="24"/>
+          <w:u w:val="single"/>
+        </w:rPr>
+        <w:t xml:space="preserve"> </w:t>
+      </w:r>
+      <w:r>
+        <w:rPr>
+          <w:rFonts w:ascii="Times New Roman" w:hAnsi="Times New Roman"/>
+          <w:sz w:val="24"/>
+          <w:u w:val="single"/>
+        </w:rPr>
+        <w:t>но́чі</w:t>
+      </w:r>
+      <w:r>
+        <w:rPr>
+          <w:rFonts w:ascii="Times New Roman" w:hAnsi="Times New Roman"/>
+          <w:sz w:val="24"/>
+          <w:u w:val="single"/>
+        </w:rPr>
+        <w:t xml:space="preserve"> </w:t>
+      </w:r>
+      <w:r>
+        <w:rPr>
+          <w:rFonts w:ascii="Times New Roman" w:hAnsi="Times New Roman"/>
+          <w:sz w:val="24"/>
+          <w:u w:val="single"/>
+        </w:rPr>
+        <w:t>від</w:t>
+      </w:r>
+      <w:r>
+        <w:rPr>
+          <w:rFonts w:ascii="Times New Roman" w:hAnsi="Times New Roman"/>
+          <w:sz w:val="24"/>
+          <w:u w:val="single"/>
+        </w:rPr>
+        <w:t xml:space="preserve"> </w:t>
+      </w:r>
+      <w:r>
+        <w:rPr>
+          <w:rFonts w:ascii="Times New Roman" w:hAnsi="Times New Roman"/>
+          <w:sz w:val="24"/>
+          <w:u w:val="single"/>
+        </w:rPr>
+        <w:t>ра́нньої</w:t>
+      </w:r>
+      <w:r>
+        <w:rPr>
+          <w:rFonts w:ascii="Times New Roman" w:hAnsi="Times New Roman"/>
+          <w:sz w:val="24"/>
+          <w:u w:val="single"/>
+        </w:rPr>
+        <w:t xml:space="preserve"> </w:t>
+      </w:r>
+      <w:r>
+        <w:rPr>
+          <w:rFonts w:ascii="Times New Roman" w:hAnsi="Times New Roman"/>
+          <w:sz w:val="24"/>
+          <w:u w:val="single"/>
+        </w:rPr>
+        <w:t>сторо́жі*</w:t>
+      </w:r>
+      <w:r>
+        <w:rPr>
+          <w:rFonts w:ascii="Times New Roman" w:hAnsi="Times New Roman"/>
+          <w:sz w:val="24"/>
+          <w:u w:val="single"/>
+        </w:rPr>
+        <w:t xml:space="preserve"> </w:t>
+      </w:r>
+      <w:r>
+        <w:rPr>
+          <w:rFonts w:ascii="Times New Roman" w:hAnsi="Times New Roman"/>
+          <w:sz w:val="24"/>
+          <w:u w:val="single"/>
+        </w:rPr>
+        <w:t>неха́й</w:t>
+      </w:r>
+      <w:r>
+        <w:rPr>
+          <w:rFonts w:ascii="Times New Roman" w:hAnsi="Times New Roman"/>
+          <w:sz w:val="24"/>
+          <w:u w:val="single"/>
+        </w:rPr>
+        <w:t xml:space="preserve"> </w:t>
+      </w:r>
+      <w:r>
+        <w:rPr>
+          <w:rFonts w:ascii="Times New Roman" w:hAnsi="Times New Roman"/>
+          <w:sz w:val="24"/>
+          <w:u w:val="single"/>
+        </w:rPr>
+        <w:t>упова́є</w:t>
+      </w:r>
+      <w:r>
+        <w:rPr>
+          <w:rFonts w:ascii="Times New Roman" w:hAnsi="Times New Roman"/>
+          <w:sz w:val="24"/>
+          <w:u w:val="single"/>
+        </w:rPr>
+        <w:t xml:space="preserve"> </w:t>
+      </w:r>
+      <w:r>
+        <w:rPr>
+          <w:rFonts w:ascii="Times New Roman" w:hAnsi="Times New Roman"/>
+          <w:sz w:val="24"/>
+          <w:u w:val="single"/>
+        </w:rPr>
+        <w:t>Ізра́їль</w:t>
+      </w:r>
+      <w:r>
+        <w:rPr>
+          <w:rFonts w:ascii="Times New Roman" w:hAnsi="Times New Roman"/>
+          <w:sz w:val="24"/>
+          <w:u w:val="single"/>
+        </w:rPr>
+        <w:t xml:space="preserve"> </w:t>
+      </w:r>
+      <w:r>
+        <w:rPr>
+          <w:rFonts w:ascii="Times New Roman" w:hAnsi="Times New Roman"/>
+          <w:sz w:val="24"/>
+          <w:u w:val="single"/>
+        </w:rPr>
+        <w:t>на</w:t>
+      </w:r>
+      <w:r>
+        <w:rPr>
+          <w:rFonts w:ascii="Times New Roman" w:hAnsi="Times New Roman"/>
+          <w:sz w:val="24"/>
+          <w:u w:val="single"/>
+        </w:rPr>
+        <w:t xml:space="preserve"> </w:t>
+      </w:r>
+      <w:r>
+        <w:rPr>
+          <w:rFonts w:ascii="Times New Roman" w:hAnsi="Times New Roman"/>
+          <w:sz w:val="24"/>
+          <w:u w:val="single"/>
+        </w:rPr>
+        <w:t>Го́спода.</w:t>
       </w:r>
     </w:p>
     <w:p>
@@ -3632,7 +4291,7 @@
           <w:sz w:val="24"/>
           <w:szCs w:val="24"/>
         </w:rPr>
-        <w:t> </w:t>
+        <w:t xml:space="preserve"> </w:t>
       </w:r>
       <w:r>
         <w:rPr>
@@ -3694,111 +4353,341 @@
     </w:p>
     <w:p>
       <w:pPr>
-        <w:spacing w:after="120" w:line="240" w:lineRule="auto"/>
-        <w:jc w:val="both"/>
-        <w:rPr>
-          <w:rFonts w:ascii="Times New Roman" w:eastAsia="Times New Roman" w:hAnsi="Times New Roman" w:cs="Times New Roman"/>
-          <w:sz w:val="24"/>
-          <w:szCs w:val="24"/>
+        <w:spacing w:after="120"/>
+        <w:jc w:val="both"/>
+      </w:pPr>
+      <w:r>
+        <w:rPr>
+          <w:rFonts w:ascii="Times New Roman" w:hAnsi="Times New Roman"/>
+          <w:i/>
+          <w:color w:val="FF0000"/>
+          <w:sz w:val="24"/>
+        </w:rPr>
+        <w:t>Стих:</w:t>
+      </w:r>
+      <w:r>
+        <w:rPr>
+          <w:rFonts w:ascii="Times New Roman" w:hAnsi="Times New Roman"/>
+          <w:i/>
+          <w:sz w:val="24"/>
+        </w:rPr>
+        <w:t xml:space="preserve"> </w:t>
+      </w:r>
+      <w:r>
+        <w:rPr>
+          <w:rFonts w:ascii="Times New Roman" w:hAnsi="Times New Roman"/>
+          <w:sz w:val="24"/>
           <w:u w:val="single"/>
-          <w:lang w:val="ru-MD"/>
-        </w:rPr>
-      </w:pPr>
-      <w:r>
-        <w:rPr>
-          <w:rFonts w:ascii="Times New Roman" w:eastAsia="Times New Roman" w:hAnsi="Times New Roman" w:cs="Times New Roman"/>
-          <w:i/>
-          <w:color w:val="FF0000"/>
-          <w:sz w:val="24"/>
-          <w:szCs w:val="24"/>
-          <w:lang w:val="ru-MD"/>
+        </w:rPr>
+        <w:t>Хвалі́те</w:t>
+      </w:r>
+      <w:r>
+        <w:rPr>
+          <w:rFonts w:ascii="Times New Roman" w:hAnsi="Times New Roman"/>
+          <w:sz w:val="24"/>
+          <w:u w:val="single"/>
+        </w:rPr>
+        <w:t xml:space="preserve"> </w:t>
+      </w:r>
+      <w:r>
+        <w:rPr>
+          <w:rFonts w:ascii="Times New Roman" w:hAnsi="Times New Roman"/>
+          <w:sz w:val="24"/>
+          <w:u w:val="single"/>
+        </w:rPr>
+        <w:t>Го́спода</w:t>
+      </w:r>
+      <w:r>
+        <w:rPr>
+          <w:rFonts w:ascii="Times New Roman" w:hAnsi="Times New Roman"/>
+          <w:sz w:val="24"/>
+          <w:u w:val="single"/>
+        </w:rPr>
+        <w:t xml:space="preserve"> </w:t>
+      </w:r>
+      <w:r>
+        <w:rPr>
+          <w:rFonts w:ascii="Times New Roman" w:hAnsi="Times New Roman"/>
+          <w:sz w:val="24"/>
+          <w:u w:val="single"/>
+        </w:rPr>
+        <w:t>всі</w:t>
+      </w:r>
+      <w:r>
+        <w:rPr>
+          <w:rFonts w:ascii="Times New Roman" w:hAnsi="Times New Roman"/>
+          <w:sz w:val="24"/>
+          <w:u w:val="single"/>
+        </w:rPr>
+        <w:t xml:space="preserve"> </w:t>
+      </w:r>
+      <w:r>
+        <w:rPr>
+          <w:rFonts w:ascii="Times New Roman" w:hAnsi="Times New Roman"/>
+          <w:sz w:val="24"/>
+          <w:u w:val="single"/>
+        </w:rPr>
+        <w:t>наро́ди!*</w:t>
+      </w:r>
+      <w:r>
+        <w:rPr>
+          <w:rFonts w:ascii="Times New Roman" w:hAnsi="Times New Roman"/>
+          <w:sz w:val="24"/>
+          <w:u w:val="single"/>
+        </w:rPr>
+        <w:t xml:space="preserve"> </w:t>
+      </w:r>
+      <w:r>
+        <w:rPr>
+          <w:rFonts w:ascii="Times New Roman" w:hAnsi="Times New Roman"/>
+          <w:sz w:val="24"/>
+          <w:u w:val="single"/>
+        </w:rPr>
+        <w:t>Прославля́йте</w:t>
+      </w:r>
+      <w:r>
+        <w:rPr>
+          <w:rFonts w:ascii="Times New Roman" w:hAnsi="Times New Roman"/>
+          <w:sz w:val="24"/>
+          <w:u w:val="single"/>
+        </w:rPr>
+        <w:t xml:space="preserve"> </w:t>
+      </w:r>
+      <w:r>
+        <w:rPr>
+          <w:rFonts w:ascii="Times New Roman" w:hAnsi="Times New Roman"/>
+          <w:sz w:val="24"/>
+          <w:u w:val="single"/>
+        </w:rPr>
+        <w:t>Його́</w:t>
+      </w:r>
+      <w:r>
+        <w:rPr>
+          <w:rFonts w:ascii="Times New Roman" w:hAnsi="Times New Roman"/>
+          <w:sz w:val="24"/>
+          <w:u w:val="single"/>
+        </w:rPr>
+        <w:t xml:space="preserve"> </w:t>
+      </w:r>
+      <w:r>
+        <w:rPr>
+          <w:rFonts w:ascii="Times New Roman" w:hAnsi="Times New Roman"/>
+          <w:sz w:val="24"/>
+          <w:u w:val="single"/>
+        </w:rPr>
+        <w:t>всі</w:t>
+      </w:r>
+      <w:r>
+        <w:rPr>
+          <w:rFonts w:ascii="Times New Roman" w:hAnsi="Times New Roman"/>
+          <w:sz w:val="24"/>
+          <w:u w:val="single"/>
+        </w:rPr>
+        <w:t xml:space="preserve"> </w:t>
+      </w:r>
+      <w:r>
+        <w:rPr>
+          <w:rFonts w:ascii="Times New Roman" w:hAnsi="Times New Roman"/>
+          <w:sz w:val="24"/>
+          <w:u w:val="single"/>
+        </w:rPr>
+        <w:t>лю́ди!</w:t>
+      </w:r>
+    </w:p>
+    <w:p>
+      <w:pPr>
+        <w:spacing w:after="120" w:line="240" w:lineRule="auto"/>
+        <w:jc w:val="both"/>
+        <w:rPr>
+          <w:rFonts w:ascii="Times New Roman" w:eastAsia="Times New Roman" w:hAnsi="Times New Roman" w:cs="Times New Roman"/>
+          <w:sz w:val="24"/>
+          <w:szCs w:val="24"/>
+          <w:lang w:val="ru-MD"/>
+        </w:rPr>
+      </w:pPr>
+      <w:r>
+        <w:rPr>
+          <w:rFonts w:ascii="Times New Roman" w:eastAsia="Times New Roman" w:hAnsi="Times New Roman" w:cs="Times New Roman"/>
+          <w:sz w:val="24"/>
+          <w:szCs w:val="24"/>
+          <w:lang w:val="ru-MD"/>
+        </w:rPr>
+        <w:t>Мученики Христові преблаженні!* Ви віддали себе добровільно* на смерть і жертву* та й кров'ю вашою* освятили землю,* повітря ж освітлили вашим відходом.* Тепер ви проживаєте на небі в світлі незахіднім* і молитеся завжди за нас,* Боговидці.</w:t>
+      </w:r>
+    </w:p>
+    <w:p>
+      <w:pPr>
+        <w:spacing w:after="120"/>
+        <w:jc w:val="both"/>
+      </w:pPr>
+      <w:r>
+        <w:rPr>
+          <w:rFonts w:ascii="Times New Roman" w:hAnsi="Times New Roman"/>
+          <w:i/>
+          <w:color w:val="FF0000"/>
+          <w:sz w:val="24"/>
         </w:rPr>
         <w:t>Стих:</w:t>
       </w:r>
       <w:r>
         <w:rPr>
-          <w:rFonts w:ascii="Times New Roman" w:eastAsia="Times New Roman" w:hAnsi="Times New Roman" w:cs="Times New Roman"/>
-          <w:i/>
-          <w:sz w:val="24"/>
-          <w:szCs w:val="24"/>
-          <w:lang w:val="ru-MD"/>
+          <w:rFonts w:ascii="Times New Roman" w:hAnsi="Times New Roman"/>
+          <w:i/>
+          <w:sz w:val="24"/>
         </w:rPr>
         <w:t xml:space="preserve"> </w:t>
       </w:r>
       <w:r>
         <w:rPr>
-          <w:rFonts w:ascii="Times New Roman" w:eastAsia="Times New Roman" w:hAnsi="Times New Roman" w:cs="Times New Roman"/>
-          <w:sz w:val="24"/>
-          <w:szCs w:val="24"/>
+          <w:rFonts w:ascii="Times New Roman" w:hAnsi="Times New Roman"/>
+          <w:sz w:val="24"/>
           <w:u w:val="single"/>
-          <w:lang w:val="ru-MD"/>
-        </w:rPr>
-        <w:t>Хваліте Господа всі народи!* Прославляйте його всі люди!</w:t>
-      </w:r>
-    </w:p>
-    <w:p>
-      <w:pPr>
-        <w:spacing w:after="120" w:line="240" w:lineRule="auto"/>
-        <w:jc w:val="both"/>
-        <w:rPr>
-          <w:rFonts w:ascii="Times New Roman" w:eastAsia="Times New Roman" w:hAnsi="Times New Roman" w:cs="Times New Roman"/>
-          <w:sz w:val="24"/>
-          <w:szCs w:val="24"/>
-          <w:lang w:val="ru-MD"/>
-        </w:rPr>
-      </w:pPr>
-      <w:r>
-        <w:rPr>
-          <w:rFonts w:ascii="Times New Roman" w:eastAsia="Times New Roman" w:hAnsi="Times New Roman" w:cs="Times New Roman"/>
-          <w:sz w:val="24"/>
-          <w:szCs w:val="24"/>
-          <w:lang w:val="ru-MD"/>
-        </w:rPr>
-        <w:t>Мученики Христові преблаженні!* Ви віддали себе добровільно* на смерть і жертву* та й кров'ю вашою* освятили землю,* повітря ж освітлили вашим відходом.* Тепер ви проживаєте на небі в світлі незахіднім* і молитеся завжди за нас,* Боговидці.</w:t>
-      </w:r>
-    </w:p>
-    <w:p>
-      <w:pPr>
-        <w:spacing w:after="120" w:line="240" w:lineRule="auto"/>
-        <w:jc w:val="both"/>
-        <w:rPr>
-          <w:rFonts w:ascii="Times New Roman" w:eastAsia="Times New Roman" w:hAnsi="Times New Roman" w:cs="Times New Roman"/>
-          <w:sz w:val="24"/>
-          <w:szCs w:val="24"/>
+        </w:rPr>
+        <w:t>Вели́ке</w:t>
+      </w:r>
+      <w:r>
+        <w:rPr>
+          <w:rFonts w:ascii="Times New Roman" w:hAnsi="Times New Roman"/>
+          <w:sz w:val="24"/>
           <w:u w:val="single"/>
-          <w:lang w:val="ru-MD"/>
-        </w:rPr>
-      </w:pPr>
-      <w:r>
-        <w:rPr>
-          <w:rFonts w:ascii="Times New Roman" w:eastAsia="Times New Roman" w:hAnsi="Times New Roman" w:cs="Times New Roman"/>
-          <w:i/>
-          <w:color w:val="FF0000"/>
-          <w:sz w:val="24"/>
-          <w:szCs w:val="24"/>
-          <w:lang w:val="ru-MD"/>
-        </w:rPr>
-        <w:t>Стих:</w:t>
-      </w:r>
-      <w:r>
-        <w:rPr>
-          <w:rFonts w:ascii="Times New Roman" w:eastAsia="Times New Roman" w:hAnsi="Times New Roman" w:cs="Times New Roman"/>
-          <w:i/>
-          <w:sz w:val="24"/>
-          <w:szCs w:val="24"/>
-          <w:lang w:val="ru-MD"/>
         </w:rPr>
         <w:t xml:space="preserve"> </w:t>
       </w:r>
       <w:r>
         <w:rPr>
-          <w:rFonts w:ascii="Times New Roman" w:eastAsia="Times New Roman" w:hAnsi="Times New Roman" w:cs="Times New Roman"/>
-          <w:sz w:val="24"/>
-          <w:szCs w:val="24"/>
+          <w:rFonts w:ascii="Times New Roman" w:hAnsi="Times New Roman"/>
+          <w:sz w:val="24"/>
           <w:u w:val="single"/>
-          <w:lang w:val="ru-MD"/>
-        </w:rPr>
-        <w:t>Велике бо до нас його милосердя, і вірність Господа повіки.</w:t>
+        </w:rPr>
+        <w:t>бо</w:t>
+      </w:r>
+      <w:r>
+        <w:rPr>
+          <w:rFonts w:ascii="Times New Roman" w:hAnsi="Times New Roman"/>
+          <w:sz w:val="24"/>
+          <w:u w:val="single"/>
+        </w:rPr>
+        <w:t xml:space="preserve"> </w:t>
+      </w:r>
+      <w:r>
+        <w:rPr>
+          <w:rFonts w:ascii="Times New Roman" w:hAnsi="Times New Roman"/>
+          <w:sz w:val="24"/>
+          <w:u w:val="single"/>
+        </w:rPr>
+        <w:t>до</w:t>
+      </w:r>
+      <w:r>
+        <w:rPr>
+          <w:rFonts w:ascii="Times New Roman" w:hAnsi="Times New Roman"/>
+          <w:sz w:val="24"/>
+          <w:u w:val="single"/>
+        </w:rPr>
+        <w:t xml:space="preserve"> </w:t>
+      </w:r>
+      <w:r>
+        <w:rPr>
+          <w:rFonts w:ascii="Times New Roman" w:hAnsi="Times New Roman"/>
+          <w:sz w:val="24"/>
+          <w:u w:val="single"/>
+        </w:rPr>
+        <w:t>нас</w:t>
+      </w:r>
+      <w:r>
+        <w:rPr>
+          <w:rFonts w:ascii="Times New Roman" w:hAnsi="Times New Roman"/>
+          <w:sz w:val="24"/>
+          <w:u w:val="single"/>
+        </w:rPr>
+        <w:t xml:space="preserve"> </w:t>
+      </w:r>
+      <w:r>
+        <w:rPr>
+          <w:rFonts w:ascii="Times New Roman" w:hAnsi="Times New Roman"/>
+          <w:sz w:val="24"/>
+          <w:u w:val="single"/>
+        </w:rPr>
+        <w:t>Його́</w:t>
+      </w:r>
+      <w:r>
+        <w:rPr>
+          <w:rFonts w:ascii="Times New Roman" w:hAnsi="Times New Roman"/>
+          <w:sz w:val="24"/>
+          <w:u w:val="single"/>
+        </w:rPr>
+        <w:t xml:space="preserve"> </w:t>
+      </w:r>
+      <w:r>
+        <w:rPr>
+          <w:rFonts w:ascii="Times New Roman" w:hAnsi="Times New Roman"/>
+          <w:sz w:val="24"/>
+          <w:u w:val="single"/>
+        </w:rPr>
+        <w:t>милосе́рдя,*</w:t>
+      </w:r>
+      <w:r>
+        <w:rPr>
+          <w:rFonts w:ascii="Times New Roman" w:hAnsi="Times New Roman"/>
+          <w:sz w:val="24"/>
+          <w:u w:val="single"/>
+        </w:rPr>
+        <w:t xml:space="preserve"> </w:t>
+      </w:r>
+      <w:r>
+        <w:rPr>
+          <w:rFonts w:ascii="Times New Roman" w:hAnsi="Times New Roman"/>
+          <w:sz w:val="24"/>
+          <w:u w:val="single"/>
+        </w:rPr>
+        <w:t>і</w:t>
+      </w:r>
+      <w:r>
+        <w:rPr>
+          <w:rFonts w:ascii="Times New Roman" w:hAnsi="Times New Roman"/>
+          <w:sz w:val="24"/>
+          <w:u w:val="single"/>
+        </w:rPr>
+        <w:t xml:space="preserve"> </w:t>
+      </w:r>
+      <w:r>
+        <w:rPr>
+          <w:rFonts w:ascii="Times New Roman" w:hAnsi="Times New Roman"/>
+          <w:sz w:val="24"/>
+          <w:u w:val="single"/>
+        </w:rPr>
+        <w:t>ві́рність</w:t>
+      </w:r>
+      <w:r>
+        <w:rPr>
+          <w:rFonts w:ascii="Times New Roman" w:hAnsi="Times New Roman"/>
+          <w:sz w:val="24"/>
+          <w:u w:val="single"/>
+        </w:rPr>
+        <w:t xml:space="preserve"> </w:t>
+      </w:r>
+      <w:r>
+        <w:rPr>
+          <w:rFonts w:ascii="Times New Roman" w:hAnsi="Times New Roman"/>
+          <w:sz w:val="24"/>
+          <w:u w:val="single"/>
+        </w:rPr>
+        <w:t>Го́спода</w:t>
+      </w:r>
+      <w:r>
+        <w:rPr>
+          <w:rFonts w:ascii="Times New Roman" w:hAnsi="Times New Roman"/>
+          <w:sz w:val="24"/>
+          <w:u w:val="single"/>
+        </w:rPr>
+        <w:t xml:space="preserve"> </w:t>
+      </w:r>
+      <w:r>
+        <w:rPr>
+          <w:rFonts w:ascii="Times New Roman" w:hAnsi="Times New Roman"/>
+          <w:sz w:val="24"/>
+          <w:u w:val="single"/>
+        </w:rPr>
+        <w:t>пові́ки.</w:t>
       </w:r>
     </w:p>
     <w:p>
@@ -3872,7 +4761,7 @@
           <w:sz w:val="24"/>
           <w:szCs w:val="24"/>
         </w:rPr>
-        <w:t> </w:t>
+        <w:t xml:space="preserve"> </w:t>
       </w:r>
       <w:r>
         <w:rPr>
@@ -5377,7 +6266,7 @@
           <w:sz w:val="24"/>
           <w:szCs w:val="24"/>
         </w:rPr>
-        <w:t> </w:t>
+        <w:t xml:space="preserve"> </w:t>
       </w:r>
       <w:r>
         <w:rPr>
@@ -5483,7 +6372,7 @@
           <w:sz w:val="24"/>
           <w:szCs w:val="24"/>
         </w:rPr>
-        <w:t> </w:t>
+        <w:t xml:space="preserve"> </w:t>
       </w:r>
       <w:r>
         <w:rPr>
@@ -5630,7 +6519,7 @@
           <w:sz w:val="24"/>
           <w:szCs w:val="24"/>
         </w:rPr>
-        <w:t> </w:t>
+        <w:t xml:space="preserve"> </w:t>
       </w:r>
       <w:r>
         <w:rPr>
@@ -12038,7 +12927,7 @@
           <w:sz w:val="24"/>
           <w:szCs w:val="24"/>
         </w:rPr>
-        <w:t> </w:t>
+        <w:t xml:space="preserve"> </w:t>
       </w:r>
       <w:r>
         <w:rPr>
@@ -12454,7 +13343,7 @@
           <w:sz w:val="24"/>
           <w:szCs w:val="24"/>
         </w:rPr>
-        <w:t> </w:t>
+        <w:t xml:space="preserve"> </w:t>
       </w:r>
       <w:r>
         <w:rPr>
@@ -13104,7 +13993,7 @@
           <w:sz w:val="24"/>
           <w:szCs w:val="24"/>
         </w:rPr>
-        <w:t> </w:t>
+        <w:t xml:space="preserve"> </w:t>
       </w:r>
       <w:r>
         <w:rPr>
@@ -13348,7 +14237,7 @@
           <w:sz w:val="24"/>
           <w:szCs w:val="24"/>
         </w:rPr>
-        <w:t> </w:t>
+        <w:t xml:space="preserve"> </w:t>
       </w:r>
       <w:r>
         <w:rPr>
@@ -13643,26 +14532,126 @@
     </w:p>
     <w:p>
       <w:pPr>
-        <w:spacing w:after="120" w:line="240" w:lineRule="auto"/>
-        <w:jc w:val="both"/>
-        <w:rPr>
-          <w:rFonts w:ascii="Times New Roman" w:eastAsia="Times New Roman" w:hAnsi="Times New Roman" w:cs="Times New Roman"/>
-          <w:i/>
-          <w:color w:val="000000"/>
-          <w:sz w:val="24"/>
-          <w:szCs w:val="24"/>
-          <w:lang w:val="ru-MD"/>
-        </w:rPr>
-      </w:pPr>
-      <w:r>
-        <w:rPr>
-          <w:rFonts w:ascii="Times New Roman" w:eastAsia="Times New Roman" w:hAnsi="Times New Roman" w:cs="Times New Roman"/>
-          <w:color w:val="000000"/>
-          <w:sz w:val="24"/>
-          <w:szCs w:val="24"/>
-          <w:lang w:val="ru-MD"/>
-        </w:rPr>
-        <w:t>Заступи, спаси, помилуй і охорони нас, Боже, твоєю благодаттю.</w:t>
+        <w:spacing w:after="120"/>
+      </w:pPr>
+      <w:r>
+        <w:rPr>
+          <w:rFonts w:ascii="Times New Roman" w:hAnsi="Times New Roman"/>
+          <w:sz w:val="24"/>
+        </w:rPr>
+        <w:t>Заступи,</w:t>
+      </w:r>
+      <w:r>
+        <w:rPr>
+          <w:rFonts w:ascii="Times New Roman" w:hAnsi="Times New Roman"/>
+          <w:sz w:val="24"/>
+        </w:rPr>
+        <w:t xml:space="preserve"> </w:t>
+      </w:r>
+      <w:r>
+        <w:rPr>
+          <w:rFonts w:ascii="Times New Roman" w:hAnsi="Times New Roman"/>
+          <w:sz w:val="24"/>
+        </w:rPr>
+        <w:t>спаси,</w:t>
+      </w:r>
+      <w:r>
+        <w:rPr>
+          <w:rFonts w:ascii="Times New Roman" w:hAnsi="Times New Roman"/>
+          <w:sz w:val="24"/>
+        </w:rPr>
+        <w:t xml:space="preserve"> </w:t>
+      </w:r>
+      <w:r>
+        <w:rPr>
+          <w:rFonts w:ascii="Times New Roman" w:hAnsi="Times New Roman"/>
+          <w:sz w:val="24"/>
+        </w:rPr>
+        <w:t>помилуй</w:t>
+      </w:r>
+      <w:r>
+        <w:rPr>
+          <w:rFonts w:ascii="Times New Roman" w:hAnsi="Times New Roman"/>
+          <w:sz w:val="24"/>
+        </w:rPr>
+        <w:t xml:space="preserve"> </w:t>
+      </w:r>
+      <w:r>
+        <w:rPr>
+          <w:rFonts w:ascii="Times New Roman" w:hAnsi="Times New Roman"/>
+          <w:sz w:val="24"/>
+        </w:rPr>
+        <w:t>і</w:t>
+      </w:r>
+      <w:r>
+        <w:rPr>
+          <w:rFonts w:ascii="Times New Roman" w:hAnsi="Times New Roman"/>
+          <w:sz w:val="24"/>
+        </w:rPr>
+        <w:t xml:space="preserve"> </w:t>
+      </w:r>
+      <w:r>
+        <w:rPr>
+          <w:rFonts w:ascii="Times New Roman" w:hAnsi="Times New Roman"/>
+          <w:sz w:val="24"/>
+        </w:rPr>
+        <w:t>охорони</w:t>
+      </w:r>
+      <w:r>
+        <w:rPr>
+          <w:rFonts w:ascii="Times New Roman" w:hAnsi="Times New Roman"/>
+          <w:sz w:val="24"/>
+        </w:rPr>
+        <w:t xml:space="preserve"> </w:t>
+      </w:r>
+      <w:r>
+        <w:rPr>
+          <w:rFonts w:ascii="Times New Roman" w:hAnsi="Times New Roman"/>
+          <w:sz w:val="24"/>
+        </w:rPr>
+        <w:t>нас,</w:t>
+      </w:r>
+      <w:r>
+        <w:rPr>
+          <w:rFonts w:ascii="Times New Roman" w:hAnsi="Times New Roman"/>
+          <w:sz w:val="24"/>
+        </w:rPr>
+        <w:t xml:space="preserve"> </w:t>
+      </w:r>
+      <w:r>
+        <w:rPr>
+          <w:rFonts w:ascii="Times New Roman" w:hAnsi="Times New Roman"/>
+          <w:sz w:val="24"/>
+        </w:rPr>
+        <w:t>Боже,</w:t>
+      </w:r>
+      <w:r>
+        <w:rPr>
+          <w:rFonts w:ascii="Times New Roman" w:hAnsi="Times New Roman"/>
+          <w:sz w:val="24"/>
+        </w:rPr>
+        <w:t xml:space="preserve"> </w:t>
+      </w:r>
+      <w:r>
+        <w:rPr>
+          <w:rFonts w:ascii="Times New Roman" w:hAnsi="Times New Roman"/>
+          <w:sz w:val="24"/>
+        </w:rPr>
+        <w:t>Твоєю</w:t>
+      </w:r>
+      <w:r>
+        <w:rPr>
+          <w:rFonts w:ascii="Times New Roman" w:hAnsi="Times New Roman"/>
+          <w:sz w:val="24"/>
+        </w:rPr>
+        <w:t xml:space="preserve"> </w:t>
+      </w:r>
+      <w:r>
+        <w:rPr>
+          <w:rFonts w:ascii="Times New Roman" w:hAnsi="Times New Roman"/>
+          <w:sz w:val="24"/>
+        </w:rPr>
+        <w:t>благодаттю</w:t>
       </w:r>
     </w:p>
     <w:p>
@@ -13794,54 +14783,347 @@
     </w:p>
     <w:p>
       <w:pPr>
-        <w:spacing w:after="120" w:line="240" w:lineRule="auto"/>
-        <w:jc w:val="both"/>
-        <w:rPr>
-          <w:rFonts w:ascii="Times New Roman" w:eastAsia="Times New Roman" w:hAnsi="Times New Roman" w:cs="Times New Roman"/>
-          <w:sz w:val="24"/>
-          <w:szCs w:val="24"/>
-          <w:lang w:val="ru-MD"/>
-        </w:rPr>
-      </w:pPr>
-      <w:r>
-        <w:rPr>
-          <w:rFonts w:ascii="Times New Roman" w:eastAsia="Times New Roman" w:hAnsi="Times New Roman" w:cs="Times New Roman"/>
-          <w:i/>
-          <w:color w:val="FF0000"/>
-          <w:sz w:val="24"/>
-          <w:szCs w:val="24"/>
-          <w:lang w:val="ru-MD"/>
-        </w:rPr>
-        <w:t>Священик:</w:t>
-      </w:r>
-      <w:r>
-        <w:rPr>
-          <w:rFonts w:ascii="Times New Roman" w:eastAsia="Times New Roman" w:hAnsi="Times New Roman" w:cs="Times New Roman"/>
-          <w:i/>
-          <w:color w:val="FF0000"/>
-          <w:sz w:val="24"/>
-          <w:szCs w:val="24"/>
-        </w:rPr>
-        <w:t> </w:t>
-      </w:r>
-      <w:r>
-        <w:rPr>
-          <w:rFonts w:ascii="Times New Roman" w:eastAsia="Times New Roman" w:hAnsi="Times New Roman" w:cs="Times New Roman"/>
+        <w:spacing w:after="120"/>
+        <w:jc w:val="both"/>
+      </w:pPr>
+      <w:r>
+        <w:rPr>
+          <w:rFonts w:ascii="Times New Roman" w:hAnsi="Times New Roman"/>
+          <w:i/>
+          <w:color w:val="FF0000"/>
+          <w:sz w:val="24"/>
+        </w:rPr>
+        <w:t>Священник:</w:t>
+      </w:r>
+      <w:r>
+        <w:rPr>
+          <w:rFonts w:ascii="Times New Roman" w:hAnsi="Times New Roman"/>
+          <w:i/>
+          <w:color w:val="FF0000"/>
+          <w:sz w:val="24"/>
+        </w:rPr>
+        <w:t xml:space="preserve"> </w:t>
+      </w:r>
+      <w:r>
+        <w:rPr>
+          <w:rFonts w:ascii="Times New Roman" w:hAnsi="Times New Roman"/>
           <w:color w:val="000000"/>
           <w:sz w:val="24"/>
-          <w:szCs w:val="24"/>
-          <w:lang w:val="ru-MD"/>
-        </w:rPr>
-        <w:t>Бо Ти Бог наш і Тобі славу возсилаємо: Отцю, і Сину, і Святому Духові</w:t>
-      </w:r>
-      <w:r>
-        <w:rPr>
-          <w:rFonts w:ascii="Times New Roman" w:eastAsia="Times New Roman" w:hAnsi="Times New Roman" w:cs="Times New Roman"/>
-          <w:sz w:val="24"/>
-          <w:szCs w:val="24"/>
-          <w:lang w:val="ru-MD"/>
-        </w:rPr>
-        <w:t>, нині і повсякчас, і на віки віків.</w:t>
+        </w:rPr>
+        <w:t>Бо</w:t>
+      </w:r>
+      <w:r>
+        <w:rPr>
+          <w:rFonts w:ascii="Times New Roman" w:hAnsi="Times New Roman"/>
+          <w:color w:val="000000"/>
+          <w:sz w:val="24"/>
+        </w:rPr>
+        <w:t xml:space="preserve"> </w:t>
+      </w:r>
+      <w:r>
+        <w:rPr>
+          <w:rFonts w:ascii="Times New Roman" w:hAnsi="Times New Roman"/>
+          <w:color w:val="000000"/>
+          <w:sz w:val="24"/>
+        </w:rPr>
+        <w:t>Ти</w:t>
+      </w:r>
+      <w:r>
+        <w:rPr>
+          <w:rFonts w:ascii="Times New Roman" w:hAnsi="Times New Roman"/>
+          <w:color w:val="000000"/>
+          <w:sz w:val="24"/>
+        </w:rPr>
+        <w:t xml:space="preserve"> </w:t>
+      </w:r>
+      <w:r>
+        <w:rPr>
+          <w:rFonts w:ascii="Times New Roman" w:hAnsi="Times New Roman"/>
+          <w:color w:val="000000"/>
+          <w:sz w:val="24"/>
+        </w:rPr>
+        <w:t>Бог</w:t>
+      </w:r>
+      <w:r>
+        <w:rPr>
+          <w:rFonts w:ascii="Times New Roman" w:hAnsi="Times New Roman"/>
+          <w:color w:val="000000"/>
+          <w:sz w:val="24"/>
+        </w:rPr>
+        <w:t xml:space="preserve"> </w:t>
+      </w:r>
+      <w:r>
+        <w:rPr>
+          <w:rFonts w:ascii="Times New Roman" w:hAnsi="Times New Roman"/>
+          <w:color w:val="000000"/>
+          <w:sz w:val="24"/>
+        </w:rPr>
+        <w:t>наш</w:t>
+      </w:r>
+      <w:r>
+        <w:rPr>
+          <w:rFonts w:ascii="Times New Roman" w:hAnsi="Times New Roman"/>
+          <w:color w:val="000000"/>
+          <w:sz w:val="24"/>
+        </w:rPr>
+        <w:t xml:space="preserve"> </w:t>
+      </w:r>
+      <w:r>
+        <w:rPr>
+          <w:rFonts w:ascii="Times New Roman" w:hAnsi="Times New Roman"/>
+          <w:color w:val="000000"/>
+          <w:sz w:val="24"/>
+        </w:rPr>
+        <w:t>і</w:t>
+      </w:r>
+      <w:r>
+        <w:rPr>
+          <w:rFonts w:ascii="Times New Roman" w:hAnsi="Times New Roman"/>
+          <w:color w:val="000000"/>
+          <w:sz w:val="24"/>
+        </w:rPr>
+        <w:t xml:space="preserve"> </w:t>
+      </w:r>
+      <w:r>
+        <w:rPr>
+          <w:rFonts w:ascii="Times New Roman" w:hAnsi="Times New Roman"/>
+          <w:color w:val="000000"/>
+          <w:sz w:val="24"/>
+        </w:rPr>
+        <w:t>Тобі</w:t>
+      </w:r>
+      <w:r>
+        <w:rPr>
+          <w:rFonts w:ascii="Times New Roman" w:hAnsi="Times New Roman"/>
+          <w:color w:val="000000"/>
+          <w:sz w:val="24"/>
+        </w:rPr>
+        <w:t xml:space="preserve"> </w:t>
+      </w:r>
+      <w:r>
+        <w:rPr>
+          <w:rFonts w:ascii="Times New Roman" w:hAnsi="Times New Roman"/>
+          <w:color w:val="000000"/>
+          <w:sz w:val="24"/>
+        </w:rPr>
+        <w:t>славу</w:t>
+      </w:r>
+      <w:r>
+        <w:rPr>
+          <w:rFonts w:ascii="Times New Roman" w:hAnsi="Times New Roman"/>
+          <w:color w:val="000000"/>
+          <w:sz w:val="24"/>
+        </w:rPr>
+        <w:t xml:space="preserve"> </w:t>
+      </w:r>
+      <w:r>
+        <w:rPr>
+          <w:rFonts w:ascii="Times New Roman" w:hAnsi="Times New Roman"/>
+          <w:color w:val="000000"/>
+          <w:sz w:val="24"/>
+        </w:rPr>
+        <w:t>возсилаємо:</w:t>
+      </w:r>
+      <w:r>
+        <w:rPr>
+          <w:rFonts w:ascii="Times New Roman" w:hAnsi="Times New Roman"/>
+          <w:color w:val="000000"/>
+          <w:sz w:val="24"/>
+        </w:rPr>
+        <w:t xml:space="preserve"> </w:t>
+      </w:r>
+      <w:r>
+        <w:rPr>
+          <w:rFonts w:ascii="Times New Roman" w:hAnsi="Times New Roman"/>
+          <w:color w:val="000000"/>
+          <w:sz w:val="24"/>
+        </w:rPr>
+        <w:t>Отцю,</w:t>
+      </w:r>
+      <w:r>
+        <w:rPr>
+          <w:rFonts w:ascii="Times New Roman" w:hAnsi="Times New Roman"/>
+          <w:color w:val="000000"/>
+          <w:sz w:val="24"/>
+        </w:rPr>
+        <w:t xml:space="preserve"> </w:t>
+      </w:r>
+      <w:r>
+        <w:rPr>
+          <w:rFonts w:ascii="Times New Roman" w:hAnsi="Times New Roman"/>
+          <w:color w:val="000000"/>
+          <w:sz w:val="24"/>
+        </w:rPr>
+        <w:t>і</w:t>
+      </w:r>
+      <w:r>
+        <w:rPr>
+          <w:rFonts w:ascii="Times New Roman" w:hAnsi="Times New Roman"/>
+          <w:color w:val="000000"/>
+          <w:sz w:val="24"/>
+        </w:rPr>
+        <w:t xml:space="preserve"> </w:t>
+      </w:r>
+      <w:r>
+        <w:rPr>
+          <w:rFonts w:ascii="Times New Roman" w:hAnsi="Times New Roman"/>
+          <w:color w:val="000000"/>
+          <w:sz w:val="24"/>
+        </w:rPr>
+        <w:t>Сину,</w:t>
+      </w:r>
+      <w:r>
+        <w:rPr>
+          <w:rFonts w:ascii="Times New Roman" w:hAnsi="Times New Roman"/>
+          <w:color w:val="000000"/>
+          <w:sz w:val="24"/>
+        </w:rPr>
+        <w:t xml:space="preserve"> </w:t>
+      </w:r>
+      <w:r>
+        <w:rPr>
+          <w:rFonts w:ascii="Times New Roman" w:hAnsi="Times New Roman"/>
+          <w:color w:val="000000"/>
+          <w:sz w:val="24"/>
+        </w:rPr>
+        <w:t>і</w:t>
+      </w:r>
+      <w:r>
+        <w:rPr>
+          <w:rFonts w:ascii="Times New Roman" w:hAnsi="Times New Roman"/>
+          <w:color w:val="000000"/>
+          <w:sz w:val="24"/>
+        </w:rPr>
+        <w:t xml:space="preserve"> </w:t>
+      </w:r>
+      <w:r>
+        <w:rPr>
+          <w:rFonts w:ascii="Times New Roman" w:hAnsi="Times New Roman"/>
+          <w:color w:val="000000"/>
+          <w:sz w:val="24"/>
+        </w:rPr>
+        <w:t>Святому</w:t>
+      </w:r>
+      <w:r>
+        <w:rPr>
+          <w:rFonts w:ascii="Times New Roman" w:hAnsi="Times New Roman"/>
+          <w:color w:val="000000"/>
+          <w:sz w:val="24"/>
+        </w:rPr>
+        <w:t xml:space="preserve"> </w:t>
+      </w:r>
+      <w:r>
+        <w:rPr>
+          <w:rFonts w:ascii="Times New Roman" w:hAnsi="Times New Roman"/>
+          <w:color w:val="000000"/>
+          <w:sz w:val="24"/>
+        </w:rPr>
+        <w:t>Духові</w:t>
+      </w:r>
+      <w:r>
+        <w:rPr>
+          <w:rFonts w:ascii="Times New Roman" w:hAnsi="Times New Roman"/>
+          <w:sz w:val="24"/>
+        </w:rPr>
+        <w:t>,</w:t>
+      </w:r>
+      <w:r>
+        <w:rPr>
+          <w:rFonts w:ascii="Times New Roman" w:hAnsi="Times New Roman"/>
+          <w:sz w:val="24"/>
+        </w:rPr>
+        <w:t xml:space="preserve"> </w:t>
+      </w:r>
+      <w:r>
+        <w:rPr>
+          <w:rFonts w:ascii="Times New Roman" w:hAnsi="Times New Roman"/>
+          <w:sz w:val="24"/>
+        </w:rPr>
+        <w:t>нині,</w:t>
+      </w:r>
+      <w:r>
+        <w:rPr>
+          <w:rFonts w:ascii="Times New Roman" w:hAnsi="Times New Roman"/>
+          <w:sz w:val="24"/>
+        </w:rPr>
+        <w:t xml:space="preserve"> </w:t>
+      </w:r>
+      <w:r>
+        <w:rPr>
+          <w:rFonts w:ascii="Times New Roman" w:hAnsi="Times New Roman"/>
+          <w:sz w:val="24"/>
+        </w:rPr>
+        <w:t>і</w:t>
+      </w:r>
+      <w:r>
+        <w:rPr>
+          <w:rFonts w:ascii="Times New Roman" w:hAnsi="Times New Roman"/>
+          <w:sz w:val="24"/>
+        </w:rPr>
+        <w:t xml:space="preserve"> </w:t>
+      </w:r>
+      <w:r>
+        <w:rPr>
+          <w:rFonts w:ascii="Times New Roman" w:hAnsi="Times New Roman"/>
+          <w:sz w:val="24"/>
+        </w:rPr>
+        <w:t>повсякчас,</w:t>
+      </w:r>
+      <w:r>
+        <w:rPr>
+          <w:rFonts w:ascii="Times New Roman" w:hAnsi="Times New Roman"/>
+          <w:sz w:val="24"/>
+        </w:rPr>
+        <w:t xml:space="preserve"> </w:t>
+      </w:r>
+      <w:r>
+        <w:rPr>
+          <w:rFonts w:ascii="Times New Roman" w:hAnsi="Times New Roman"/>
+          <w:sz w:val="24"/>
+        </w:rPr>
+        <w:t>і</w:t>
+      </w:r>
+      <w:r>
+        <w:rPr>
+          <w:rFonts w:ascii="Times New Roman" w:hAnsi="Times New Roman"/>
+          <w:sz w:val="24"/>
+        </w:rPr>
+        <w:t xml:space="preserve"> </w:t>
+      </w:r>
+      <w:r>
+        <w:rPr>
+          <w:rFonts w:ascii="Times New Roman" w:hAnsi="Times New Roman"/>
+          <w:sz w:val="24"/>
+        </w:rPr>
+        <w:t>на</w:t>
+      </w:r>
+      <w:r>
+        <w:rPr>
+          <w:rFonts w:ascii="Times New Roman" w:hAnsi="Times New Roman"/>
+          <w:sz w:val="24"/>
+        </w:rPr>
+        <w:t xml:space="preserve"> </w:t>
+      </w:r>
+      <w:r>
+        <w:rPr>
+          <w:rFonts w:ascii="Times New Roman" w:hAnsi="Times New Roman"/>
+          <w:sz w:val="24"/>
+        </w:rPr>
+        <w:t>віки</w:t>
+      </w:r>
+      <w:r>
+        <w:rPr>
+          <w:rFonts w:ascii="Times New Roman" w:hAnsi="Times New Roman"/>
+          <w:sz w:val="24"/>
+        </w:rPr>
+        <w:t xml:space="preserve"> </w:t>
+      </w:r>
+      <w:r>
+        <w:rPr>
+          <w:rFonts w:ascii="Times New Roman" w:hAnsi="Times New Roman"/>
+          <w:sz w:val="24"/>
+        </w:rPr>
+        <w:t>віків.</w:t>
       </w:r>
     </w:p>
     <w:p>
@@ -13989,7 +15271,7 @@
           <w:sz w:val="24"/>
           <w:szCs w:val="24"/>
         </w:rPr>
-        <w:t> </w:t>
+        <w:t xml:space="preserve"> </w:t>
       </w:r>
       <w:r>
         <w:rPr>
@@ -14215,7 +15497,7 @@
           <w:sz w:val="24"/>
           <w:szCs w:val="24"/>
         </w:rPr>
-        <w:t> </w:t>
+        <w:t xml:space="preserve"> </w:t>
       </w:r>
       <w:r>
         <w:rPr>
@@ -14375,7 +15657,7 @@
           <w:sz w:val="24"/>
           <w:szCs w:val="24"/>
         </w:rPr>
-        <w:t> </w:t>
+        <w:t xml:space="preserve"> </w:t>
       </w:r>
       <w:r>
         <w:rPr>
@@ -14616,26 +15898,126 @@
     </w:p>
     <w:p>
       <w:pPr>
-        <w:spacing w:after="120" w:line="240" w:lineRule="auto"/>
-        <w:jc w:val="both"/>
-        <w:rPr>
-          <w:rFonts w:ascii="Times New Roman" w:eastAsia="Times New Roman" w:hAnsi="Times New Roman" w:cs="Times New Roman"/>
-          <w:i/>
-          <w:color w:val="000000"/>
-          <w:sz w:val="24"/>
-          <w:szCs w:val="24"/>
-          <w:lang w:val="ru-MD"/>
-        </w:rPr>
-      </w:pPr>
-      <w:r>
-        <w:rPr>
-          <w:rFonts w:ascii="Times New Roman" w:eastAsia="Times New Roman" w:hAnsi="Times New Roman" w:cs="Times New Roman"/>
-          <w:color w:val="000000"/>
-          <w:sz w:val="24"/>
-          <w:szCs w:val="24"/>
-          <w:lang w:val="ru-MD"/>
-        </w:rPr>
-        <w:t>Заступи, спаси, помилуй і охорони нас, Боже, твоєю благодаттю.</w:t>
+        <w:spacing w:after="120"/>
+      </w:pPr>
+      <w:r>
+        <w:rPr>
+          <w:rFonts w:ascii="Times New Roman" w:hAnsi="Times New Roman"/>
+          <w:sz w:val="24"/>
+        </w:rPr>
+        <w:t>Заступи,</w:t>
+      </w:r>
+      <w:r>
+        <w:rPr>
+          <w:rFonts w:ascii="Times New Roman" w:hAnsi="Times New Roman"/>
+          <w:sz w:val="24"/>
+        </w:rPr>
+        <w:t xml:space="preserve"> </w:t>
+      </w:r>
+      <w:r>
+        <w:rPr>
+          <w:rFonts w:ascii="Times New Roman" w:hAnsi="Times New Roman"/>
+          <w:sz w:val="24"/>
+        </w:rPr>
+        <w:t>спаси,</w:t>
+      </w:r>
+      <w:r>
+        <w:rPr>
+          <w:rFonts w:ascii="Times New Roman" w:hAnsi="Times New Roman"/>
+          <w:sz w:val="24"/>
+        </w:rPr>
+        <w:t xml:space="preserve"> </w:t>
+      </w:r>
+      <w:r>
+        <w:rPr>
+          <w:rFonts w:ascii="Times New Roman" w:hAnsi="Times New Roman"/>
+          <w:sz w:val="24"/>
+        </w:rPr>
+        <w:t>помилуй</w:t>
+      </w:r>
+      <w:r>
+        <w:rPr>
+          <w:rFonts w:ascii="Times New Roman" w:hAnsi="Times New Roman"/>
+          <w:sz w:val="24"/>
+        </w:rPr>
+        <w:t xml:space="preserve"> </w:t>
+      </w:r>
+      <w:r>
+        <w:rPr>
+          <w:rFonts w:ascii="Times New Roman" w:hAnsi="Times New Roman"/>
+          <w:sz w:val="24"/>
+        </w:rPr>
+        <w:t>і</w:t>
+      </w:r>
+      <w:r>
+        <w:rPr>
+          <w:rFonts w:ascii="Times New Roman" w:hAnsi="Times New Roman"/>
+          <w:sz w:val="24"/>
+        </w:rPr>
+        <w:t xml:space="preserve"> </w:t>
+      </w:r>
+      <w:r>
+        <w:rPr>
+          <w:rFonts w:ascii="Times New Roman" w:hAnsi="Times New Roman"/>
+          <w:sz w:val="24"/>
+        </w:rPr>
+        <w:t>охорони</w:t>
+      </w:r>
+      <w:r>
+        <w:rPr>
+          <w:rFonts w:ascii="Times New Roman" w:hAnsi="Times New Roman"/>
+          <w:sz w:val="24"/>
+        </w:rPr>
+        <w:t xml:space="preserve"> </w:t>
+      </w:r>
+      <w:r>
+        <w:rPr>
+          <w:rFonts w:ascii="Times New Roman" w:hAnsi="Times New Roman"/>
+          <w:sz w:val="24"/>
+        </w:rPr>
+        <w:t>нас,</w:t>
+      </w:r>
+      <w:r>
+        <w:rPr>
+          <w:rFonts w:ascii="Times New Roman" w:hAnsi="Times New Roman"/>
+          <w:sz w:val="24"/>
+        </w:rPr>
+        <w:t xml:space="preserve"> </w:t>
+      </w:r>
+      <w:r>
+        <w:rPr>
+          <w:rFonts w:ascii="Times New Roman" w:hAnsi="Times New Roman"/>
+          <w:sz w:val="24"/>
+        </w:rPr>
+        <w:t>Боже,</w:t>
+      </w:r>
+      <w:r>
+        <w:rPr>
+          <w:rFonts w:ascii="Times New Roman" w:hAnsi="Times New Roman"/>
+          <w:sz w:val="24"/>
+        </w:rPr>
+        <w:t xml:space="preserve"> </w:t>
+      </w:r>
+      <w:r>
+        <w:rPr>
+          <w:rFonts w:ascii="Times New Roman" w:hAnsi="Times New Roman"/>
+          <w:sz w:val="24"/>
+        </w:rPr>
+        <w:t>Твоєю</w:t>
+      </w:r>
+      <w:r>
+        <w:rPr>
+          <w:rFonts w:ascii="Times New Roman" w:hAnsi="Times New Roman"/>
+          <w:sz w:val="24"/>
+        </w:rPr>
+        <w:t xml:space="preserve"> </w:t>
+      </w:r>
+      <w:r>
+        <w:rPr>
+          <w:rFonts w:ascii="Times New Roman" w:hAnsi="Times New Roman"/>
+          <w:sz w:val="24"/>
+        </w:rPr>
+        <w:t>благодаттю</w:t>
       </w:r>
     </w:p>
     <w:p>
@@ -14756,54 +16138,427 @@
     </w:p>
     <w:p>
       <w:pPr>
-        <w:spacing w:after="120" w:line="240" w:lineRule="auto"/>
-        <w:jc w:val="both"/>
-        <w:rPr>
-          <w:rFonts w:ascii="Times New Roman" w:eastAsia="Times New Roman" w:hAnsi="Times New Roman" w:cs="Times New Roman"/>
-          <w:sz w:val="24"/>
-          <w:szCs w:val="24"/>
-          <w:lang w:val="ru-MD"/>
-        </w:rPr>
-      </w:pPr>
-      <w:r>
-        <w:rPr>
-          <w:rFonts w:ascii="Times New Roman" w:eastAsia="Times New Roman" w:hAnsi="Times New Roman" w:cs="Times New Roman"/>
-          <w:i/>
-          <w:color w:val="FF0000"/>
-          <w:sz w:val="24"/>
-          <w:szCs w:val="24"/>
-          <w:lang w:val="ru-MD"/>
-        </w:rPr>
-        <w:t>Священик:</w:t>
-      </w:r>
-      <w:r>
-        <w:rPr>
-          <w:rFonts w:ascii="Times New Roman" w:eastAsia="Times New Roman" w:hAnsi="Times New Roman" w:cs="Times New Roman"/>
-          <w:i/>
-          <w:color w:val="FF0000"/>
-          <w:sz w:val="24"/>
-          <w:szCs w:val="24"/>
-        </w:rPr>
-        <w:t> </w:t>
-      </w:r>
-      <w:r>
-        <w:rPr>
-          <w:rFonts w:ascii="Times New Roman" w:eastAsia="Times New Roman" w:hAnsi="Times New Roman" w:cs="Times New Roman"/>
+        <w:spacing w:after="120"/>
+        <w:jc w:val="both"/>
+      </w:pPr>
+      <w:r>
+        <w:rPr>
+          <w:rFonts w:ascii="Times New Roman" w:hAnsi="Times New Roman"/>
+          <w:i/>
+          <w:color w:val="FF0000"/>
+          <w:sz w:val="24"/>
+        </w:rPr>
+        <w:t>Священник:</w:t>
+      </w:r>
+      <w:r>
+        <w:rPr>
+          <w:rFonts w:ascii="Times New Roman" w:hAnsi="Times New Roman"/>
+          <w:i/>
+          <w:color w:val="FF0000"/>
+          <w:sz w:val="24"/>
+        </w:rPr>
+        <w:t xml:space="preserve"> </w:t>
+      </w:r>
+      <w:r>
+        <w:rPr>
+          <w:rFonts w:ascii="Times New Roman" w:hAnsi="Times New Roman"/>
           <w:color w:val="000000"/>
           <w:sz w:val="24"/>
-          <w:szCs w:val="24"/>
-          <w:lang w:val="ru-MD"/>
-        </w:rPr>
-        <w:t>Бо Ти цар миру і Спас душ наших і Тобі славу возсилаємо: Отцю, і Сину, і Святому Духові</w:t>
-      </w:r>
-      <w:r>
-        <w:rPr>
-          <w:rFonts w:ascii="Times New Roman" w:eastAsia="Times New Roman" w:hAnsi="Times New Roman" w:cs="Times New Roman"/>
-          <w:sz w:val="24"/>
-          <w:szCs w:val="24"/>
-          <w:lang w:val="ru-MD"/>
-        </w:rPr>
-        <w:t>, нині і повсякчас, і на віки віків.</w:t>
+        </w:rPr>
+        <w:t>Бо</w:t>
+      </w:r>
+      <w:r>
+        <w:rPr>
+          <w:rFonts w:ascii="Times New Roman" w:hAnsi="Times New Roman"/>
+          <w:color w:val="000000"/>
+          <w:sz w:val="24"/>
+        </w:rPr>
+        <w:t xml:space="preserve"> </w:t>
+      </w:r>
+      <w:r>
+        <w:rPr>
+          <w:rFonts w:ascii="Times New Roman" w:hAnsi="Times New Roman"/>
+          <w:color w:val="000000"/>
+          <w:sz w:val="24"/>
+        </w:rPr>
+        <w:t>Ти</w:t>
+      </w:r>
+      <w:r>
+        <w:rPr>
+          <w:rFonts w:ascii="Times New Roman" w:hAnsi="Times New Roman"/>
+          <w:color w:val="000000"/>
+          <w:sz w:val="24"/>
+        </w:rPr>
+        <w:t xml:space="preserve"> </w:t>
+      </w:r>
+      <w:r>
+        <w:rPr>
+          <w:rFonts w:ascii="Times New Roman" w:hAnsi="Times New Roman"/>
+          <w:color w:val="000000"/>
+          <w:sz w:val="24"/>
+        </w:rPr>
+        <w:t>цар</w:t>
+      </w:r>
+      <w:r>
+        <w:rPr>
+          <w:rFonts w:ascii="Times New Roman" w:hAnsi="Times New Roman"/>
+          <w:color w:val="000000"/>
+          <w:sz w:val="24"/>
+        </w:rPr>
+        <w:t xml:space="preserve"> </w:t>
+      </w:r>
+      <w:r>
+        <w:rPr>
+          <w:rFonts w:ascii="Times New Roman" w:hAnsi="Times New Roman"/>
+          <w:color w:val="000000"/>
+          <w:sz w:val="24"/>
+        </w:rPr>
+        <w:t>миру</w:t>
+      </w:r>
+      <w:r>
+        <w:rPr>
+          <w:rFonts w:ascii="Times New Roman" w:hAnsi="Times New Roman"/>
+          <w:color w:val="000000"/>
+          <w:sz w:val="24"/>
+        </w:rPr>
+        <w:t xml:space="preserve"> </w:t>
+      </w:r>
+      <w:r>
+        <w:rPr>
+          <w:rFonts w:ascii="Times New Roman" w:hAnsi="Times New Roman"/>
+          <w:color w:val="000000"/>
+          <w:sz w:val="24"/>
+        </w:rPr>
+        <w:t>і</w:t>
+      </w:r>
+      <w:r>
+        <w:rPr>
+          <w:rFonts w:ascii="Times New Roman" w:hAnsi="Times New Roman"/>
+          <w:color w:val="000000"/>
+          <w:sz w:val="24"/>
+        </w:rPr>
+        <w:t xml:space="preserve"> </w:t>
+      </w:r>
+      <w:r>
+        <w:rPr>
+          <w:rFonts w:ascii="Times New Roman" w:hAnsi="Times New Roman"/>
+          <w:color w:val="000000"/>
+          <w:sz w:val="24"/>
+        </w:rPr>
+        <w:t>Спас</w:t>
+      </w:r>
+      <w:r>
+        <w:rPr>
+          <w:rFonts w:ascii="Times New Roman" w:hAnsi="Times New Roman"/>
+          <w:color w:val="000000"/>
+          <w:sz w:val="24"/>
+        </w:rPr>
+        <w:t xml:space="preserve"> </w:t>
+      </w:r>
+      <w:r>
+        <w:rPr>
+          <w:rFonts w:ascii="Times New Roman" w:hAnsi="Times New Roman"/>
+          <w:color w:val="000000"/>
+          <w:sz w:val="24"/>
+        </w:rPr>
+        <w:t>душ</w:t>
+      </w:r>
+      <w:r>
+        <w:rPr>
+          <w:rFonts w:ascii="Times New Roman" w:hAnsi="Times New Roman"/>
+          <w:color w:val="000000"/>
+          <w:sz w:val="24"/>
+        </w:rPr>
+        <w:t xml:space="preserve"> </w:t>
+      </w:r>
+      <w:r>
+        <w:rPr>
+          <w:rFonts w:ascii="Times New Roman" w:hAnsi="Times New Roman"/>
+          <w:color w:val="000000"/>
+          <w:sz w:val="24"/>
+        </w:rPr>
+        <w:t>наших</w:t>
+      </w:r>
+      <w:r>
+        <w:rPr>
+          <w:rFonts w:ascii="Times New Roman" w:hAnsi="Times New Roman"/>
+          <w:color w:val="000000"/>
+          <w:sz w:val="24"/>
+        </w:rPr>
+        <w:t xml:space="preserve"> </w:t>
+      </w:r>
+      <w:r>
+        <w:rPr>
+          <w:rFonts w:ascii="Times New Roman" w:hAnsi="Times New Roman"/>
+          <w:color w:val="000000"/>
+          <w:sz w:val="24"/>
+        </w:rPr>
+        <w:t>–</w:t>
+      </w:r>
+      <w:r>
+        <w:rPr>
+          <w:rFonts w:ascii="Times New Roman" w:hAnsi="Times New Roman"/>
+          <w:color w:val="000000"/>
+          <w:sz w:val="24"/>
+        </w:rPr>
+        <w:t xml:space="preserve"> </w:t>
+      </w:r>
+      <w:r>
+        <w:rPr>
+          <w:rFonts w:ascii="Times New Roman" w:hAnsi="Times New Roman"/>
+          <w:color w:val="000000"/>
+          <w:sz w:val="24"/>
+        </w:rPr>
+        <w:t>і</w:t>
+      </w:r>
+      <w:r>
+        <w:rPr>
+          <w:rFonts w:ascii="Times New Roman" w:hAnsi="Times New Roman"/>
+          <w:color w:val="000000"/>
+          <w:sz w:val="24"/>
+        </w:rPr>
+        <w:t xml:space="preserve"> </w:t>
+      </w:r>
+      <w:r>
+        <w:rPr>
+          <w:rFonts w:ascii="Times New Roman" w:hAnsi="Times New Roman"/>
+          <w:color w:val="000000"/>
+          <w:sz w:val="24"/>
+        </w:rPr>
+        <w:t>Тобі</w:t>
+      </w:r>
+      <w:r>
+        <w:rPr>
+          <w:rFonts w:ascii="Times New Roman" w:hAnsi="Times New Roman"/>
+          <w:color w:val="000000"/>
+          <w:sz w:val="24"/>
+        </w:rPr>
+        <w:t xml:space="preserve"> </w:t>
+      </w:r>
+      <w:r>
+        <w:rPr>
+          <w:rFonts w:ascii="Times New Roman" w:hAnsi="Times New Roman"/>
+          <w:color w:val="000000"/>
+          <w:sz w:val="24"/>
+        </w:rPr>
+        <w:t>славу</w:t>
+      </w:r>
+      <w:r>
+        <w:rPr>
+          <w:rFonts w:ascii="Times New Roman" w:hAnsi="Times New Roman"/>
+          <w:color w:val="000000"/>
+          <w:sz w:val="24"/>
+        </w:rPr>
+        <w:t xml:space="preserve"> </w:t>
+      </w:r>
+      <w:r>
+        <w:rPr>
+          <w:rFonts w:ascii="Times New Roman" w:hAnsi="Times New Roman"/>
+          <w:color w:val="000000"/>
+          <w:sz w:val="24"/>
+        </w:rPr>
+        <w:t>возсилаємо,</w:t>
+      </w:r>
+      <w:r>
+        <w:rPr>
+          <w:rFonts w:ascii="Times New Roman" w:hAnsi="Times New Roman"/>
+          <w:color w:val="000000"/>
+          <w:sz w:val="24"/>
+        </w:rPr>
+        <w:t xml:space="preserve"> </w:t>
+      </w:r>
+      <w:r>
+        <w:rPr>
+          <w:rFonts w:ascii="Times New Roman" w:hAnsi="Times New Roman"/>
+          <w:color w:val="000000"/>
+          <w:sz w:val="24"/>
+        </w:rPr>
+        <w:t>Отцю,</w:t>
+      </w:r>
+      <w:r>
+        <w:rPr>
+          <w:rFonts w:ascii="Times New Roman" w:hAnsi="Times New Roman"/>
+          <w:color w:val="000000"/>
+          <w:sz w:val="24"/>
+        </w:rPr>
+        <w:t xml:space="preserve"> </w:t>
+      </w:r>
+      <w:r>
+        <w:rPr>
+          <w:rFonts w:ascii="Times New Roman" w:hAnsi="Times New Roman"/>
+          <w:color w:val="000000"/>
+          <w:sz w:val="24"/>
+        </w:rPr>
+        <w:t>і</w:t>
+      </w:r>
+      <w:r>
+        <w:rPr>
+          <w:rFonts w:ascii="Times New Roman" w:hAnsi="Times New Roman"/>
+          <w:color w:val="000000"/>
+          <w:sz w:val="24"/>
+        </w:rPr>
+        <w:t xml:space="preserve"> </w:t>
+      </w:r>
+      <w:r>
+        <w:rPr>
+          <w:rFonts w:ascii="Times New Roman" w:hAnsi="Times New Roman"/>
+          <w:color w:val="000000"/>
+          <w:sz w:val="24"/>
+        </w:rPr>
+        <w:t>Сину,</w:t>
+      </w:r>
+      <w:r>
+        <w:rPr>
+          <w:rFonts w:ascii="Times New Roman" w:hAnsi="Times New Roman"/>
+          <w:color w:val="000000"/>
+          <w:sz w:val="24"/>
+        </w:rPr>
+        <w:t xml:space="preserve"> </w:t>
+      </w:r>
+      <w:r>
+        <w:rPr>
+          <w:rFonts w:ascii="Times New Roman" w:hAnsi="Times New Roman"/>
+          <w:color w:val="000000"/>
+          <w:sz w:val="24"/>
+        </w:rPr>
+        <w:t>і</w:t>
+      </w:r>
+      <w:r>
+        <w:rPr>
+          <w:rFonts w:ascii="Times New Roman" w:hAnsi="Times New Roman"/>
+          <w:color w:val="000000"/>
+          <w:sz w:val="24"/>
+        </w:rPr>
+        <w:t xml:space="preserve"> </w:t>
+      </w:r>
+      <w:r>
+        <w:rPr>
+          <w:rFonts w:ascii="Times New Roman" w:hAnsi="Times New Roman"/>
+          <w:color w:val="000000"/>
+          <w:sz w:val="24"/>
+        </w:rPr>
+        <w:t>Святому</w:t>
+      </w:r>
+      <w:r>
+        <w:rPr>
+          <w:rFonts w:ascii="Times New Roman" w:hAnsi="Times New Roman"/>
+          <w:color w:val="000000"/>
+          <w:sz w:val="24"/>
+        </w:rPr>
+        <w:t xml:space="preserve"> </w:t>
+      </w:r>
+      <w:r>
+        <w:rPr>
+          <w:rFonts w:ascii="Times New Roman" w:hAnsi="Times New Roman"/>
+          <w:color w:val="000000"/>
+          <w:sz w:val="24"/>
+        </w:rPr>
+        <w:t>Духові</w:t>
+      </w:r>
+      <w:r>
+        <w:rPr>
+          <w:rFonts w:ascii="Times New Roman" w:hAnsi="Times New Roman"/>
+          <w:sz w:val="24"/>
+        </w:rPr>
+        <w:t>,</w:t>
+      </w:r>
+      <w:r>
+        <w:rPr>
+          <w:rFonts w:ascii="Times New Roman" w:hAnsi="Times New Roman"/>
+          <w:sz w:val="24"/>
+        </w:rPr>
+        <w:t xml:space="preserve"> </w:t>
+      </w:r>
+      <w:r>
+        <w:rPr>
+          <w:rFonts w:ascii="Times New Roman" w:hAnsi="Times New Roman"/>
+          <w:sz w:val="24"/>
+        </w:rPr>
+        <w:t>нині,</w:t>
+      </w:r>
+      <w:r>
+        <w:rPr>
+          <w:rFonts w:ascii="Times New Roman" w:hAnsi="Times New Roman"/>
+          <w:sz w:val="24"/>
+        </w:rPr>
+        <w:t xml:space="preserve"> </w:t>
+      </w:r>
+      <w:r>
+        <w:rPr>
+          <w:rFonts w:ascii="Times New Roman" w:hAnsi="Times New Roman"/>
+          <w:sz w:val="24"/>
+        </w:rPr>
+        <w:t>і</w:t>
+      </w:r>
+      <w:r>
+        <w:rPr>
+          <w:rFonts w:ascii="Times New Roman" w:hAnsi="Times New Roman"/>
+          <w:sz w:val="24"/>
+        </w:rPr>
+        <w:t xml:space="preserve"> </w:t>
+      </w:r>
+      <w:r>
+        <w:rPr>
+          <w:rFonts w:ascii="Times New Roman" w:hAnsi="Times New Roman"/>
+          <w:sz w:val="24"/>
+        </w:rPr>
+        <w:t>повсякчас,</w:t>
+      </w:r>
+      <w:r>
+        <w:rPr>
+          <w:rFonts w:ascii="Times New Roman" w:hAnsi="Times New Roman"/>
+          <w:sz w:val="24"/>
+        </w:rPr>
+        <w:t xml:space="preserve"> </w:t>
+      </w:r>
+      <w:r>
+        <w:rPr>
+          <w:rFonts w:ascii="Times New Roman" w:hAnsi="Times New Roman"/>
+          <w:sz w:val="24"/>
+        </w:rPr>
+        <w:t>і</w:t>
+      </w:r>
+      <w:r>
+        <w:rPr>
+          <w:rFonts w:ascii="Times New Roman" w:hAnsi="Times New Roman"/>
+          <w:sz w:val="24"/>
+        </w:rPr>
+        <w:t xml:space="preserve"> </w:t>
+      </w:r>
+      <w:r>
+        <w:rPr>
+          <w:rFonts w:ascii="Times New Roman" w:hAnsi="Times New Roman"/>
+          <w:sz w:val="24"/>
+        </w:rPr>
+        <w:t>на</w:t>
+      </w:r>
+      <w:r>
+        <w:rPr>
+          <w:rFonts w:ascii="Times New Roman" w:hAnsi="Times New Roman"/>
+          <w:sz w:val="24"/>
+        </w:rPr>
+        <w:t xml:space="preserve"> </w:t>
+      </w:r>
+      <w:r>
+        <w:rPr>
+          <w:rFonts w:ascii="Times New Roman" w:hAnsi="Times New Roman"/>
+          <w:sz w:val="24"/>
+        </w:rPr>
+        <w:t>віки</w:t>
+      </w:r>
+      <w:r>
+        <w:rPr>
+          <w:rFonts w:ascii="Times New Roman" w:hAnsi="Times New Roman"/>
+          <w:sz w:val="24"/>
+        </w:rPr>
+        <w:t xml:space="preserve"> </w:t>
+      </w:r>
+      <w:r>
+        <w:rPr>
+          <w:rFonts w:ascii="Times New Roman" w:hAnsi="Times New Roman"/>
+          <w:sz w:val="24"/>
+        </w:rPr>
+        <w:t>віків.</w:t>
       </w:r>
     </w:p>
     <w:p>
@@ -15016,7 +16771,7 @@
           <w:sz w:val="24"/>
           <w:szCs w:val="24"/>
         </w:rPr>
-        <w:t> </w:t>
+        <w:t xml:space="preserve"> </w:t>
       </w:r>
       <w:r>
         <w:rPr>
@@ -15239,7 +16994,7 @@
           <w:sz w:val="24"/>
           <w:szCs w:val="24"/>
         </w:rPr>
-        <w:t> </w:t>
+        <w:t xml:space="preserve"> </w:t>
       </w:r>
       <w:r>
         <w:rPr>
@@ -15747,7 +17502,7 @@
           <w:sz w:val="24"/>
           <w:szCs w:val="24"/>
         </w:rPr>
-        <w:t> </w:t>
+        <w:t xml:space="preserve"> </w:t>
       </w:r>
       <w:r>
         <w:rPr>
@@ -15768,7 +17523,7 @@
           <w:sz w:val="24"/>
           <w:szCs w:val="24"/>
         </w:rPr>
-        <w:t> </w:t>
+        <w:t xml:space="preserve"> </w:t>
       </w:r>
       <w:r>
         <w:rPr>
@@ -18543,7 +20298,7 @@
           <w:sz w:val="24"/>
           <w:szCs w:val="24"/>
         </w:rPr>
-        <w:t> </w:t>
+        <w:t xml:space="preserve"> </w:t>
       </w:r>
       <w:r>
         <w:rPr>
@@ -18753,7 +20508,7 @@
           <w:sz w:val="24"/>
           <w:szCs w:val="24"/>
         </w:rPr>
-        <w:t> </w:t>
+        <w:t xml:space="preserve"> </w:t>
       </w:r>
       <w:r>
         <w:rPr>

--- a/flow/20230914_vu_template/drafts/2024-12-u/28-СБ-20000_мчч.docx
+++ b/flow/20230914_vu_template/drafts/2024-12-u/28-СБ-20000_мчч.docx
@@ -139,7 +139,6 @@
           <w:i/>
           <w:color w:val="FF0000"/>
           <w:sz w:val="24"/>
-          <w:lang w:val="ru-MD"/>
         </w:rPr>
         <w:t>Священник:</w:t>
       </w:r>
@@ -147,7 +146,6 @@
         <w:rPr>
           <w:rFonts w:ascii="Times New Roman" w:hAnsi="Times New Roman"/>
           <w:sz w:val="24"/>
-          <w:lang w:val="ru-MD"/>
         </w:rPr>
         <w:t xml:space="preserve"> Благословенний Бог наш завжди, нині і повсякчас, і на віки віків.</w:t>
       </w:r>
@@ -391,7 +389,6 @@
           <w:i/>
           <w:color w:val="FF0000"/>
           <w:sz w:val="24"/>
-          <w:lang w:val="ru-MD"/>
         </w:rPr>
         <w:t>Священник:</w:t>
       </w:r>
@@ -399,7 +396,6 @@
         <w:rPr>
           <w:rFonts w:ascii="Times New Roman" w:hAnsi="Times New Roman"/>
           <w:sz w:val="24"/>
-          <w:lang w:val="ru-MD"/>
         </w:rPr>
         <w:t xml:space="preserve"> Бо Твоє є царство, і сила, і слава, Отця, і Сина, і Святого Духа, нині, і повсякчас, і на віки віків.</w:t>
       </w:r>
@@ -2644,7 +2640,6 @@
           <w:i/>
           <w:color w:val="FF0000"/>
           <w:sz w:val="24"/>
-          <w:lang w:val="ru-MD"/>
         </w:rPr>
         <w:t>Священник:</w:t>
       </w:r>
@@ -2652,7 +2647,6 @@
         <w:rPr>
           <w:rFonts w:ascii="Times New Roman" w:hAnsi="Times New Roman"/>
           <w:sz w:val="24"/>
-          <w:lang w:val="ru-MD"/>
         </w:rPr>
         <w:t xml:space="preserve"> Бо Тобі належить усяка слава, честь і поклоніння, Отцю, і Сину, і Святому Духові, нині, і повсякчас, і на віки віків.</w:t>
       </w:r>
@@ -4958,7 +4952,6 @@
           <w:i/>
           <w:color w:val="FF0000"/>
           <w:sz w:val="24"/>
-          <w:lang w:val="ru-MD"/>
         </w:rPr>
         <w:t>Священник:</w:t>
       </w:r>
@@ -4966,7 +4959,6 @@
         <w:rPr>
           <w:rFonts w:ascii="Times New Roman" w:hAnsi="Times New Roman"/>
           <w:sz w:val="24"/>
-          <w:lang w:val="ru-MD"/>
         </w:rPr>
         <w:t xml:space="preserve"> Мир всім.</w:t>
       </w:r>
@@ -5918,7 +5910,6 @@
           <w:i/>
           <w:color w:val="FF0000"/>
           <w:sz w:val="24"/>
-          <w:lang w:val="ru-MD"/>
         </w:rPr>
         <w:t>Священник:</w:t>
       </w:r>
@@ -5926,7 +5917,6 @@
         <w:rPr>
           <w:rFonts w:ascii="Times New Roman" w:hAnsi="Times New Roman"/>
           <w:sz w:val="24"/>
-          <w:lang w:val="ru-MD"/>
         </w:rPr>
         <w:t xml:space="preserve"> Бо Ти – Бог милости, ласк і людинолюбности, і Тобі славу возсилаємо, Отцю, і Сину, і Святому Духові, нині, і повсякчас, і на віки віків.</w:t>
       </w:r>
@@ -5990,7 +5980,6 @@
           <w:i/>
           <w:color w:val="FF0000"/>
           <w:sz w:val="24"/>
-          <w:lang w:val="ru-MD"/>
         </w:rPr>
         <w:t>Священник:</w:t>
       </w:r>
@@ -5998,7 +5987,6 @@
         <w:rPr>
           <w:rFonts w:ascii="Times New Roman" w:hAnsi="Times New Roman"/>
           <w:sz w:val="24"/>
-          <w:lang w:val="ru-MD"/>
         </w:rPr>
         <w:t xml:space="preserve"> Мир всім.</w:t>
       </w:r>
@@ -6156,7 +6144,6 @@
           <w:i/>
           <w:color w:val="FF0000"/>
           <w:sz w:val="24"/>
-          <w:lang w:val="ru-MD"/>
         </w:rPr>
         <w:t>Священник:</w:t>
       </w:r>
@@ -6164,7 +6151,6 @@
         <w:rPr>
           <w:rFonts w:ascii="Times New Roman" w:hAnsi="Times New Roman"/>
           <w:sz w:val="24"/>
-          <w:lang w:val="ru-MD"/>
         </w:rPr>
         <w:t xml:space="preserve"> Нехай буде влада царства Твого благословенна і дуже прославлена: Отця, і Сина, і Святого Духа, нині і повсякчас, і на віки віків.</w:t>
       </w:r>
@@ -6826,7 +6812,6 @@
           <w:i/>
           <w:color w:val="FF0000"/>
           <w:sz w:val="24"/>
-          <w:lang w:val="ru-MD"/>
         </w:rPr>
         <w:t>Священник:</w:t>
       </w:r>
@@ -6834,7 +6819,6 @@
         <w:rPr>
           <w:rFonts w:ascii="Times New Roman" w:hAnsi="Times New Roman"/>
           <w:sz w:val="24"/>
-          <w:lang w:val="ru-MD"/>
         </w:rPr>
         <w:t xml:space="preserve"> Бо Твоє є царство, і сила, і слава, Отця, і Сина, і Святого Духа, нині, і повсякчас, і на віки віків.</w:t>
       </w:r>
@@ -7392,7 +7376,6 @@
           <w:i/>
           <w:color w:val="FF0000"/>
           <w:sz w:val="24"/>
-          <w:lang w:val="ru-MD"/>
         </w:rPr>
         <w:t>Священник:</w:t>
       </w:r>
@@ -7400,7 +7383,6 @@
         <w:rPr>
           <w:rFonts w:ascii="Times New Roman" w:hAnsi="Times New Roman"/>
           <w:sz w:val="24"/>
-          <w:lang w:val="ru-MD"/>
         </w:rPr>
         <w:t xml:space="preserve"> Бо милостивий і людинолюбний Бог єси, і Тобі славу возсилаємо, Отцю, і Сину, і Святому Духові, нині, і повсякчас, і на віки віків.</w:t>
       </w:r>
@@ -7538,7 +7520,6 @@
           <w:i/>
           <w:color w:val="FF0000"/>
           <w:sz w:val="24"/>
-          <w:lang w:val="ru-MD"/>
         </w:rPr>
         <w:t>Священник:</w:t>
       </w:r>
@@ -7546,7 +7527,6 @@
         <w:rPr>
           <w:rFonts w:ascii="Times New Roman" w:hAnsi="Times New Roman"/>
           <w:sz w:val="24"/>
-          <w:lang w:val="ru-MD"/>
         </w:rPr>
         <w:t xml:space="preserve"> Благослове́нний Христо́с Бог наш, за́вжди, ни́ні, і повсякча́с, і на ві́ки вікі́в.</w:t>
       </w:r>
@@ -7608,7 +7588,6 @@
           <w:i/>
           <w:color w:val="FF0000"/>
           <w:sz w:val="24"/>
-          <w:lang w:val="ru-MD"/>
         </w:rPr>
         <w:t>Священник:</w:t>
       </w:r>
@@ -7616,7 +7595,6 @@
         <w:rPr>
           <w:rFonts w:ascii="Times New Roman" w:hAnsi="Times New Roman"/>
           <w:sz w:val="24"/>
-          <w:lang w:val="ru-MD"/>
         </w:rPr>
         <w:t xml:space="preserve"> Пресвята́ Богоро́дице, спаси́ нас.</w:t>
       </w:r>
@@ -7678,7 +7656,6 @@
           <w:i/>
           <w:color w:val="FF0000"/>
           <w:sz w:val="24"/>
-          <w:lang w:val="ru-MD"/>
         </w:rPr>
         <w:t>Священник:</w:t>
       </w:r>
@@ -7686,7 +7663,6 @@
         <w:rPr>
           <w:rFonts w:ascii="Times New Roman" w:hAnsi="Times New Roman"/>
           <w:sz w:val="24"/>
-          <w:lang w:val="ru-MD"/>
         </w:rPr>
         <w:t xml:space="preserve"> Сла́ва Тобі́, Хри́сте Бо́же, упова́ння на́ше, сла́ва Тобі́!</w:t>
       </w:r>
@@ -7755,9 +7731,6 @@
     <w:p>
       <w:pPr>
         <w:spacing w:after="120"/>
-        <w:rPr>
-          <w:lang w:val="ru-MD"/>
-        </w:rPr>
       </w:pPr>
       <w:r>
         <w:rPr>
@@ -7765,7 +7738,6 @@
           <w:i/>
           <w:color w:val="FF0000"/>
           <w:sz w:val="24"/>
-          <w:lang w:val="ru-MD"/>
         </w:rPr>
         <w:t>Священник:</w:t>
       </w:r>
@@ -7773,17 +7745,8 @@
         <w:rPr>
           <w:rFonts w:ascii="Times New Roman" w:hAnsi="Times New Roman"/>
           <w:sz w:val="24"/>
-          <w:lang w:val="ru-MD"/>
-        </w:rPr>
-        <w:t xml:space="preserve"> Христос, істинний Бог наш, що народився у вертепі у Вифлеємі Юдейському і в яслах положився спасіння нашого ради - молитвами пречистої своєї Матері, якої пам'ять собору св</w:t>
-      </w:r>
-      <w:r>
-        <w:rPr>
-          <w:rFonts w:ascii="Times New Roman" w:hAnsi="Times New Roman"/>
-          <w:sz w:val="24"/>
-          <w:lang w:val="ru-MD"/>
-        </w:rPr>
-        <w:t>яткуємо, святих, славних і всехвальних апостолів, і святих двадцяти тисяч мучеників, спалених у Нікомидії, блаженного священномученика Григорія, єпископа Станіславівського, і всіх святих - помилує і спасе нас як благий і людинолюбний.</w:t>
+        </w:rPr>
+        <w:t xml:space="preserve"> Христос, істинний Бог наш, що народився у вертепі у Вифлеємі Юдейському і в яслах положився спасіння нашого ради - молитвами пречистої своєї Матері, якої пам'ять собору святкуємо, святих, славних і всехвальних апостолів, і святих двадцяти тисяч мучеників, спалених у Нікомидії, блаженного священномученика Григорія, єпископа Станіславівського, і всіх святих - помилує і спасе нас як благий і людинолюбний.</w:t>
       </w:r>
     </w:p>
     <w:p>
@@ -7974,7 +7937,6 @@
           <w:i/>
           <w:color w:val="FF0000"/>
           <w:sz w:val="24"/>
-          <w:lang w:val="ru-MD"/>
         </w:rPr>
         <w:t>Священник:</w:t>
       </w:r>
@@ -7982,7 +7944,6 @@
         <w:rPr>
           <w:rFonts w:ascii="Times New Roman" w:hAnsi="Times New Roman"/>
           <w:sz w:val="24"/>
-          <w:lang w:val="ru-MD"/>
         </w:rPr>
         <w:t xml:space="preserve"> Слава святій, одноістотній, животворчій і нероздільній Тройці, завжди, нині і повсякчас, і на віки віків.</w:t>
       </w:r>
@@ -12080,7 +12041,6 @@
           <w:i/>
           <w:color w:val="FF0000"/>
           <w:sz w:val="24"/>
-          <w:lang w:val="ru-MD"/>
         </w:rPr>
         <w:t>Священник:</w:t>
       </w:r>
@@ -12088,7 +12048,6 @@
         <w:rPr>
           <w:rFonts w:ascii="Times New Roman" w:hAnsi="Times New Roman"/>
           <w:sz w:val="24"/>
-          <w:lang w:val="ru-MD"/>
         </w:rPr>
         <w:t xml:space="preserve"> Бо Тобі належить усяка слава, честь і поклоніння, Отцю, і Сину, і Святому Духові, нині, і повсякчас, і на віки віків.</w:t>
       </w:r>
@@ -12806,7 +12765,6 @@
           <w:i/>
           <w:color w:val="FF0000"/>
           <w:sz w:val="24"/>
-          <w:lang w:val="ru-MD"/>
         </w:rPr>
         <w:t>Священник:</w:t>
       </w:r>
@@ -12814,7 +12772,6 @@
         <w:rPr>
           <w:rFonts w:ascii="Times New Roman" w:hAnsi="Times New Roman"/>
           <w:sz w:val="24"/>
-          <w:lang w:val="ru-MD"/>
         </w:rPr>
         <w:t xml:space="preserve"> Бо Твоя є влада і Твоє є царство, і сила, і слава, Отця, і Сина, і Святого Духа, нині, і повсякчас, і на віки віків.</w:t>
       </w:r>
@@ -13223,7 +13180,6 @@
           <w:i/>
           <w:color w:val="FF0000"/>
           <w:sz w:val="24"/>
-          <w:lang w:val="ru-MD"/>
         </w:rPr>
         <w:t>Священник:</w:t>
       </w:r>
@@ -13231,7 +13187,6 @@
         <w:rPr>
           <w:rFonts w:ascii="Times New Roman" w:hAnsi="Times New Roman"/>
           <w:sz w:val="24"/>
-          <w:lang w:val="ru-MD"/>
         </w:rPr>
         <w:t xml:space="preserve"> Бо Ти благий і людинолюбний Бог – і Тобі славу возсилаємо, Отцю, і Сину, і Святому Духові, нині, і повсякчас, і на віки віків.</w:t>
       </w:r>
@@ -14798,332 +14753,9 @@
       <w:r>
         <w:rPr>
           <w:rFonts w:ascii="Times New Roman" w:hAnsi="Times New Roman"/>
-          <w:i/>
-          <w:color w:val="FF0000"/>
-          <w:sz w:val="24"/>
-        </w:rPr>
-        <w:t xml:space="preserve"> </w:t>
-      </w:r>
-      <w:r>
-        <w:rPr>
-          <w:rFonts w:ascii="Times New Roman" w:hAnsi="Times New Roman"/>
-          <w:color w:val="000000"/>
-          <w:sz w:val="24"/>
-        </w:rPr>
-        <w:t>Бо</w:t>
-      </w:r>
-      <w:r>
-        <w:rPr>
-          <w:rFonts w:ascii="Times New Roman" w:hAnsi="Times New Roman"/>
-          <w:color w:val="000000"/>
-          <w:sz w:val="24"/>
-        </w:rPr>
-        <w:t xml:space="preserve"> </w:t>
-      </w:r>
-      <w:r>
-        <w:rPr>
-          <w:rFonts w:ascii="Times New Roman" w:hAnsi="Times New Roman"/>
-          <w:color w:val="000000"/>
-          <w:sz w:val="24"/>
-        </w:rPr>
-        <w:t>Ти</w:t>
-      </w:r>
-      <w:r>
-        <w:rPr>
-          <w:rFonts w:ascii="Times New Roman" w:hAnsi="Times New Roman"/>
-          <w:color w:val="000000"/>
-          <w:sz w:val="24"/>
-        </w:rPr>
-        <w:t xml:space="preserve"> </w:t>
-      </w:r>
-      <w:r>
-        <w:rPr>
-          <w:rFonts w:ascii="Times New Roman" w:hAnsi="Times New Roman"/>
-          <w:color w:val="000000"/>
-          <w:sz w:val="24"/>
-        </w:rPr>
-        <w:t>Бог</w:t>
-      </w:r>
-      <w:r>
-        <w:rPr>
-          <w:rFonts w:ascii="Times New Roman" w:hAnsi="Times New Roman"/>
-          <w:color w:val="000000"/>
-          <w:sz w:val="24"/>
-        </w:rPr>
-        <w:t xml:space="preserve"> </w:t>
-      </w:r>
-      <w:r>
-        <w:rPr>
-          <w:rFonts w:ascii="Times New Roman" w:hAnsi="Times New Roman"/>
-          <w:color w:val="000000"/>
-          <w:sz w:val="24"/>
-        </w:rPr>
-        <w:t>наш</w:t>
-      </w:r>
-      <w:r>
-        <w:rPr>
-          <w:rFonts w:ascii="Times New Roman" w:hAnsi="Times New Roman"/>
-          <w:color w:val="000000"/>
-          <w:sz w:val="24"/>
-        </w:rPr>
-        <w:t xml:space="preserve"> </w:t>
-      </w:r>
-      <w:r>
-        <w:rPr>
-          <w:rFonts w:ascii="Times New Roman" w:hAnsi="Times New Roman"/>
-          <w:color w:val="000000"/>
-          <w:sz w:val="24"/>
-        </w:rPr>
-        <w:t>і</w:t>
-      </w:r>
-      <w:r>
-        <w:rPr>
-          <w:rFonts w:ascii="Times New Roman" w:hAnsi="Times New Roman"/>
-          <w:color w:val="000000"/>
-          <w:sz w:val="24"/>
-        </w:rPr>
-        <w:t xml:space="preserve"> </w:t>
-      </w:r>
-      <w:r>
-        <w:rPr>
-          <w:rFonts w:ascii="Times New Roman" w:hAnsi="Times New Roman"/>
-          <w:color w:val="000000"/>
-          <w:sz w:val="24"/>
-        </w:rPr>
-        <w:t>Тобі</w:t>
-      </w:r>
-      <w:r>
-        <w:rPr>
-          <w:rFonts w:ascii="Times New Roman" w:hAnsi="Times New Roman"/>
-          <w:color w:val="000000"/>
-          <w:sz w:val="24"/>
-        </w:rPr>
-        <w:t xml:space="preserve"> </w:t>
-      </w:r>
-      <w:r>
-        <w:rPr>
-          <w:rFonts w:ascii="Times New Roman" w:hAnsi="Times New Roman"/>
-          <w:color w:val="000000"/>
-          <w:sz w:val="24"/>
-        </w:rPr>
-        <w:t>славу</w:t>
-      </w:r>
-      <w:r>
-        <w:rPr>
-          <w:rFonts w:ascii="Times New Roman" w:hAnsi="Times New Roman"/>
-          <w:color w:val="000000"/>
-          <w:sz w:val="24"/>
-        </w:rPr>
-        <w:t xml:space="preserve"> </w:t>
-      </w:r>
-      <w:r>
-        <w:rPr>
-          <w:rFonts w:ascii="Times New Roman" w:hAnsi="Times New Roman"/>
-          <w:color w:val="000000"/>
-          <w:sz w:val="24"/>
-        </w:rPr>
-        <w:t>возсилаємо:</w:t>
-      </w:r>
-      <w:r>
-        <w:rPr>
-          <w:rFonts w:ascii="Times New Roman" w:hAnsi="Times New Roman"/>
-          <w:color w:val="000000"/>
-          <w:sz w:val="24"/>
-        </w:rPr>
-        <w:t xml:space="preserve"> </w:t>
-      </w:r>
-      <w:r>
-        <w:rPr>
-          <w:rFonts w:ascii="Times New Roman" w:hAnsi="Times New Roman"/>
-          <w:color w:val="000000"/>
-          <w:sz w:val="24"/>
-        </w:rPr>
-        <w:t>Отцю,</w:t>
-      </w:r>
-      <w:r>
-        <w:rPr>
-          <w:rFonts w:ascii="Times New Roman" w:hAnsi="Times New Roman"/>
-          <w:color w:val="000000"/>
-          <w:sz w:val="24"/>
-        </w:rPr>
-        <w:t xml:space="preserve"> </w:t>
-      </w:r>
-      <w:r>
-        <w:rPr>
-          <w:rFonts w:ascii="Times New Roman" w:hAnsi="Times New Roman"/>
-          <w:color w:val="000000"/>
-          <w:sz w:val="24"/>
-        </w:rPr>
-        <w:t>і</w:t>
-      </w:r>
-      <w:r>
-        <w:rPr>
-          <w:rFonts w:ascii="Times New Roman" w:hAnsi="Times New Roman"/>
-          <w:color w:val="000000"/>
-          <w:sz w:val="24"/>
-        </w:rPr>
-        <w:t xml:space="preserve"> </w:t>
-      </w:r>
-      <w:r>
-        <w:rPr>
-          <w:rFonts w:ascii="Times New Roman" w:hAnsi="Times New Roman"/>
-          <w:color w:val="000000"/>
-          <w:sz w:val="24"/>
-        </w:rPr>
-        <w:t>Сину,</w:t>
-      </w:r>
-      <w:r>
-        <w:rPr>
-          <w:rFonts w:ascii="Times New Roman" w:hAnsi="Times New Roman"/>
-          <w:color w:val="000000"/>
-          <w:sz w:val="24"/>
-        </w:rPr>
-        <w:t xml:space="preserve"> </w:t>
-      </w:r>
-      <w:r>
-        <w:rPr>
-          <w:rFonts w:ascii="Times New Roman" w:hAnsi="Times New Roman"/>
-          <w:color w:val="000000"/>
-          <w:sz w:val="24"/>
-        </w:rPr>
-        <w:t>і</w:t>
-      </w:r>
-      <w:r>
-        <w:rPr>
-          <w:rFonts w:ascii="Times New Roman" w:hAnsi="Times New Roman"/>
-          <w:color w:val="000000"/>
-          <w:sz w:val="24"/>
-        </w:rPr>
-        <w:t xml:space="preserve"> </w:t>
-      </w:r>
-      <w:r>
-        <w:rPr>
-          <w:rFonts w:ascii="Times New Roman" w:hAnsi="Times New Roman"/>
-          <w:color w:val="000000"/>
-          <w:sz w:val="24"/>
-        </w:rPr>
-        <w:t>Святому</w:t>
-      </w:r>
-      <w:r>
-        <w:rPr>
-          <w:rFonts w:ascii="Times New Roman" w:hAnsi="Times New Roman"/>
-          <w:color w:val="000000"/>
-          <w:sz w:val="24"/>
-        </w:rPr>
-        <w:t xml:space="preserve"> </w:t>
-      </w:r>
-      <w:r>
-        <w:rPr>
-          <w:rFonts w:ascii="Times New Roman" w:hAnsi="Times New Roman"/>
-          <w:color w:val="000000"/>
-          <w:sz w:val="24"/>
-        </w:rPr>
-        <w:t>Духові</w:t>
-      </w:r>
-      <w:r>
-        <w:rPr>
-          <w:rFonts w:ascii="Times New Roman" w:hAnsi="Times New Roman"/>
-          <w:sz w:val="24"/>
-        </w:rPr>
-        <w:t>,</w:t>
-      </w:r>
-      <w:r>
-        <w:rPr>
-          <w:rFonts w:ascii="Times New Roman" w:hAnsi="Times New Roman"/>
-          <w:sz w:val="24"/>
-        </w:rPr>
-        <w:t xml:space="preserve"> </w:t>
-      </w:r>
-      <w:r>
-        <w:rPr>
-          <w:rFonts w:ascii="Times New Roman" w:hAnsi="Times New Roman"/>
-          <w:sz w:val="24"/>
-        </w:rPr>
-        <w:t>нині,</w:t>
-      </w:r>
-      <w:r>
-        <w:rPr>
-          <w:rFonts w:ascii="Times New Roman" w:hAnsi="Times New Roman"/>
-          <w:sz w:val="24"/>
-        </w:rPr>
-        <w:t xml:space="preserve"> </w:t>
-      </w:r>
-      <w:r>
-        <w:rPr>
-          <w:rFonts w:ascii="Times New Roman" w:hAnsi="Times New Roman"/>
-          <w:sz w:val="24"/>
-        </w:rPr>
-        <w:t>і</w:t>
-      </w:r>
-      <w:r>
-        <w:rPr>
-          <w:rFonts w:ascii="Times New Roman" w:hAnsi="Times New Roman"/>
-          <w:sz w:val="24"/>
-        </w:rPr>
-        <w:t xml:space="preserve"> </w:t>
-      </w:r>
-      <w:r>
-        <w:rPr>
-          <w:rFonts w:ascii="Times New Roman" w:hAnsi="Times New Roman"/>
-          <w:sz w:val="24"/>
-        </w:rPr>
-        <w:t>повсякчас,</w:t>
-      </w:r>
-      <w:r>
-        <w:rPr>
-          <w:rFonts w:ascii="Times New Roman" w:hAnsi="Times New Roman"/>
-          <w:sz w:val="24"/>
-        </w:rPr>
-        <w:t xml:space="preserve"> </w:t>
-      </w:r>
-      <w:r>
-        <w:rPr>
-          <w:rFonts w:ascii="Times New Roman" w:hAnsi="Times New Roman"/>
-          <w:sz w:val="24"/>
-        </w:rPr>
-        <w:t>і</w:t>
-      </w:r>
-      <w:r>
-        <w:rPr>
-          <w:rFonts w:ascii="Times New Roman" w:hAnsi="Times New Roman"/>
-          <w:sz w:val="24"/>
-        </w:rPr>
-        <w:t xml:space="preserve"> </w:t>
-      </w:r>
-      <w:r>
-        <w:rPr>
-          <w:rFonts w:ascii="Times New Roman" w:hAnsi="Times New Roman"/>
-          <w:sz w:val="24"/>
-        </w:rPr>
-        <w:t>на</w:t>
-      </w:r>
-      <w:r>
-        <w:rPr>
-          <w:rFonts w:ascii="Times New Roman" w:hAnsi="Times New Roman"/>
-          <w:sz w:val="24"/>
-        </w:rPr>
-        <w:t xml:space="preserve"> </w:t>
-      </w:r>
-      <w:r>
-        <w:rPr>
-          <w:rFonts w:ascii="Times New Roman" w:hAnsi="Times New Roman"/>
-          <w:sz w:val="24"/>
-        </w:rPr>
-        <w:t>віки</w:t>
-      </w:r>
-      <w:r>
-        <w:rPr>
-          <w:rFonts w:ascii="Times New Roman" w:hAnsi="Times New Roman"/>
-          <w:sz w:val="24"/>
-        </w:rPr>
-        <w:t xml:space="preserve"> </w:t>
-      </w:r>
-      <w:r>
-        <w:rPr>
-          <w:rFonts w:ascii="Times New Roman" w:hAnsi="Times New Roman"/>
-          <w:sz w:val="24"/>
-        </w:rPr>
-        <w:t>віків.</w:t>
+          <w:sz w:val="24"/>
+        </w:rPr>
+        <w:t xml:space="preserve"> Бо Ти Бог наш і Тобі славу возсилаємо: Отцю, і Сину, і Святому Духові, нині, і повсякчас, і на віки віків.</w:t>
       </w:r>
     </w:p>
     <w:p>
@@ -16153,412 +15785,9 @@
       <w:r>
         <w:rPr>
           <w:rFonts w:ascii="Times New Roman" w:hAnsi="Times New Roman"/>
-          <w:i/>
-          <w:color w:val="FF0000"/>
-          <w:sz w:val="24"/>
-        </w:rPr>
-        <w:t xml:space="preserve"> </w:t>
-      </w:r>
-      <w:r>
-        <w:rPr>
-          <w:rFonts w:ascii="Times New Roman" w:hAnsi="Times New Roman"/>
-          <w:color w:val="000000"/>
-          <w:sz w:val="24"/>
-        </w:rPr>
-        <w:t>Бо</w:t>
-      </w:r>
-      <w:r>
-        <w:rPr>
-          <w:rFonts w:ascii="Times New Roman" w:hAnsi="Times New Roman"/>
-          <w:color w:val="000000"/>
-          <w:sz w:val="24"/>
-        </w:rPr>
-        <w:t xml:space="preserve"> </w:t>
-      </w:r>
-      <w:r>
-        <w:rPr>
-          <w:rFonts w:ascii="Times New Roman" w:hAnsi="Times New Roman"/>
-          <w:color w:val="000000"/>
-          <w:sz w:val="24"/>
-        </w:rPr>
-        <w:t>Ти</w:t>
-      </w:r>
-      <w:r>
-        <w:rPr>
-          <w:rFonts w:ascii="Times New Roman" w:hAnsi="Times New Roman"/>
-          <w:color w:val="000000"/>
-          <w:sz w:val="24"/>
-        </w:rPr>
-        <w:t xml:space="preserve"> </w:t>
-      </w:r>
-      <w:r>
-        <w:rPr>
-          <w:rFonts w:ascii="Times New Roman" w:hAnsi="Times New Roman"/>
-          <w:color w:val="000000"/>
-          <w:sz w:val="24"/>
-        </w:rPr>
-        <w:t>цар</w:t>
-      </w:r>
-      <w:r>
-        <w:rPr>
-          <w:rFonts w:ascii="Times New Roman" w:hAnsi="Times New Roman"/>
-          <w:color w:val="000000"/>
-          <w:sz w:val="24"/>
-        </w:rPr>
-        <w:t xml:space="preserve"> </w:t>
-      </w:r>
-      <w:r>
-        <w:rPr>
-          <w:rFonts w:ascii="Times New Roman" w:hAnsi="Times New Roman"/>
-          <w:color w:val="000000"/>
-          <w:sz w:val="24"/>
-        </w:rPr>
-        <w:t>миру</w:t>
-      </w:r>
-      <w:r>
-        <w:rPr>
-          <w:rFonts w:ascii="Times New Roman" w:hAnsi="Times New Roman"/>
-          <w:color w:val="000000"/>
-          <w:sz w:val="24"/>
-        </w:rPr>
-        <w:t xml:space="preserve"> </w:t>
-      </w:r>
-      <w:r>
-        <w:rPr>
-          <w:rFonts w:ascii="Times New Roman" w:hAnsi="Times New Roman"/>
-          <w:color w:val="000000"/>
-          <w:sz w:val="24"/>
-        </w:rPr>
-        <w:t>і</w:t>
-      </w:r>
-      <w:r>
-        <w:rPr>
-          <w:rFonts w:ascii="Times New Roman" w:hAnsi="Times New Roman"/>
-          <w:color w:val="000000"/>
-          <w:sz w:val="24"/>
-        </w:rPr>
-        <w:t xml:space="preserve"> </w:t>
-      </w:r>
-      <w:r>
-        <w:rPr>
-          <w:rFonts w:ascii="Times New Roman" w:hAnsi="Times New Roman"/>
-          <w:color w:val="000000"/>
-          <w:sz w:val="24"/>
-        </w:rPr>
-        <w:t>Спас</w:t>
-      </w:r>
-      <w:r>
-        <w:rPr>
-          <w:rFonts w:ascii="Times New Roman" w:hAnsi="Times New Roman"/>
-          <w:color w:val="000000"/>
-          <w:sz w:val="24"/>
-        </w:rPr>
-        <w:t xml:space="preserve"> </w:t>
-      </w:r>
-      <w:r>
-        <w:rPr>
-          <w:rFonts w:ascii="Times New Roman" w:hAnsi="Times New Roman"/>
-          <w:color w:val="000000"/>
-          <w:sz w:val="24"/>
-        </w:rPr>
-        <w:t>душ</w:t>
-      </w:r>
-      <w:r>
-        <w:rPr>
-          <w:rFonts w:ascii="Times New Roman" w:hAnsi="Times New Roman"/>
-          <w:color w:val="000000"/>
-          <w:sz w:val="24"/>
-        </w:rPr>
-        <w:t xml:space="preserve"> </w:t>
-      </w:r>
-      <w:r>
-        <w:rPr>
-          <w:rFonts w:ascii="Times New Roman" w:hAnsi="Times New Roman"/>
-          <w:color w:val="000000"/>
-          <w:sz w:val="24"/>
-        </w:rPr>
-        <w:t>наших</w:t>
-      </w:r>
-      <w:r>
-        <w:rPr>
-          <w:rFonts w:ascii="Times New Roman" w:hAnsi="Times New Roman"/>
-          <w:color w:val="000000"/>
-          <w:sz w:val="24"/>
-        </w:rPr>
-        <w:t xml:space="preserve"> </w:t>
-      </w:r>
-      <w:r>
-        <w:rPr>
-          <w:rFonts w:ascii="Times New Roman" w:hAnsi="Times New Roman"/>
-          <w:color w:val="000000"/>
-          <w:sz w:val="24"/>
-        </w:rPr>
-        <w:t>–</w:t>
-      </w:r>
-      <w:r>
-        <w:rPr>
-          <w:rFonts w:ascii="Times New Roman" w:hAnsi="Times New Roman"/>
-          <w:color w:val="000000"/>
-          <w:sz w:val="24"/>
-        </w:rPr>
-        <w:t xml:space="preserve"> </w:t>
-      </w:r>
-      <w:r>
-        <w:rPr>
-          <w:rFonts w:ascii="Times New Roman" w:hAnsi="Times New Roman"/>
-          <w:color w:val="000000"/>
-          <w:sz w:val="24"/>
-        </w:rPr>
-        <w:t>і</w:t>
-      </w:r>
-      <w:r>
-        <w:rPr>
-          <w:rFonts w:ascii="Times New Roman" w:hAnsi="Times New Roman"/>
-          <w:color w:val="000000"/>
-          <w:sz w:val="24"/>
-        </w:rPr>
-        <w:t xml:space="preserve"> </w:t>
-      </w:r>
-      <w:r>
-        <w:rPr>
-          <w:rFonts w:ascii="Times New Roman" w:hAnsi="Times New Roman"/>
-          <w:color w:val="000000"/>
-          <w:sz w:val="24"/>
-        </w:rPr>
-        <w:t>Тобі</w:t>
-      </w:r>
-      <w:r>
-        <w:rPr>
-          <w:rFonts w:ascii="Times New Roman" w:hAnsi="Times New Roman"/>
-          <w:color w:val="000000"/>
-          <w:sz w:val="24"/>
-        </w:rPr>
-        <w:t xml:space="preserve"> </w:t>
-      </w:r>
-      <w:r>
-        <w:rPr>
-          <w:rFonts w:ascii="Times New Roman" w:hAnsi="Times New Roman"/>
-          <w:color w:val="000000"/>
-          <w:sz w:val="24"/>
-        </w:rPr>
-        <w:t>славу</w:t>
-      </w:r>
-      <w:r>
-        <w:rPr>
-          <w:rFonts w:ascii="Times New Roman" w:hAnsi="Times New Roman"/>
-          <w:color w:val="000000"/>
-          <w:sz w:val="24"/>
-        </w:rPr>
-        <w:t xml:space="preserve"> </w:t>
-      </w:r>
-      <w:r>
-        <w:rPr>
-          <w:rFonts w:ascii="Times New Roman" w:hAnsi="Times New Roman"/>
-          <w:color w:val="000000"/>
-          <w:sz w:val="24"/>
-        </w:rPr>
-        <w:t>возсилаємо,</w:t>
-      </w:r>
-      <w:r>
-        <w:rPr>
-          <w:rFonts w:ascii="Times New Roman" w:hAnsi="Times New Roman"/>
-          <w:color w:val="000000"/>
-          <w:sz w:val="24"/>
-        </w:rPr>
-        <w:t xml:space="preserve"> </w:t>
-      </w:r>
-      <w:r>
-        <w:rPr>
-          <w:rFonts w:ascii="Times New Roman" w:hAnsi="Times New Roman"/>
-          <w:color w:val="000000"/>
-          <w:sz w:val="24"/>
-        </w:rPr>
-        <w:t>Отцю,</w:t>
-      </w:r>
-      <w:r>
-        <w:rPr>
-          <w:rFonts w:ascii="Times New Roman" w:hAnsi="Times New Roman"/>
-          <w:color w:val="000000"/>
-          <w:sz w:val="24"/>
-        </w:rPr>
-        <w:t xml:space="preserve"> </w:t>
-      </w:r>
-      <w:r>
-        <w:rPr>
-          <w:rFonts w:ascii="Times New Roman" w:hAnsi="Times New Roman"/>
-          <w:color w:val="000000"/>
-          <w:sz w:val="24"/>
-        </w:rPr>
-        <w:t>і</w:t>
-      </w:r>
-      <w:r>
-        <w:rPr>
-          <w:rFonts w:ascii="Times New Roman" w:hAnsi="Times New Roman"/>
-          <w:color w:val="000000"/>
-          <w:sz w:val="24"/>
-        </w:rPr>
-        <w:t xml:space="preserve"> </w:t>
-      </w:r>
-      <w:r>
-        <w:rPr>
-          <w:rFonts w:ascii="Times New Roman" w:hAnsi="Times New Roman"/>
-          <w:color w:val="000000"/>
-          <w:sz w:val="24"/>
-        </w:rPr>
-        <w:t>Сину,</w:t>
-      </w:r>
-      <w:r>
-        <w:rPr>
-          <w:rFonts w:ascii="Times New Roman" w:hAnsi="Times New Roman"/>
-          <w:color w:val="000000"/>
-          <w:sz w:val="24"/>
-        </w:rPr>
-        <w:t xml:space="preserve"> </w:t>
-      </w:r>
-      <w:r>
-        <w:rPr>
-          <w:rFonts w:ascii="Times New Roman" w:hAnsi="Times New Roman"/>
-          <w:color w:val="000000"/>
-          <w:sz w:val="24"/>
-        </w:rPr>
-        <w:t>і</w:t>
-      </w:r>
-      <w:r>
-        <w:rPr>
-          <w:rFonts w:ascii="Times New Roman" w:hAnsi="Times New Roman"/>
-          <w:color w:val="000000"/>
-          <w:sz w:val="24"/>
-        </w:rPr>
-        <w:t xml:space="preserve"> </w:t>
-      </w:r>
-      <w:r>
-        <w:rPr>
-          <w:rFonts w:ascii="Times New Roman" w:hAnsi="Times New Roman"/>
-          <w:color w:val="000000"/>
-          <w:sz w:val="24"/>
-        </w:rPr>
-        <w:t>Святому</w:t>
-      </w:r>
-      <w:r>
-        <w:rPr>
-          <w:rFonts w:ascii="Times New Roman" w:hAnsi="Times New Roman"/>
-          <w:color w:val="000000"/>
-          <w:sz w:val="24"/>
-        </w:rPr>
-        <w:t xml:space="preserve"> </w:t>
-      </w:r>
-      <w:r>
-        <w:rPr>
-          <w:rFonts w:ascii="Times New Roman" w:hAnsi="Times New Roman"/>
-          <w:color w:val="000000"/>
-          <w:sz w:val="24"/>
-        </w:rPr>
-        <w:t>Духові</w:t>
-      </w:r>
-      <w:r>
-        <w:rPr>
-          <w:rFonts w:ascii="Times New Roman" w:hAnsi="Times New Roman"/>
-          <w:sz w:val="24"/>
-        </w:rPr>
-        <w:t>,</w:t>
-      </w:r>
-      <w:r>
-        <w:rPr>
-          <w:rFonts w:ascii="Times New Roman" w:hAnsi="Times New Roman"/>
-          <w:sz w:val="24"/>
-        </w:rPr>
-        <w:t xml:space="preserve"> </w:t>
-      </w:r>
-      <w:r>
-        <w:rPr>
-          <w:rFonts w:ascii="Times New Roman" w:hAnsi="Times New Roman"/>
-          <w:sz w:val="24"/>
-        </w:rPr>
-        <w:t>нині,</w:t>
-      </w:r>
-      <w:r>
-        <w:rPr>
-          <w:rFonts w:ascii="Times New Roman" w:hAnsi="Times New Roman"/>
-          <w:sz w:val="24"/>
-        </w:rPr>
-        <w:t xml:space="preserve"> </w:t>
-      </w:r>
-      <w:r>
-        <w:rPr>
-          <w:rFonts w:ascii="Times New Roman" w:hAnsi="Times New Roman"/>
-          <w:sz w:val="24"/>
-        </w:rPr>
-        <w:t>і</w:t>
-      </w:r>
-      <w:r>
-        <w:rPr>
-          <w:rFonts w:ascii="Times New Roman" w:hAnsi="Times New Roman"/>
-          <w:sz w:val="24"/>
-        </w:rPr>
-        <w:t xml:space="preserve"> </w:t>
-      </w:r>
-      <w:r>
-        <w:rPr>
-          <w:rFonts w:ascii="Times New Roman" w:hAnsi="Times New Roman"/>
-          <w:sz w:val="24"/>
-        </w:rPr>
-        <w:t>повсякчас,</w:t>
-      </w:r>
-      <w:r>
-        <w:rPr>
-          <w:rFonts w:ascii="Times New Roman" w:hAnsi="Times New Roman"/>
-          <w:sz w:val="24"/>
-        </w:rPr>
-        <w:t xml:space="preserve"> </w:t>
-      </w:r>
-      <w:r>
-        <w:rPr>
-          <w:rFonts w:ascii="Times New Roman" w:hAnsi="Times New Roman"/>
-          <w:sz w:val="24"/>
-        </w:rPr>
-        <w:t>і</w:t>
-      </w:r>
-      <w:r>
-        <w:rPr>
-          <w:rFonts w:ascii="Times New Roman" w:hAnsi="Times New Roman"/>
-          <w:sz w:val="24"/>
-        </w:rPr>
-        <w:t xml:space="preserve"> </w:t>
-      </w:r>
-      <w:r>
-        <w:rPr>
-          <w:rFonts w:ascii="Times New Roman" w:hAnsi="Times New Roman"/>
-          <w:sz w:val="24"/>
-        </w:rPr>
-        <w:t>на</w:t>
-      </w:r>
-      <w:r>
-        <w:rPr>
-          <w:rFonts w:ascii="Times New Roman" w:hAnsi="Times New Roman"/>
-          <w:sz w:val="24"/>
-        </w:rPr>
-        <w:t xml:space="preserve"> </w:t>
-      </w:r>
-      <w:r>
-        <w:rPr>
-          <w:rFonts w:ascii="Times New Roman" w:hAnsi="Times New Roman"/>
-          <w:sz w:val="24"/>
-        </w:rPr>
-        <w:t>віки</w:t>
-      </w:r>
-      <w:r>
-        <w:rPr>
-          <w:rFonts w:ascii="Times New Roman" w:hAnsi="Times New Roman"/>
-          <w:sz w:val="24"/>
-        </w:rPr>
-        <w:t xml:space="preserve"> </w:t>
-      </w:r>
-      <w:r>
-        <w:rPr>
-          <w:rFonts w:ascii="Times New Roman" w:hAnsi="Times New Roman"/>
-          <w:sz w:val="24"/>
-        </w:rPr>
-        <w:t>віків.</w:t>
+          <w:sz w:val="24"/>
+        </w:rPr>
+        <w:t xml:space="preserve"> Бо Ти цар миру і Спас душ наших – і Тобі славу возсилаємо, Отцю, і Сину, і Святому Духові, нині, і повсякчас, і на віки віків.</w:t>
       </w:r>
     </w:p>
     <w:p>
@@ -17981,7 +17210,6 @@
           <w:i/>
           <w:color w:val="FF0000"/>
           <w:sz w:val="24"/>
-          <w:lang w:val="ru-MD"/>
         </w:rPr>
         <w:t>Священник:</w:t>
       </w:r>
@@ -17989,7 +17217,6 @@
         <w:rPr>
           <w:rFonts w:ascii="Times New Roman" w:hAnsi="Times New Roman"/>
           <w:sz w:val="24"/>
-          <w:lang w:val="ru-MD"/>
         </w:rPr>
         <w:t xml:space="preserve"> Бо Тебе хвалять усі сили небесні і Тобі славу возсилаємо: Отцю, і Сину, і Святому Духові, нині і повсякчас, і на віки віків.</w:t>
       </w:r>
@@ -18884,7 +18111,6 @@
           <w:i/>
           <w:color w:val="FF0000"/>
           <w:sz w:val="24"/>
-          <w:lang w:val="ru-MD"/>
         </w:rPr>
         <w:t>Священник:</w:t>
       </w:r>
@@ -18892,7 +18118,6 @@
         <w:rPr>
           <w:rFonts w:ascii="Times New Roman" w:hAnsi="Times New Roman"/>
           <w:sz w:val="24"/>
-          <w:lang w:val="ru-MD"/>
         </w:rPr>
         <w:t xml:space="preserve"> Слава тобі, що Світло нам показав!</w:t>
       </w:r>
@@ -19938,7 +19163,6 @@
           <w:i/>
           <w:color w:val="FF0000"/>
           <w:sz w:val="24"/>
-          <w:lang w:val="ru-MD"/>
         </w:rPr>
         <w:t>Священник:</w:t>
       </w:r>
@@ -19946,7 +19170,6 @@
         <w:rPr>
           <w:rFonts w:ascii="Times New Roman" w:hAnsi="Times New Roman"/>
           <w:sz w:val="24"/>
-          <w:lang w:val="ru-MD"/>
         </w:rPr>
         <w:t xml:space="preserve"> Бо Ти – Бог милости, ласк і людинолюбности, і Тобі славу возсилаємо, Отцю, і Сину, і Святому Духові, нині, і повсякчас, і на віки віків.</w:t>
       </w:r>
@@ -20010,7 +19233,6 @@
           <w:i/>
           <w:color w:val="FF0000"/>
           <w:sz w:val="24"/>
-          <w:lang w:val="ru-MD"/>
         </w:rPr>
         <w:t>Священник:</w:t>
       </w:r>
@@ -20018,7 +19240,6 @@
         <w:rPr>
           <w:rFonts w:ascii="Times New Roman" w:hAnsi="Times New Roman"/>
           <w:sz w:val="24"/>
-          <w:lang w:val="ru-MD"/>
         </w:rPr>
         <w:t xml:space="preserve"> Мир всім.</w:t>
       </w:r>
@@ -20176,7 +19397,6 @@
           <w:i/>
           <w:color w:val="FF0000"/>
           <w:sz w:val="24"/>
-          <w:lang w:val="ru-MD"/>
         </w:rPr>
         <w:t>Священник:</w:t>
       </w:r>
@@ -20184,7 +19404,6 @@
         <w:rPr>
           <w:rFonts w:ascii="Times New Roman" w:hAnsi="Times New Roman"/>
           <w:sz w:val="24"/>
-          <w:lang w:val="ru-MD"/>
         </w:rPr>
         <w:t xml:space="preserve"> Бо до Тебе належить милувати і спасати нас, Боже наш, і Тобі славу возсилаємо, Отцю, і Сину, і Святому Духові, нині, і повсякчас, і на віки віків.</w:t>
       </w:r>
@@ -20776,7 +19995,6 @@
           <w:i/>
           <w:color w:val="FF0000"/>
           <w:sz w:val="24"/>
-          <w:lang w:val="ru-MD"/>
         </w:rPr>
         <w:t>Священник:</w:t>
       </w:r>
@@ -20784,7 +20002,6 @@
         <w:rPr>
           <w:rFonts w:ascii="Times New Roman" w:hAnsi="Times New Roman"/>
           <w:sz w:val="24"/>
-          <w:lang w:val="ru-MD"/>
         </w:rPr>
         <w:t xml:space="preserve"> Бо Твоє є царство, і сила, і слава, Отця, і Сина, і Святого Духа, нині, і повсякчас, і на віки віків.</w:t>
       </w:r>
@@ -21332,7 +20549,6 @@
           <w:i/>
           <w:color w:val="FF0000"/>
           <w:sz w:val="24"/>
-          <w:lang w:val="ru-MD"/>
         </w:rPr>
         <w:t>Священник:</w:t>
       </w:r>
@@ -21340,7 +20556,6 @@
         <w:rPr>
           <w:rFonts w:ascii="Times New Roman" w:hAnsi="Times New Roman"/>
           <w:sz w:val="24"/>
-          <w:lang w:val="ru-MD"/>
         </w:rPr>
         <w:t xml:space="preserve"> Бо милостивий і людинолюбний Бог єси, і Тобі славу возсилаємо, Отцю, і Сину, і Святому Духові, нині, і повсякчас, і на віки віків.</w:t>
       </w:r>
@@ -21489,7 +20704,6 @@
           <w:i/>
           <w:color w:val="FF0000"/>
           <w:sz w:val="24"/>
-          <w:lang w:val="ru-MD"/>
         </w:rPr>
         <w:t>Священник:</w:t>
       </w:r>
@@ -21497,7 +20711,6 @@
         <w:rPr>
           <w:rFonts w:ascii="Times New Roman" w:hAnsi="Times New Roman"/>
           <w:sz w:val="24"/>
-          <w:lang w:val="ru-MD"/>
         </w:rPr>
         <w:t xml:space="preserve"> Благослове́нний Христо́с Бог наш, за́вжди, ни́ні, і повсякча́с, і на ві́ки вікі́в.</w:t>
       </w:r>
@@ -21559,7 +20772,6 @@
           <w:i/>
           <w:color w:val="FF0000"/>
           <w:sz w:val="24"/>
-          <w:lang w:val="ru-MD"/>
         </w:rPr>
         <w:t>Священник:</w:t>
       </w:r>
@@ -21567,7 +20779,6 @@
         <w:rPr>
           <w:rFonts w:ascii="Times New Roman" w:hAnsi="Times New Roman"/>
           <w:sz w:val="24"/>
-          <w:lang w:val="ru-MD"/>
         </w:rPr>
         <w:t xml:space="preserve"> Пресвята́ Богоро́дице, спаси́ нас.</w:t>
       </w:r>
@@ -21629,16 +20840,13 @@
           <w:i/>
           <w:color w:val="FF0000"/>
           <w:sz w:val="24"/>
-          <w:lang w:val="ru-MD"/>
-        </w:rPr>
-        <w:lastRenderedPageBreak/>
+        </w:rPr>
         <w:t>Священник:</w:t>
       </w:r>
       <w:r>
         <w:rPr>
           <w:rFonts w:ascii="Times New Roman" w:hAnsi="Times New Roman"/>
           <w:sz w:val="24"/>
-          <w:lang w:val="ru-MD"/>
         </w:rPr>
         <w:t xml:space="preserve"> Сла́ва Тобі́, Хри́сте Бо́же, упова́ння на́ше, сла́ва Тобі́!</w:t>
       </w:r>
@@ -21727,14 +20935,7 @@
           <w:rFonts w:ascii="Times New Roman" w:hAnsi="Times New Roman"/>
           <w:sz w:val="24"/>
         </w:rPr>
-        <w:t xml:space="preserve"> Христос, істинний Бог наш, що народився у вертепі у Вифлеємі Юдейському і в яслах положився спасіння нашого ради - молитвами пречистої своєї Матері, якої пам'ять собору святкуємо, святих, славних і всехвальних апостолів, і святих двадцяти тисяч мучеників,</w:t>
-      </w:r>
-      <w:r>
-        <w:rPr>
-          <w:rFonts w:ascii="Times New Roman" w:hAnsi="Times New Roman"/>
-          <w:sz w:val="24"/>
-        </w:rPr>
-        <w:t xml:space="preserve"> спалених у Нікомидії, блаженного священномученика Григорія, єпископа Станіславівського, і всіх святих - помилує і спасе нас як благий і людинолюбний.</w:t>
+        <w:t xml:space="preserve"> Христос, істинний Бог наш, що народився у вертепі у Вифлеємі Юдейському і в яслах положився спасіння нашого ради - молитвами пречистої своєї Матері, якої пам'ять собору святкуємо, святих, славних і всехвальних апостолів, і святих двадцяти тисяч мучеників, спалених у Нікомидії, блаженного священномученика Григорія, єпископа Станіславівського, і всіх святих - помилує і спасе нас як благий і людинолюбний.</w:t>
       </w:r>
     </w:p>
     <w:p>
